--- a/docs/实验报告.docx
+++ b/docs/实验报告.docx
@@ -1666,6 +1666,26 @@
           <w:sz w:val="24"/>
         </w:rPr>
         <w:t>）：</w:t>
+      </w:r>
+    </w:p>
+    <w:p>
+      <w:pPr>
+        <w:jc w:val="center"/>
+        <w:rPr>
+          <w:rFonts w:ascii="Times New Roman" w:hAnsi="Times New Roman" w:eastAsia="宋体"/>
+          <w:b/>
+          <w:sz w:val="21"/>
+          <w:szCs w:val="21"/>
+        </w:rPr>
+      </w:pPr>
+      <w:r>
+        <w:rPr>
+          <w:rFonts w:ascii="Times New Roman" w:hAnsi="Times New Roman" w:eastAsia="宋体"/>
+          <w:b/>
+          <w:sz w:val="21"/>
+          <w:szCs w:val="21"/>
+        </w:rPr>
+        <w:t xml:space="preserve">表1 问题定义与失败模式（P1–P5）</w:t>
       </w:r>
     </w:p>
     <w:tbl>
@@ -2977,7 +2997,7 @@
           <w:kern w:val="0"/>
           <w:sz w:val="24"/>
         </w:rPr>
-        <w:t>1</w:t>
+        <w:t>3</w:t>
       </w:r>
       <w:r>
         <w:rPr>
@@ -5705,40 +5725,22 @@
     </w:p>
     <w:p>
       <w:pPr>
-        <w:autoSpaceDE w:val="0"/>
-        <w:autoSpaceDN w:val="0"/>
-        <w:adjustRightInd w:val="0"/>
-        <w:spacing w:after="0pt" w:line="18pt" w:lineRule="auto"/>
         <w:jc w:val="center"/>
         <w:rPr>
-          <w:rFonts w:ascii="Times New Roman" w:eastAsia="宋体" w:hAnsi="Times New Roman" w:cs="宋体" w:hint="eastAsia"/>
-          <w:kern w:val="0"/>
-          <w:szCs w:val="22"/>
+          <w:rFonts w:ascii="Times New Roman" w:hAnsi="Times New Roman" w:eastAsia="宋体"/>
+          <w:b/>
+          <w:sz w:val="21"/>
+          <w:szCs w:val="21"/>
         </w:rPr>
       </w:pPr>
       <w:r>
         <w:rPr>
-          <w:rFonts w:ascii="Times New Roman" w:eastAsia="宋体" w:hAnsi="Times New Roman" w:cs="宋体" w:hint="eastAsia"/>
-          <w:kern w:val="0"/>
-          <w:szCs w:val="22"/>
-        </w:rPr>
-        <w:t>图</w:t>
-      </w:r>
-      <w:r>
-        <w:rPr>
-          <w:rFonts w:ascii="Times New Roman" w:eastAsia="宋体" w:hAnsi="Times New Roman" w:cs="宋体" w:hint="eastAsia"/>
-          <w:kern w:val="0"/>
-          <w:szCs w:val="22"/>
-        </w:rPr>
-        <w:t xml:space="preserve">1 </w:t>
-      </w:r>
-      <w:r>
-        <w:rPr>
-          <w:rFonts w:ascii="Times New Roman" w:eastAsia="宋体" w:hAnsi="Times New Roman" w:cs="宋体" w:hint="eastAsia"/>
-          <w:kern w:val="0"/>
-          <w:szCs w:val="22"/>
-        </w:rPr>
-        <w:t>系统四层架构</w:t>
+          <w:rFonts w:ascii="Times New Roman" w:hAnsi="Times New Roman" w:eastAsia="宋体"/>
+          <w:b/>
+          <w:sz w:val="21"/>
+          <w:szCs w:val="21"/>
+        </w:rPr>
+        <w:t xml:space="preserve">图1 系统四层架构</w:t>
       </w:r>
     </w:p>
     <w:p>
@@ -6081,64 +6083,22 @@
     </w:p>
     <w:p>
       <w:pPr>
-        <w:autoSpaceDE w:val="0"/>
-        <w:autoSpaceDN w:val="0"/>
-        <w:adjustRightInd w:val="0"/>
-        <w:spacing w:after="0pt" w:line="18pt" w:lineRule="auto"/>
         <w:jc w:val="center"/>
         <w:rPr>
-          <w:rFonts w:ascii="Times New Roman" w:eastAsia="宋体" w:hAnsi="Times New Roman" w:cs="宋体" w:hint="eastAsia"/>
-          <w:kern w:val="0"/>
-          <w:szCs w:val="22"/>
+          <w:rFonts w:ascii="Times New Roman" w:hAnsi="Times New Roman" w:eastAsia="宋体"/>
+          <w:b/>
+          <w:sz w:val="21"/>
+          <w:szCs w:val="21"/>
         </w:rPr>
       </w:pPr>
       <w:r>
         <w:rPr>
-          <w:rFonts w:ascii="Times New Roman" w:eastAsia="宋体" w:hAnsi="Times New Roman" w:cs="宋体" w:hint="eastAsia"/>
-          <w:kern w:val="0"/>
-          <w:szCs w:val="22"/>
-        </w:rPr>
-        <w:t>图</w:t>
-      </w:r>
-      <w:r>
-        <w:rPr>
-          <w:rFonts w:ascii="Times New Roman" w:eastAsia="宋体" w:hAnsi="Times New Roman" w:cs="宋体" w:hint="eastAsia"/>
-          <w:kern w:val="0"/>
-          <w:szCs w:val="22"/>
-        </w:rPr>
-        <w:t>2</w:t>
-      </w:r>
-      <w:r>
-        <w:rPr>
-          <w:rFonts w:ascii="Times New Roman" w:eastAsia="宋体" w:hAnsi="Times New Roman" w:cs="宋体" w:hint="eastAsia"/>
-          <w:kern w:val="0"/>
-          <w:szCs w:val="22"/>
-        </w:rPr>
-        <w:t xml:space="preserve"> </w:t>
-      </w:r>
-      <w:r>
-        <w:rPr>
-          <w:rFonts w:ascii="Times New Roman" w:eastAsia="宋体" w:hAnsi="Times New Roman" w:cs="宋体" w:hint="eastAsia"/>
-          <w:kern w:val="0"/>
-          <w:szCs w:val="22"/>
-        </w:rPr>
-        <w:t>系统架构</w:t>
-      </w:r>
-      <w:r>
-        <w:rPr>
-          <w:rFonts w:ascii="Times New Roman" w:eastAsia="宋体" w:hAnsi="Times New Roman" w:cs="宋体" w:hint="eastAsia"/>
-          <w:kern w:val="0"/>
-          <w:szCs w:val="22"/>
-        </w:rPr>
-        <w:t>细节</w:t>
-      </w:r>
-      <w:r>
-        <w:rPr>
-          <w:rFonts w:ascii="Times New Roman" w:eastAsia="宋体" w:hAnsi="Times New Roman" w:cs="宋体" w:hint="eastAsia"/>
-          <w:kern w:val="0"/>
-          <w:szCs w:val="22"/>
-        </w:rPr>
-        <w:t>与七步闭环</w:t>
+          <w:rFonts w:ascii="Times New Roman" w:hAnsi="Times New Roman" w:eastAsia="宋体"/>
+          <w:b/>
+          <w:sz w:val="21"/>
+          <w:szCs w:val="21"/>
+        </w:rPr>
+        <w:t xml:space="preserve">图2 系统架构细节与七步闭环</w:t>
       </w:r>
     </w:p>
     <w:p>
@@ -9493,88 +9453,22 @@
     </w:p>
     <w:p>
       <w:pPr>
-        <w:autoSpaceDE w:val="0"/>
-        <w:autoSpaceDN w:val="0"/>
-        <w:adjustRightInd w:val="0"/>
-        <w:spacing w:after="0pt" w:line="18pt" w:lineRule="auto"/>
         <w:jc w:val="center"/>
         <w:rPr>
-          <w:rFonts w:ascii="Times New Roman" w:eastAsia="宋体" w:hAnsi="Times New Roman" w:cs="宋体" w:hint="eastAsia"/>
-          <w:kern w:val="0"/>
-          <w:szCs w:val="22"/>
+          <w:rFonts w:ascii="Times New Roman" w:hAnsi="Times New Roman" w:eastAsia="宋体"/>
+          <w:b/>
+          <w:sz w:val="21"/>
+          <w:szCs w:val="21"/>
         </w:rPr>
       </w:pPr>
       <w:r>
         <w:rPr>
-          <w:rFonts w:ascii="Times New Roman" w:eastAsia="宋体" w:hAnsi="Times New Roman" w:cs="宋体" w:hint="eastAsia"/>
-          <w:kern w:val="0"/>
-          <w:szCs w:val="22"/>
-        </w:rPr>
-        <w:t>图</w:t>
-      </w:r>
-      <w:r>
-        <w:rPr>
-          <w:rFonts w:ascii="Times New Roman" w:eastAsia="宋体" w:hAnsi="Times New Roman" w:cs="宋体" w:hint="eastAsia"/>
-          <w:kern w:val="0"/>
-          <w:szCs w:val="22"/>
-        </w:rPr>
-        <w:t>7</w:t>
-      </w:r>
-      <w:r>
-        <w:rPr>
-          <w:rFonts w:ascii="Times New Roman" w:eastAsia="宋体" w:hAnsi="Times New Roman" w:cs="宋体" w:hint="eastAsia"/>
-          <w:kern w:val="0"/>
-          <w:szCs w:val="22"/>
-        </w:rPr>
-        <w:t>：</w:t>
-      </w:r>
-      <w:r>
-        <w:rPr>
-          <w:rFonts w:ascii="Times New Roman" w:eastAsia="宋体" w:hAnsi="Times New Roman" w:cs="宋体" w:hint="eastAsia"/>
-          <w:kern w:val="0"/>
-          <w:szCs w:val="22"/>
-        </w:rPr>
-        <w:t xml:space="preserve"> </w:t>
-      </w:r>
-      <w:r>
-        <w:rPr>
-          <w:rFonts w:ascii="Times New Roman" w:eastAsia="宋体" w:hAnsi="Times New Roman" w:cs="宋体" w:hint="eastAsia"/>
-          <w:kern w:val="0"/>
-          <w:szCs w:val="22"/>
-        </w:rPr>
-        <w:t>遗忘曲线</w:t>
-      </w:r>
-      <w:r>
-        <w:rPr>
-          <w:rFonts w:ascii="Times New Roman" w:eastAsia="宋体" w:hAnsi="Times New Roman" w:cs="宋体"/>
-          <w:kern w:val="0"/>
-          <w:szCs w:val="22"/>
-        </w:rPr>
-        <w:t xml:space="preserve"> R=e^{-t/S}</w:t>
-      </w:r>
-      <w:r>
-        <w:rPr>
-          <w:rFonts w:ascii="Times New Roman" w:eastAsia="宋体" w:hAnsi="Times New Roman" w:cs="宋体" w:hint="eastAsia"/>
-          <w:kern w:val="0"/>
-          <w:szCs w:val="22"/>
-        </w:rPr>
-        <w:t>（不同</w:t>
-      </w:r>
-      <w:r>
-        <w:rPr>
-          <w:rFonts w:ascii="Times New Roman" w:eastAsia="宋体" w:hAnsi="Times New Roman" w:cs="宋体"/>
-          <w:kern w:val="0"/>
-          <w:szCs w:val="22"/>
-        </w:rPr>
-        <w:t xml:space="preserve"> S</w:t>
-      </w:r>
-      <w:r>
-        <w:rPr>
-          <w:rFonts w:ascii="Times New Roman" w:eastAsia="宋体" w:hAnsi="Times New Roman" w:cs="宋体" w:hint="eastAsia"/>
-          <w:kern w:val="0"/>
-          <w:szCs w:val="22"/>
-        </w:rPr>
-        <w:t>）</w:t>
+          <w:rFonts w:ascii="Times New Roman" w:hAnsi="Times New Roman" w:eastAsia="宋体"/>
+          <w:b/>
+          <w:sz w:val="21"/>
+          <w:szCs w:val="21"/>
+        </w:rPr>
+        <w:t xml:space="preserve">图3 遗忘曲线 R=e^{-t/S}（不同 S）</w:t>
       </w:r>
     </w:p>
     <w:p>
@@ -10224,40 +10118,22 @@
     </w:p>
     <w:p>
       <w:pPr>
-        <w:autoSpaceDE w:val="0"/>
-        <w:autoSpaceDN w:val="0"/>
-        <w:adjustRightInd w:val="0"/>
-        <w:spacing w:after="0pt" w:line="18pt" w:lineRule="auto"/>
         <w:jc w:val="center"/>
         <w:rPr>
-          <w:rFonts w:ascii="Times New Roman" w:eastAsia="宋体" w:hAnsi="Times New Roman" w:cs="宋体" w:hint="eastAsia"/>
-          <w:kern w:val="0"/>
-          <w:szCs w:val="22"/>
+          <w:rFonts w:ascii="Times New Roman" w:hAnsi="Times New Roman" w:eastAsia="宋体"/>
+          <w:b/>
+          <w:sz w:val="21"/>
+          <w:szCs w:val="21"/>
         </w:rPr>
       </w:pPr>
       <w:r>
         <w:rPr>
-          <w:rFonts w:ascii="Times New Roman" w:eastAsia="宋体" w:hAnsi="Times New Roman" w:cs="宋体" w:hint="eastAsia"/>
-          <w:kern w:val="0"/>
-          <w:szCs w:val="22"/>
-        </w:rPr>
-        <w:t>图</w:t>
-      </w:r>
-      <w:r>
-        <w:rPr>
-          <w:rFonts w:ascii="Times New Roman" w:eastAsia="宋体" w:hAnsi="Times New Roman" w:cs="宋体" w:hint="eastAsia"/>
-          <w:kern w:val="0"/>
-          <w:szCs w:val="22"/>
-        </w:rPr>
-        <w:t xml:space="preserve">3 </w:t>
-      </w:r>
-      <w:r>
-        <w:rPr>
-          <w:rFonts w:ascii="Times New Roman" w:eastAsia="宋体" w:hAnsi="Times New Roman" w:cs="宋体" w:hint="eastAsia"/>
-          <w:kern w:val="0"/>
-          <w:szCs w:val="22"/>
-        </w:rPr>
-        <w:t>单场任务数据流时序</w:t>
+          <w:rFonts w:ascii="Times New Roman" w:hAnsi="Times New Roman" w:eastAsia="宋体"/>
+          <w:b/>
+          <w:sz w:val="21"/>
+          <w:szCs w:val="21"/>
+        </w:rPr>
+        <w:t xml:space="preserve">图4 单场任务数据流时序</w:t>
       </w:r>
     </w:p>
     <w:p>
@@ -10373,6 +10249,26 @@
           <w:sz w:val="24"/>
         </w:rPr>
         <w:t>，对应关系如下：</w:t>
+      </w:r>
+    </w:p>
+    <w:p>
+      <w:pPr>
+        <w:jc w:val="center"/>
+        <w:rPr>
+          <w:rFonts w:ascii="Times New Roman" w:hAnsi="Times New Roman" w:eastAsia="宋体"/>
+          <w:b/>
+          <w:sz w:val="21"/>
+          <w:szCs w:val="21"/>
+        </w:rPr>
+      </w:pPr>
+      <w:r>
+        <w:rPr>
+          <w:rFonts w:ascii="Times New Roman" w:hAnsi="Times New Roman" w:eastAsia="宋体"/>
+          <w:b/>
+          <w:sz w:val="21"/>
+          <w:szCs w:val="21"/>
+        </w:rPr>
+        <w:t xml:space="preserve">表2 伪代码与真实实现映射</w:t>
       </w:r>
     </w:p>
     <w:tbl>
@@ -12192,7 +12088,7 @@
           <w:kern w:val="0"/>
           <w:sz w:val="24"/>
         </w:rPr>
-        <w:t>1</w:t>
+        <w:t>3</w:t>
       </w:r>
       <w:r>
         <w:rPr>
@@ -12201,6 +12097,26 @@
           <w:sz w:val="24"/>
         </w:rPr>
         <w:t>：</w:t>
+      </w:r>
+    </w:p>
+    <w:p>
+      <w:pPr>
+        <w:jc w:val="center"/>
+        <w:rPr>
+          <w:rFonts w:ascii="Times New Roman" w:hAnsi="Times New Roman" w:eastAsia="宋体"/>
+          <w:b/>
+          <w:sz w:val="21"/>
+          <w:szCs w:val="21"/>
+        </w:rPr>
+      </w:pPr>
+      <w:r>
+        <w:rPr>
+          <w:rFonts w:ascii="Times New Roman" w:hAnsi="Times New Roman" w:eastAsia="宋体"/>
+          <w:b/>
+          <w:sz w:val="21"/>
+          <w:szCs w:val="21"/>
+        </w:rPr>
+        <w:t xml:space="preserve">表3 RQ—假设—操作化—结果映射</w:t>
       </w:r>
     </w:p>
     <w:tbl>
@@ -13283,103 +13199,6 @@
         </w:tc>
       </w:tr>
     </w:tbl>
-    <w:p>
-      <w:pPr>
-        <w:autoSpaceDE w:val="0"/>
-        <w:autoSpaceDN w:val="0"/>
-        <w:adjustRightInd w:val="0"/>
-        <w:spacing w:after="0pt" w:line="12pt" w:lineRule="auto"/>
-        <w:ind w:start="24pt" w:hanging="24pt"/>
-        <w:jc w:val="center"/>
-        <w:rPr>
-          <w:rFonts w:ascii="Times New Roman" w:eastAsia="宋体" w:hAnsi="Times New Roman" w:cs="宋体"/>
-          <w:color w:val="505050"/>
-          <w:kern w:val="0"/>
-          <w:sz w:val="24"/>
-        </w:rPr>
-      </w:pPr>
-      <w:r>
-        <w:rPr>
-          <w:rFonts w:ascii="Times New Roman" w:eastAsia="宋体" w:hAnsi="Times New Roman" w:cs="宋体" w:hint="eastAsia"/>
-          <w:color w:val="505050"/>
-          <w:kern w:val="0"/>
-          <w:sz w:val="24"/>
-        </w:rPr>
-        <w:t>表</w:t>
-      </w:r>
-      <w:r>
-        <w:rPr>
-          <w:rFonts w:ascii="Times New Roman" w:eastAsia="宋体" w:hAnsi="Times New Roman" w:cs="宋体"/>
-          <w:color w:val="505050"/>
-          <w:kern w:val="0"/>
-          <w:sz w:val="24"/>
-        </w:rPr>
-        <w:t xml:space="preserve"> 1</w:t>
-      </w:r>
-      <w:r>
-        <w:rPr>
-          <w:rFonts w:ascii="Times New Roman" w:eastAsia="宋体" w:hAnsi="Times New Roman" w:cs="宋体" w:hint="eastAsia"/>
-          <w:color w:val="505050"/>
-          <w:kern w:val="0"/>
-          <w:sz w:val="24"/>
-        </w:rPr>
-        <w:t>｜</w:t>
-      </w:r>
-      <w:r>
-        <w:rPr>
-          <w:rFonts w:ascii="Times New Roman" w:eastAsia="宋体" w:hAnsi="Times New Roman" w:cs="宋体"/>
-          <w:color w:val="505050"/>
-          <w:kern w:val="0"/>
-          <w:sz w:val="24"/>
-        </w:rPr>
-        <w:t>RQ—</w:t>
-      </w:r>
-      <w:r>
-        <w:rPr>
-          <w:rFonts w:ascii="Times New Roman" w:eastAsia="宋体" w:hAnsi="Times New Roman" w:cs="宋体" w:hint="eastAsia"/>
-          <w:color w:val="505050"/>
-          <w:kern w:val="0"/>
-          <w:sz w:val="24"/>
-        </w:rPr>
-        <w:t>假设</w:t>
-      </w:r>
-      <w:r>
-        <w:rPr>
-          <w:rFonts w:ascii="Times New Roman" w:eastAsia="宋体" w:hAnsi="Times New Roman" w:cs="宋体"/>
-          <w:color w:val="505050"/>
-          <w:kern w:val="0"/>
-          <w:sz w:val="24"/>
-        </w:rPr>
-        <w:t>—</w:t>
-      </w:r>
-      <w:r>
-        <w:rPr>
-          <w:rFonts w:ascii="Times New Roman" w:eastAsia="宋体" w:hAnsi="Times New Roman" w:cs="宋体" w:hint="eastAsia"/>
-          <w:color w:val="505050"/>
-          <w:kern w:val="0"/>
-          <w:sz w:val="24"/>
-        </w:rPr>
-        <w:t>操作化</w:t>
-      </w:r>
-      <w:r>
-        <w:rPr>
-          <w:rFonts w:ascii="Times New Roman" w:eastAsia="宋体" w:hAnsi="Times New Roman" w:cs="宋体"/>
-          <w:color w:val="505050"/>
-          <w:kern w:val="0"/>
-          <w:sz w:val="24"/>
-        </w:rPr>
-        <w:t>—</w:t>
-      </w:r>
-      <w:r>
-        <w:rPr>
-          <w:rFonts w:ascii="Times New Roman" w:eastAsia="宋体" w:hAnsi="Times New Roman" w:cs="宋体" w:hint="eastAsia"/>
-          <w:color w:val="505050"/>
-          <w:kern w:val="0"/>
-          <w:sz w:val="24"/>
-        </w:rPr>
-        <w:t>结果映射</w:t>
-      </w:r>
-    </w:p>
     <w:p>
       <w:pPr>
         <w:autoSpaceDE w:val="0"/>
@@ -13520,63 +13339,22 @@
     </w:p>
     <w:p>
       <w:pPr>
-        <w:autoSpaceDE w:val="0"/>
-        <w:autoSpaceDN w:val="0"/>
-        <w:adjustRightInd w:val="0"/>
-        <w:spacing w:after="0pt" w:line="12pt" w:lineRule="auto"/>
         <w:jc w:val="center"/>
         <w:rPr>
-          <w:rFonts w:ascii="Times New Roman" w:eastAsia="宋体" w:hAnsi="Times New Roman" w:cs="宋体" w:hint="eastAsia"/>
-          <w:color w:val="505050"/>
-          <w:kern w:val="0"/>
-          <w:sz w:val="24"/>
+          <w:rFonts w:ascii="Times New Roman" w:hAnsi="Times New Roman" w:eastAsia="宋体"/>
+          <w:b/>
+          <w:sz w:val="21"/>
+          <w:szCs w:val="21"/>
         </w:rPr>
       </w:pPr>
       <w:r>
         <w:rPr>
-          <w:rFonts w:ascii="Times New Roman" w:eastAsia="宋体" w:hAnsi="Times New Roman" w:cs="宋体" w:hint="eastAsia"/>
-          <w:color w:val="505050"/>
-          <w:kern w:val="0"/>
-          <w:sz w:val="24"/>
-        </w:rPr>
-        <w:lastRenderedPageBreak/>
-        <w:t>图</w:t>
-      </w:r>
-      <w:r>
-        <w:rPr>
-          <w:rFonts w:ascii="Times New Roman" w:eastAsia="宋体" w:hAnsi="Times New Roman" w:cs="宋体" w:hint="eastAsia"/>
-          <w:color w:val="505050"/>
-          <w:kern w:val="0"/>
-          <w:sz w:val="24"/>
-        </w:rPr>
-        <w:t xml:space="preserve">4 </w:t>
-      </w:r>
-      <w:r>
-        <w:rPr>
-          <w:rFonts w:ascii="Times New Roman" w:eastAsia="宋体" w:hAnsi="Times New Roman" w:cs="宋体" w:hint="eastAsia"/>
-          <w:color w:val="505050"/>
-          <w:kern w:val="0"/>
-          <w:sz w:val="24"/>
-        </w:rPr>
-        <w:t>测试集</w:t>
-      </w:r>
-      <w:r>
-        <w:rPr>
-          <w:rFonts w:ascii="Times New Roman" w:eastAsia="宋体" w:hAnsi="Times New Roman" w:cs="宋体" w:hint="eastAsia"/>
-          <w:color w:val="505050"/>
-          <w:kern w:val="0"/>
-          <w:sz w:val="24"/>
-        </w:rPr>
-        <w:t>8</w:t>
-      </w:r>
-      <w:r>
-        <w:rPr>
-          <w:rFonts w:ascii="Times New Roman" w:eastAsia="宋体" w:hAnsi="Times New Roman" w:cs="宋体" w:hint="eastAsia"/>
-          <w:color w:val="505050"/>
-          <w:kern w:val="0"/>
-          <w:sz w:val="24"/>
-        </w:rPr>
-        <w:t>类结构</w:t>
+          <w:rFonts w:ascii="Times New Roman" w:hAnsi="Times New Roman" w:eastAsia="宋体"/>
+          <w:b/>
+          <w:sz w:val="21"/>
+          <w:szCs w:val="21"/>
+        </w:rPr>
+        <w:t xml:space="preserve">图5 测试集 8 类结构</w:t>
       </w:r>
     </w:p>
     <w:p>
@@ -13734,6 +13512,26 @@
           <w:sz w:val="24"/>
         </w:rPr>
         <w:t>用例构成与标注</w:t>
+      </w:r>
+    </w:p>
+    <w:p>
+      <w:pPr>
+        <w:jc w:val="center"/>
+        <w:rPr>
+          <w:rFonts w:ascii="Times New Roman" w:hAnsi="Times New Roman" w:eastAsia="宋体"/>
+          <w:b/>
+          <w:sz w:val="21"/>
+          <w:szCs w:val="21"/>
+        </w:rPr>
+      </w:pPr>
+      <w:r>
+        <w:rPr>
+          <w:rFonts w:ascii="Times New Roman" w:hAnsi="Times New Roman" w:eastAsia="宋体"/>
+          <w:b/>
+          <w:sz w:val="21"/>
+          <w:szCs w:val="21"/>
+        </w:rPr>
+        <w:t xml:space="preserve">表4 测试集用例构成与标注</w:t>
       </w:r>
     </w:p>
     <w:tbl>
@@ -16402,6 +16200,26 @@
         <w:t>）</w:t>
       </w:r>
     </w:p>
+    <w:p>
+      <w:pPr>
+        <w:jc w:val="center"/>
+        <w:rPr>
+          <w:rFonts w:ascii="Times New Roman" w:hAnsi="Times New Roman" w:eastAsia="宋体"/>
+          <w:b/>
+          <w:sz w:val="21"/>
+          <w:szCs w:val="21"/>
+        </w:rPr>
+      </w:pPr>
+      <w:r>
+        <w:rPr>
+          <w:rFonts w:ascii="Times New Roman" w:hAnsi="Times New Roman" w:eastAsia="宋体"/>
+          <w:b/>
+          <w:sz w:val="21"/>
+          <w:szCs w:val="21"/>
+        </w:rPr>
+        <w:t xml:space="preserve">表5 对照组设计（G0–G6）</w:t>
+      </w:r>
+    </w:p>
     <w:tbl>
       <w:tblPr>
         <w:tblW w:w="0pt" w:type="auto"/>
@@ -18520,6 +18338,26 @@
           <w:szCs w:val="28"/>
         </w:rPr>
         <w:t>系统配置</w:t>
+      </w:r>
+    </w:p>
+    <w:p>
+      <w:pPr>
+        <w:jc w:val="center"/>
+        <w:rPr>
+          <w:rFonts w:ascii="Times New Roman" w:hAnsi="Times New Roman" w:eastAsia="宋体"/>
+          <w:b/>
+          <w:sz w:val="21"/>
+          <w:szCs w:val="21"/>
+        </w:rPr>
+      </w:pPr>
+      <w:r>
+        <w:rPr>
+          <w:rFonts w:ascii="Times New Roman" w:hAnsi="Times New Roman" w:eastAsia="宋体"/>
+          <w:b/>
+          <w:sz w:val="21"/>
+          <w:szCs w:val="21"/>
+        </w:rPr>
+        <w:t xml:space="preserve">表6 系统配置参数</w:t>
       </w:r>
     </w:p>
     <w:tbl>
@@ -20607,6 +20445,26 @@
           <w:szCs w:val="28"/>
         </w:rPr>
         <w:t>）</w:t>
+      </w:r>
+    </w:p>
+    <w:p>
+      <w:pPr>
+        <w:jc w:val="center"/>
+        <w:rPr>
+          <w:rFonts w:ascii="Times New Roman" w:hAnsi="Times New Roman" w:eastAsia="宋体"/>
+          <w:b/>
+          <w:sz w:val="21"/>
+          <w:szCs w:val="21"/>
+        </w:rPr>
+      </w:pPr>
+      <w:r>
+        <w:rPr>
+          <w:rFonts w:ascii="Times New Roman" w:hAnsi="Times New Roman" w:eastAsia="宋体"/>
+          <w:b/>
+          <w:sz w:val="21"/>
+          <w:szCs w:val="21"/>
+        </w:rPr>
+        <w:t xml:space="preserve">表7 任务层基线（G0–G3）</w:t>
       </w:r>
     </w:p>
     <w:tbl>
@@ -21602,64 +21460,22 @@
     </w:p>
     <w:p>
       <w:pPr>
-        <w:autoSpaceDE w:val="0"/>
-        <w:autoSpaceDN w:val="0"/>
-        <w:adjustRightInd w:val="0"/>
-        <w:spacing w:before="12pt" w:after="12pt" w:line="12pt" w:lineRule="auto"/>
         <w:jc w:val="center"/>
         <w:rPr>
-          <w:rFonts w:ascii="Times New Roman" w:eastAsia="宋体" w:hAnsi="Times New Roman" w:cs="宋体" w:hint="eastAsia"/>
-          <w:kern w:val="0"/>
-          <w:szCs w:val="22"/>
+          <w:rFonts w:ascii="Times New Roman" w:hAnsi="Times New Roman" w:eastAsia="宋体"/>
+          <w:b/>
+          <w:sz w:val="21"/>
+          <w:szCs w:val="21"/>
         </w:rPr>
       </w:pPr>
       <w:r>
         <w:rPr>
-          <w:rFonts w:ascii="Times New Roman" w:eastAsia="宋体" w:hAnsi="Times New Roman" w:cs="宋体" w:hint="eastAsia"/>
-          <w:kern w:val="0"/>
-          <w:szCs w:val="22"/>
-        </w:rPr>
-        <w:t>图</w:t>
-      </w:r>
-      <w:r>
-        <w:rPr>
-          <w:rFonts w:ascii="Times New Roman" w:eastAsia="宋体" w:hAnsi="Times New Roman" w:cs="宋体" w:hint="eastAsia"/>
-          <w:kern w:val="0"/>
-          <w:szCs w:val="22"/>
-        </w:rPr>
-        <w:t xml:space="preserve">5: </w:t>
-      </w:r>
-      <w:r>
-        <w:rPr>
-          <w:rFonts w:ascii="Times New Roman" w:eastAsia="宋体" w:hAnsi="Times New Roman" w:cs="宋体"/>
-          <w:kern w:val="0"/>
-          <w:szCs w:val="22"/>
-        </w:rPr>
-        <w:t xml:space="preserve">G2 vs G3 </w:t>
-      </w:r>
-      <w:r>
-        <w:rPr>
-          <w:rFonts w:ascii="Times New Roman" w:eastAsia="宋体" w:hAnsi="Times New Roman" w:cs="宋体" w:hint="eastAsia"/>
-          <w:kern w:val="0"/>
-          <w:szCs w:val="22"/>
-        </w:rPr>
-        <w:t>分类别</w:t>
-      </w:r>
-      <w:r>
-        <w:rPr>
-          <w:rFonts w:ascii="Times New Roman" w:eastAsia="宋体" w:hAnsi="Times New Roman" w:cs="宋体"/>
-          <w:kern w:val="0"/>
-          <w:szCs w:val="22"/>
-        </w:rPr>
-        <w:t xml:space="preserve"> hit@5 + </w:t>
-      </w:r>
-      <w:r>
-        <w:rPr>
-          <w:rFonts w:ascii="Times New Roman" w:eastAsia="宋体" w:hAnsi="Times New Roman" w:cs="宋体" w:hint="eastAsia"/>
-          <w:kern w:val="0"/>
-          <w:szCs w:val="22"/>
-        </w:rPr>
-        <w:t>随机基线</w:t>
+          <w:rFonts w:ascii="Times New Roman" w:hAnsi="Times New Roman" w:eastAsia="宋体"/>
+          <w:b/>
+          <w:sz w:val="21"/>
+          <w:szCs w:val="21"/>
+        </w:rPr>
+        <w:t xml:space="preserve">图6 G2 vs G3 分类别 hit@5 + 随机基线</w:t>
       </w:r>
     </w:p>
     <w:p>
@@ -21693,6 +21509,26 @@
           <w:sz w:val="24"/>
         </w:rPr>
         <w:t>总体指标</w:t>
+      </w:r>
+    </w:p>
+    <w:p>
+      <w:pPr>
+        <w:jc w:val="center"/>
+        <w:rPr>
+          <w:rFonts w:ascii="Times New Roman" w:hAnsi="Times New Roman" w:eastAsia="宋体"/>
+          <w:b/>
+          <w:sz w:val="21"/>
+          <w:szCs w:val="21"/>
+        </w:rPr>
+      </w:pPr>
+      <w:r>
+        <w:rPr>
+          <w:rFonts w:ascii="Times New Roman" w:hAnsi="Times New Roman" w:eastAsia="宋体"/>
+          <w:b/>
+          <w:sz w:val="21"/>
+          <w:szCs w:val="21"/>
+        </w:rPr>
+        <w:t xml:space="preserve">表8 双库贡献总体指标（G2 vs G3）</w:t>
       </w:r>
     </w:p>
     <w:tbl>
@@ -22612,6 +22448,26 @@
         <w:t>分类别构成</w:t>
       </w:r>
     </w:p>
+    <w:p>
+      <w:pPr>
+        <w:jc w:val="center"/>
+        <w:rPr>
+          <w:rFonts w:ascii="Times New Roman" w:hAnsi="Times New Roman" w:eastAsia="宋体"/>
+          <w:b/>
+          <w:sz w:val="21"/>
+          <w:szCs w:val="21"/>
+        </w:rPr>
+      </w:pPr>
+      <w:r>
+        <w:rPr>
+          <w:rFonts w:ascii="Times New Roman" w:hAnsi="Times New Roman" w:eastAsia="宋体"/>
+          <w:b/>
+          <w:sz w:val="21"/>
+          <w:szCs w:val="21"/>
+        </w:rPr>
+        <w:t xml:space="preserve">表9 分类别 hit@5</w:t>
+      </w:r>
+    </w:p>
     <w:tbl>
       <w:tblPr>
         <w:tblW w:w="0pt" w:type="auto"/>
@@ -23950,6 +23806,26 @@
           <w:szCs w:val="28"/>
         </w:rPr>
         <w:t>：跨场次复用</w:t>
+      </w:r>
+    </w:p>
+    <w:p>
+      <w:pPr>
+        <w:jc w:val="center"/>
+        <w:rPr>
+          <w:rFonts w:ascii="Times New Roman" w:hAnsi="Times New Roman" w:eastAsia="宋体"/>
+          <w:b/>
+          <w:sz w:val="21"/>
+          <w:szCs w:val="21"/>
+        </w:rPr>
+      </w:pPr>
+      <w:r>
+        <w:rPr>
+          <w:rFonts w:ascii="Times New Roman" w:hAnsi="Times New Roman" w:eastAsia="宋体"/>
+          <w:b/>
+          <w:sz w:val="21"/>
+          <w:szCs w:val="21"/>
+        </w:rPr>
+        <w:t xml:space="preserve">表10 跨场次复用结果</w:t>
       </w:r>
     </w:p>
     <w:tbl>
@@ -25142,56 +25018,22 @@
     </w:p>
     <w:p>
       <w:pPr>
-        <w:autoSpaceDE w:val="0"/>
-        <w:autoSpaceDN w:val="0"/>
-        <w:adjustRightInd w:val="0"/>
-        <w:spacing w:after="0pt" w:line="18pt" w:lineRule="auto"/>
         <w:jc w:val="center"/>
         <w:rPr>
-          <w:rFonts w:ascii="Times New Roman" w:eastAsia="宋体" w:hAnsi="Times New Roman" w:cs="宋体" w:hint="eastAsia"/>
-          <w:kern w:val="0"/>
-          <w:szCs w:val="22"/>
+          <w:rFonts w:ascii="Times New Roman" w:hAnsi="Times New Roman" w:eastAsia="宋体"/>
+          <w:b/>
+          <w:sz w:val="21"/>
+          <w:szCs w:val="21"/>
         </w:rPr>
       </w:pPr>
       <w:r>
         <w:rPr>
-          <w:rFonts w:ascii="Times New Roman" w:eastAsia="宋体" w:hAnsi="Times New Roman" w:cs="宋体" w:hint="eastAsia"/>
-          <w:kern w:val="0"/>
-          <w:szCs w:val="22"/>
-        </w:rPr>
-        <w:t>图</w:t>
-      </w:r>
-      <w:r>
-        <w:rPr>
-          <w:rFonts w:ascii="Times New Roman" w:eastAsia="宋体" w:hAnsi="Times New Roman" w:cs="宋体" w:hint="eastAsia"/>
-          <w:kern w:val="0"/>
-          <w:szCs w:val="22"/>
-        </w:rPr>
-        <w:t>8</w:t>
-      </w:r>
-      <w:r>
-        <w:rPr>
-          <w:rFonts w:ascii="Times New Roman" w:eastAsia="宋体" w:hAnsi="Times New Roman" w:cs="宋体" w:hint="eastAsia"/>
-          <w:kern w:val="0"/>
-          <w:szCs w:val="22"/>
-        </w:rPr>
-        <w:t>：</w:t>
-      </w:r>
-      <w:r>
-        <w:rPr>
-          <w:rFonts w:ascii="Times New Roman" w:eastAsia="宋体" w:hAnsi="Times New Roman" w:cs="宋体" w:hint="eastAsia"/>
-          <w:kern w:val="0"/>
-          <w:szCs w:val="22"/>
-        </w:rPr>
-        <w:t xml:space="preserve"> </w:t>
-      </w:r>
-      <w:r>
-        <w:rPr>
-          <w:rFonts w:ascii="Times New Roman" w:eastAsia="宋体" w:hAnsi="Times New Roman" w:cs="宋体" w:hint="eastAsia"/>
-          <w:kern w:val="0"/>
-          <w:szCs w:val="22"/>
-        </w:rPr>
-        <w:t>跨场次复用（第一场沉淀→第二场命中）</w:t>
+          <w:rFonts w:ascii="Times New Roman" w:hAnsi="Times New Roman" w:eastAsia="宋体"/>
+          <w:b/>
+          <w:sz w:val="21"/>
+          <w:szCs w:val="21"/>
+        </w:rPr>
+        <w:t xml:space="preserve">图7 跨场次复用（第一场沉淀→第二场命中）</w:t>
       </w:r>
     </w:p>
     <w:p>
@@ -25229,6 +25071,26 @@
           <w:szCs w:val="28"/>
         </w:rPr>
         <w:t>：检索策略</w:t>
+      </w:r>
+    </w:p>
+    <w:p>
+      <w:pPr>
+        <w:jc w:val="center"/>
+        <w:rPr>
+          <w:rFonts w:ascii="Times New Roman" w:hAnsi="Times New Roman" w:eastAsia="宋体"/>
+          <w:b/>
+          <w:sz w:val="21"/>
+          <w:szCs w:val="21"/>
+        </w:rPr>
+      </w:pPr>
+      <w:r>
+        <w:rPr>
+          <w:rFonts w:ascii="Times New Roman" w:hAnsi="Times New Roman" w:eastAsia="宋体"/>
+          <w:b/>
+          <w:sz w:val="21"/>
+          <w:szCs w:val="21"/>
+        </w:rPr>
+        <w:t xml:space="preserve">表11 检索策略对比</w:t>
       </w:r>
     </w:p>
     <w:tbl>
@@ -26659,6 +26521,26 @@
         <w:t>噪声研究）</w:t>
       </w:r>
     </w:p>
+    <w:p>
+      <w:pPr>
+        <w:jc w:val="center"/>
+        <w:rPr>
+          <w:rFonts w:ascii="Times New Roman" w:hAnsi="Times New Roman" w:eastAsia="宋体"/>
+          <w:b/>
+          <w:sz w:val="21"/>
+          <w:szCs w:val="21"/>
+        </w:rPr>
+      </w:pPr>
+      <w:r>
+        <w:rPr>
+          <w:rFonts w:ascii="Times New Roman" w:hAnsi="Times New Roman" w:eastAsia="宋体"/>
+          <w:b/>
+          <w:sz w:val="21"/>
+          <w:szCs w:val="21"/>
+        </w:rPr>
+        <w:t xml:space="preserve">表12 min_score 噪声研究</w:t>
+      </w:r>
+    </w:p>
     <w:tbl>
       <w:tblPr>
         <w:tblW w:w="331.80pt" w:type="dxa"/>
@@ -27565,6 +27447,26 @@
         <w:t>遗忘保护线</w:t>
       </w:r>
     </w:p>
+    <w:p>
+      <w:pPr>
+        <w:jc w:val="center"/>
+        <w:rPr>
+          <w:rFonts w:ascii="Times New Roman" w:hAnsi="Times New Roman" w:eastAsia="宋体"/>
+          <w:b/>
+          <w:sz w:val="21"/>
+          <w:szCs w:val="21"/>
+        </w:rPr>
+      </w:pPr>
+      <w:r>
+        <w:rPr>
+          <w:rFonts w:ascii="Times New Roman" w:hAnsi="Times New Roman" w:eastAsia="宋体"/>
+          <w:b/>
+          <w:sz w:val="21"/>
+          <w:szCs w:val="21"/>
+        </w:rPr>
+        <w:t xml:space="preserve">表13 遗忘保护线检查</w:t>
+      </w:r>
+    </w:p>
     <w:tbl>
       <w:tblPr>
         <w:tblW w:w="0pt" w:type="auto"/>
@@ -28644,6 +28546,26 @@
           <w:sz w:val="24"/>
         </w:rPr>
         <w:t>，补充机制验证）</w:t>
+      </w:r>
+    </w:p>
+    <w:p>
+      <w:pPr>
+        <w:jc w:val="center"/>
+        <w:rPr>
+          <w:rFonts w:ascii="Times New Roman" w:hAnsi="Times New Roman" w:eastAsia="宋体"/>
+          <w:b/>
+          <w:sz w:val="21"/>
+          <w:szCs w:val="21"/>
+        </w:rPr>
+      </w:pPr>
+      <w:r>
+        <w:rPr>
+          <w:rFonts w:ascii="Times New Roman" w:hAnsi="Times New Roman" w:eastAsia="宋体"/>
+          <w:b/>
+          <w:sz w:val="21"/>
+          <w:szCs w:val="21"/>
+        </w:rPr>
+        <w:t xml:space="preserve">表14 阶段亲和（G6）</w:t>
       </w:r>
     </w:p>
     <w:tbl>
@@ -29447,80 +29369,22 @@
     </w:p>
     <w:p>
       <w:pPr>
-        <w:autoSpaceDE w:val="0"/>
-        <w:autoSpaceDN w:val="0"/>
-        <w:adjustRightInd w:val="0"/>
-        <w:spacing w:after="0pt" w:line="12pt" w:lineRule="auto"/>
         <w:jc w:val="center"/>
         <w:rPr>
-          <w:rFonts w:ascii="Times New Roman" w:eastAsia="宋体" w:hAnsi="Times New Roman" w:cs="宋体" w:hint="eastAsia"/>
-          <w:kern w:val="0"/>
-          <w:szCs w:val="22"/>
+          <w:rFonts w:ascii="Times New Roman" w:hAnsi="Times New Roman" w:eastAsia="宋体"/>
+          <w:b/>
+          <w:sz w:val="21"/>
+          <w:szCs w:val="21"/>
         </w:rPr>
       </w:pPr>
       <w:r>
         <w:rPr>
-          <w:rFonts w:ascii="Times New Roman" w:eastAsia="宋体" w:hAnsi="Times New Roman" w:cs="宋体" w:hint="eastAsia"/>
-          <w:kern w:val="0"/>
-          <w:szCs w:val="22"/>
-        </w:rPr>
-        <w:t>图</w:t>
-      </w:r>
-      <w:r>
-        <w:rPr>
-          <w:rFonts w:ascii="Times New Roman" w:eastAsia="宋体" w:hAnsi="Times New Roman" w:cs="宋体" w:hint="eastAsia"/>
-          <w:kern w:val="0"/>
-          <w:szCs w:val="22"/>
-        </w:rPr>
-        <w:t>6</w:t>
-      </w:r>
-      <w:r>
-        <w:rPr>
-          <w:rFonts w:ascii="Times New Roman" w:eastAsia="宋体" w:hAnsi="Times New Roman" w:cs="宋体" w:hint="eastAsia"/>
-          <w:kern w:val="0"/>
-          <w:szCs w:val="22"/>
-        </w:rPr>
-        <w:t>：</w:t>
-      </w:r>
-      <w:r>
-        <w:rPr>
-          <w:rFonts w:ascii="Times New Roman" w:eastAsia="宋体" w:hAnsi="Times New Roman" w:cs="宋体" w:hint="eastAsia"/>
-          <w:kern w:val="0"/>
-          <w:szCs w:val="22"/>
-        </w:rPr>
-        <w:t xml:space="preserve"> </w:t>
-      </w:r>
-      <w:r>
-        <w:rPr>
-          <w:rFonts w:ascii="Times New Roman" w:eastAsia="宋体" w:hAnsi="Times New Roman" w:cs="宋体"/>
-          <w:kern w:val="0"/>
-          <w:szCs w:val="22"/>
-        </w:rPr>
-        <w:t xml:space="preserve">min_score </w:t>
-      </w:r>
-      <w:r>
-        <w:rPr>
-          <w:rFonts w:ascii="Times New Roman" w:eastAsia="宋体" w:hAnsi="Times New Roman" w:cs="宋体" w:hint="eastAsia"/>
-          <w:kern w:val="0"/>
-          <w:szCs w:val="22"/>
-        </w:rPr>
-        <w:t>噪声</w:t>
-      </w:r>
-      <w:r>
-        <w:rPr>
-          <w:rFonts w:ascii="Times New Roman" w:eastAsia="宋体" w:hAnsi="Times New Roman" w:cs="宋体"/>
-          <w:kern w:val="0"/>
-          <w:szCs w:val="22"/>
-        </w:rPr>
-        <w:t>-</w:t>
-      </w:r>
-      <w:r>
-        <w:rPr>
-          <w:rFonts w:ascii="Times New Roman" w:eastAsia="宋体" w:hAnsi="Times New Roman" w:cs="宋体" w:hint="eastAsia"/>
-          <w:kern w:val="0"/>
-          <w:szCs w:val="22"/>
-        </w:rPr>
-        <w:t>召回取舍曲线</w:t>
+          <w:rFonts w:ascii="Times New Roman" w:hAnsi="Times New Roman" w:eastAsia="宋体"/>
+          <w:b/>
+          <w:sz w:val="21"/>
+          <w:szCs w:val="21"/>
+        </w:rPr>
+        <w:t xml:space="preserve">图8 min_score 噪声-召回取舍曲线</w:t>
       </w:r>
     </w:p>
     <w:p>
@@ -29668,6 +29532,26 @@
           <w:sz w:val="24"/>
         </w:rPr>
         <w:t>），全部通过：</w:t>
+      </w:r>
+    </w:p>
+    <w:p>
+      <w:pPr>
+        <w:jc w:val="center"/>
+        <w:rPr>
+          <w:rFonts w:ascii="Times New Roman" w:hAnsi="Times New Roman" w:eastAsia="宋体"/>
+          <w:b/>
+          <w:sz w:val="21"/>
+          <w:szCs w:val="21"/>
+        </w:rPr>
+      </w:pPr>
+      <w:r>
+        <w:rPr>
+          <w:rFonts w:ascii="Times New Roman" w:hAnsi="Times New Roman" w:eastAsia="宋体"/>
+          <w:b/>
+          <w:sz w:val="21"/>
+          <w:szCs w:val="21"/>
+        </w:rPr>
+        <w:t xml:space="preserve">表15 DeepSeek 真实模型验证</w:t>
       </w:r>
     </w:p>
     <w:tbl>
@@ -30766,64 +30650,22 @@
     </w:p>
     <w:p>
       <w:pPr>
-        <w:autoSpaceDE w:val="0"/>
-        <w:autoSpaceDN w:val="0"/>
-        <w:adjustRightInd w:val="0"/>
-        <w:spacing w:after="0pt" w:line="18pt" w:lineRule="auto"/>
         <w:jc w:val="center"/>
         <w:rPr>
-          <w:rFonts w:ascii="Times New Roman" w:eastAsia="宋体" w:hAnsi="Times New Roman" w:cs="宋体" w:hint="eastAsia"/>
-          <w:kern w:val="0"/>
-          <w:szCs w:val="22"/>
+          <w:rFonts w:ascii="Times New Roman" w:hAnsi="Times New Roman" w:eastAsia="宋体"/>
+          <w:b/>
+          <w:sz w:val="21"/>
+          <w:szCs w:val="21"/>
         </w:rPr>
       </w:pPr>
       <w:r>
         <w:rPr>
-          <w:rFonts w:ascii="Times New Roman" w:eastAsia="宋体" w:hAnsi="Times New Roman" w:cs="宋体" w:hint="eastAsia"/>
-          <w:kern w:val="0"/>
-          <w:szCs w:val="22"/>
-        </w:rPr>
-        <w:t>图</w:t>
-      </w:r>
-      <w:r>
-        <w:rPr>
-          <w:rFonts w:ascii="Times New Roman" w:eastAsia="宋体" w:hAnsi="Times New Roman" w:cs="宋体" w:hint="eastAsia"/>
-          <w:kern w:val="0"/>
-          <w:szCs w:val="22"/>
-        </w:rPr>
-        <w:t>9</w:t>
-      </w:r>
-      <w:r>
-        <w:rPr>
-          <w:rFonts w:ascii="Times New Roman" w:eastAsia="宋体" w:hAnsi="Times New Roman" w:cs="宋体" w:hint="eastAsia"/>
-          <w:kern w:val="0"/>
-          <w:szCs w:val="22"/>
-        </w:rPr>
-        <w:t>：</w:t>
-      </w:r>
-      <w:r>
-        <w:rPr>
-          <w:rFonts w:ascii="Times New Roman" w:eastAsia="宋体" w:hAnsi="Times New Roman" w:cs="宋体" w:hint="eastAsia"/>
-          <w:kern w:val="0"/>
-          <w:szCs w:val="22"/>
-        </w:rPr>
-        <w:t xml:space="preserve"> </w:t>
-      </w:r>
-      <w:r>
-        <w:rPr>
-          <w:rFonts w:ascii="Times New Roman" w:eastAsia="宋体" w:hAnsi="Times New Roman" w:cs="宋体"/>
-          <w:kern w:val="0"/>
-          <w:szCs w:val="22"/>
-        </w:rPr>
-        <w:t xml:space="preserve">DeepSeek </w:t>
-      </w:r>
-      <w:r>
-        <w:rPr>
-          <w:rFonts w:ascii="Times New Roman" w:eastAsia="宋体" w:hAnsi="Times New Roman" w:cs="宋体" w:hint="eastAsia"/>
-          <w:kern w:val="0"/>
-          <w:szCs w:val="22"/>
-        </w:rPr>
-        <w:t>规划输出引用记忆</w:t>
+          <w:rFonts w:ascii="Times New Roman" w:hAnsi="Times New Roman" w:eastAsia="宋体"/>
+          <w:b/>
+          <w:sz w:val="21"/>
+          <w:szCs w:val="21"/>
+        </w:rPr>
+        <w:t xml:space="preserve">图9 DeepSeek 规划输出引用记忆</w:t>
       </w:r>
     </w:p>
     <w:p>
@@ -30861,6 +30703,26 @@
           <w:szCs w:val="28"/>
         </w:rPr>
         <w:t>结果小结</w:t>
+      </w:r>
+    </w:p>
+    <w:p>
+      <w:pPr>
+        <w:jc w:val="center"/>
+        <w:rPr>
+          <w:rFonts w:ascii="Times New Roman" w:hAnsi="Times New Roman" w:eastAsia="宋体"/>
+          <w:b/>
+          <w:sz w:val="21"/>
+          <w:szCs w:val="21"/>
+        </w:rPr>
+      </w:pPr>
+      <w:r>
+        <w:rPr>
+          <w:rFonts w:ascii="Times New Roman" w:hAnsi="Times New Roman" w:eastAsia="宋体"/>
+          <w:b/>
+          <w:sz w:val="21"/>
+          <w:szCs w:val="21"/>
+        </w:rPr>
+        <w:t xml:space="preserve">表16 结果小结</w:t>
       </w:r>
     </w:p>
     <w:tbl>
@@ -33094,2564 +32956,6 @@
           <w:sz w:val="24"/>
         </w:rPr>
         <w:t>）。</w:t>
-      </w:r>
-    </w:p>
-    <w:p>
-      <w:pPr>
-        <w:autoSpaceDE w:val="0"/>
-        <w:autoSpaceDN w:val="0"/>
-        <w:adjustRightInd w:val="0"/>
-        <w:spacing w:before="12pt" w:after="12pt" w:line="12pt" w:lineRule="auto"/>
-        <w:jc w:val="center"/>
-        <w:outlineLvl w:val="0"/>
-        <w:rPr>
-          <w:rFonts w:ascii="Times New Roman" w:eastAsia="黑体" w:hAnsi="Times New Roman" w:cs="黑体"/>
-          <w:kern w:val="0"/>
-          <w:sz w:val="32"/>
-          <w:szCs w:val="32"/>
-        </w:rPr>
-      </w:pPr>
-      <w:r>
-        <w:rPr>
-          <w:rFonts w:ascii="Times New Roman" w:eastAsia="宋体" w:hAnsi="Times New Roman" w:cs="宋体"/>
-          <w:kern w:val="0"/>
-          <w:sz w:val="24"/>
-        </w:rPr>
-        <w:br w:type="page"/>
-      </w:r>
-      <w:r>
-        <w:rPr>
-          <w:rFonts w:ascii="Times New Roman" w:eastAsia="黑体" w:hAnsi="Times New Roman" w:cs="黑体"/>
-          <w:b/>
-          <w:bCs/>
-          <w:kern w:val="0"/>
-          <w:sz w:val="32"/>
-          <w:szCs w:val="32"/>
-        </w:rPr>
-        <w:lastRenderedPageBreak/>
-        <w:t xml:space="preserve">7 </w:t>
-      </w:r>
-      <w:r>
-        <w:rPr>
-          <w:rFonts w:ascii="Times New Roman" w:eastAsia="黑体" w:hAnsi="Times New Roman" w:cs="黑体" w:hint="eastAsia"/>
-          <w:b/>
-          <w:bCs/>
-          <w:kern w:val="0"/>
-          <w:sz w:val="32"/>
-          <w:szCs w:val="32"/>
-        </w:rPr>
-        <w:t>配图与汇报建议</w:t>
-      </w:r>
-    </w:p>
-    <w:p>
-      <w:pPr>
-        <w:autoSpaceDE w:val="0"/>
-        <w:autoSpaceDN w:val="0"/>
-        <w:adjustRightInd w:val="0"/>
-        <w:spacing w:before="12pt" w:after="12pt" w:line="12pt" w:lineRule="auto"/>
-        <w:outlineLvl w:val="1"/>
-        <w:rPr>
-          <w:rFonts w:ascii="Times New Roman" w:eastAsia="黑体" w:hAnsi="Times New Roman" w:cs="黑体"/>
-          <w:kern w:val="0"/>
-          <w:sz w:val="28"/>
-          <w:szCs w:val="28"/>
-        </w:rPr>
-      </w:pPr>
-      <w:r>
-        <w:rPr>
-          <w:rFonts w:ascii="Times New Roman" w:eastAsia="黑体" w:hAnsi="Times New Roman" w:cs="黑体"/>
-          <w:b/>
-          <w:bCs/>
-          <w:kern w:val="0"/>
-          <w:sz w:val="28"/>
-          <w:szCs w:val="28"/>
-        </w:rPr>
-        <w:t xml:space="preserve">7.1 </w:t>
-      </w:r>
-      <w:r>
-        <w:rPr>
-          <w:rFonts w:ascii="Times New Roman" w:eastAsia="黑体" w:hAnsi="Times New Roman" w:cs="黑体" w:hint="eastAsia"/>
-          <w:b/>
-          <w:bCs/>
-          <w:kern w:val="0"/>
-          <w:sz w:val="28"/>
-          <w:szCs w:val="28"/>
-        </w:rPr>
-        <w:t>图清单</w:t>
-      </w:r>
-    </w:p>
-    <w:tbl>
-      <w:tblPr>
-        <w:tblW w:w="0pt" w:type="auto"/>
-        <w:tblInd w:w="5.40pt" w:type="dxa"/>
-        <w:tblLayout w:type="fixed"/>
-        <w:tblLook w:firstRow="0" w:lastRow="0" w:firstColumn="0" w:lastColumn="0" w:noHBand="0" w:noVBand="0"/>
-      </w:tblPr>
-      <w:tblGrid>
-        <w:gridCol w:w="2340"/>
-        <w:gridCol w:w="2340"/>
-        <w:gridCol w:w="2340"/>
-        <w:gridCol w:w="2340"/>
-      </w:tblGrid>
-      <w:tr>
-        <w:tblPrEx>
-          <w:tblCellMar>
-            <w:top w:w="0pt" w:type="dxa"/>
-            <w:bottom w:w="0pt" w:type="dxa"/>
-          </w:tblCellMar>
-        </w:tblPrEx>
-        <w:tc>
-          <w:tcPr>
-            <w:tcW w:w="117pt" w:type="dxa"/>
-            <w:tcBorders>
-              <w:top w:val="single" w:sz="8" w:space="0" w:color="auto"/>
-              <w:start w:val="nil"/>
-              <w:bottom w:val="single" w:sz="2" w:space="0" w:color="auto"/>
-              <w:end w:val="nil"/>
-            </w:tcBorders>
-          </w:tcPr>
-          <w:p>
-            <w:pPr>
-              <w:autoSpaceDE w:val="0"/>
-              <w:autoSpaceDN w:val="0"/>
-              <w:adjustRightInd w:val="0"/>
-              <w:spacing w:after="0pt" w:line="12pt" w:lineRule="auto"/>
-              <w:rPr>
-                <w:rFonts w:ascii="Times New Roman" w:eastAsia="宋体" w:hAnsi="Times New Roman" w:cs="宋体"/>
-                <w:kern w:val="0"/>
-                <w:sz w:val="24"/>
-              </w:rPr>
-            </w:pPr>
-            <w:r>
-              <w:rPr>
-                <w:rFonts w:ascii="Times New Roman" w:eastAsia="宋体" w:hAnsi="Times New Roman" w:cs="宋体" w:hint="eastAsia"/>
-                <w:b/>
-                <w:bCs/>
-                <w:kern w:val="0"/>
-                <w:sz w:val="24"/>
-              </w:rPr>
-              <w:t>图</w:t>
-            </w:r>
-            <w:r>
-              <w:rPr>
-                <w:rFonts w:ascii="Times New Roman" w:eastAsia="宋体" w:hAnsi="Times New Roman" w:cs="宋体"/>
-                <w:kern w:val="0"/>
-                <w:sz w:val="24"/>
-              </w:rPr>
-              <w:t xml:space="preserve"> </w:t>
-            </w:r>
-          </w:p>
-        </w:tc>
-        <w:tc>
-          <w:tcPr>
-            <w:tcW w:w="117pt" w:type="dxa"/>
-            <w:tcBorders>
-              <w:top w:val="single" w:sz="8" w:space="0" w:color="auto"/>
-              <w:start w:val="nil"/>
-              <w:bottom w:val="single" w:sz="2" w:space="0" w:color="auto"/>
-              <w:end w:val="nil"/>
-            </w:tcBorders>
-          </w:tcPr>
-          <w:p>
-            <w:pPr>
-              <w:autoSpaceDE w:val="0"/>
-              <w:autoSpaceDN w:val="0"/>
-              <w:adjustRightInd w:val="0"/>
-              <w:spacing w:after="0pt" w:line="12pt" w:lineRule="auto"/>
-              <w:rPr>
-                <w:rFonts w:ascii="Times New Roman" w:eastAsia="宋体" w:hAnsi="Times New Roman" w:cs="宋体"/>
-                <w:kern w:val="0"/>
-                <w:sz w:val="24"/>
-              </w:rPr>
-            </w:pPr>
-            <w:r>
-              <w:rPr>
-                <w:rFonts w:ascii="Times New Roman" w:eastAsia="宋体" w:hAnsi="Times New Roman" w:cs="宋体" w:hint="eastAsia"/>
-                <w:b/>
-                <w:bCs/>
-                <w:kern w:val="0"/>
-                <w:sz w:val="24"/>
-              </w:rPr>
-              <w:t>内容</w:t>
-            </w:r>
-            <w:r>
-              <w:rPr>
-                <w:rFonts w:ascii="Times New Roman" w:eastAsia="宋体" w:hAnsi="Times New Roman" w:cs="宋体"/>
-                <w:kern w:val="0"/>
-                <w:sz w:val="24"/>
-              </w:rPr>
-              <w:t xml:space="preserve"> </w:t>
-            </w:r>
-          </w:p>
-        </w:tc>
-        <w:tc>
-          <w:tcPr>
-            <w:tcW w:w="117pt" w:type="dxa"/>
-            <w:tcBorders>
-              <w:top w:val="single" w:sz="8" w:space="0" w:color="auto"/>
-              <w:start w:val="nil"/>
-              <w:bottom w:val="single" w:sz="2" w:space="0" w:color="auto"/>
-              <w:end w:val="nil"/>
-            </w:tcBorders>
-          </w:tcPr>
-          <w:p>
-            <w:pPr>
-              <w:autoSpaceDE w:val="0"/>
-              <w:autoSpaceDN w:val="0"/>
-              <w:adjustRightInd w:val="0"/>
-              <w:spacing w:after="0pt" w:line="12pt" w:lineRule="auto"/>
-              <w:rPr>
-                <w:rFonts w:ascii="Times New Roman" w:eastAsia="宋体" w:hAnsi="Times New Roman" w:cs="宋体"/>
-                <w:kern w:val="0"/>
-                <w:sz w:val="24"/>
-              </w:rPr>
-            </w:pPr>
-            <w:r>
-              <w:rPr>
-                <w:rFonts w:ascii="Times New Roman" w:eastAsia="宋体" w:hAnsi="Times New Roman" w:cs="宋体" w:hint="eastAsia"/>
-                <w:b/>
-                <w:bCs/>
-                <w:kern w:val="0"/>
-                <w:sz w:val="24"/>
-              </w:rPr>
-              <w:t>建议来源</w:t>
-            </w:r>
-            <w:r>
-              <w:rPr>
-                <w:rFonts w:ascii="Times New Roman" w:eastAsia="宋体" w:hAnsi="Times New Roman" w:cs="宋体"/>
-                <w:kern w:val="0"/>
-                <w:sz w:val="24"/>
-              </w:rPr>
-              <w:t xml:space="preserve"> </w:t>
-            </w:r>
-          </w:p>
-        </w:tc>
-        <w:tc>
-          <w:tcPr>
-            <w:tcW w:w="117pt" w:type="dxa"/>
-            <w:tcBorders>
-              <w:top w:val="single" w:sz="8" w:space="0" w:color="auto"/>
-              <w:start w:val="nil"/>
-              <w:bottom w:val="single" w:sz="2" w:space="0" w:color="auto"/>
-              <w:end w:val="nil"/>
-            </w:tcBorders>
-          </w:tcPr>
-          <w:p>
-            <w:pPr>
-              <w:autoSpaceDE w:val="0"/>
-              <w:autoSpaceDN w:val="0"/>
-              <w:adjustRightInd w:val="0"/>
-              <w:spacing w:after="0pt" w:line="12pt" w:lineRule="auto"/>
-              <w:rPr>
-                <w:rFonts w:ascii="Times New Roman" w:eastAsia="宋体" w:hAnsi="Times New Roman" w:cs="宋体"/>
-                <w:kern w:val="0"/>
-                <w:sz w:val="24"/>
-              </w:rPr>
-            </w:pPr>
-            <w:r>
-              <w:rPr>
-                <w:rFonts w:ascii="Times New Roman" w:eastAsia="宋体" w:hAnsi="Times New Roman" w:cs="宋体" w:hint="eastAsia"/>
-                <w:b/>
-                <w:bCs/>
-                <w:kern w:val="0"/>
-                <w:sz w:val="24"/>
-              </w:rPr>
-              <w:t>对应章节</w:t>
-            </w:r>
-            <w:r>
-              <w:rPr>
-                <w:rFonts w:ascii="Times New Roman" w:eastAsia="宋体" w:hAnsi="Times New Roman" w:cs="宋体"/>
-                <w:kern w:val="0"/>
-                <w:sz w:val="24"/>
-              </w:rPr>
-              <w:t xml:space="preserve"> </w:t>
-            </w:r>
-          </w:p>
-        </w:tc>
-      </w:tr>
-      <w:tr>
-        <w:tblPrEx>
-          <w:tblCellMar>
-            <w:top w:w="0pt" w:type="dxa"/>
-            <w:bottom w:w="0pt" w:type="dxa"/>
-          </w:tblCellMar>
-        </w:tblPrEx>
-        <w:tc>
-          <w:tcPr>
-            <w:tcW w:w="117pt" w:type="dxa"/>
-            <w:tcBorders>
-              <w:top w:val="nil"/>
-              <w:start w:val="nil"/>
-              <w:bottom w:val="nil"/>
-              <w:end w:val="nil"/>
-            </w:tcBorders>
-          </w:tcPr>
-          <w:p>
-            <w:pPr>
-              <w:autoSpaceDE w:val="0"/>
-              <w:autoSpaceDN w:val="0"/>
-              <w:adjustRightInd w:val="0"/>
-              <w:spacing w:after="0pt" w:line="12pt" w:lineRule="auto"/>
-              <w:rPr>
-                <w:rFonts w:ascii="Times New Roman" w:eastAsia="宋体" w:hAnsi="Times New Roman" w:cs="宋体"/>
-                <w:kern w:val="0"/>
-                <w:sz w:val="24"/>
-              </w:rPr>
-            </w:pPr>
-            <w:r>
-              <w:rPr>
-                <w:rFonts w:ascii="Times New Roman" w:eastAsia="宋体" w:hAnsi="Times New Roman" w:cs="宋体" w:hint="eastAsia"/>
-                <w:kern w:val="0"/>
-                <w:sz w:val="24"/>
-              </w:rPr>
-              <w:t>图</w:t>
-            </w:r>
-            <w:r>
-              <w:rPr>
-                <w:rFonts w:ascii="Times New Roman" w:eastAsia="宋体" w:hAnsi="Times New Roman" w:cs="宋体"/>
-                <w:kern w:val="0"/>
-                <w:sz w:val="24"/>
-              </w:rPr>
-              <w:t xml:space="preserve">1  </w:t>
-            </w:r>
-          </w:p>
-        </w:tc>
-        <w:tc>
-          <w:tcPr>
-            <w:tcW w:w="117pt" w:type="dxa"/>
-            <w:tcBorders>
-              <w:top w:val="nil"/>
-              <w:start w:val="nil"/>
-              <w:bottom w:val="nil"/>
-              <w:end w:val="nil"/>
-            </w:tcBorders>
-          </w:tcPr>
-          <w:p>
-            <w:pPr>
-              <w:autoSpaceDE w:val="0"/>
-              <w:autoSpaceDN w:val="0"/>
-              <w:adjustRightInd w:val="0"/>
-              <w:spacing w:after="0pt" w:line="12pt" w:lineRule="auto"/>
-              <w:rPr>
-                <w:rFonts w:ascii="Times New Roman" w:eastAsia="宋体" w:hAnsi="Times New Roman" w:cs="宋体"/>
-                <w:kern w:val="0"/>
-                <w:sz w:val="24"/>
-              </w:rPr>
-            </w:pPr>
-            <w:r>
-              <w:rPr>
-                <w:rFonts w:ascii="Times New Roman" w:eastAsia="宋体" w:hAnsi="Times New Roman" w:cs="宋体" w:hint="eastAsia"/>
-                <w:kern w:val="0"/>
-                <w:sz w:val="24"/>
-              </w:rPr>
-              <w:t>系统架构与七步闭环</w:t>
-            </w:r>
-            <w:r>
-              <w:rPr>
-                <w:rFonts w:ascii="Times New Roman" w:eastAsia="宋体" w:hAnsi="Times New Roman" w:cs="宋体"/>
-                <w:kern w:val="0"/>
-                <w:sz w:val="24"/>
-              </w:rPr>
-              <w:t xml:space="preserve">  </w:t>
-            </w:r>
-          </w:p>
-        </w:tc>
-        <w:tc>
-          <w:tcPr>
-            <w:tcW w:w="117pt" w:type="dxa"/>
-            <w:tcBorders>
-              <w:top w:val="nil"/>
-              <w:start w:val="nil"/>
-              <w:bottom w:val="nil"/>
-              <w:end w:val="nil"/>
-            </w:tcBorders>
-          </w:tcPr>
-          <w:p>
-            <w:pPr>
-              <w:autoSpaceDE w:val="0"/>
-              <w:autoSpaceDN w:val="0"/>
-              <w:adjustRightInd w:val="0"/>
-              <w:spacing w:after="0pt" w:line="12pt" w:lineRule="auto"/>
-              <w:rPr>
-                <w:rFonts w:ascii="Times New Roman" w:eastAsia="宋体" w:hAnsi="Times New Roman" w:cs="宋体"/>
-                <w:kern w:val="0"/>
-                <w:sz w:val="24"/>
-              </w:rPr>
-            </w:pPr>
-            <w:r>
-              <w:rPr>
-                <w:rFonts w:ascii="Times New Roman" w:eastAsia="宋体" w:hAnsi="Times New Roman" w:cs="宋体"/>
-                <w:kern w:val="0"/>
-                <w:sz w:val="24"/>
-              </w:rPr>
-              <w:t xml:space="preserve">Mermaid/draw.io  </w:t>
-            </w:r>
-          </w:p>
-        </w:tc>
-        <w:tc>
-          <w:tcPr>
-            <w:tcW w:w="117pt" w:type="dxa"/>
-            <w:tcBorders>
-              <w:top w:val="nil"/>
-              <w:start w:val="nil"/>
-              <w:bottom w:val="nil"/>
-              <w:end w:val="nil"/>
-            </w:tcBorders>
-          </w:tcPr>
-          <w:p>
-            <w:pPr>
-              <w:autoSpaceDE w:val="0"/>
-              <w:autoSpaceDN w:val="0"/>
-              <w:adjustRightInd w:val="0"/>
-              <w:spacing w:after="0pt" w:line="12pt" w:lineRule="auto"/>
-              <w:rPr>
-                <w:rFonts w:ascii="Times New Roman" w:eastAsia="宋体" w:hAnsi="Times New Roman" w:cs="宋体"/>
-                <w:kern w:val="0"/>
-                <w:sz w:val="24"/>
-              </w:rPr>
-            </w:pPr>
-            <w:r>
-              <w:rPr>
-                <w:rFonts w:ascii="Times New Roman" w:eastAsia="宋体" w:hAnsi="Times New Roman" w:cs="宋体" w:hint="eastAsia"/>
-                <w:kern w:val="0"/>
-                <w:sz w:val="24"/>
-              </w:rPr>
-              <w:t>§</w:t>
-            </w:r>
-            <w:r>
-              <w:rPr>
-                <w:rFonts w:ascii="Times New Roman" w:eastAsia="宋体" w:hAnsi="Times New Roman" w:cs="宋体"/>
-                <w:kern w:val="0"/>
-                <w:sz w:val="24"/>
-              </w:rPr>
-              <w:t xml:space="preserve">3.1 / </w:t>
-            </w:r>
-            <w:r>
-              <w:rPr>
-                <w:rFonts w:ascii="Times New Roman" w:eastAsia="宋体" w:hAnsi="Times New Roman" w:cs="宋体" w:hint="eastAsia"/>
-                <w:kern w:val="0"/>
-                <w:sz w:val="24"/>
-              </w:rPr>
-              <w:t>§</w:t>
-            </w:r>
-            <w:r>
-              <w:rPr>
-                <w:rFonts w:ascii="Times New Roman" w:eastAsia="宋体" w:hAnsi="Times New Roman" w:cs="宋体"/>
-                <w:kern w:val="0"/>
-                <w:sz w:val="24"/>
-              </w:rPr>
-              <w:t xml:space="preserve">3.2 </w:t>
-            </w:r>
-          </w:p>
-        </w:tc>
-      </w:tr>
-      <w:tr>
-        <w:tblPrEx>
-          <w:tblCellMar>
-            <w:top w:w="0pt" w:type="dxa"/>
-            <w:bottom w:w="0pt" w:type="dxa"/>
-          </w:tblCellMar>
-        </w:tblPrEx>
-        <w:tc>
-          <w:tcPr>
-            <w:tcW w:w="117pt" w:type="dxa"/>
-            <w:tcBorders>
-              <w:top w:val="nil"/>
-              <w:start w:val="nil"/>
-              <w:bottom w:val="nil"/>
-              <w:end w:val="nil"/>
-            </w:tcBorders>
-          </w:tcPr>
-          <w:p>
-            <w:pPr>
-              <w:autoSpaceDE w:val="0"/>
-              <w:autoSpaceDN w:val="0"/>
-              <w:adjustRightInd w:val="0"/>
-              <w:spacing w:after="0pt" w:line="12pt" w:lineRule="auto"/>
-              <w:rPr>
-                <w:rFonts w:ascii="Times New Roman" w:eastAsia="宋体" w:hAnsi="Times New Roman" w:cs="宋体"/>
-                <w:kern w:val="0"/>
-                <w:sz w:val="24"/>
-              </w:rPr>
-            </w:pPr>
-            <w:r>
-              <w:rPr>
-                <w:rFonts w:ascii="Times New Roman" w:eastAsia="宋体" w:hAnsi="Times New Roman" w:cs="宋体" w:hint="eastAsia"/>
-                <w:kern w:val="0"/>
-                <w:sz w:val="24"/>
-              </w:rPr>
-              <w:t>图</w:t>
-            </w:r>
-            <w:r>
-              <w:rPr>
-                <w:rFonts w:ascii="Times New Roman" w:eastAsia="宋体" w:hAnsi="Times New Roman" w:cs="宋体"/>
-                <w:kern w:val="0"/>
-                <w:sz w:val="24"/>
-              </w:rPr>
-              <w:t xml:space="preserve">2  </w:t>
-            </w:r>
-          </w:p>
-        </w:tc>
-        <w:tc>
-          <w:tcPr>
-            <w:tcW w:w="117pt" w:type="dxa"/>
-            <w:tcBorders>
-              <w:top w:val="nil"/>
-              <w:start w:val="nil"/>
-              <w:bottom w:val="nil"/>
-              <w:end w:val="nil"/>
-            </w:tcBorders>
-          </w:tcPr>
-          <w:p>
-            <w:pPr>
-              <w:autoSpaceDE w:val="0"/>
-              <w:autoSpaceDN w:val="0"/>
-              <w:adjustRightInd w:val="0"/>
-              <w:spacing w:after="0pt" w:line="12pt" w:lineRule="auto"/>
-              <w:rPr>
-                <w:rFonts w:ascii="Times New Roman" w:eastAsia="宋体" w:hAnsi="Times New Roman" w:cs="宋体"/>
-                <w:kern w:val="0"/>
-                <w:sz w:val="24"/>
-              </w:rPr>
-            </w:pPr>
-            <w:r>
-              <w:rPr>
-                <w:rFonts w:ascii="Times New Roman" w:eastAsia="宋体" w:hAnsi="Times New Roman" w:cs="宋体" w:hint="eastAsia"/>
-                <w:kern w:val="0"/>
-                <w:sz w:val="24"/>
-              </w:rPr>
-              <w:t>单场任务数据流时序</w:t>
-            </w:r>
-            <w:r>
-              <w:rPr>
-                <w:rFonts w:ascii="Times New Roman" w:eastAsia="宋体" w:hAnsi="Times New Roman" w:cs="宋体"/>
-                <w:kern w:val="0"/>
-                <w:sz w:val="24"/>
-              </w:rPr>
-              <w:t xml:space="preserve">  </w:t>
-            </w:r>
-          </w:p>
-        </w:tc>
-        <w:tc>
-          <w:tcPr>
-            <w:tcW w:w="117pt" w:type="dxa"/>
-            <w:tcBorders>
-              <w:top w:val="nil"/>
-              <w:start w:val="nil"/>
-              <w:bottom w:val="nil"/>
-              <w:end w:val="nil"/>
-            </w:tcBorders>
-          </w:tcPr>
-          <w:p>
-            <w:pPr>
-              <w:autoSpaceDE w:val="0"/>
-              <w:autoSpaceDN w:val="0"/>
-              <w:adjustRightInd w:val="0"/>
-              <w:spacing w:after="0pt" w:line="12pt" w:lineRule="auto"/>
-              <w:rPr>
-                <w:rFonts w:ascii="Times New Roman" w:eastAsia="宋体" w:hAnsi="Times New Roman" w:cs="宋体"/>
-                <w:kern w:val="0"/>
-                <w:sz w:val="24"/>
-              </w:rPr>
-            </w:pPr>
-            <w:r>
-              <w:rPr>
-                <w:rFonts w:ascii="Times New Roman" w:eastAsia="宋体" w:hAnsi="Times New Roman" w:cs="宋体"/>
-                <w:kern w:val="0"/>
-                <w:sz w:val="24"/>
-              </w:rPr>
-              <w:t xml:space="preserve">Mermaid sequenceDiagram  </w:t>
-            </w:r>
-          </w:p>
-        </w:tc>
-        <w:tc>
-          <w:tcPr>
-            <w:tcW w:w="117pt" w:type="dxa"/>
-            <w:tcBorders>
-              <w:top w:val="nil"/>
-              <w:start w:val="nil"/>
-              <w:bottom w:val="nil"/>
-              <w:end w:val="nil"/>
-            </w:tcBorders>
-          </w:tcPr>
-          <w:p>
-            <w:pPr>
-              <w:autoSpaceDE w:val="0"/>
-              <w:autoSpaceDN w:val="0"/>
-              <w:adjustRightInd w:val="0"/>
-              <w:spacing w:after="0pt" w:line="12pt" w:lineRule="auto"/>
-              <w:rPr>
-                <w:rFonts w:ascii="Times New Roman" w:eastAsia="宋体" w:hAnsi="Times New Roman" w:cs="宋体"/>
-                <w:kern w:val="0"/>
-                <w:sz w:val="24"/>
-              </w:rPr>
-            </w:pPr>
-            <w:r>
-              <w:rPr>
-                <w:rFonts w:ascii="Times New Roman" w:eastAsia="宋体" w:hAnsi="Times New Roman" w:cs="宋体" w:hint="eastAsia"/>
-                <w:kern w:val="0"/>
-                <w:sz w:val="24"/>
-              </w:rPr>
-              <w:t>§</w:t>
-            </w:r>
-            <w:r>
-              <w:rPr>
-                <w:rFonts w:ascii="Times New Roman" w:eastAsia="宋体" w:hAnsi="Times New Roman" w:cs="宋体"/>
-                <w:kern w:val="0"/>
-                <w:sz w:val="24"/>
-              </w:rPr>
-              <w:t xml:space="preserve">3.7 </w:t>
-            </w:r>
-          </w:p>
-        </w:tc>
-      </w:tr>
-      <w:tr>
-        <w:tblPrEx>
-          <w:tblCellMar>
-            <w:top w:w="0pt" w:type="dxa"/>
-            <w:bottom w:w="0pt" w:type="dxa"/>
-          </w:tblCellMar>
-        </w:tblPrEx>
-        <w:tc>
-          <w:tcPr>
-            <w:tcW w:w="117pt" w:type="dxa"/>
-            <w:tcBorders>
-              <w:top w:val="nil"/>
-              <w:start w:val="nil"/>
-              <w:bottom w:val="nil"/>
-              <w:end w:val="nil"/>
-            </w:tcBorders>
-          </w:tcPr>
-          <w:p>
-            <w:pPr>
-              <w:autoSpaceDE w:val="0"/>
-              <w:autoSpaceDN w:val="0"/>
-              <w:adjustRightInd w:val="0"/>
-              <w:spacing w:after="0pt" w:line="12pt" w:lineRule="auto"/>
-              <w:rPr>
-                <w:rFonts w:ascii="Times New Roman" w:eastAsia="宋体" w:hAnsi="Times New Roman" w:cs="宋体"/>
-                <w:kern w:val="0"/>
-                <w:sz w:val="24"/>
-              </w:rPr>
-            </w:pPr>
-            <w:r>
-              <w:rPr>
-                <w:rFonts w:ascii="Times New Roman" w:eastAsia="宋体" w:hAnsi="Times New Roman" w:cs="宋体" w:hint="eastAsia"/>
-                <w:kern w:val="0"/>
-                <w:sz w:val="24"/>
-              </w:rPr>
-              <w:t>图</w:t>
-            </w:r>
-            <w:r>
-              <w:rPr>
-                <w:rFonts w:ascii="Times New Roman" w:eastAsia="宋体" w:hAnsi="Times New Roman" w:cs="宋体"/>
-                <w:kern w:val="0"/>
-                <w:sz w:val="24"/>
-              </w:rPr>
-              <w:t xml:space="preserve">3  </w:t>
-            </w:r>
-          </w:p>
-        </w:tc>
-        <w:tc>
-          <w:tcPr>
-            <w:tcW w:w="117pt" w:type="dxa"/>
-            <w:tcBorders>
-              <w:top w:val="nil"/>
-              <w:start w:val="nil"/>
-              <w:bottom w:val="nil"/>
-              <w:end w:val="nil"/>
-            </w:tcBorders>
-          </w:tcPr>
-          <w:p>
-            <w:pPr>
-              <w:autoSpaceDE w:val="0"/>
-              <w:autoSpaceDN w:val="0"/>
-              <w:adjustRightInd w:val="0"/>
-              <w:spacing w:after="0pt" w:line="12pt" w:lineRule="auto"/>
-              <w:rPr>
-                <w:rFonts w:ascii="Times New Roman" w:eastAsia="宋体" w:hAnsi="Times New Roman" w:cs="宋体"/>
-                <w:kern w:val="0"/>
-                <w:sz w:val="24"/>
-              </w:rPr>
-            </w:pPr>
-            <w:r>
-              <w:rPr>
-                <w:rFonts w:ascii="Times New Roman" w:eastAsia="宋体" w:hAnsi="Times New Roman" w:cs="宋体" w:hint="eastAsia"/>
-                <w:kern w:val="0"/>
-                <w:sz w:val="24"/>
-              </w:rPr>
-              <w:t>测试集</w:t>
-            </w:r>
-            <w:r>
-              <w:rPr>
-                <w:rFonts w:ascii="Times New Roman" w:eastAsia="宋体" w:hAnsi="Times New Roman" w:cs="宋体"/>
-                <w:kern w:val="0"/>
-                <w:sz w:val="24"/>
-              </w:rPr>
-              <w:t xml:space="preserve"> 8 </w:t>
-            </w:r>
-            <w:r>
-              <w:rPr>
-                <w:rFonts w:ascii="Times New Roman" w:eastAsia="宋体" w:hAnsi="Times New Roman" w:cs="宋体" w:hint="eastAsia"/>
-                <w:kern w:val="0"/>
-                <w:sz w:val="24"/>
-              </w:rPr>
-              <w:t>类结构</w:t>
-            </w:r>
-            <w:r>
-              <w:rPr>
-                <w:rFonts w:ascii="Times New Roman" w:eastAsia="宋体" w:hAnsi="Times New Roman" w:cs="宋体"/>
-                <w:kern w:val="0"/>
-                <w:sz w:val="24"/>
-              </w:rPr>
-              <w:t xml:space="preserve">  </w:t>
-            </w:r>
-          </w:p>
-        </w:tc>
-        <w:tc>
-          <w:tcPr>
-            <w:tcW w:w="117pt" w:type="dxa"/>
-            <w:tcBorders>
-              <w:top w:val="nil"/>
-              <w:start w:val="nil"/>
-              <w:bottom w:val="nil"/>
-              <w:end w:val="nil"/>
-            </w:tcBorders>
-          </w:tcPr>
-          <w:p>
-            <w:pPr>
-              <w:autoSpaceDE w:val="0"/>
-              <w:autoSpaceDN w:val="0"/>
-              <w:adjustRightInd w:val="0"/>
-              <w:spacing w:after="0pt" w:line="12pt" w:lineRule="auto"/>
-              <w:rPr>
-                <w:rFonts w:ascii="Times New Roman" w:eastAsia="宋体" w:hAnsi="Times New Roman" w:cs="宋体"/>
-                <w:kern w:val="0"/>
-                <w:sz w:val="24"/>
-              </w:rPr>
-            </w:pPr>
-            <w:r>
-              <w:rPr>
-                <w:rFonts w:ascii="Times New Roman" w:eastAsia="宋体" w:hAnsi="Times New Roman" w:cs="宋体" w:hint="eastAsia"/>
-                <w:kern w:val="0"/>
-                <w:sz w:val="24"/>
-              </w:rPr>
-              <w:t>表格转柱状</w:t>
-            </w:r>
-            <w:r>
-              <w:rPr>
-                <w:rFonts w:ascii="Times New Roman" w:eastAsia="宋体" w:hAnsi="Times New Roman" w:cs="宋体"/>
-                <w:kern w:val="0"/>
-                <w:sz w:val="24"/>
-              </w:rPr>
-              <w:t xml:space="preserve">  </w:t>
-            </w:r>
-          </w:p>
-        </w:tc>
-        <w:tc>
-          <w:tcPr>
-            <w:tcW w:w="117pt" w:type="dxa"/>
-            <w:tcBorders>
-              <w:top w:val="nil"/>
-              <w:start w:val="nil"/>
-              <w:bottom w:val="nil"/>
-              <w:end w:val="nil"/>
-            </w:tcBorders>
-          </w:tcPr>
-          <w:p>
-            <w:pPr>
-              <w:autoSpaceDE w:val="0"/>
-              <w:autoSpaceDN w:val="0"/>
-              <w:adjustRightInd w:val="0"/>
-              <w:spacing w:after="0pt" w:line="12pt" w:lineRule="auto"/>
-              <w:rPr>
-                <w:rFonts w:ascii="Times New Roman" w:eastAsia="宋体" w:hAnsi="Times New Roman" w:cs="宋体"/>
-                <w:kern w:val="0"/>
-                <w:sz w:val="24"/>
-              </w:rPr>
-            </w:pPr>
-            <w:r>
-              <w:rPr>
-                <w:rFonts w:ascii="Times New Roman" w:eastAsia="宋体" w:hAnsi="Times New Roman" w:cs="宋体" w:hint="eastAsia"/>
-                <w:kern w:val="0"/>
-                <w:sz w:val="24"/>
-              </w:rPr>
-              <w:t>§</w:t>
-            </w:r>
-            <w:r>
-              <w:rPr>
-                <w:rFonts w:ascii="Times New Roman" w:eastAsia="宋体" w:hAnsi="Times New Roman" w:cs="宋体"/>
-                <w:kern w:val="0"/>
-                <w:sz w:val="24"/>
-              </w:rPr>
-              <w:t xml:space="preserve">4.1 </w:t>
-            </w:r>
-          </w:p>
-        </w:tc>
-      </w:tr>
-      <w:tr>
-        <w:tblPrEx>
-          <w:tblCellMar>
-            <w:top w:w="0pt" w:type="dxa"/>
-            <w:bottom w:w="0pt" w:type="dxa"/>
-          </w:tblCellMar>
-        </w:tblPrEx>
-        <w:tc>
-          <w:tcPr>
-            <w:tcW w:w="117pt" w:type="dxa"/>
-            <w:tcBorders>
-              <w:top w:val="nil"/>
-              <w:start w:val="nil"/>
-              <w:bottom w:val="nil"/>
-              <w:end w:val="nil"/>
-            </w:tcBorders>
-          </w:tcPr>
-          <w:p>
-            <w:pPr>
-              <w:autoSpaceDE w:val="0"/>
-              <w:autoSpaceDN w:val="0"/>
-              <w:adjustRightInd w:val="0"/>
-              <w:spacing w:after="0pt" w:line="12pt" w:lineRule="auto"/>
-              <w:rPr>
-                <w:rFonts w:ascii="Times New Roman" w:eastAsia="宋体" w:hAnsi="Times New Roman" w:cs="宋体"/>
-                <w:kern w:val="0"/>
-                <w:sz w:val="24"/>
-              </w:rPr>
-            </w:pPr>
-            <w:r>
-              <w:rPr>
-                <w:rFonts w:ascii="Times New Roman" w:eastAsia="宋体" w:hAnsi="Times New Roman" w:cs="宋体" w:hint="eastAsia"/>
-                <w:kern w:val="0"/>
-                <w:sz w:val="24"/>
-              </w:rPr>
-              <w:t>图</w:t>
-            </w:r>
-            <w:r>
-              <w:rPr>
-                <w:rFonts w:ascii="Times New Roman" w:eastAsia="宋体" w:hAnsi="Times New Roman" w:cs="宋体"/>
-                <w:kern w:val="0"/>
-                <w:sz w:val="24"/>
-              </w:rPr>
-              <w:t xml:space="preserve">4  </w:t>
-            </w:r>
-          </w:p>
-        </w:tc>
-        <w:tc>
-          <w:tcPr>
-            <w:tcW w:w="117pt" w:type="dxa"/>
-            <w:tcBorders>
-              <w:top w:val="nil"/>
-              <w:start w:val="nil"/>
-              <w:bottom w:val="nil"/>
-              <w:end w:val="nil"/>
-            </w:tcBorders>
-          </w:tcPr>
-          <w:p>
-            <w:pPr>
-              <w:autoSpaceDE w:val="0"/>
-              <w:autoSpaceDN w:val="0"/>
-              <w:adjustRightInd w:val="0"/>
-              <w:spacing w:after="0pt" w:line="12pt" w:lineRule="auto"/>
-              <w:rPr>
-                <w:rFonts w:ascii="Times New Roman" w:eastAsia="宋体" w:hAnsi="Times New Roman" w:cs="宋体"/>
-                <w:kern w:val="0"/>
-                <w:sz w:val="24"/>
-              </w:rPr>
-            </w:pPr>
-            <w:r>
-              <w:rPr>
-                <w:rFonts w:ascii="Times New Roman" w:eastAsia="宋体" w:hAnsi="Times New Roman" w:cs="宋体"/>
-                <w:kern w:val="0"/>
-                <w:sz w:val="24"/>
-              </w:rPr>
-              <w:t xml:space="preserve">G2 vs G3 </w:t>
-            </w:r>
-            <w:r>
-              <w:rPr>
-                <w:rFonts w:ascii="Times New Roman" w:eastAsia="宋体" w:hAnsi="Times New Roman" w:cs="宋体" w:hint="eastAsia"/>
-                <w:kern w:val="0"/>
-                <w:sz w:val="24"/>
-              </w:rPr>
-              <w:t>分类别</w:t>
-            </w:r>
-            <w:r>
-              <w:rPr>
-                <w:rFonts w:ascii="Times New Roman" w:eastAsia="宋体" w:hAnsi="Times New Roman" w:cs="宋体"/>
-                <w:kern w:val="0"/>
-                <w:sz w:val="24"/>
-              </w:rPr>
-              <w:t xml:space="preserve"> hit@5 + </w:t>
-            </w:r>
-            <w:r>
-              <w:rPr>
-                <w:rFonts w:ascii="Times New Roman" w:eastAsia="宋体" w:hAnsi="Times New Roman" w:cs="宋体" w:hint="eastAsia"/>
-                <w:kern w:val="0"/>
-                <w:sz w:val="24"/>
-              </w:rPr>
-              <w:t>随机基线</w:t>
-            </w:r>
-            <w:r>
-              <w:rPr>
-                <w:rFonts w:ascii="Times New Roman" w:eastAsia="宋体" w:hAnsi="Times New Roman" w:cs="宋体"/>
-                <w:kern w:val="0"/>
-                <w:sz w:val="24"/>
-              </w:rPr>
-              <w:t xml:space="preserve">  </w:t>
-            </w:r>
-          </w:p>
-        </w:tc>
-        <w:tc>
-          <w:tcPr>
-            <w:tcW w:w="117pt" w:type="dxa"/>
-            <w:tcBorders>
-              <w:top w:val="nil"/>
-              <w:start w:val="nil"/>
-              <w:bottom w:val="nil"/>
-              <w:end w:val="nil"/>
-            </w:tcBorders>
-          </w:tcPr>
-          <w:p>
-            <w:pPr>
-              <w:autoSpaceDE w:val="0"/>
-              <w:autoSpaceDN w:val="0"/>
-              <w:adjustRightInd w:val="0"/>
-              <w:spacing w:after="0pt" w:line="12pt" w:lineRule="auto"/>
-              <w:rPr>
-                <w:rFonts w:ascii="Times New Roman" w:eastAsia="宋体" w:hAnsi="Times New Roman" w:cs="宋体"/>
-                <w:kern w:val="0"/>
-                <w:sz w:val="24"/>
-              </w:rPr>
-            </w:pPr>
-            <w:r>
-              <w:rPr>
-                <w:rFonts w:ascii="Times New Roman" w:eastAsia="宋体" w:hAnsi="Times New Roman" w:cs="Courier New"/>
-                <w:kern w:val="0"/>
-                <w:sz w:val="24"/>
-              </w:rPr>
-              <w:t xml:space="preserve">ablation_report.json </w:t>
-            </w:r>
-            <w:r>
-              <w:rPr>
-                <w:rFonts w:ascii="Times New Roman" w:eastAsia="宋体" w:hAnsi="Times New Roman" w:cs="宋体"/>
-                <w:kern w:val="0"/>
-                <w:sz w:val="24"/>
-              </w:rPr>
-              <w:t xml:space="preserve"> </w:t>
-            </w:r>
-            <w:r>
-              <w:rPr>
-                <w:rFonts w:ascii="Times New Roman" w:eastAsia="宋体" w:hAnsi="Times New Roman" w:cs="宋体" w:hint="eastAsia"/>
-                <w:kern w:val="0"/>
-                <w:sz w:val="24"/>
-              </w:rPr>
-              <w:t>绘制</w:t>
-            </w:r>
-            <w:r>
-              <w:rPr>
-                <w:rFonts w:ascii="Times New Roman" w:eastAsia="宋体" w:hAnsi="Times New Roman" w:cs="宋体"/>
-                <w:kern w:val="0"/>
-                <w:sz w:val="24"/>
-              </w:rPr>
-              <w:t xml:space="preserve">  </w:t>
-            </w:r>
-          </w:p>
-        </w:tc>
-        <w:tc>
-          <w:tcPr>
-            <w:tcW w:w="117pt" w:type="dxa"/>
-            <w:tcBorders>
-              <w:top w:val="nil"/>
-              <w:start w:val="nil"/>
-              <w:bottom w:val="nil"/>
-              <w:end w:val="nil"/>
-            </w:tcBorders>
-          </w:tcPr>
-          <w:p>
-            <w:pPr>
-              <w:autoSpaceDE w:val="0"/>
-              <w:autoSpaceDN w:val="0"/>
-              <w:adjustRightInd w:val="0"/>
-              <w:spacing w:after="0pt" w:line="12pt" w:lineRule="auto"/>
-              <w:rPr>
-                <w:rFonts w:ascii="Times New Roman" w:eastAsia="宋体" w:hAnsi="Times New Roman" w:cs="宋体"/>
-                <w:kern w:val="0"/>
-                <w:sz w:val="24"/>
-              </w:rPr>
-            </w:pPr>
-            <w:r>
-              <w:rPr>
-                <w:rFonts w:ascii="Times New Roman" w:eastAsia="宋体" w:hAnsi="Times New Roman" w:cs="宋体" w:hint="eastAsia"/>
-                <w:kern w:val="0"/>
-                <w:sz w:val="24"/>
-              </w:rPr>
-              <w:t>§</w:t>
-            </w:r>
-            <w:r>
-              <w:rPr>
-                <w:rFonts w:ascii="Times New Roman" w:eastAsia="宋体" w:hAnsi="Times New Roman" w:cs="宋体"/>
-                <w:kern w:val="0"/>
-                <w:sz w:val="24"/>
-              </w:rPr>
-              <w:t xml:space="preserve">5.1 </w:t>
-            </w:r>
-          </w:p>
-        </w:tc>
-      </w:tr>
-      <w:tr>
-        <w:tblPrEx>
-          <w:tblCellMar>
-            <w:top w:w="0pt" w:type="dxa"/>
-            <w:bottom w:w="0pt" w:type="dxa"/>
-          </w:tblCellMar>
-        </w:tblPrEx>
-        <w:tc>
-          <w:tcPr>
-            <w:tcW w:w="117pt" w:type="dxa"/>
-            <w:tcBorders>
-              <w:top w:val="nil"/>
-              <w:start w:val="nil"/>
-              <w:bottom w:val="nil"/>
-              <w:end w:val="nil"/>
-            </w:tcBorders>
-          </w:tcPr>
-          <w:p>
-            <w:pPr>
-              <w:autoSpaceDE w:val="0"/>
-              <w:autoSpaceDN w:val="0"/>
-              <w:adjustRightInd w:val="0"/>
-              <w:spacing w:after="0pt" w:line="12pt" w:lineRule="auto"/>
-              <w:rPr>
-                <w:rFonts w:ascii="Times New Roman" w:eastAsia="宋体" w:hAnsi="Times New Roman" w:cs="宋体"/>
-                <w:kern w:val="0"/>
-                <w:sz w:val="24"/>
-              </w:rPr>
-            </w:pPr>
-            <w:r>
-              <w:rPr>
-                <w:rFonts w:ascii="Times New Roman" w:eastAsia="宋体" w:hAnsi="Times New Roman" w:cs="宋体" w:hint="eastAsia"/>
-                <w:kern w:val="0"/>
-                <w:sz w:val="24"/>
-              </w:rPr>
-              <w:t>图</w:t>
-            </w:r>
-            <w:r>
-              <w:rPr>
-                <w:rFonts w:ascii="Times New Roman" w:eastAsia="宋体" w:hAnsi="Times New Roman" w:cs="宋体"/>
-                <w:kern w:val="0"/>
-                <w:sz w:val="24"/>
-              </w:rPr>
-              <w:t xml:space="preserve">5  </w:t>
-            </w:r>
-          </w:p>
-        </w:tc>
-        <w:tc>
-          <w:tcPr>
-            <w:tcW w:w="117pt" w:type="dxa"/>
-            <w:tcBorders>
-              <w:top w:val="nil"/>
-              <w:start w:val="nil"/>
-              <w:bottom w:val="nil"/>
-              <w:end w:val="nil"/>
-            </w:tcBorders>
-          </w:tcPr>
-          <w:p>
-            <w:pPr>
-              <w:autoSpaceDE w:val="0"/>
-              <w:autoSpaceDN w:val="0"/>
-              <w:adjustRightInd w:val="0"/>
-              <w:spacing w:after="0pt" w:line="12pt" w:lineRule="auto"/>
-              <w:rPr>
-                <w:rFonts w:ascii="Times New Roman" w:eastAsia="宋体" w:hAnsi="Times New Roman" w:cs="宋体"/>
-                <w:kern w:val="0"/>
-                <w:sz w:val="24"/>
-              </w:rPr>
-            </w:pPr>
-            <w:r>
-              <w:rPr>
-                <w:rFonts w:ascii="Times New Roman" w:eastAsia="宋体" w:hAnsi="Times New Roman" w:cs="宋体"/>
-                <w:kern w:val="0"/>
-                <w:sz w:val="24"/>
-              </w:rPr>
-              <w:t xml:space="preserve">min_score </w:t>
-            </w:r>
-            <w:r>
-              <w:rPr>
-                <w:rFonts w:ascii="Times New Roman" w:eastAsia="宋体" w:hAnsi="Times New Roman" w:cs="宋体" w:hint="eastAsia"/>
-                <w:kern w:val="0"/>
-                <w:sz w:val="24"/>
-              </w:rPr>
-              <w:t>噪声</w:t>
-            </w:r>
-            <w:r>
-              <w:rPr>
-                <w:rFonts w:ascii="Times New Roman" w:eastAsia="宋体" w:hAnsi="Times New Roman" w:cs="宋体"/>
-                <w:kern w:val="0"/>
-                <w:sz w:val="24"/>
-              </w:rPr>
-              <w:t>-</w:t>
-            </w:r>
-            <w:r>
-              <w:rPr>
-                <w:rFonts w:ascii="Times New Roman" w:eastAsia="宋体" w:hAnsi="Times New Roman" w:cs="宋体" w:hint="eastAsia"/>
-                <w:kern w:val="0"/>
-                <w:sz w:val="24"/>
-              </w:rPr>
-              <w:t>召回取舍曲线</w:t>
-            </w:r>
-            <w:r>
-              <w:rPr>
-                <w:rFonts w:ascii="Times New Roman" w:eastAsia="宋体" w:hAnsi="Times New Roman" w:cs="宋体"/>
-                <w:kern w:val="0"/>
-                <w:sz w:val="24"/>
-              </w:rPr>
-              <w:t xml:space="preserve">  </w:t>
-            </w:r>
-          </w:p>
-        </w:tc>
-        <w:tc>
-          <w:tcPr>
-            <w:tcW w:w="117pt" w:type="dxa"/>
-            <w:tcBorders>
-              <w:top w:val="nil"/>
-              <w:start w:val="nil"/>
-              <w:bottom w:val="nil"/>
-              <w:end w:val="nil"/>
-            </w:tcBorders>
-          </w:tcPr>
-          <w:p>
-            <w:pPr>
-              <w:autoSpaceDE w:val="0"/>
-              <w:autoSpaceDN w:val="0"/>
-              <w:adjustRightInd w:val="0"/>
-              <w:spacing w:after="0pt" w:line="12pt" w:lineRule="auto"/>
-              <w:rPr>
-                <w:rFonts w:ascii="Times New Roman" w:eastAsia="宋体" w:hAnsi="Times New Roman" w:cs="宋体"/>
-                <w:kern w:val="0"/>
-                <w:sz w:val="24"/>
-              </w:rPr>
-            </w:pPr>
-            <w:r>
-              <w:rPr>
-                <w:rFonts w:ascii="Times New Roman" w:eastAsia="宋体" w:hAnsi="Times New Roman" w:cs="宋体" w:hint="eastAsia"/>
-                <w:kern w:val="0"/>
-                <w:sz w:val="24"/>
-              </w:rPr>
-              <w:t>同上</w:t>
-            </w:r>
-            <w:r>
-              <w:rPr>
-                <w:rFonts w:ascii="Times New Roman" w:eastAsia="宋体" w:hAnsi="Times New Roman" w:cs="宋体"/>
-                <w:kern w:val="0"/>
-                <w:sz w:val="24"/>
-              </w:rPr>
-              <w:t xml:space="preserve">  </w:t>
-            </w:r>
-          </w:p>
-        </w:tc>
-        <w:tc>
-          <w:tcPr>
-            <w:tcW w:w="117pt" w:type="dxa"/>
-            <w:tcBorders>
-              <w:top w:val="nil"/>
-              <w:start w:val="nil"/>
-              <w:bottom w:val="nil"/>
-              <w:end w:val="nil"/>
-            </w:tcBorders>
-          </w:tcPr>
-          <w:p>
-            <w:pPr>
-              <w:autoSpaceDE w:val="0"/>
-              <w:autoSpaceDN w:val="0"/>
-              <w:adjustRightInd w:val="0"/>
-              <w:spacing w:after="0pt" w:line="12pt" w:lineRule="auto"/>
-              <w:rPr>
-                <w:rFonts w:ascii="Times New Roman" w:eastAsia="宋体" w:hAnsi="Times New Roman" w:cs="宋体"/>
-                <w:kern w:val="0"/>
-                <w:sz w:val="24"/>
-              </w:rPr>
-            </w:pPr>
-            <w:r>
-              <w:rPr>
-                <w:rFonts w:ascii="Times New Roman" w:eastAsia="宋体" w:hAnsi="Times New Roman" w:cs="宋体" w:hint="eastAsia"/>
-                <w:kern w:val="0"/>
-                <w:sz w:val="24"/>
-              </w:rPr>
-              <w:t>§</w:t>
-            </w:r>
-            <w:r>
-              <w:rPr>
-                <w:rFonts w:ascii="Times New Roman" w:eastAsia="宋体" w:hAnsi="Times New Roman" w:cs="宋体"/>
-                <w:kern w:val="0"/>
-                <w:sz w:val="24"/>
-              </w:rPr>
-              <w:t xml:space="preserve">5.4 </w:t>
-            </w:r>
-          </w:p>
-        </w:tc>
-      </w:tr>
-      <w:tr>
-        <w:tblPrEx>
-          <w:tblCellMar>
-            <w:top w:w="0pt" w:type="dxa"/>
-            <w:bottom w:w="0pt" w:type="dxa"/>
-          </w:tblCellMar>
-        </w:tblPrEx>
-        <w:tc>
-          <w:tcPr>
-            <w:tcW w:w="117pt" w:type="dxa"/>
-            <w:tcBorders>
-              <w:top w:val="nil"/>
-              <w:start w:val="nil"/>
-              <w:bottom w:val="nil"/>
-              <w:end w:val="nil"/>
-            </w:tcBorders>
-          </w:tcPr>
-          <w:p>
-            <w:pPr>
-              <w:autoSpaceDE w:val="0"/>
-              <w:autoSpaceDN w:val="0"/>
-              <w:adjustRightInd w:val="0"/>
-              <w:spacing w:after="0pt" w:line="12pt" w:lineRule="auto"/>
-              <w:rPr>
-                <w:rFonts w:ascii="Times New Roman" w:eastAsia="宋体" w:hAnsi="Times New Roman" w:cs="宋体"/>
-                <w:kern w:val="0"/>
-                <w:sz w:val="24"/>
-              </w:rPr>
-            </w:pPr>
-            <w:r>
-              <w:rPr>
-                <w:rFonts w:ascii="Times New Roman" w:eastAsia="宋体" w:hAnsi="Times New Roman" w:cs="宋体" w:hint="eastAsia"/>
-                <w:kern w:val="0"/>
-                <w:sz w:val="24"/>
-              </w:rPr>
-              <w:t>图</w:t>
-            </w:r>
-            <w:r>
-              <w:rPr>
-                <w:rFonts w:ascii="Times New Roman" w:eastAsia="宋体" w:hAnsi="Times New Roman" w:cs="宋体"/>
-                <w:kern w:val="0"/>
-                <w:sz w:val="24"/>
-              </w:rPr>
-              <w:t xml:space="preserve">6  </w:t>
-            </w:r>
-          </w:p>
-        </w:tc>
-        <w:tc>
-          <w:tcPr>
-            <w:tcW w:w="117pt" w:type="dxa"/>
-            <w:tcBorders>
-              <w:top w:val="nil"/>
-              <w:start w:val="nil"/>
-              <w:bottom w:val="nil"/>
-              <w:end w:val="nil"/>
-            </w:tcBorders>
-          </w:tcPr>
-          <w:p>
-            <w:pPr>
-              <w:autoSpaceDE w:val="0"/>
-              <w:autoSpaceDN w:val="0"/>
-              <w:adjustRightInd w:val="0"/>
-              <w:spacing w:after="0pt" w:line="12pt" w:lineRule="auto"/>
-              <w:rPr>
-                <w:rFonts w:ascii="Times New Roman" w:eastAsia="宋体" w:hAnsi="Times New Roman" w:cs="宋体"/>
-                <w:kern w:val="0"/>
-                <w:sz w:val="24"/>
-              </w:rPr>
-            </w:pPr>
-            <w:r>
-              <w:rPr>
-                <w:rFonts w:ascii="Times New Roman" w:eastAsia="宋体" w:hAnsi="Times New Roman" w:cs="宋体" w:hint="eastAsia"/>
-                <w:kern w:val="0"/>
-                <w:sz w:val="24"/>
-              </w:rPr>
-              <w:t>遗忘曲线</w:t>
-            </w:r>
-            <w:r>
-              <w:rPr>
-                <w:rFonts w:ascii="Times New Roman" w:eastAsia="宋体" w:hAnsi="Times New Roman" w:cs="宋体"/>
-                <w:kern w:val="0"/>
-                <w:sz w:val="24"/>
-              </w:rPr>
-              <w:t xml:space="preserve"> R=e^{-t/S}</w:t>
-            </w:r>
-            <w:r>
-              <w:rPr>
-                <w:rFonts w:ascii="Times New Roman" w:eastAsia="宋体" w:hAnsi="Times New Roman" w:cs="宋体" w:hint="eastAsia"/>
-                <w:kern w:val="0"/>
-                <w:sz w:val="24"/>
-              </w:rPr>
-              <w:t>（不同</w:t>
-            </w:r>
-            <w:r>
-              <w:rPr>
-                <w:rFonts w:ascii="Times New Roman" w:eastAsia="宋体" w:hAnsi="Times New Roman" w:cs="宋体"/>
-                <w:kern w:val="0"/>
-                <w:sz w:val="24"/>
-              </w:rPr>
-              <w:t xml:space="preserve"> S</w:t>
-            </w:r>
-            <w:r>
-              <w:rPr>
-                <w:rFonts w:ascii="Times New Roman" w:eastAsia="宋体" w:hAnsi="Times New Roman" w:cs="宋体" w:hint="eastAsia"/>
-                <w:kern w:val="0"/>
-                <w:sz w:val="24"/>
-              </w:rPr>
-              <w:t>）</w:t>
-            </w:r>
-            <w:r>
-              <w:rPr>
-                <w:rFonts w:ascii="Times New Roman" w:eastAsia="宋体" w:hAnsi="Times New Roman" w:cs="宋体"/>
-                <w:kern w:val="0"/>
-                <w:sz w:val="24"/>
-              </w:rPr>
-              <w:t xml:space="preserve">  </w:t>
-            </w:r>
-          </w:p>
-        </w:tc>
-        <w:tc>
-          <w:tcPr>
-            <w:tcW w:w="117pt" w:type="dxa"/>
-            <w:tcBorders>
-              <w:top w:val="nil"/>
-              <w:start w:val="nil"/>
-              <w:bottom w:val="nil"/>
-              <w:end w:val="nil"/>
-            </w:tcBorders>
-          </w:tcPr>
-          <w:p>
-            <w:pPr>
-              <w:autoSpaceDE w:val="0"/>
-              <w:autoSpaceDN w:val="0"/>
-              <w:adjustRightInd w:val="0"/>
-              <w:spacing w:after="0pt" w:line="12pt" w:lineRule="auto"/>
-              <w:rPr>
-                <w:rFonts w:ascii="Times New Roman" w:eastAsia="宋体" w:hAnsi="Times New Roman" w:cs="宋体"/>
-                <w:kern w:val="0"/>
-                <w:sz w:val="24"/>
-              </w:rPr>
-            </w:pPr>
-            <w:r>
-              <w:rPr>
-                <w:rFonts w:ascii="Times New Roman" w:eastAsia="宋体" w:hAnsi="Times New Roman" w:cs="宋体" w:hint="eastAsia"/>
-                <w:kern w:val="0"/>
-                <w:sz w:val="24"/>
-              </w:rPr>
-              <w:t>公式绘制或</w:t>
-            </w:r>
-            <w:r>
-              <w:rPr>
-                <w:rFonts w:ascii="Times New Roman" w:eastAsia="宋体" w:hAnsi="Times New Roman" w:cs="宋体"/>
-                <w:kern w:val="0"/>
-                <w:sz w:val="24"/>
-              </w:rPr>
-              <w:t xml:space="preserve"> WebUI </w:t>
-            </w:r>
-            <w:r>
-              <w:rPr>
-                <w:rFonts w:ascii="Times New Roman" w:eastAsia="宋体" w:hAnsi="Times New Roman" w:cs="宋体" w:hint="eastAsia"/>
-                <w:kern w:val="0"/>
-                <w:sz w:val="24"/>
-              </w:rPr>
-              <w:t>截图</w:t>
-            </w:r>
-            <w:r>
-              <w:rPr>
-                <w:rFonts w:ascii="Times New Roman" w:eastAsia="宋体" w:hAnsi="Times New Roman" w:cs="宋体"/>
-                <w:kern w:val="0"/>
-                <w:sz w:val="24"/>
-              </w:rPr>
-              <w:t xml:space="preserve">  </w:t>
-            </w:r>
-          </w:p>
-        </w:tc>
-        <w:tc>
-          <w:tcPr>
-            <w:tcW w:w="117pt" w:type="dxa"/>
-            <w:tcBorders>
-              <w:top w:val="nil"/>
-              <w:start w:val="nil"/>
-              <w:bottom w:val="nil"/>
-              <w:end w:val="nil"/>
-            </w:tcBorders>
-          </w:tcPr>
-          <w:p>
-            <w:pPr>
-              <w:autoSpaceDE w:val="0"/>
-              <w:autoSpaceDN w:val="0"/>
-              <w:adjustRightInd w:val="0"/>
-              <w:spacing w:after="0pt" w:line="12pt" w:lineRule="auto"/>
-              <w:rPr>
-                <w:rFonts w:ascii="Times New Roman" w:eastAsia="宋体" w:hAnsi="Times New Roman" w:cs="宋体"/>
-                <w:kern w:val="0"/>
-                <w:sz w:val="24"/>
-              </w:rPr>
-            </w:pPr>
-            <w:r>
-              <w:rPr>
-                <w:rFonts w:ascii="Times New Roman" w:eastAsia="宋体" w:hAnsi="Times New Roman" w:cs="宋体" w:hint="eastAsia"/>
-                <w:kern w:val="0"/>
-                <w:sz w:val="24"/>
-              </w:rPr>
-              <w:t>§</w:t>
-            </w:r>
-            <w:r>
-              <w:rPr>
-                <w:rFonts w:ascii="Times New Roman" w:eastAsia="宋体" w:hAnsi="Times New Roman" w:cs="宋体"/>
-                <w:kern w:val="0"/>
-                <w:sz w:val="24"/>
-              </w:rPr>
-              <w:t xml:space="preserve">3.5 </w:t>
-            </w:r>
-          </w:p>
-        </w:tc>
-      </w:tr>
-      <w:tr>
-        <w:tblPrEx>
-          <w:tblCellMar>
-            <w:top w:w="0pt" w:type="dxa"/>
-            <w:bottom w:w="0pt" w:type="dxa"/>
-          </w:tblCellMar>
-        </w:tblPrEx>
-        <w:tc>
-          <w:tcPr>
-            <w:tcW w:w="117pt" w:type="dxa"/>
-            <w:tcBorders>
-              <w:top w:val="nil"/>
-              <w:start w:val="nil"/>
-              <w:bottom w:val="nil"/>
-              <w:end w:val="nil"/>
-            </w:tcBorders>
-          </w:tcPr>
-          <w:p>
-            <w:pPr>
-              <w:autoSpaceDE w:val="0"/>
-              <w:autoSpaceDN w:val="0"/>
-              <w:adjustRightInd w:val="0"/>
-              <w:spacing w:after="0pt" w:line="12pt" w:lineRule="auto"/>
-              <w:rPr>
-                <w:rFonts w:ascii="Times New Roman" w:eastAsia="宋体" w:hAnsi="Times New Roman" w:cs="宋体"/>
-                <w:kern w:val="0"/>
-                <w:sz w:val="24"/>
-              </w:rPr>
-            </w:pPr>
-            <w:r>
-              <w:rPr>
-                <w:rFonts w:ascii="Times New Roman" w:eastAsia="宋体" w:hAnsi="Times New Roman" w:cs="宋体" w:hint="eastAsia"/>
-                <w:kern w:val="0"/>
-                <w:sz w:val="24"/>
-              </w:rPr>
-              <w:t>图</w:t>
-            </w:r>
-            <w:r>
-              <w:rPr>
-                <w:rFonts w:ascii="Times New Roman" w:eastAsia="宋体" w:hAnsi="Times New Roman" w:cs="宋体"/>
-                <w:kern w:val="0"/>
-                <w:sz w:val="24"/>
-              </w:rPr>
-              <w:t xml:space="preserve">7  </w:t>
-            </w:r>
-          </w:p>
-        </w:tc>
-        <w:tc>
-          <w:tcPr>
-            <w:tcW w:w="117pt" w:type="dxa"/>
-            <w:tcBorders>
-              <w:top w:val="nil"/>
-              <w:start w:val="nil"/>
-              <w:bottom w:val="nil"/>
-              <w:end w:val="nil"/>
-            </w:tcBorders>
-          </w:tcPr>
-          <w:p>
-            <w:pPr>
-              <w:autoSpaceDE w:val="0"/>
-              <w:autoSpaceDN w:val="0"/>
-              <w:adjustRightInd w:val="0"/>
-              <w:spacing w:after="0pt" w:line="12pt" w:lineRule="auto"/>
-              <w:rPr>
-                <w:rFonts w:ascii="Times New Roman" w:eastAsia="宋体" w:hAnsi="Times New Roman" w:cs="宋体"/>
-                <w:kern w:val="0"/>
-                <w:sz w:val="24"/>
-              </w:rPr>
-            </w:pPr>
-            <w:r>
-              <w:rPr>
-                <w:rFonts w:ascii="Times New Roman" w:eastAsia="宋体" w:hAnsi="Times New Roman" w:cs="宋体" w:hint="eastAsia"/>
-                <w:kern w:val="0"/>
-                <w:sz w:val="24"/>
-              </w:rPr>
-              <w:t>跨场次复用（第一场沉淀→第二场命中）</w:t>
-            </w:r>
-            <w:r>
-              <w:rPr>
-                <w:rFonts w:ascii="Times New Roman" w:eastAsia="宋体" w:hAnsi="Times New Roman" w:cs="宋体"/>
-                <w:kern w:val="0"/>
-                <w:sz w:val="24"/>
-              </w:rPr>
-              <w:t xml:space="preserve">  </w:t>
-            </w:r>
-          </w:p>
-        </w:tc>
-        <w:tc>
-          <w:tcPr>
-            <w:tcW w:w="117pt" w:type="dxa"/>
-            <w:tcBorders>
-              <w:top w:val="nil"/>
-              <w:start w:val="nil"/>
-              <w:bottom w:val="nil"/>
-              <w:end w:val="nil"/>
-            </w:tcBorders>
-          </w:tcPr>
-          <w:p>
-            <w:pPr>
-              <w:autoSpaceDE w:val="0"/>
-              <w:autoSpaceDN w:val="0"/>
-              <w:adjustRightInd w:val="0"/>
-              <w:spacing w:after="0pt" w:line="12pt" w:lineRule="auto"/>
-              <w:rPr>
-                <w:rFonts w:ascii="Times New Roman" w:eastAsia="宋体" w:hAnsi="Times New Roman" w:cs="宋体"/>
-                <w:kern w:val="0"/>
-                <w:sz w:val="24"/>
-              </w:rPr>
-            </w:pPr>
-            <w:r>
-              <w:rPr>
-                <w:rFonts w:ascii="Times New Roman" w:eastAsia="宋体" w:hAnsi="Times New Roman" w:cs="宋体"/>
-                <w:kern w:val="0"/>
-                <w:sz w:val="24"/>
-              </w:rPr>
-              <w:t xml:space="preserve">WebUI </w:t>
-            </w:r>
-            <w:r>
-              <w:rPr>
-                <w:rFonts w:ascii="Times New Roman" w:eastAsia="宋体" w:hAnsi="Times New Roman" w:cs="宋体" w:hint="eastAsia"/>
-                <w:kern w:val="0"/>
-                <w:sz w:val="24"/>
-              </w:rPr>
-              <w:t>截图</w:t>
-            </w:r>
-            <w:r>
-              <w:rPr>
-                <w:rFonts w:ascii="Times New Roman" w:eastAsia="宋体" w:hAnsi="Times New Roman" w:cs="宋体"/>
-                <w:kern w:val="0"/>
-                <w:sz w:val="24"/>
-              </w:rPr>
-              <w:t xml:space="preserve">  </w:t>
-            </w:r>
-          </w:p>
-        </w:tc>
-        <w:tc>
-          <w:tcPr>
-            <w:tcW w:w="117pt" w:type="dxa"/>
-            <w:tcBorders>
-              <w:top w:val="nil"/>
-              <w:start w:val="nil"/>
-              <w:bottom w:val="nil"/>
-              <w:end w:val="nil"/>
-            </w:tcBorders>
-          </w:tcPr>
-          <w:p>
-            <w:pPr>
-              <w:autoSpaceDE w:val="0"/>
-              <w:autoSpaceDN w:val="0"/>
-              <w:adjustRightInd w:val="0"/>
-              <w:spacing w:after="0pt" w:line="12pt" w:lineRule="auto"/>
-              <w:rPr>
-                <w:rFonts w:ascii="Times New Roman" w:eastAsia="宋体" w:hAnsi="Times New Roman" w:cs="宋体"/>
-                <w:kern w:val="0"/>
-                <w:sz w:val="24"/>
-              </w:rPr>
-            </w:pPr>
-            <w:r>
-              <w:rPr>
-                <w:rFonts w:ascii="Times New Roman" w:eastAsia="宋体" w:hAnsi="Times New Roman" w:cs="宋体" w:hint="eastAsia"/>
-                <w:kern w:val="0"/>
-                <w:sz w:val="24"/>
-              </w:rPr>
-              <w:t>§</w:t>
-            </w:r>
-            <w:r>
-              <w:rPr>
-                <w:rFonts w:ascii="Times New Roman" w:eastAsia="宋体" w:hAnsi="Times New Roman" w:cs="宋体"/>
-                <w:kern w:val="0"/>
-                <w:sz w:val="24"/>
-              </w:rPr>
-              <w:t xml:space="preserve">5.2 </w:t>
-            </w:r>
-          </w:p>
-        </w:tc>
-      </w:tr>
-      <w:tr>
-        <w:tblPrEx>
-          <w:tblCellMar>
-            <w:top w:w="0pt" w:type="dxa"/>
-            <w:bottom w:w="0pt" w:type="dxa"/>
-          </w:tblCellMar>
-        </w:tblPrEx>
-        <w:tc>
-          <w:tcPr>
-            <w:tcW w:w="117pt" w:type="dxa"/>
-            <w:tcBorders>
-              <w:top w:val="nil"/>
-              <w:start w:val="nil"/>
-              <w:bottom w:val="nil"/>
-              <w:end w:val="nil"/>
-            </w:tcBorders>
-          </w:tcPr>
-          <w:p>
-            <w:pPr>
-              <w:autoSpaceDE w:val="0"/>
-              <w:autoSpaceDN w:val="0"/>
-              <w:adjustRightInd w:val="0"/>
-              <w:spacing w:after="0pt" w:line="12pt" w:lineRule="auto"/>
-              <w:rPr>
-                <w:rFonts w:ascii="Times New Roman" w:eastAsia="宋体" w:hAnsi="Times New Roman" w:cs="宋体"/>
-                <w:kern w:val="0"/>
-                <w:sz w:val="24"/>
-              </w:rPr>
-            </w:pPr>
-            <w:r>
-              <w:rPr>
-                <w:rFonts w:ascii="Times New Roman" w:eastAsia="宋体" w:hAnsi="Times New Roman" w:cs="宋体" w:hint="eastAsia"/>
-                <w:kern w:val="0"/>
-                <w:sz w:val="24"/>
-              </w:rPr>
-              <w:t>图</w:t>
-            </w:r>
-            <w:r>
-              <w:rPr>
-                <w:rFonts w:ascii="Times New Roman" w:eastAsia="宋体" w:hAnsi="Times New Roman" w:cs="宋体"/>
-                <w:kern w:val="0"/>
-                <w:sz w:val="24"/>
-              </w:rPr>
-              <w:t xml:space="preserve">8  </w:t>
-            </w:r>
-          </w:p>
-        </w:tc>
-        <w:tc>
-          <w:tcPr>
-            <w:tcW w:w="117pt" w:type="dxa"/>
-            <w:tcBorders>
-              <w:top w:val="nil"/>
-              <w:start w:val="nil"/>
-              <w:bottom w:val="nil"/>
-              <w:end w:val="nil"/>
-            </w:tcBorders>
-          </w:tcPr>
-          <w:p>
-            <w:pPr>
-              <w:autoSpaceDE w:val="0"/>
-              <w:autoSpaceDN w:val="0"/>
-              <w:adjustRightInd w:val="0"/>
-              <w:spacing w:after="0pt" w:line="12pt" w:lineRule="auto"/>
-              <w:rPr>
-                <w:rFonts w:ascii="Times New Roman" w:eastAsia="宋体" w:hAnsi="Times New Roman" w:cs="宋体"/>
-                <w:kern w:val="0"/>
-                <w:sz w:val="24"/>
-              </w:rPr>
-            </w:pPr>
-            <w:r>
-              <w:rPr>
-                <w:rFonts w:ascii="Times New Roman" w:eastAsia="宋体" w:hAnsi="Times New Roman" w:cs="宋体"/>
-                <w:kern w:val="0"/>
-                <w:sz w:val="24"/>
-              </w:rPr>
-              <w:t xml:space="preserve">DeepSeek </w:t>
-            </w:r>
-            <w:r>
-              <w:rPr>
-                <w:rFonts w:ascii="Times New Roman" w:eastAsia="宋体" w:hAnsi="Times New Roman" w:cs="宋体" w:hint="eastAsia"/>
-                <w:kern w:val="0"/>
-                <w:sz w:val="24"/>
-              </w:rPr>
-              <w:t>规划输出引用记忆</w:t>
-            </w:r>
-            <w:r>
-              <w:rPr>
-                <w:rFonts w:ascii="Times New Roman" w:eastAsia="宋体" w:hAnsi="Times New Roman" w:cs="宋体"/>
-                <w:kern w:val="0"/>
-                <w:sz w:val="24"/>
-              </w:rPr>
-              <w:t xml:space="preserve">  </w:t>
-            </w:r>
-          </w:p>
-        </w:tc>
-        <w:tc>
-          <w:tcPr>
-            <w:tcW w:w="117pt" w:type="dxa"/>
-            <w:tcBorders>
-              <w:top w:val="nil"/>
-              <w:start w:val="nil"/>
-              <w:bottom w:val="nil"/>
-              <w:end w:val="nil"/>
-            </w:tcBorders>
-          </w:tcPr>
-          <w:p>
-            <w:pPr>
-              <w:autoSpaceDE w:val="0"/>
-              <w:autoSpaceDN w:val="0"/>
-              <w:adjustRightInd w:val="0"/>
-              <w:spacing w:after="0pt" w:line="12pt" w:lineRule="auto"/>
-              <w:rPr>
-                <w:rFonts w:ascii="Times New Roman" w:eastAsia="宋体" w:hAnsi="Times New Roman" w:cs="宋体"/>
-                <w:kern w:val="0"/>
-                <w:sz w:val="24"/>
-              </w:rPr>
-            </w:pPr>
-            <w:r>
-              <w:rPr>
-                <w:rFonts w:ascii="Times New Roman" w:eastAsia="宋体" w:hAnsi="Times New Roman" w:cs="宋体" w:hint="eastAsia"/>
-                <w:kern w:val="0"/>
-                <w:sz w:val="24"/>
-              </w:rPr>
-              <w:t>终端截图</w:t>
-            </w:r>
-            <w:r>
-              <w:rPr>
-                <w:rFonts w:ascii="Times New Roman" w:eastAsia="宋体" w:hAnsi="Times New Roman" w:cs="宋体"/>
-                <w:kern w:val="0"/>
-                <w:sz w:val="24"/>
-              </w:rPr>
-              <w:t xml:space="preserve">  </w:t>
-            </w:r>
-          </w:p>
-        </w:tc>
-        <w:tc>
-          <w:tcPr>
-            <w:tcW w:w="117pt" w:type="dxa"/>
-            <w:tcBorders>
-              <w:top w:val="nil"/>
-              <w:start w:val="nil"/>
-              <w:bottom w:val="nil"/>
-              <w:end w:val="nil"/>
-            </w:tcBorders>
-          </w:tcPr>
-          <w:p>
-            <w:pPr>
-              <w:autoSpaceDE w:val="0"/>
-              <w:autoSpaceDN w:val="0"/>
-              <w:adjustRightInd w:val="0"/>
-              <w:spacing w:after="0pt" w:line="12pt" w:lineRule="auto"/>
-              <w:rPr>
-                <w:rFonts w:ascii="Times New Roman" w:eastAsia="宋体" w:hAnsi="Times New Roman" w:cs="宋体"/>
-                <w:kern w:val="0"/>
-                <w:sz w:val="24"/>
-              </w:rPr>
-            </w:pPr>
-            <w:r>
-              <w:rPr>
-                <w:rFonts w:ascii="Times New Roman" w:eastAsia="宋体" w:hAnsi="Times New Roman" w:cs="宋体" w:hint="eastAsia"/>
-                <w:kern w:val="0"/>
-                <w:sz w:val="24"/>
-              </w:rPr>
-              <w:t>§</w:t>
-            </w:r>
-            <w:r>
-              <w:rPr>
-                <w:rFonts w:ascii="Times New Roman" w:eastAsia="宋体" w:hAnsi="Times New Roman" w:cs="宋体"/>
-                <w:kern w:val="0"/>
-                <w:sz w:val="24"/>
-              </w:rPr>
-              <w:t xml:space="preserve">5.5 </w:t>
-            </w:r>
-          </w:p>
-        </w:tc>
-      </w:tr>
-      <w:tr>
-        <w:tblPrEx>
-          <w:tblCellMar>
-            <w:top w:w="0pt" w:type="dxa"/>
-            <w:bottom w:w="0pt" w:type="dxa"/>
-          </w:tblCellMar>
-        </w:tblPrEx>
-        <w:tc>
-          <w:tcPr>
-            <w:tcW w:w="117pt" w:type="dxa"/>
-            <w:tcBorders>
-              <w:top w:val="nil"/>
-              <w:start w:val="nil"/>
-              <w:bottom w:val="single" w:sz="8" w:space="0" w:color="auto"/>
-              <w:end w:val="nil"/>
-            </w:tcBorders>
-          </w:tcPr>
-          <w:p>
-            <w:pPr>
-              <w:autoSpaceDE w:val="0"/>
-              <w:autoSpaceDN w:val="0"/>
-              <w:adjustRightInd w:val="0"/>
-              <w:spacing w:after="0pt" w:line="12pt" w:lineRule="auto"/>
-              <w:rPr>
-                <w:rFonts w:ascii="Times New Roman" w:eastAsia="宋体" w:hAnsi="Times New Roman" w:cs="宋体"/>
-                <w:kern w:val="0"/>
-                <w:sz w:val="24"/>
-              </w:rPr>
-            </w:pPr>
-            <w:r>
-              <w:rPr>
-                <w:rFonts w:ascii="Times New Roman" w:eastAsia="宋体" w:hAnsi="Times New Roman" w:cs="宋体" w:hint="eastAsia"/>
-                <w:kern w:val="0"/>
-                <w:sz w:val="24"/>
-              </w:rPr>
-              <w:t>图</w:t>
-            </w:r>
-            <w:r>
-              <w:rPr>
-                <w:rFonts w:ascii="Times New Roman" w:eastAsia="宋体" w:hAnsi="Times New Roman" w:cs="宋体"/>
-                <w:kern w:val="0"/>
-                <w:sz w:val="24"/>
-              </w:rPr>
-              <w:t xml:space="preserve">9  </w:t>
-            </w:r>
-          </w:p>
-        </w:tc>
-        <w:tc>
-          <w:tcPr>
-            <w:tcW w:w="117pt" w:type="dxa"/>
-            <w:tcBorders>
-              <w:top w:val="nil"/>
-              <w:start w:val="nil"/>
-              <w:bottom w:val="single" w:sz="8" w:space="0" w:color="auto"/>
-              <w:end w:val="nil"/>
-            </w:tcBorders>
-          </w:tcPr>
-          <w:p>
-            <w:pPr>
-              <w:autoSpaceDE w:val="0"/>
-              <w:autoSpaceDN w:val="0"/>
-              <w:adjustRightInd w:val="0"/>
-              <w:spacing w:after="0pt" w:line="12pt" w:lineRule="auto"/>
-              <w:rPr>
-                <w:rFonts w:ascii="Times New Roman" w:eastAsia="宋体" w:hAnsi="Times New Roman" w:cs="宋体"/>
-                <w:kern w:val="0"/>
-                <w:sz w:val="24"/>
-              </w:rPr>
-            </w:pPr>
-            <w:r>
-              <w:rPr>
-                <w:rFonts w:ascii="Times New Roman" w:eastAsia="宋体" w:hAnsi="Times New Roman" w:cs="宋体"/>
-                <w:kern w:val="0"/>
-                <w:sz w:val="24"/>
-              </w:rPr>
-              <w:t xml:space="preserve">WebUI </w:t>
-            </w:r>
-            <w:r>
-              <w:rPr>
-                <w:rFonts w:ascii="Times New Roman" w:eastAsia="宋体" w:hAnsi="Times New Roman" w:cs="宋体" w:hint="eastAsia"/>
-                <w:kern w:val="0"/>
-                <w:sz w:val="24"/>
-              </w:rPr>
-              <w:t>抽屉</w:t>
-            </w:r>
-            <w:r>
-              <w:rPr>
-                <w:rFonts w:ascii="Times New Roman" w:eastAsia="宋体" w:hAnsi="Times New Roman" w:cs="宋体"/>
-                <w:kern w:val="0"/>
-                <w:sz w:val="24"/>
-              </w:rPr>
-              <w:t>/</w:t>
-            </w:r>
-            <w:r>
-              <w:rPr>
-                <w:rFonts w:ascii="Times New Roman" w:eastAsia="宋体" w:hAnsi="Times New Roman" w:cs="宋体" w:hint="eastAsia"/>
-                <w:kern w:val="0"/>
-                <w:sz w:val="24"/>
-              </w:rPr>
-              <w:t>事件流</w:t>
-            </w:r>
-            <w:r>
-              <w:rPr>
-                <w:rFonts w:ascii="Times New Roman" w:eastAsia="宋体" w:hAnsi="Times New Roman" w:cs="宋体"/>
-                <w:kern w:val="0"/>
-                <w:sz w:val="24"/>
-              </w:rPr>
-              <w:t>/</w:t>
-            </w:r>
-            <w:r>
-              <w:rPr>
-                <w:rFonts w:ascii="Times New Roman" w:eastAsia="宋体" w:hAnsi="Times New Roman" w:cs="宋体" w:hint="eastAsia"/>
-                <w:kern w:val="0"/>
-                <w:sz w:val="24"/>
-              </w:rPr>
-              <w:t>健康度条</w:t>
-            </w:r>
-            <w:r>
-              <w:rPr>
-                <w:rFonts w:ascii="Times New Roman" w:eastAsia="宋体" w:hAnsi="Times New Roman" w:cs="宋体"/>
-                <w:kern w:val="0"/>
-                <w:sz w:val="24"/>
-              </w:rPr>
-              <w:t xml:space="preserve">  </w:t>
-            </w:r>
-          </w:p>
-        </w:tc>
-        <w:tc>
-          <w:tcPr>
-            <w:tcW w:w="117pt" w:type="dxa"/>
-            <w:tcBorders>
-              <w:top w:val="nil"/>
-              <w:start w:val="nil"/>
-              <w:bottom w:val="single" w:sz="8" w:space="0" w:color="auto"/>
-              <w:end w:val="nil"/>
-            </w:tcBorders>
-          </w:tcPr>
-          <w:p>
-            <w:pPr>
-              <w:autoSpaceDE w:val="0"/>
-              <w:autoSpaceDN w:val="0"/>
-              <w:adjustRightInd w:val="0"/>
-              <w:spacing w:after="0pt" w:line="12pt" w:lineRule="auto"/>
-              <w:rPr>
-                <w:rFonts w:ascii="Times New Roman" w:eastAsia="宋体" w:hAnsi="Times New Roman" w:cs="宋体"/>
-                <w:kern w:val="0"/>
-                <w:sz w:val="24"/>
-              </w:rPr>
-            </w:pPr>
-            <w:r>
-              <w:rPr>
-                <w:rFonts w:ascii="Times New Roman" w:eastAsia="宋体" w:hAnsi="Times New Roman" w:cs="宋体" w:hint="eastAsia"/>
-                <w:kern w:val="0"/>
-                <w:sz w:val="24"/>
-              </w:rPr>
-              <w:t>浏览器截图</w:t>
-            </w:r>
-            <w:r>
-              <w:rPr>
-                <w:rFonts w:ascii="Times New Roman" w:eastAsia="宋体" w:hAnsi="Times New Roman" w:cs="宋体"/>
-                <w:kern w:val="0"/>
-                <w:sz w:val="24"/>
-              </w:rPr>
-              <w:t xml:space="preserve">  </w:t>
-            </w:r>
-          </w:p>
-        </w:tc>
-        <w:tc>
-          <w:tcPr>
-            <w:tcW w:w="117pt" w:type="dxa"/>
-            <w:tcBorders>
-              <w:top w:val="nil"/>
-              <w:start w:val="nil"/>
-              <w:bottom w:val="single" w:sz="8" w:space="0" w:color="auto"/>
-              <w:end w:val="nil"/>
-            </w:tcBorders>
-          </w:tcPr>
-          <w:p>
-            <w:pPr>
-              <w:autoSpaceDE w:val="0"/>
-              <w:autoSpaceDN w:val="0"/>
-              <w:adjustRightInd w:val="0"/>
-              <w:spacing w:after="0pt" w:line="12pt" w:lineRule="auto"/>
-              <w:rPr>
-                <w:rFonts w:ascii="Times New Roman" w:eastAsia="宋体" w:hAnsi="Times New Roman" w:cs="宋体"/>
-                <w:kern w:val="0"/>
-                <w:sz w:val="24"/>
-              </w:rPr>
-            </w:pPr>
-            <w:r>
-              <w:rPr>
-                <w:rFonts w:ascii="Times New Roman" w:eastAsia="宋体" w:hAnsi="Times New Roman" w:cs="宋体" w:hint="eastAsia"/>
-                <w:kern w:val="0"/>
-                <w:sz w:val="24"/>
-              </w:rPr>
-              <w:t>§</w:t>
-            </w:r>
-            <w:r>
-              <w:rPr>
-                <w:rFonts w:ascii="Times New Roman" w:eastAsia="宋体" w:hAnsi="Times New Roman" w:cs="宋体"/>
-                <w:kern w:val="0"/>
-                <w:sz w:val="24"/>
-              </w:rPr>
-              <w:t xml:space="preserve">7.3 </w:t>
-            </w:r>
-          </w:p>
-        </w:tc>
-      </w:tr>
-    </w:tbl>
-    <w:p>
-      <w:pPr>
-        <w:autoSpaceDE w:val="0"/>
-        <w:autoSpaceDN w:val="0"/>
-        <w:adjustRightInd w:val="0"/>
-        <w:spacing w:before="12pt" w:after="12pt" w:line="12pt" w:lineRule="auto"/>
-        <w:outlineLvl w:val="1"/>
-        <w:rPr>
-          <w:rFonts w:ascii="Times New Roman" w:eastAsia="黑体" w:hAnsi="Times New Roman" w:cs="黑体"/>
-          <w:kern w:val="0"/>
-          <w:sz w:val="28"/>
-          <w:szCs w:val="28"/>
-        </w:rPr>
-      </w:pPr>
-      <w:r>
-        <w:rPr>
-          <w:rFonts w:ascii="Times New Roman" w:eastAsia="黑体" w:hAnsi="Times New Roman" w:cs="黑体"/>
-          <w:b/>
-          <w:bCs/>
-          <w:kern w:val="0"/>
-          <w:sz w:val="28"/>
-          <w:szCs w:val="28"/>
-        </w:rPr>
-        <w:t xml:space="preserve">7.2 </w:t>
-      </w:r>
-      <w:r>
-        <w:rPr>
-          <w:rFonts w:ascii="Times New Roman" w:eastAsia="黑体" w:hAnsi="Times New Roman" w:cs="黑体" w:hint="eastAsia"/>
-          <w:b/>
-          <w:bCs/>
-          <w:kern w:val="0"/>
-          <w:sz w:val="28"/>
-          <w:szCs w:val="28"/>
-        </w:rPr>
-        <w:t>绘图脚本示例（图</w:t>
-      </w:r>
-      <w:r>
-        <w:rPr>
-          <w:rFonts w:ascii="Times New Roman" w:eastAsia="黑体" w:hAnsi="Times New Roman" w:cs="黑体"/>
-          <w:b/>
-          <w:bCs/>
-          <w:kern w:val="0"/>
-          <w:sz w:val="28"/>
-          <w:szCs w:val="28"/>
-        </w:rPr>
-        <w:t>4</w:t>
-      </w:r>
-      <w:r>
-        <w:rPr>
-          <w:rFonts w:ascii="Times New Roman" w:eastAsia="黑体" w:hAnsi="Times New Roman" w:cs="黑体" w:hint="eastAsia"/>
-          <w:b/>
-          <w:bCs/>
-          <w:kern w:val="0"/>
-          <w:sz w:val="28"/>
-          <w:szCs w:val="28"/>
-        </w:rPr>
-        <w:t>）</w:t>
-      </w:r>
-    </w:p>
-    <w:p>
-      <w:pPr>
-        <w:autoSpaceDE w:val="0"/>
-        <w:autoSpaceDN w:val="0"/>
-        <w:adjustRightInd w:val="0"/>
-        <w:spacing w:after="0pt" w:line="12pt" w:lineRule="auto"/>
-        <w:ind w:start="18pt"/>
-        <w:rPr>
-          <w:rFonts w:ascii="Times New Roman" w:eastAsia="宋体" w:hAnsi="Times New Roman" w:cs="宋体"/>
-          <w:kern w:val="0"/>
-          <w:sz w:val="20"/>
-          <w:szCs w:val="20"/>
-        </w:rPr>
-      </w:pPr>
-      <w:r>
-        <w:rPr>
-          <w:rFonts w:ascii="Times New Roman" w:eastAsia="宋体" w:hAnsi="Times New Roman" w:cs="Courier New"/>
-          <w:kern w:val="0"/>
-          <w:sz w:val="20"/>
-          <w:szCs w:val="20"/>
-        </w:rPr>
-        <w:t>import json, matplotlib.pyplot as plt</w:t>
-      </w:r>
-    </w:p>
-    <w:p>
-      <w:pPr>
-        <w:autoSpaceDE w:val="0"/>
-        <w:autoSpaceDN w:val="0"/>
-        <w:adjustRightInd w:val="0"/>
-        <w:spacing w:after="0pt" w:line="12pt" w:lineRule="auto"/>
-        <w:ind w:start="18pt"/>
-        <w:rPr>
-          <w:rFonts w:ascii="Times New Roman" w:eastAsia="宋体" w:hAnsi="Times New Roman" w:cs="宋体"/>
-          <w:kern w:val="0"/>
-          <w:sz w:val="20"/>
-          <w:szCs w:val="20"/>
-        </w:rPr>
-      </w:pPr>
-      <w:r>
-        <w:rPr>
-          <w:rFonts w:ascii="Times New Roman" w:eastAsia="宋体" w:hAnsi="Times New Roman" w:cs="Courier New"/>
-          <w:kern w:val="0"/>
-          <w:sz w:val="20"/>
-          <w:szCs w:val="20"/>
-        </w:rPr>
-        <w:t>rep = json.load(open("code/</w:t>
-      </w:r>
-      <w:r>
-        <w:rPr>
-          <w:rFonts w:ascii="Times New Roman" w:eastAsia="宋体" w:hAnsi="Times New Roman" w:cs="Courier New" w:hint="eastAsia"/>
-          <w:kern w:val="0"/>
-          <w:sz w:val="20"/>
-          <w:szCs w:val="20"/>
-        </w:rPr>
-        <w:t>课题</w:t>
-      </w:r>
-      <w:r>
-        <w:rPr>
-          <w:rFonts w:ascii="Times New Roman" w:eastAsia="宋体" w:hAnsi="Times New Roman" w:cs="Courier New"/>
-          <w:kern w:val="0"/>
-          <w:sz w:val="20"/>
-          <w:szCs w:val="20"/>
-        </w:rPr>
-        <w:t>3_</w:t>
-      </w:r>
-      <w:r>
-        <w:rPr>
-          <w:rFonts w:ascii="Times New Roman" w:eastAsia="宋体" w:hAnsi="Times New Roman" w:cs="Courier New" w:hint="eastAsia"/>
-          <w:kern w:val="0"/>
-          <w:sz w:val="20"/>
-          <w:szCs w:val="20"/>
-        </w:rPr>
-        <w:t>长短期记忆</w:t>
-      </w:r>
-      <w:r>
-        <w:rPr>
-          <w:rFonts w:ascii="Times New Roman" w:eastAsia="宋体" w:hAnsi="Times New Roman" w:cs="Courier New"/>
-          <w:kern w:val="0"/>
-          <w:sz w:val="20"/>
-          <w:szCs w:val="20"/>
-        </w:rPr>
-        <w:t>/eval/results/ablation_report.json"))</w:t>
-      </w:r>
-    </w:p>
-    <w:p>
-      <w:pPr>
-        <w:autoSpaceDE w:val="0"/>
-        <w:autoSpaceDN w:val="0"/>
-        <w:adjustRightInd w:val="0"/>
-        <w:spacing w:after="0pt" w:line="12pt" w:lineRule="auto"/>
-        <w:ind w:start="18pt"/>
-        <w:rPr>
-          <w:rFonts w:ascii="Times New Roman" w:eastAsia="宋体" w:hAnsi="Times New Roman" w:cs="宋体"/>
-          <w:kern w:val="0"/>
-          <w:sz w:val="20"/>
-          <w:szCs w:val="20"/>
-        </w:rPr>
-      </w:pPr>
-      <w:r>
-        <w:rPr>
-          <w:rFonts w:ascii="Times New Roman" w:eastAsia="宋体" w:hAnsi="Times New Roman" w:cs="Courier New"/>
-          <w:kern w:val="0"/>
-          <w:sz w:val="20"/>
-          <w:szCs w:val="20"/>
-        </w:rPr>
-        <w:t>g2 = rep["groups"]["G2"]["by_category"]; g3 = rep["groups"]["G3"]["by_category"]</w:t>
-      </w:r>
-    </w:p>
-    <w:p>
-      <w:pPr>
-        <w:autoSpaceDE w:val="0"/>
-        <w:autoSpaceDN w:val="0"/>
-        <w:adjustRightInd w:val="0"/>
-        <w:spacing w:after="0pt" w:line="12pt" w:lineRule="auto"/>
-        <w:ind w:start="18pt"/>
-        <w:rPr>
-          <w:rFonts w:ascii="Times New Roman" w:eastAsia="宋体" w:hAnsi="Times New Roman" w:cs="宋体"/>
-          <w:kern w:val="0"/>
-          <w:sz w:val="20"/>
-          <w:szCs w:val="20"/>
-        </w:rPr>
-      </w:pPr>
-      <w:r>
-        <w:rPr>
-          <w:rFonts w:ascii="Times New Roman" w:eastAsia="宋体" w:hAnsi="Times New Roman" w:cs="Courier New"/>
-          <w:kern w:val="0"/>
-          <w:sz w:val="20"/>
-          <w:szCs w:val="20"/>
-        </w:rPr>
-        <w:t>cats = list(g2.keys()); x = range(len(cats))</w:t>
-      </w:r>
-    </w:p>
-    <w:p>
-      <w:pPr>
-        <w:autoSpaceDE w:val="0"/>
-        <w:autoSpaceDN w:val="0"/>
-        <w:adjustRightInd w:val="0"/>
-        <w:spacing w:after="0pt" w:line="12pt" w:lineRule="auto"/>
-        <w:ind w:start="18pt"/>
-        <w:rPr>
-          <w:rFonts w:ascii="Times New Roman" w:eastAsia="宋体" w:hAnsi="Times New Roman" w:cs="宋体"/>
-          <w:kern w:val="0"/>
-          <w:sz w:val="20"/>
-          <w:szCs w:val="20"/>
-        </w:rPr>
-      </w:pPr>
-      <w:r>
-        <w:rPr>
-          <w:rFonts w:ascii="Times New Roman" w:eastAsia="宋体" w:hAnsi="Times New Roman" w:cs="Courier New"/>
-          <w:kern w:val="0"/>
-          <w:sz w:val="20"/>
-          <w:szCs w:val="20"/>
-        </w:rPr>
-        <w:t xml:space="preserve">plt.bar([i-0.18 for i in x], [g2[c]["hit@5"] for c in cats], width=0.36, label="G2 </w:t>
-      </w:r>
-      <w:r>
-        <w:rPr>
-          <w:rFonts w:ascii="Times New Roman" w:eastAsia="宋体" w:hAnsi="Times New Roman" w:cs="Courier New" w:hint="eastAsia"/>
-          <w:kern w:val="0"/>
-          <w:sz w:val="20"/>
-          <w:szCs w:val="20"/>
-        </w:rPr>
-        <w:t>仅事实库</w:t>
-      </w:r>
-      <w:r>
-        <w:rPr>
-          <w:rFonts w:ascii="Times New Roman" w:eastAsia="宋体" w:hAnsi="Times New Roman" w:cs="Courier New"/>
-          <w:kern w:val="0"/>
-          <w:sz w:val="20"/>
-          <w:szCs w:val="20"/>
-        </w:rPr>
-        <w:t>")</w:t>
-      </w:r>
-    </w:p>
-    <w:p>
-      <w:pPr>
-        <w:autoSpaceDE w:val="0"/>
-        <w:autoSpaceDN w:val="0"/>
-        <w:adjustRightInd w:val="0"/>
-        <w:spacing w:after="0pt" w:line="12pt" w:lineRule="auto"/>
-        <w:ind w:start="18pt"/>
-        <w:rPr>
-          <w:rFonts w:ascii="Times New Roman" w:eastAsia="宋体" w:hAnsi="Times New Roman" w:cs="宋体"/>
-          <w:kern w:val="0"/>
-          <w:sz w:val="20"/>
-          <w:szCs w:val="20"/>
-        </w:rPr>
-      </w:pPr>
-      <w:r>
-        <w:rPr>
-          <w:rFonts w:ascii="Times New Roman" w:eastAsia="宋体" w:hAnsi="Times New Roman" w:cs="Courier New"/>
-          <w:kern w:val="0"/>
-          <w:sz w:val="20"/>
-          <w:szCs w:val="20"/>
-        </w:rPr>
-        <w:t xml:space="preserve">plt.bar([i+0.18 for i in x], [g3[c]["hit@5"] for c in cats], width=0.36, label="G3 </w:t>
-      </w:r>
-      <w:r>
-        <w:rPr>
-          <w:rFonts w:ascii="Times New Roman" w:eastAsia="宋体" w:hAnsi="Times New Roman" w:cs="Courier New" w:hint="eastAsia"/>
-          <w:kern w:val="0"/>
-          <w:sz w:val="20"/>
-          <w:szCs w:val="20"/>
-        </w:rPr>
-        <w:t>双库全开</w:t>
-      </w:r>
-      <w:r>
-        <w:rPr>
-          <w:rFonts w:ascii="Times New Roman" w:eastAsia="宋体" w:hAnsi="Times New Roman" w:cs="Courier New"/>
-          <w:kern w:val="0"/>
-          <w:sz w:val="20"/>
-          <w:szCs w:val="20"/>
-        </w:rPr>
-        <w:t>")</w:t>
-      </w:r>
-    </w:p>
-    <w:p>
-      <w:pPr>
-        <w:autoSpaceDE w:val="0"/>
-        <w:autoSpaceDN w:val="0"/>
-        <w:adjustRightInd w:val="0"/>
-        <w:spacing w:after="0pt" w:line="12pt" w:lineRule="auto"/>
-        <w:ind w:start="18pt"/>
-        <w:rPr>
-          <w:rFonts w:ascii="Times New Roman" w:eastAsia="宋体" w:hAnsi="Times New Roman" w:cs="宋体"/>
-          <w:kern w:val="0"/>
-          <w:sz w:val="20"/>
-          <w:szCs w:val="20"/>
-        </w:rPr>
-      </w:pPr>
-      <w:r>
-        <w:rPr>
-          <w:rFonts w:ascii="Times New Roman" w:eastAsia="宋体" w:hAnsi="Times New Roman" w:cs="Courier New"/>
-          <w:kern w:val="0"/>
-          <w:sz w:val="20"/>
-          <w:szCs w:val="20"/>
-        </w:rPr>
-        <w:t>plt.axhline(0.357, ls="--", color="gray", label="</w:t>
-      </w:r>
-      <w:r>
-        <w:rPr>
-          <w:rFonts w:ascii="Times New Roman" w:eastAsia="宋体" w:hAnsi="Times New Roman" w:cs="Courier New" w:hint="eastAsia"/>
-          <w:kern w:val="0"/>
-          <w:sz w:val="20"/>
-          <w:szCs w:val="20"/>
-        </w:rPr>
-        <w:t>随机基线</w:t>
-      </w:r>
-      <w:r>
-        <w:rPr>
-          <w:rFonts w:ascii="Times New Roman" w:eastAsia="宋体" w:hAnsi="Times New Roman" w:cs="Courier New"/>
-          <w:kern w:val="0"/>
-          <w:sz w:val="20"/>
-          <w:szCs w:val="20"/>
-        </w:rPr>
-        <w:t>")</w:t>
-      </w:r>
-    </w:p>
-    <w:p>
-      <w:pPr>
-        <w:autoSpaceDE w:val="0"/>
-        <w:autoSpaceDN w:val="0"/>
-        <w:adjustRightInd w:val="0"/>
-        <w:spacing w:after="0pt" w:line="12pt" w:lineRule="auto"/>
-        <w:ind w:start="18pt"/>
-        <w:rPr>
-          <w:rFonts w:ascii="Times New Roman" w:eastAsia="宋体" w:hAnsi="Times New Roman" w:cs="宋体"/>
-          <w:kern w:val="0"/>
-          <w:sz w:val="20"/>
-          <w:szCs w:val="20"/>
-        </w:rPr>
-      </w:pPr>
-      <w:r>
-        <w:rPr>
-          <w:rFonts w:ascii="Times New Roman" w:eastAsia="宋体" w:hAnsi="Times New Roman" w:cs="Courier New"/>
-          <w:kern w:val="0"/>
-          <w:sz w:val="20"/>
-          <w:szCs w:val="20"/>
-        </w:rPr>
-        <w:t>plt.xticks(list(x), cats); plt.ylim(0, 1.1); plt.legend(); plt.show()</w:t>
-      </w:r>
-    </w:p>
-    <w:p>
-      <w:pPr>
-        <w:autoSpaceDE w:val="0"/>
-        <w:autoSpaceDN w:val="0"/>
-        <w:adjustRightInd w:val="0"/>
-        <w:spacing w:before="12pt" w:after="12pt" w:line="12pt" w:lineRule="auto"/>
-        <w:outlineLvl w:val="1"/>
-        <w:rPr>
-          <w:rFonts w:ascii="Times New Roman" w:eastAsia="黑体" w:hAnsi="Times New Roman" w:cs="黑体"/>
-          <w:kern w:val="0"/>
-          <w:sz w:val="28"/>
-          <w:szCs w:val="28"/>
-        </w:rPr>
-      </w:pPr>
-      <w:r>
-        <w:rPr>
-          <w:rFonts w:ascii="Times New Roman" w:eastAsia="黑体" w:hAnsi="Times New Roman" w:cs="黑体"/>
-          <w:b/>
-          <w:bCs/>
-          <w:kern w:val="0"/>
-          <w:sz w:val="28"/>
-          <w:szCs w:val="28"/>
-        </w:rPr>
-        <w:t xml:space="preserve">7.3 </w:t>
-      </w:r>
-      <w:r>
-        <w:rPr>
-          <w:rFonts w:ascii="Times New Roman" w:eastAsia="黑体" w:hAnsi="Times New Roman" w:cs="黑体" w:hint="eastAsia"/>
-          <w:b/>
-          <w:bCs/>
-          <w:kern w:val="0"/>
-          <w:sz w:val="28"/>
-          <w:szCs w:val="28"/>
-        </w:rPr>
-        <w:t>汇报建议</w:t>
-      </w:r>
-    </w:p>
-    <w:p>
-      <w:pPr>
-        <w:autoSpaceDE w:val="0"/>
-        <w:autoSpaceDN w:val="0"/>
-        <w:adjustRightInd w:val="0"/>
-        <w:spacing w:after="0pt" w:line="12pt" w:lineRule="auto"/>
-        <w:ind w:start="24pt" w:hanging="12pt"/>
-        <w:rPr>
-          <w:rFonts w:ascii="Times New Roman" w:eastAsia="宋体" w:hAnsi="Times New Roman" w:cs="宋体"/>
-          <w:kern w:val="0"/>
-          <w:sz w:val="24"/>
-        </w:rPr>
-      </w:pPr>
-      <w:r>
-        <w:rPr>
-          <w:rFonts w:ascii="Times New Roman" w:eastAsia="宋体" w:hAnsi="Times New Roman" w:cs="宋体"/>
-          <w:kern w:val="0"/>
-          <w:sz w:val="24"/>
-        </w:rPr>
-        <w:t>•</w:t>
-      </w:r>
-      <w:r>
-        <w:rPr>
-          <w:rFonts w:ascii="Times New Roman" w:eastAsia="宋体" w:hAnsi="Times New Roman" w:cs="宋体"/>
-          <w:kern w:val="0"/>
-          <w:sz w:val="24"/>
-        </w:rPr>
-        <w:tab/>
-      </w:r>
-      <w:r>
-        <w:rPr>
-          <w:rFonts w:ascii="Times New Roman" w:eastAsia="宋体" w:hAnsi="Times New Roman" w:cs="宋体" w:hint="eastAsia"/>
-          <w:kern w:val="0"/>
-          <w:sz w:val="24"/>
-        </w:rPr>
-        <w:t>优先展示图</w:t>
-      </w:r>
-      <w:r>
-        <w:rPr>
-          <w:rFonts w:ascii="Times New Roman" w:eastAsia="宋体" w:hAnsi="Times New Roman" w:cs="宋体"/>
-          <w:kern w:val="0"/>
-          <w:sz w:val="24"/>
-        </w:rPr>
-        <w:t>4</w:t>
-      </w:r>
-      <w:r>
-        <w:rPr>
-          <w:rFonts w:ascii="Times New Roman" w:eastAsia="宋体" w:hAnsi="Times New Roman" w:cs="宋体" w:hint="eastAsia"/>
-          <w:kern w:val="0"/>
-          <w:sz w:val="24"/>
-        </w:rPr>
-        <w:t>、图</w:t>
-      </w:r>
-      <w:r>
-        <w:rPr>
-          <w:rFonts w:ascii="Times New Roman" w:eastAsia="宋体" w:hAnsi="Times New Roman" w:cs="宋体"/>
-          <w:kern w:val="0"/>
-          <w:sz w:val="24"/>
-        </w:rPr>
-        <w:t>5</w:t>
-      </w:r>
-      <w:r>
-        <w:rPr>
-          <w:rFonts w:ascii="Times New Roman" w:eastAsia="宋体" w:hAnsi="Times New Roman" w:cs="宋体" w:hint="eastAsia"/>
-          <w:kern w:val="0"/>
-          <w:sz w:val="24"/>
-        </w:rPr>
-        <w:t>、图</w:t>
-      </w:r>
-      <w:r>
-        <w:rPr>
-          <w:rFonts w:ascii="Times New Roman" w:eastAsia="宋体" w:hAnsi="Times New Roman" w:cs="宋体"/>
-          <w:kern w:val="0"/>
-          <w:sz w:val="24"/>
-        </w:rPr>
-        <w:t>7</w:t>
-      </w:r>
-      <w:r>
-        <w:rPr>
-          <w:rFonts w:ascii="Times New Roman" w:eastAsia="宋体" w:hAnsi="Times New Roman" w:cs="宋体" w:hint="eastAsia"/>
-          <w:kern w:val="0"/>
-          <w:sz w:val="24"/>
-        </w:rPr>
-        <w:t>、图</w:t>
-      </w:r>
-      <w:r>
-        <w:rPr>
-          <w:rFonts w:ascii="Times New Roman" w:eastAsia="宋体" w:hAnsi="Times New Roman" w:cs="宋体"/>
-          <w:kern w:val="0"/>
-          <w:sz w:val="24"/>
-        </w:rPr>
-        <w:t>8</w:t>
-      </w:r>
-      <w:r>
-        <w:rPr>
-          <w:rFonts w:ascii="Times New Roman" w:eastAsia="宋体" w:hAnsi="Times New Roman" w:cs="宋体" w:hint="eastAsia"/>
-          <w:kern w:val="0"/>
-          <w:sz w:val="24"/>
-        </w:rPr>
-        <w:t>，分别对应“双库有效”“阈值可解释”“越用越强”“真模型会用记忆”；</w:t>
-      </w:r>
-    </w:p>
-    <w:p>
-      <w:pPr>
-        <w:autoSpaceDE w:val="0"/>
-        <w:autoSpaceDN w:val="0"/>
-        <w:adjustRightInd w:val="0"/>
-        <w:spacing w:after="0pt" w:line="12pt" w:lineRule="auto"/>
-        <w:ind w:start="24pt" w:hanging="12pt"/>
-        <w:rPr>
-          <w:rFonts w:ascii="Times New Roman" w:eastAsia="宋体" w:hAnsi="Times New Roman" w:cs="宋体"/>
-          <w:kern w:val="0"/>
-          <w:sz w:val="24"/>
-        </w:rPr>
-      </w:pPr>
-      <w:r>
-        <w:rPr>
-          <w:rFonts w:ascii="Times New Roman" w:eastAsia="宋体" w:hAnsi="Times New Roman" w:cs="宋体"/>
-          <w:kern w:val="0"/>
-          <w:sz w:val="24"/>
-        </w:rPr>
-        <w:t>•</w:t>
-      </w:r>
-      <w:r>
-        <w:rPr>
-          <w:rFonts w:ascii="Times New Roman" w:eastAsia="宋体" w:hAnsi="Times New Roman" w:cs="宋体"/>
-          <w:kern w:val="0"/>
-          <w:sz w:val="24"/>
-        </w:rPr>
-        <w:tab/>
-      </w:r>
-      <w:r>
-        <w:rPr>
-          <w:rFonts w:ascii="Times New Roman" w:eastAsia="宋体" w:hAnsi="Times New Roman" w:cs="宋体" w:hint="eastAsia"/>
-          <w:kern w:val="0"/>
-          <w:sz w:val="24"/>
-        </w:rPr>
-        <w:t>每张图配一句图注，说明横纵轴含义与对照基线；</w:t>
-      </w:r>
-    </w:p>
-    <w:p>
-      <w:pPr>
-        <w:autoSpaceDE w:val="0"/>
-        <w:autoSpaceDN w:val="0"/>
-        <w:adjustRightInd w:val="0"/>
-        <w:spacing w:after="0pt" w:line="12pt" w:lineRule="auto"/>
-        <w:ind w:start="24pt" w:hanging="12pt"/>
-        <w:rPr>
-          <w:rFonts w:ascii="Times New Roman" w:eastAsia="宋体" w:hAnsi="Times New Roman" w:cs="宋体"/>
-          <w:kern w:val="0"/>
-          <w:sz w:val="24"/>
-        </w:rPr>
-      </w:pPr>
-      <w:r>
-        <w:rPr>
-          <w:rFonts w:ascii="Times New Roman" w:eastAsia="宋体" w:hAnsi="Times New Roman" w:cs="宋体"/>
-          <w:kern w:val="0"/>
-          <w:sz w:val="24"/>
-        </w:rPr>
-        <w:t>•</w:t>
-      </w:r>
-      <w:r>
-        <w:rPr>
-          <w:rFonts w:ascii="Times New Roman" w:eastAsia="宋体" w:hAnsi="Times New Roman" w:cs="宋体"/>
-          <w:kern w:val="0"/>
-          <w:sz w:val="24"/>
-        </w:rPr>
-        <w:tab/>
-      </w:r>
-      <w:r>
-        <w:rPr>
-          <w:rFonts w:ascii="Times New Roman" w:eastAsia="宋体" w:hAnsi="Times New Roman" w:cs="宋体" w:hint="eastAsia"/>
-          <w:kern w:val="0"/>
-          <w:sz w:val="24"/>
-        </w:rPr>
-        <w:t>答辩时先讲</w:t>
-      </w:r>
-      <w:r>
-        <w:rPr>
-          <w:rFonts w:ascii="Times New Roman" w:eastAsia="宋体" w:hAnsi="Times New Roman" w:cs="宋体"/>
-          <w:kern w:val="0"/>
-          <w:sz w:val="24"/>
-        </w:rPr>
-        <w:t xml:space="preserve"> RQ </w:t>
-      </w:r>
-      <w:r>
-        <w:rPr>
-          <w:rFonts w:ascii="Times New Roman" w:eastAsia="宋体" w:hAnsi="Times New Roman" w:cs="宋体" w:hint="eastAsia"/>
-          <w:kern w:val="0"/>
-          <w:sz w:val="24"/>
-        </w:rPr>
-        <w:t>再讲数字，避免“先抛全</w:t>
-      </w:r>
-      <w:r>
-        <w:rPr>
-          <w:rFonts w:ascii="Times New Roman" w:eastAsia="宋体" w:hAnsi="Times New Roman" w:cs="宋体"/>
-          <w:kern w:val="0"/>
-          <w:sz w:val="24"/>
-        </w:rPr>
-        <w:t xml:space="preserve"> 1.0 </w:t>
-      </w:r>
-      <w:r>
-        <w:rPr>
-          <w:rFonts w:ascii="Times New Roman" w:eastAsia="宋体" w:hAnsi="Times New Roman" w:cs="宋体" w:hint="eastAsia"/>
-          <w:kern w:val="0"/>
-          <w:sz w:val="24"/>
-        </w:rPr>
-        <w:t>再解释”的被动局面。</w:t>
       </w:r>
     </w:p>
     <w:p>

--- a/docs/实验报告.docx
+++ b/docs/实验报告.docx
@@ -9,7 +9,7 @@
         <w:adjustRightInd w:val="0"/>
         <w:spacing w:after="0pt" w:line="12pt" w:lineRule="auto"/>
         <w:rPr>
-          <w:rFonts w:ascii="Times New Roman" w:eastAsia="宋体" w:hAnsi="Times New Roman" w:cs="宋体" w:hint="eastAsia"/>
+          <w:rFonts w:ascii="Times New Roman" w:eastAsia="宋体" w:hAnsi="Times New Roman" w:cs="宋体"/>
           <w:kern w:val="0"/>
           <w:sz w:val="24"/>
         </w:rPr>
@@ -22,7 +22,7 @@
         <w:adjustRightInd w:val="0"/>
         <w:spacing w:after="0pt" w:line="12pt" w:lineRule="auto"/>
         <w:rPr>
-          <w:rFonts w:ascii="Times New Roman" w:eastAsia="宋体" w:hAnsi="Times New Roman" w:cs="宋体" w:hint="eastAsia"/>
+          <w:rFonts w:ascii="Times New Roman" w:eastAsia="宋体" w:hAnsi="Times New Roman" w:cs="宋体"/>
           <w:kern w:val="0"/>
           <w:sz w:val="24"/>
         </w:rPr>
@@ -35,7 +35,7 @@
         <w:adjustRightInd w:val="0"/>
         <w:spacing w:after="0pt" w:line="12pt" w:lineRule="auto"/>
         <w:rPr>
-          <w:rFonts w:ascii="Times New Roman" w:eastAsia="宋体" w:hAnsi="Times New Roman" w:cs="宋体" w:hint="eastAsia"/>
+          <w:rFonts w:ascii="Times New Roman" w:eastAsia="宋体" w:hAnsi="Times New Roman" w:cs="宋体"/>
           <w:kern w:val="0"/>
           <w:sz w:val="24"/>
         </w:rPr>
@@ -48,7 +48,7 @@
         <w:adjustRightInd w:val="0"/>
         <w:spacing w:after="0pt" w:line="12pt" w:lineRule="auto"/>
         <w:rPr>
-          <w:rFonts w:ascii="Times New Roman" w:eastAsia="宋体" w:hAnsi="Times New Roman" w:cs="宋体" w:hint="eastAsia"/>
+          <w:rFonts w:ascii="Times New Roman" w:eastAsia="宋体" w:hAnsi="Times New Roman" w:cs="宋体"/>
           <w:kern w:val="0"/>
           <w:sz w:val="24"/>
         </w:rPr>
@@ -61,7 +61,7 @@
         <w:adjustRightInd w:val="0"/>
         <w:spacing w:after="0pt" w:line="12pt" w:lineRule="auto"/>
         <w:rPr>
-          <w:rFonts w:ascii="Times New Roman" w:eastAsia="宋体" w:hAnsi="Times New Roman" w:cs="宋体" w:hint="eastAsia"/>
+          <w:rFonts w:ascii="Times New Roman" w:eastAsia="宋体" w:hAnsi="Times New Roman" w:cs="宋体"/>
           <w:kern w:val="0"/>
           <w:sz w:val="24"/>
         </w:rPr>
@@ -74,7 +74,7 @@
         <w:adjustRightInd w:val="0"/>
         <w:spacing w:after="0pt" w:line="12pt" w:lineRule="auto"/>
         <w:rPr>
-          <w:rFonts w:ascii="Times New Roman" w:eastAsia="宋体" w:hAnsi="Times New Roman" w:cs="宋体" w:hint="eastAsia"/>
+          <w:rFonts w:ascii="Times New Roman" w:eastAsia="宋体" w:hAnsi="Times New Roman" w:cs="宋体"/>
           <w:kern w:val="0"/>
           <w:sz w:val="24"/>
         </w:rPr>
@@ -87,7 +87,7 @@
         <w:adjustRightInd w:val="0"/>
         <w:spacing w:after="0pt" w:line="12pt" w:lineRule="auto"/>
         <w:rPr>
-          <w:rFonts w:ascii="Times New Roman" w:eastAsia="宋体" w:hAnsi="Times New Roman" w:cs="宋体" w:hint="eastAsia"/>
+          <w:rFonts w:ascii="Times New Roman" w:eastAsia="宋体" w:hAnsi="Times New Roman" w:cs="宋体"/>
           <w:kern w:val="0"/>
           <w:sz w:val="24"/>
         </w:rPr>
@@ -186,7 +186,7 @@
         <w:adjustRightInd w:val="0"/>
         <w:spacing w:after="0pt" w:line="12pt" w:lineRule="auto"/>
         <w:rPr>
-          <w:rFonts w:ascii="Times New Roman" w:eastAsia="宋体" w:hAnsi="Times New Roman" w:cs="宋体" w:hint="eastAsia"/>
+          <w:rFonts w:ascii="Times New Roman" w:eastAsia="宋体" w:hAnsi="Times New Roman" w:cs="宋体"/>
           <w:kern w:val="0"/>
           <w:sz w:val="24"/>
         </w:rPr>
@@ -199,7 +199,7 @@
         <w:adjustRightInd w:val="0"/>
         <w:spacing w:after="0pt" w:line="12pt" w:lineRule="auto"/>
         <w:rPr>
-          <w:rFonts w:ascii="Times New Roman" w:eastAsia="宋体" w:hAnsi="Times New Roman" w:cs="宋体" w:hint="eastAsia"/>
+          <w:rFonts w:ascii="Times New Roman" w:eastAsia="宋体" w:hAnsi="Times New Roman" w:cs="宋体"/>
           <w:kern w:val="0"/>
           <w:sz w:val="24"/>
         </w:rPr>
@@ -212,7 +212,7 @@
         <w:adjustRightInd w:val="0"/>
         <w:spacing w:after="0pt" w:line="12pt" w:lineRule="auto"/>
         <w:rPr>
-          <w:rFonts w:ascii="Times New Roman" w:eastAsia="宋体" w:hAnsi="Times New Roman" w:cs="宋体" w:hint="eastAsia"/>
+          <w:rFonts w:ascii="Times New Roman" w:eastAsia="宋体" w:hAnsi="Times New Roman" w:cs="宋体"/>
           <w:kern w:val="0"/>
           <w:sz w:val="24"/>
         </w:rPr>
@@ -225,7 +225,7 @@
         <w:adjustRightInd w:val="0"/>
         <w:spacing w:after="0pt" w:line="12pt" w:lineRule="auto"/>
         <w:rPr>
-          <w:rFonts w:ascii="Times New Roman" w:eastAsia="宋体" w:hAnsi="Times New Roman" w:cs="宋体" w:hint="eastAsia"/>
+          <w:rFonts w:ascii="Times New Roman" w:eastAsia="宋体" w:hAnsi="Times New Roman" w:cs="宋体"/>
           <w:kern w:val="0"/>
           <w:sz w:val="24"/>
         </w:rPr>
@@ -238,7 +238,7 @@
         <w:adjustRightInd w:val="0"/>
         <w:spacing w:after="0pt" w:line="12pt" w:lineRule="auto"/>
         <w:rPr>
-          <w:rFonts w:ascii="Times New Roman" w:eastAsia="宋体" w:hAnsi="Times New Roman" w:cs="宋体" w:hint="eastAsia"/>
+          <w:rFonts w:ascii="Times New Roman" w:eastAsia="宋体" w:hAnsi="Times New Roman" w:cs="宋体"/>
           <w:kern w:val="0"/>
           <w:sz w:val="24"/>
         </w:rPr>
@@ -251,7 +251,7 @@
         <w:adjustRightInd w:val="0"/>
         <w:spacing w:after="0pt" w:line="12pt" w:lineRule="auto"/>
         <w:rPr>
-          <w:rFonts w:ascii="Times New Roman" w:eastAsia="宋体" w:hAnsi="Times New Roman" w:cs="宋体" w:hint="eastAsia"/>
+          <w:rFonts w:ascii="Times New Roman" w:eastAsia="宋体" w:hAnsi="Times New Roman" w:cs="宋体"/>
           <w:kern w:val="0"/>
           <w:sz w:val="24"/>
         </w:rPr>
@@ -259,7 +259,7 @@
     </w:p>
     <w:tbl>
       <w:tblPr>
-        <w:tblW w:w="0pt" w:type="auto"/>
+        <w:tblW w:w="0pt" w:type="dxa"/>
         <w:jc w:val="center"/>
         <w:tblLook w:firstRow="0" w:lastRow="0" w:firstColumn="0" w:lastColumn="0" w:noHBand="0" w:noVBand="0"/>
       </w:tblPr>
@@ -281,19 +281,19 @@
             <w:pPr>
               <w:jc w:val="center"/>
               <w:rPr>
+                <w:rFonts w:ascii="Times New Roman" w:eastAsia="宋体" w:hAnsi="Times New Roman"/>
+                <w:b/>
+                <w:sz w:val="32"/>
+                <w:szCs w:val="32"/>
+              </w:rPr>
+            </w:pPr>
+            <w:r>
+              <w:rPr>
                 <w:rFonts w:ascii="Times New Roman" w:eastAsia="宋体" w:hAnsi="Times New Roman" w:hint="eastAsia"/>
                 <w:b/>
                 <w:sz w:val="32"/>
                 <w:szCs w:val="32"/>
               </w:rPr>
-            </w:pPr>
-            <w:r>
-              <w:rPr>
-                <w:rFonts w:ascii="Times New Roman" w:eastAsia="宋体" w:hAnsi="Times New Roman" w:hint="eastAsia"/>
-                <w:b/>
-                <w:sz w:val="32"/>
-                <w:szCs w:val="32"/>
-              </w:rPr>
               <w:t>课题名称：</w:t>
             </w:r>
           </w:p>
@@ -312,7 +312,7 @@
               <w:ind w:start="7.05pt" w:hangingChars="44" w:hanging="7.05pt"/>
               <w:jc w:val="center"/>
               <w:rPr>
-                <w:rFonts w:ascii="Times New Roman" w:eastAsia="黑体" w:hAnsi="Times New Roman" w:cs="黑体" w:hint="eastAsia"/>
+                <w:rFonts w:ascii="Times New Roman" w:eastAsia="黑体" w:hAnsi="Times New Roman" w:cs="黑体"/>
                 <w:kern w:val="0"/>
                 <w:sz w:val="32"/>
                 <w:szCs w:val="32"/>
@@ -338,7 +338,7 @@
         <w:adjustRightInd w:val="0"/>
         <w:spacing w:after="0pt" w:line="12pt" w:lineRule="auto"/>
         <w:rPr>
-          <w:rFonts w:ascii="Times New Roman" w:eastAsia="宋体" w:hAnsi="Times New Roman" w:cs="宋体" w:hint="eastAsia"/>
+          <w:rFonts w:ascii="Times New Roman" w:eastAsia="宋体" w:hAnsi="Times New Roman" w:cs="宋体"/>
           <w:kern w:val="0"/>
           <w:sz w:val="24"/>
         </w:rPr>
@@ -351,7 +351,7 @@
         <w:adjustRightInd w:val="0"/>
         <w:spacing w:after="0pt" w:line="12pt" w:lineRule="auto"/>
         <w:rPr>
-          <w:rFonts w:ascii="Times New Roman" w:eastAsia="宋体" w:hAnsi="Times New Roman" w:cs="宋体" w:hint="eastAsia"/>
+          <w:rFonts w:ascii="Times New Roman" w:eastAsia="宋体" w:hAnsi="Times New Roman" w:cs="宋体"/>
           <w:kern w:val="0"/>
           <w:sz w:val="24"/>
         </w:rPr>
@@ -364,7 +364,7 @@
         <w:adjustRightInd w:val="0"/>
         <w:spacing w:after="0pt" w:line="12pt" w:lineRule="auto"/>
         <w:rPr>
-          <w:rFonts w:ascii="Times New Roman" w:eastAsia="宋体" w:hAnsi="Times New Roman" w:cs="宋体" w:hint="eastAsia"/>
+          <w:rFonts w:ascii="Times New Roman" w:eastAsia="宋体" w:hAnsi="Times New Roman" w:cs="宋体"/>
           <w:kern w:val="0"/>
           <w:sz w:val="24"/>
         </w:rPr>
@@ -377,7 +377,7 @@
         <w:adjustRightInd w:val="0"/>
         <w:spacing w:after="0pt" w:line="12pt" w:lineRule="auto"/>
         <w:rPr>
-          <w:rFonts w:ascii="Times New Roman" w:eastAsia="宋体" w:hAnsi="Times New Roman" w:cs="宋体" w:hint="eastAsia"/>
+          <w:rFonts w:ascii="Times New Roman" w:eastAsia="宋体" w:hAnsi="Times New Roman" w:cs="宋体"/>
           <w:kern w:val="0"/>
           <w:sz w:val="24"/>
         </w:rPr>
@@ -411,12 +411,21 @@
               <w:ind w:start="6.20pt" w:hangingChars="44" w:hanging="6.20pt"/>
               <w:jc w:val="center"/>
               <w:rPr>
+                <w:rFonts w:ascii="Times New Roman" w:eastAsia="宋体" w:hAnsi="Times New Roman"/>
+                <w:b/>
+                <w:sz w:val="28"/>
+                <w:szCs w:val="28"/>
+              </w:rPr>
+            </w:pPr>
+            <w:r>
+              <w:rPr>
                 <w:rFonts w:ascii="Times New Roman" w:eastAsia="宋体" w:hAnsi="Times New Roman" w:hint="eastAsia"/>
                 <w:b/>
                 <w:sz w:val="28"/>
                 <w:szCs w:val="28"/>
               </w:rPr>
-            </w:pPr>
+              <w:t>学</w:t>
+            </w:r>
             <w:r>
               <w:rPr>
                 <w:rFonts w:ascii="Times New Roman" w:eastAsia="宋体" w:hAnsi="Times New Roman" w:hint="eastAsia"/>
@@ -424,7 +433,7 @@
                 <w:sz w:val="28"/>
                 <w:szCs w:val="28"/>
               </w:rPr>
-              <w:t>学</w:t>
+              <w:t xml:space="preserve"> </w:t>
             </w:r>
             <w:r>
               <w:rPr>
@@ -433,7 +442,7 @@
                 <w:sz w:val="28"/>
                 <w:szCs w:val="28"/>
               </w:rPr>
-              <w:t xml:space="preserve"> </w:t>
+              <w:t>员</w:t>
             </w:r>
             <w:r>
               <w:rPr>
@@ -442,7 +451,7 @@
                 <w:sz w:val="28"/>
                 <w:szCs w:val="28"/>
               </w:rPr>
-              <w:t>员</w:t>
+              <w:t xml:space="preserve"> </w:t>
             </w:r>
             <w:r>
               <w:rPr>
@@ -451,7 +460,7 @@
                 <w:sz w:val="28"/>
                 <w:szCs w:val="28"/>
               </w:rPr>
-              <w:t xml:space="preserve"> </w:t>
+              <w:t>姓</w:t>
             </w:r>
             <w:r>
               <w:rPr>
@@ -460,7 +469,7 @@
                 <w:sz w:val="28"/>
                 <w:szCs w:val="28"/>
               </w:rPr>
-              <w:t>姓</w:t>
+              <w:t xml:space="preserve"> </w:t>
             </w:r>
             <w:r>
               <w:rPr>
@@ -469,15 +478,6 @@
                 <w:sz w:val="28"/>
                 <w:szCs w:val="28"/>
               </w:rPr>
-              <w:t xml:space="preserve"> </w:t>
-            </w:r>
-            <w:r>
-              <w:rPr>
-                <w:rFonts w:ascii="Times New Roman" w:eastAsia="宋体" w:hAnsi="Times New Roman" w:hint="eastAsia"/>
-                <w:b/>
-                <w:sz w:val="28"/>
-                <w:szCs w:val="28"/>
-              </w:rPr>
               <w:t>名：</w:t>
             </w:r>
           </w:p>
@@ -524,7 +524,7 @@
               <w:ind w:start="6.20pt" w:hangingChars="44" w:hanging="6.20pt"/>
               <w:jc w:val="center"/>
               <w:rPr>
-                <w:rFonts w:ascii="Times New Roman" w:eastAsia="宋体" w:hAnsi="Times New Roman" w:hint="eastAsia"/>
+                <w:rFonts w:ascii="Times New Roman" w:eastAsia="宋体" w:hAnsi="Times New Roman"/>
                 <w:b/>
                 <w:sz w:val="28"/>
                 <w:szCs w:val="28"/>
@@ -607,12 +607,21 @@
               <w:ind w:start="6.20pt" w:hangingChars="44" w:hanging="6.20pt"/>
               <w:jc w:val="center"/>
               <w:rPr>
+                <w:rFonts w:ascii="Times New Roman" w:eastAsia="宋体" w:hAnsi="Times New Roman"/>
+                <w:b/>
+                <w:sz w:val="28"/>
+                <w:szCs w:val="28"/>
+              </w:rPr>
+            </w:pPr>
+            <w:r>
+              <w:rPr>
                 <w:rFonts w:ascii="Times New Roman" w:eastAsia="宋体" w:hAnsi="Times New Roman" w:hint="eastAsia"/>
                 <w:b/>
                 <w:sz w:val="28"/>
                 <w:szCs w:val="28"/>
               </w:rPr>
-            </w:pPr>
+              <w:t>学</w:t>
+            </w:r>
             <w:r>
               <w:rPr>
                 <w:rFonts w:ascii="Times New Roman" w:eastAsia="宋体" w:hAnsi="Times New Roman" w:hint="eastAsia"/>
@@ -620,7 +629,7 @@
                 <w:sz w:val="28"/>
                 <w:szCs w:val="28"/>
               </w:rPr>
-              <w:t>学</w:t>
+              <w:t xml:space="preserve"> </w:t>
             </w:r>
             <w:r>
               <w:rPr>
@@ -629,7 +638,7 @@
                 <w:sz w:val="28"/>
                 <w:szCs w:val="28"/>
               </w:rPr>
-              <w:t xml:space="preserve"> </w:t>
+              <w:t>员</w:t>
             </w:r>
             <w:r>
               <w:rPr>
@@ -638,7 +647,7 @@
                 <w:sz w:val="28"/>
                 <w:szCs w:val="28"/>
               </w:rPr>
-              <w:t>员</w:t>
+              <w:t xml:space="preserve"> </w:t>
             </w:r>
             <w:r>
               <w:rPr>
@@ -647,7 +656,7 @@
                 <w:sz w:val="28"/>
                 <w:szCs w:val="28"/>
               </w:rPr>
-              <w:t xml:space="preserve"> </w:t>
+              <w:t>姓</w:t>
             </w:r>
             <w:r>
               <w:rPr>
@@ -656,7 +665,7 @@
                 <w:sz w:val="28"/>
                 <w:szCs w:val="28"/>
               </w:rPr>
-              <w:t>姓</w:t>
+              <w:t xml:space="preserve"> </w:t>
             </w:r>
             <w:r>
               <w:rPr>
@@ -665,15 +674,6 @@
                 <w:sz w:val="28"/>
                 <w:szCs w:val="28"/>
               </w:rPr>
-              <w:t xml:space="preserve"> </w:t>
-            </w:r>
-            <w:r>
-              <w:rPr>
-                <w:rFonts w:ascii="Times New Roman" w:eastAsia="宋体" w:hAnsi="Times New Roman" w:hint="eastAsia"/>
-                <w:b/>
-                <w:sz w:val="28"/>
-                <w:szCs w:val="28"/>
-              </w:rPr>
               <w:t>名：</w:t>
             </w:r>
           </w:p>
@@ -720,7 +720,7 @@
               <w:ind w:start="6.20pt" w:hangingChars="44" w:hanging="6.20pt"/>
               <w:jc w:val="center"/>
               <w:rPr>
-                <w:rFonts w:ascii="Times New Roman" w:eastAsia="宋体" w:hAnsi="Times New Roman" w:hint="eastAsia"/>
+                <w:rFonts w:ascii="Times New Roman" w:eastAsia="宋体" w:hAnsi="Times New Roman"/>
                 <w:b/>
                 <w:sz w:val="28"/>
                 <w:szCs w:val="28"/>
@@ -795,7 +795,7 @@
         <w:adjustRightInd w:val="0"/>
         <w:spacing w:after="0pt" w:line="12pt" w:lineRule="auto"/>
         <w:rPr>
-          <w:rFonts w:ascii="Times New Roman" w:eastAsia="宋体" w:hAnsi="Times New Roman" w:cs="宋体" w:hint="eastAsia"/>
+          <w:rFonts w:ascii="Times New Roman" w:eastAsia="宋体" w:hAnsi="Times New Roman" w:cs="宋体"/>
           <w:kern w:val="0"/>
           <w:sz w:val="24"/>
         </w:rPr>
@@ -808,7 +808,7 @@
         <w:adjustRightInd w:val="0"/>
         <w:spacing w:after="0pt" w:line="12pt" w:lineRule="auto"/>
         <w:rPr>
-          <w:rFonts w:ascii="Times New Roman" w:eastAsia="宋体" w:hAnsi="Times New Roman" w:cs="宋体" w:hint="eastAsia"/>
+          <w:rFonts w:ascii="Times New Roman" w:eastAsia="宋体" w:hAnsi="Times New Roman" w:cs="宋体"/>
           <w:kern w:val="0"/>
           <w:sz w:val="24"/>
         </w:rPr>
@@ -821,7 +821,7 @@
         <w:adjustRightInd w:val="0"/>
         <w:spacing w:after="0pt" w:line="12pt" w:lineRule="auto"/>
         <w:rPr>
-          <w:rFonts w:ascii="Times New Roman" w:eastAsia="宋体" w:hAnsi="Times New Roman" w:cs="宋体" w:hint="eastAsia"/>
+          <w:rFonts w:ascii="Times New Roman" w:eastAsia="宋体" w:hAnsi="Times New Roman" w:cs="宋体"/>
           <w:kern w:val="0"/>
           <w:sz w:val="24"/>
         </w:rPr>
@@ -834,7 +834,7 @@
         <w:adjustRightInd w:val="0"/>
         <w:spacing w:after="0pt" w:line="12pt" w:lineRule="auto"/>
         <w:rPr>
-          <w:rFonts w:ascii="Times New Roman" w:eastAsia="宋体" w:hAnsi="Times New Roman" w:cs="宋体" w:hint="eastAsia"/>
+          <w:rFonts w:ascii="Times New Roman" w:eastAsia="宋体" w:hAnsi="Times New Roman" w:cs="宋体"/>
           <w:kern w:val="0"/>
           <w:sz w:val="24"/>
         </w:rPr>
@@ -847,7 +847,7 @@
         <w:adjustRightInd w:val="0"/>
         <w:spacing w:after="0pt" w:line="12pt" w:lineRule="auto"/>
         <w:rPr>
-          <w:rFonts w:ascii="Times New Roman" w:eastAsia="宋体" w:hAnsi="Times New Roman" w:cs="宋体" w:hint="eastAsia"/>
+          <w:rFonts w:ascii="Times New Roman" w:eastAsia="宋体" w:hAnsi="Times New Roman" w:cs="宋体"/>
           <w:kern w:val="0"/>
           <w:sz w:val="24"/>
         </w:rPr>
@@ -860,7 +860,7 @@
         <w:adjustRightInd w:val="0"/>
         <w:spacing w:after="0pt" w:line="12pt" w:lineRule="auto"/>
         <w:rPr>
-          <w:rFonts w:ascii="Times New Roman" w:eastAsia="宋体" w:hAnsi="Times New Roman" w:cs="宋体" w:hint="eastAsia"/>
+          <w:rFonts w:ascii="Times New Roman" w:eastAsia="宋体" w:hAnsi="Times New Roman" w:cs="宋体"/>
           <w:kern w:val="0"/>
           <w:sz w:val="24"/>
         </w:rPr>
@@ -873,7 +873,7 @@
         <w:adjustRightInd w:val="0"/>
         <w:spacing w:after="0pt" w:line="12pt" w:lineRule="auto"/>
         <w:rPr>
-          <w:rFonts w:ascii="Times New Roman" w:eastAsia="宋体" w:hAnsi="Times New Roman" w:cs="宋体" w:hint="eastAsia"/>
+          <w:rFonts w:ascii="Times New Roman" w:eastAsia="宋体" w:hAnsi="Times New Roman" w:cs="宋体"/>
           <w:kern w:val="0"/>
           <w:sz w:val="24"/>
         </w:rPr>
@@ -886,7 +886,7 @@
         <w:adjustRightInd w:val="0"/>
         <w:spacing w:after="0pt" w:line="12pt" w:lineRule="auto"/>
         <w:rPr>
-          <w:rFonts w:ascii="Times New Roman" w:eastAsia="宋体" w:hAnsi="Times New Roman" w:cs="宋体" w:hint="eastAsia"/>
+          <w:rFonts w:ascii="Times New Roman" w:eastAsia="宋体" w:hAnsi="Times New Roman" w:cs="宋体"/>
           <w:kern w:val="0"/>
           <w:sz w:val="24"/>
         </w:rPr>
@@ -899,7 +899,7 @@
         <w:adjustRightInd w:val="0"/>
         <w:spacing w:after="0pt" w:line="12pt" w:lineRule="auto"/>
         <w:rPr>
-          <w:rFonts w:ascii="Times New Roman" w:eastAsia="宋体" w:hAnsi="Times New Roman" w:cs="宋体" w:hint="eastAsia"/>
+          <w:rFonts w:ascii="Times New Roman" w:eastAsia="宋体" w:hAnsi="Times New Roman" w:cs="宋体"/>
           <w:kern w:val="0"/>
           <w:sz w:val="24"/>
         </w:rPr>
@@ -912,7 +912,7 @@
         <w:adjustRightInd w:val="0"/>
         <w:spacing w:after="0pt" w:line="12pt" w:lineRule="auto"/>
         <w:rPr>
-          <w:rFonts w:ascii="Times New Roman" w:eastAsia="宋体" w:hAnsi="Times New Roman" w:cs="宋体" w:hint="eastAsia"/>
+          <w:rFonts w:ascii="Times New Roman" w:eastAsia="宋体" w:hAnsi="Times New Roman" w:cs="宋体"/>
           <w:kern w:val="0"/>
           <w:sz w:val="24"/>
         </w:rPr>
@@ -925,7 +925,7 @@
         <w:adjustRightInd w:val="0"/>
         <w:spacing w:after="0pt" w:line="12pt" w:lineRule="auto"/>
         <w:rPr>
-          <w:rFonts w:ascii="Times New Roman" w:eastAsia="宋体" w:hAnsi="Times New Roman" w:cs="宋体" w:hint="eastAsia"/>
+          <w:rFonts w:ascii="Times New Roman" w:eastAsia="宋体" w:hAnsi="Times New Roman" w:cs="宋体"/>
           <w:kern w:val="0"/>
           <w:sz w:val="24"/>
         </w:rPr>
@@ -938,7 +938,7 @@
         <w:adjustRightInd w:val="0"/>
         <w:spacing w:after="0pt" w:line="12pt" w:lineRule="auto"/>
         <w:rPr>
-          <w:rFonts w:ascii="Times New Roman" w:eastAsia="宋体" w:hAnsi="Times New Roman" w:cs="宋体" w:hint="eastAsia"/>
+          <w:rFonts w:ascii="Times New Roman" w:eastAsia="宋体" w:hAnsi="Times New Roman" w:cs="宋体"/>
           <w:kern w:val="0"/>
           <w:sz w:val="24"/>
         </w:rPr>
@@ -951,7 +951,7 @@
         <w:adjustRightInd w:val="0"/>
         <w:spacing w:after="0pt" w:line="12pt" w:lineRule="auto"/>
         <w:rPr>
-          <w:rFonts w:ascii="Times New Roman" w:eastAsia="宋体" w:hAnsi="Times New Roman" w:cs="宋体" w:hint="eastAsia"/>
+          <w:rFonts w:ascii="Times New Roman" w:eastAsia="宋体" w:hAnsi="Times New Roman" w:cs="宋体"/>
           <w:kern w:val="0"/>
           <w:sz w:val="24"/>
         </w:rPr>
@@ -965,7 +965,7 @@
         <w:spacing w:after="0pt" w:line="12pt" w:lineRule="auto"/>
         <w:jc w:val="center"/>
         <w:rPr>
-          <w:rFonts w:ascii="Times New Roman" w:eastAsia="黑体" w:hAnsi="Times New Roman" w:cs="黑体" w:hint="eastAsia"/>
+          <w:rFonts w:ascii="Times New Roman" w:eastAsia="黑体" w:hAnsi="Times New Roman" w:cs="黑体"/>
           <w:kern w:val="0"/>
           <w:sz w:val="28"/>
           <w:szCs w:val="28"/>
@@ -989,7 +989,7 @@
         <w:spacing w:before="12pt" w:after="12pt" w:line="12pt" w:lineRule="auto"/>
         <w:jc w:val="center"/>
         <w:rPr>
-          <w:rFonts w:ascii="Times New Roman" w:eastAsia="黑体" w:hAnsi="Times New Roman" w:cs="黑体" w:hint="eastAsia"/>
+          <w:rFonts w:ascii="Times New Roman" w:eastAsia="黑体" w:hAnsi="Times New Roman" w:cs="黑体"/>
           <w:kern w:val="0"/>
           <w:sz w:val="32"/>
           <w:szCs w:val="32"/>
@@ -1027,7 +1027,7 @@
         <w:spacing w:after="0pt" w:line="18pt" w:lineRule="auto"/>
         <w:ind w:firstLine="24pt"/>
         <w:rPr>
-          <w:rFonts w:ascii="Times New Roman" w:eastAsia="宋体" w:hAnsi="Times New Roman" w:cs="宋体" w:hint="eastAsia"/>
+          <w:rFonts w:ascii="Times New Roman" w:eastAsia="宋体" w:hAnsi="Times New Roman" w:cs="宋体"/>
           <w:kern w:val="0"/>
           <w:sz w:val="24"/>
         </w:rPr>
@@ -1243,7 +1243,7 @@
         <w:adjustRightInd w:val="0"/>
         <w:spacing w:after="0pt" w:line="12pt" w:lineRule="auto"/>
         <w:rPr>
-          <w:rFonts w:ascii="Times New Roman" w:eastAsia="宋体" w:hAnsi="Times New Roman" w:cs="宋体" w:hint="eastAsia"/>
+          <w:rFonts w:ascii="Times New Roman" w:eastAsia="宋体" w:hAnsi="Times New Roman" w:cs="宋体"/>
           <w:kern w:val="0"/>
           <w:sz w:val="24"/>
         </w:rPr>
@@ -1258,7 +1258,7 @@
         <w:jc w:val="center"/>
         <w:outlineLvl w:val="0"/>
         <w:rPr>
-          <w:rFonts w:ascii="Times New Roman" w:eastAsia="黑体" w:hAnsi="Times New Roman" w:cs="黑体" w:hint="eastAsia"/>
+          <w:rFonts w:ascii="Times New Roman" w:eastAsia="黑体" w:hAnsi="Times New Roman" w:cs="黑体"/>
           <w:kern w:val="0"/>
           <w:sz w:val="32"/>
           <w:szCs w:val="32"/>
@@ -1304,7 +1304,7 @@
         <w:spacing w:before="12pt" w:after="12pt" w:line="12pt" w:lineRule="auto"/>
         <w:outlineLvl w:val="1"/>
         <w:rPr>
-          <w:rFonts w:ascii="Times New Roman" w:eastAsia="黑体" w:hAnsi="Times New Roman" w:cs="黑体" w:hint="eastAsia"/>
+          <w:rFonts w:ascii="Times New Roman" w:eastAsia="黑体" w:hAnsi="Times New Roman" w:cs="黑体"/>
           <w:kern w:val="0"/>
           <w:sz w:val="28"/>
           <w:szCs w:val="28"/>
@@ -1341,7 +1341,7 @@
         <w:spacing w:after="0pt" w:line="18pt" w:lineRule="auto"/>
         <w:ind w:firstLine="24pt"/>
         <w:rPr>
-          <w:rFonts w:ascii="Times New Roman" w:eastAsia="宋体" w:hAnsi="Times New Roman" w:cs="宋体" w:hint="eastAsia"/>
+          <w:rFonts w:ascii="Times New Roman" w:eastAsia="宋体" w:hAnsi="Times New Roman" w:cs="宋体"/>
           <w:kern w:val="0"/>
           <w:sz w:val="24"/>
         </w:rPr>
@@ -1395,7 +1395,7 @@
         <w:spacing w:after="0pt" w:line="18pt" w:lineRule="auto"/>
         <w:ind w:firstLine="24pt"/>
         <w:rPr>
-          <w:rFonts w:ascii="Times New Roman" w:eastAsia="宋体" w:hAnsi="Times New Roman" w:cs="宋体" w:hint="eastAsia"/>
+          <w:rFonts w:ascii="Times New Roman" w:eastAsia="宋体" w:hAnsi="Times New Roman" w:cs="宋体"/>
           <w:kern w:val="0"/>
           <w:sz w:val="24"/>
         </w:rPr>
@@ -1417,7 +1417,7 @@
         <w:spacing w:after="0pt" w:line="12pt" w:lineRule="auto"/>
         <w:ind w:start="24pt" w:hanging="12pt"/>
         <w:rPr>
-          <w:rFonts w:ascii="Times New Roman" w:eastAsia="宋体" w:hAnsi="Times New Roman" w:cs="宋体" w:hint="eastAsia"/>
+          <w:rFonts w:ascii="Times New Roman" w:eastAsia="宋体" w:hAnsi="Times New Roman" w:cs="宋体"/>
           <w:kern w:val="0"/>
           <w:sz w:val="24"/>
         </w:rPr>
@@ -1455,7 +1455,7 @@
         <w:spacing w:after="0pt" w:line="12pt" w:lineRule="auto"/>
         <w:ind w:start="24pt" w:hanging="12pt"/>
         <w:rPr>
-          <w:rFonts w:ascii="Times New Roman" w:eastAsia="宋体" w:hAnsi="Times New Roman" w:cs="宋体" w:hint="eastAsia"/>
+          <w:rFonts w:ascii="Times New Roman" w:eastAsia="宋体" w:hAnsi="Times New Roman" w:cs="宋体"/>
           <w:kern w:val="0"/>
           <w:sz w:val="24"/>
         </w:rPr>
@@ -1509,7 +1509,7 @@
         <w:spacing w:after="0pt" w:line="12pt" w:lineRule="auto"/>
         <w:ind w:start="24pt" w:hanging="12pt"/>
         <w:rPr>
-          <w:rFonts w:ascii="Times New Roman" w:eastAsia="宋体" w:hAnsi="Times New Roman" w:cs="宋体" w:hint="eastAsia"/>
+          <w:rFonts w:ascii="Times New Roman" w:eastAsia="宋体" w:hAnsi="Times New Roman" w:cs="宋体"/>
           <w:kern w:val="0"/>
           <w:sz w:val="24"/>
         </w:rPr>
@@ -1547,7 +1547,7 @@
         <w:spacing w:after="0pt" w:line="18pt" w:lineRule="auto"/>
         <w:ind w:firstLine="24pt"/>
         <w:rPr>
-          <w:rFonts w:ascii="Times New Roman" w:eastAsia="宋体" w:hAnsi="Times New Roman" w:cs="宋体" w:hint="eastAsia"/>
+          <w:rFonts w:ascii="Times New Roman" w:eastAsia="宋体" w:hAnsi="Times New Roman" w:cs="宋体"/>
           <w:kern w:val="0"/>
           <w:sz w:val="24"/>
         </w:rPr>
@@ -1569,7 +1569,7 @@
         <w:spacing w:before="12pt" w:after="12pt" w:line="12pt" w:lineRule="auto"/>
         <w:outlineLvl w:val="1"/>
         <w:rPr>
-          <w:rFonts w:ascii="Times New Roman" w:eastAsia="黑体" w:hAnsi="Times New Roman" w:cs="黑体" w:hint="eastAsia"/>
+          <w:rFonts w:ascii="Times New Roman" w:eastAsia="黑体" w:hAnsi="Times New Roman" w:cs="黑体"/>
           <w:kern w:val="0"/>
           <w:sz w:val="28"/>
           <w:szCs w:val="28"/>
@@ -1606,7 +1606,7 @@
         <w:spacing w:after="0pt" w:line="18pt" w:lineRule="auto"/>
         <w:ind w:firstLine="24pt"/>
         <w:rPr>
-          <w:rFonts w:ascii="Times New Roman" w:eastAsia="宋体" w:hAnsi="Times New Roman" w:cs="宋体" w:hint="eastAsia"/>
+          <w:rFonts w:ascii="Times New Roman" w:eastAsia="宋体" w:hAnsi="Times New Roman" w:cs="宋体"/>
           <w:kern w:val="0"/>
           <w:sz w:val="24"/>
         </w:rPr>
@@ -1672,7 +1672,7 @@
       <w:pPr>
         <w:jc w:val="center"/>
         <w:rPr>
-          <w:rFonts w:ascii="Times New Roman" w:hAnsi="Times New Roman" w:eastAsia="宋体"/>
+          <w:rFonts w:ascii="Times New Roman" w:eastAsia="宋体" w:hAnsi="Times New Roman"/>
           <w:b/>
           <w:sz w:val="21"/>
           <w:szCs w:val="21"/>
@@ -1680,12 +1680,48 @@
       </w:pPr>
       <w:r>
         <w:rPr>
-          <w:rFonts w:ascii="Times New Roman" w:hAnsi="Times New Roman" w:eastAsia="宋体"/>
+          <w:rFonts w:ascii="Times New Roman" w:eastAsia="宋体" w:hAnsi="Times New Roman"/>
           <w:b/>
           <w:sz w:val="21"/>
           <w:szCs w:val="21"/>
         </w:rPr>
-        <w:t xml:space="preserve">表1 问题定义与失败模式（P1–P5）</w:t>
+        <w:t>表</w:t>
+      </w:r>
+      <w:r>
+        <w:rPr>
+          <w:rFonts w:ascii="Times New Roman" w:eastAsia="宋体" w:hAnsi="Times New Roman"/>
+          <w:b/>
+          <w:sz w:val="21"/>
+          <w:szCs w:val="21"/>
+        </w:rPr>
+        <w:t xml:space="preserve">1 </w:t>
+      </w:r>
+      <w:r>
+        <w:rPr>
+          <w:rFonts w:ascii="Times New Roman" w:eastAsia="宋体" w:hAnsi="Times New Roman"/>
+          <w:b/>
+          <w:sz w:val="21"/>
+          <w:szCs w:val="21"/>
+        </w:rPr>
+        <w:t>问题定义与失败模式（</w:t>
+      </w:r>
+      <w:r>
+        <w:rPr>
+          <w:rFonts w:ascii="Times New Roman" w:eastAsia="宋体" w:hAnsi="Times New Roman"/>
+          <w:b/>
+          <w:sz w:val="21"/>
+          <w:szCs w:val="21"/>
+        </w:rPr>
+        <w:t>P1–P5</w:t>
+      </w:r>
+      <w:r>
+        <w:rPr>
+          <w:rFonts w:ascii="Times New Roman" w:eastAsia="宋体" w:hAnsi="Times New Roman"/>
+          <w:b/>
+          <w:sz w:val="21"/>
+          <w:szCs w:val="21"/>
+        </w:rPr>
+        <w:t>）</w:t>
       </w:r>
     </w:p>
     <w:tbl>
@@ -1701,12 +1737,6 @@
         <w:gridCol w:w="2305"/>
       </w:tblGrid>
       <w:tr>
-        <w:tblPrEx>
-          <w:tblCellMar>
-            <w:top w:w="0pt" w:type="dxa"/>
-            <w:bottom w:w="0pt" w:type="dxa"/>
-          </w:tblCellMar>
-        </w:tblPrEx>
         <w:trPr>
           <w:jc w:val="center"/>
         </w:trPr>
@@ -1728,7 +1758,7 @@
               <w:spacing w:after="0pt" w:line="12pt" w:lineRule="auto"/>
               <w:jc w:val="center"/>
               <w:rPr>
-                <w:rFonts w:ascii="Times New Roman" w:eastAsia="宋体" w:hAnsi="Times New Roman" w:cs="宋体" w:hint="eastAsia"/>
+                <w:rFonts w:ascii="Times New Roman" w:eastAsia="宋体" w:hAnsi="Times New Roman" w:cs="宋体"/>
                 <w:kern w:val="0"/>
                 <w:sz w:val="24"/>
               </w:rPr>
@@ -1763,7 +1793,7 @@
               <w:spacing w:after="0pt" w:line="12pt" w:lineRule="auto"/>
               <w:jc w:val="center"/>
               <w:rPr>
-                <w:rFonts w:ascii="Times New Roman" w:eastAsia="宋体" w:hAnsi="Times New Roman" w:cs="宋体" w:hint="eastAsia"/>
+                <w:rFonts w:ascii="Times New Roman" w:eastAsia="宋体" w:hAnsi="Times New Roman" w:cs="宋体"/>
                 <w:kern w:val="0"/>
                 <w:sz w:val="24"/>
               </w:rPr>
@@ -1798,7 +1828,7 @@
               <w:spacing w:after="0pt" w:line="12pt" w:lineRule="auto"/>
               <w:jc w:val="center"/>
               <w:rPr>
-                <w:rFonts w:ascii="Times New Roman" w:eastAsia="宋体" w:hAnsi="Times New Roman" w:cs="宋体" w:hint="eastAsia"/>
+                <w:rFonts w:ascii="Times New Roman" w:eastAsia="宋体" w:hAnsi="Times New Roman" w:cs="宋体"/>
                 <w:kern w:val="0"/>
                 <w:sz w:val="24"/>
               </w:rPr>
@@ -1817,12 +1847,6 @@
         </w:tc>
       </w:tr>
       <w:tr>
-        <w:tblPrEx>
-          <w:tblCellMar>
-            <w:top w:w="0pt" w:type="dxa"/>
-            <w:bottom w:w="0pt" w:type="dxa"/>
-          </w:tblCellMar>
-        </w:tblPrEx>
         <w:trPr>
           <w:jc w:val="center"/>
         </w:trPr>
@@ -1844,7 +1868,7 @@
               <w:spacing w:after="0pt" w:line="12pt" w:lineRule="auto"/>
               <w:jc w:val="center"/>
               <w:rPr>
-                <w:rFonts w:ascii="Times New Roman" w:eastAsia="宋体" w:hAnsi="Times New Roman" w:cs="宋体" w:hint="eastAsia"/>
+                <w:rFonts w:ascii="Times New Roman" w:eastAsia="宋体" w:hAnsi="Times New Roman" w:cs="宋体"/>
                 <w:kern w:val="0"/>
                 <w:sz w:val="24"/>
               </w:rPr>
@@ -1876,7 +1900,7 @@
               <w:adjustRightInd w:val="0"/>
               <w:spacing w:after="0pt" w:line="12pt" w:lineRule="auto"/>
               <w:rPr>
-                <w:rFonts w:ascii="Times New Roman" w:eastAsia="宋体" w:hAnsi="Times New Roman" w:cs="宋体" w:hint="eastAsia"/>
+                <w:rFonts w:ascii="Times New Roman" w:eastAsia="宋体" w:hAnsi="Times New Roman" w:cs="宋体"/>
                 <w:kern w:val="0"/>
                 <w:sz w:val="24"/>
               </w:rPr>
@@ -1908,7 +1932,7 @@
               <w:adjustRightInd w:val="0"/>
               <w:spacing w:after="0pt" w:line="12pt" w:lineRule="auto"/>
               <w:rPr>
-                <w:rFonts w:ascii="Times New Roman" w:eastAsia="宋体" w:hAnsi="Times New Roman" w:cs="宋体" w:hint="eastAsia"/>
+                <w:rFonts w:ascii="Times New Roman" w:eastAsia="宋体" w:hAnsi="Times New Roman" w:cs="宋体"/>
                 <w:kern w:val="0"/>
                 <w:sz w:val="24"/>
               </w:rPr>
@@ -1925,12 +1949,6 @@
         </w:tc>
       </w:tr>
       <w:tr>
-        <w:tblPrEx>
-          <w:tblCellMar>
-            <w:top w:w="0pt" w:type="dxa"/>
-            <w:bottom w:w="0pt" w:type="dxa"/>
-          </w:tblCellMar>
-        </w:tblPrEx>
         <w:trPr>
           <w:jc w:val="center"/>
         </w:trPr>
@@ -1952,7 +1970,7 @@
               <w:spacing w:after="0pt" w:line="12pt" w:lineRule="auto"/>
               <w:jc w:val="center"/>
               <w:rPr>
-                <w:rFonts w:ascii="Times New Roman" w:eastAsia="宋体" w:hAnsi="Times New Roman" w:cs="宋体" w:hint="eastAsia"/>
+                <w:rFonts w:ascii="Times New Roman" w:eastAsia="宋体" w:hAnsi="Times New Roman" w:cs="宋体"/>
                 <w:kern w:val="0"/>
                 <w:sz w:val="24"/>
               </w:rPr>
@@ -1984,7 +2002,7 @@
               <w:adjustRightInd w:val="0"/>
               <w:spacing w:after="0pt" w:line="12pt" w:lineRule="auto"/>
               <w:rPr>
-                <w:rFonts w:ascii="Times New Roman" w:eastAsia="宋体" w:hAnsi="Times New Roman" w:cs="宋体" w:hint="eastAsia"/>
+                <w:rFonts w:ascii="Times New Roman" w:eastAsia="宋体" w:hAnsi="Times New Roman" w:cs="宋体"/>
                 <w:kern w:val="0"/>
                 <w:sz w:val="24"/>
               </w:rPr>
@@ -2016,7 +2034,7 @@
               <w:adjustRightInd w:val="0"/>
               <w:spacing w:after="0pt" w:line="12pt" w:lineRule="auto"/>
               <w:rPr>
-                <w:rFonts w:ascii="Times New Roman" w:eastAsia="宋体" w:hAnsi="Times New Roman" w:cs="宋体" w:hint="eastAsia"/>
+                <w:rFonts w:ascii="Times New Roman" w:eastAsia="宋体" w:hAnsi="Times New Roman" w:cs="宋体"/>
                 <w:kern w:val="0"/>
                 <w:sz w:val="24"/>
               </w:rPr>
@@ -2033,12 +2051,6 @@
         </w:tc>
       </w:tr>
       <w:tr>
-        <w:tblPrEx>
-          <w:tblCellMar>
-            <w:top w:w="0pt" w:type="dxa"/>
-            <w:bottom w:w="0pt" w:type="dxa"/>
-          </w:tblCellMar>
-        </w:tblPrEx>
         <w:trPr>
           <w:jc w:val="center"/>
         </w:trPr>
@@ -2060,7 +2072,7 @@
               <w:spacing w:after="0pt" w:line="12pt" w:lineRule="auto"/>
               <w:jc w:val="center"/>
               <w:rPr>
-                <w:rFonts w:ascii="Times New Roman" w:eastAsia="宋体" w:hAnsi="Times New Roman" w:cs="宋体" w:hint="eastAsia"/>
+                <w:rFonts w:ascii="Times New Roman" w:eastAsia="宋体" w:hAnsi="Times New Roman" w:cs="宋体"/>
                 <w:kern w:val="0"/>
                 <w:sz w:val="24"/>
               </w:rPr>
@@ -2092,7 +2104,7 @@
               <w:adjustRightInd w:val="0"/>
               <w:spacing w:after="0pt" w:line="12pt" w:lineRule="auto"/>
               <w:rPr>
-                <w:rFonts w:ascii="Times New Roman" w:eastAsia="宋体" w:hAnsi="Times New Roman" w:cs="宋体" w:hint="eastAsia"/>
+                <w:rFonts w:ascii="Times New Roman" w:eastAsia="宋体" w:hAnsi="Times New Roman" w:cs="宋体"/>
                 <w:kern w:val="0"/>
                 <w:sz w:val="24"/>
               </w:rPr>
@@ -2124,7 +2136,7 @@
               <w:adjustRightInd w:val="0"/>
               <w:spacing w:after="0pt" w:line="12pt" w:lineRule="auto"/>
               <w:rPr>
-                <w:rFonts w:ascii="Times New Roman" w:eastAsia="宋体" w:hAnsi="Times New Roman" w:cs="宋体" w:hint="eastAsia"/>
+                <w:rFonts w:ascii="Times New Roman" w:eastAsia="宋体" w:hAnsi="Times New Roman" w:cs="宋体"/>
                 <w:kern w:val="0"/>
                 <w:sz w:val="24"/>
               </w:rPr>
@@ -2141,12 +2153,6 @@
         </w:tc>
       </w:tr>
       <w:tr>
-        <w:tblPrEx>
-          <w:tblCellMar>
-            <w:top w:w="0pt" w:type="dxa"/>
-            <w:bottom w:w="0pt" w:type="dxa"/>
-          </w:tblCellMar>
-        </w:tblPrEx>
         <w:trPr>
           <w:jc w:val="center"/>
         </w:trPr>
@@ -2168,7 +2174,7 @@
               <w:spacing w:after="0pt" w:line="12pt" w:lineRule="auto"/>
               <w:jc w:val="center"/>
               <w:rPr>
-                <w:rFonts w:ascii="Times New Roman" w:eastAsia="宋体" w:hAnsi="Times New Roman" w:cs="宋体" w:hint="eastAsia"/>
+                <w:rFonts w:ascii="Times New Roman" w:eastAsia="宋体" w:hAnsi="Times New Roman" w:cs="宋体"/>
                 <w:kern w:val="0"/>
                 <w:sz w:val="24"/>
               </w:rPr>
@@ -2200,7 +2206,7 @@
               <w:adjustRightInd w:val="0"/>
               <w:spacing w:after="0pt" w:line="12pt" w:lineRule="auto"/>
               <w:rPr>
-                <w:rFonts w:ascii="Times New Roman" w:eastAsia="宋体" w:hAnsi="Times New Roman" w:cs="宋体" w:hint="eastAsia"/>
+                <w:rFonts w:ascii="Times New Roman" w:eastAsia="宋体" w:hAnsi="Times New Roman" w:cs="宋体"/>
                 <w:kern w:val="0"/>
                 <w:sz w:val="24"/>
               </w:rPr>
@@ -2232,7 +2238,7 @@
               <w:adjustRightInd w:val="0"/>
               <w:spacing w:after="0pt" w:line="12pt" w:lineRule="auto"/>
               <w:rPr>
-                <w:rFonts w:ascii="Times New Roman" w:eastAsia="宋体" w:hAnsi="Times New Roman" w:cs="宋体" w:hint="eastAsia"/>
+                <w:rFonts w:ascii="Times New Roman" w:eastAsia="宋体" w:hAnsi="Times New Roman" w:cs="宋体"/>
                 <w:kern w:val="0"/>
                 <w:sz w:val="24"/>
               </w:rPr>
@@ -2249,12 +2255,6 @@
         </w:tc>
       </w:tr>
       <w:tr>
-        <w:tblPrEx>
-          <w:tblCellMar>
-            <w:top w:w="0pt" w:type="dxa"/>
-            <w:bottom w:w="0pt" w:type="dxa"/>
-          </w:tblCellMar>
-        </w:tblPrEx>
         <w:trPr>
           <w:jc w:val="center"/>
         </w:trPr>
@@ -2276,7 +2276,7 @@
               <w:spacing w:after="0pt" w:line="12pt" w:lineRule="auto"/>
               <w:jc w:val="center"/>
               <w:rPr>
-                <w:rFonts w:ascii="Times New Roman" w:eastAsia="宋体" w:hAnsi="Times New Roman" w:cs="宋体" w:hint="eastAsia"/>
+                <w:rFonts w:ascii="Times New Roman" w:eastAsia="宋体" w:hAnsi="Times New Roman" w:cs="宋体"/>
                 <w:kern w:val="0"/>
                 <w:sz w:val="24"/>
               </w:rPr>
@@ -2308,7 +2308,7 @@
               <w:adjustRightInd w:val="0"/>
               <w:spacing w:after="0pt" w:line="12pt" w:lineRule="auto"/>
               <w:rPr>
-                <w:rFonts w:ascii="Times New Roman" w:eastAsia="宋体" w:hAnsi="Times New Roman" w:cs="宋体" w:hint="eastAsia"/>
+                <w:rFonts w:ascii="Times New Roman" w:eastAsia="宋体" w:hAnsi="Times New Roman" w:cs="宋体"/>
                 <w:kern w:val="0"/>
                 <w:sz w:val="24"/>
               </w:rPr>
@@ -2340,7 +2340,7 @@
               <w:adjustRightInd w:val="0"/>
               <w:spacing w:after="0pt" w:line="12pt" w:lineRule="auto"/>
               <w:rPr>
-                <w:rFonts w:ascii="Times New Roman" w:eastAsia="宋体" w:hAnsi="Times New Roman" w:cs="宋体" w:hint="eastAsia"/>
+                <w:rFonts w:ascii="Times New Roman" w:eastAsia="宋体" w:hAnsi="Times New Roman" w:cs="宋体"/>
                 <w:kern w:val="0"/>
                 <w:sz w:val="24"/>
               </w:rPr>
@@ -2365,7 +2365,7 @@
         <w:spacing w:before="12pt" w:after="12pt" w:line="12pt" w:lineRule="auto"/>
         <w:outlineLvl w:val="1"/>
         <w:rPr>
-          <w:rFonts w:ascii="Times New Roman" w:eastAsia="黑体" w:hAnsi="Times New Roman" w:cs="黑体" w:hint="eastAsia"/>
+          <w:rFonts w:ascii="Times New Roman" w:eastAsia="黑体" w:hAnsi="Times New Roman" w:cs="黑体"/>
           <w:kern w:val="0"/>
           <w:sz w:val="28"/>
           <w:szCs w:val="28"/>
@@ -2402,7 +2402,7 @@
         <w:spacing w:after="0pt" w:line="18pt" w:lineRule="auto"/>
         <w:ind w:firstLine="24pt"/>
         <w:rPr>
-          <w:rFonts w:ascii="Times New Roman" w:eastAsia="宋体" w:hAnsi="Times New Roman" w:cs="宋体" w:hint="eastAsia"/>
+          <w:rFonts w:ascii="Times New Roman" w:eastAsia="宋体" w:hAnsi="Times New Roman" w:cs="宋体"/>
           <w:kern w:val="0"/>
           <w:sz w:val="24"/>
         </w:rPr>
@@ -2456,7 +2456,7 @@
         <w:spacing w:after="0pt" w:line="12pt" w:lineRule="auto"/>
         <w:ind w:start="24pt" w:hanging="12pt"/>
         <w:rPr>
-          <w:rFonts w:ascii="Times New Roman" w:eastAsia="宋体" w:hAnsi="Times New Roman" w:cs="宋体" w:hint="eastAsia"/>
+          <w:rFonts w:ascii="Times New Roman" w:eastAsia="宋体" w:hAnsi="Times New Roman" w:cs="宋体"/>
           <w:kern w:val="0"/>
           <w:sz w:val="24"/>
         </w:rPr>
@@ -2514,7 +2514,7 @@
         <w:spacing w:after="0pt" w:line="12pt" w:lineRule="auto"/>
         <w:ind w:start="24pt" w:hanging="12pt"/>
         <w:rPr>
-          <w:rFonts w:ascii="Times New Roman" w:eastAsia="宋体" w:hAnsi="Times New Roman" w:cs="宋体" w:hint="eastAsia"/>
+          <w:rFonts w:ascii="Times New Roman" w:eastAsia="宋体" w:hAnsi="Times New Roman" w:cs="宋体"/>
           <w:kern w:val="0"/>
           <w:sz w:val="24"/>
         </w:rPr>
@@ -2572,7 +2572,7 @@
         <w:spacing w:after="0pt" w:line="12pt" w:lineRule="auto"/>
         <w:ind w:start="24pt" w:hanging="12pt"/>
         <w:rPr>
-          <w:rFonts w:ascii="Times New Roman" w:eastAsia="宋体" w:hAnsi="Times New Roman" w:cs="宋体" w:hint="eastAsia"/>
+          <w:rFonts w:ascii="Times New Roman" w:eastAsia="宋体" w:hAnsi="Times New Roman" w:cs="宋体"/>
           <w:kern w:val="0"/>
           <w:sz w:val="24"/>
         </w:rPr>
@@ -2583,6 +2583,7 @@
           <w:kern w:val="0"/>
           <w:sz w:val="24"/>
         </w:rPr>
+        <w:lastRenderedPageBreak/>
         <w:t>•</w:t>
       </w:r>
       <w:r>
@@ -2619,16 +2620,7 @@
           <w:kern w:val="0"/>
           <w:sz w:val="24"/>
         </w:rPr>
-        <w:t>：三路融合相对单路检索的增益是什么？在字符词袋环境</w:t>
-      </w:r>
-      <w:r>
-        <w:rPr>
-          <w:rFonts w:ascii="Times New Roman" w:eastAsia="宋体" w:hAnsi="Times New Roman" w:cs="宋体" w:hint="eastAsia"/>
-          <w:kern w:val="0"/>
-          <w:sz w:val="24"/>
-        </w:rPr>
-        <w:lastRenderedPageBreak/>
-        <w:t>下是否成立？</w:t>
+        <w:t>：三路融合相对单路检索的增益是什么？在字符词袋环境下是否成立？</w:t>
       </w:r>
     </w:p>
     <w:p>
@@ -2639,7 +2631,7 @@
         <w:spacing w:after="0pt" w:line="12pt" w:lineRule="auto"/>
         <w:ind w:start="24pt" w:hanging="12pt"/>
         <w:rPr>
-          <w:rFonts w:ascii="Times New Roman" w:eastAsia="宋体" w:hAnsi="Times New Roman" w:cs="宋体" w:hint="eastAsia"/>
+          <w:rFonts w:ascii="Times New Roman" w:eastAsia="宋体" w:hAnsi="Times New Roman" w:cs="宋体"/>
           <w:kern w:val="0"/>
           <w:sz w:val="24"/>
         </w:rPr>
@@ -2697,7 +2689,7 @@
         <w:spacing w:after="0pt" w:line="12pt" w:lineRule="auto"/>
         <w:ind w:start="24pt" w:hanging="12pt"/>
         <w:rPr>
-          <w:rFonts w:ascii="Times New Roman" w:eastAsia="宋体" w:hAnsi="Times New Roman" w:cs="宋体" w:hint="eastAsia"/>
+          <w:rFonts w:ascii="Times New Roman" w:eastAsia="宋体" w:hAnsi="Times New Roman" w:cs="宋体"/>
           <w:kern w:val="0"/>
           <w:sz w:val="24"/>
         </w:rPr>
@@ -2770,7 +2762,7 @@
         <w:adjustRightInd w:val="0"/>
         <w:spacing w:after="0pt" w:line="12pt" w:lineRule="auto"/>
         <w:rPr>
-          <w:rFonts w:ascii="Times New Roman" w:eastAsia="宋体" w:hAnsi="Times New Roman" w:cs="宋体" w:hint="eastAsia"/>
+          <w:rFonts w:ascii="Times New Roman" w:eastAsia="宋体" w:hAnsi="Times New Roman" w:cs="宋体"/>
           <w:kern w:val="0"/>
           <w:sz w:val="24"/>
         </w:rPr>
@@ -2784,7 +2776,7 @@
         <w:spacing w:after="0pt" w:line="18pt" w:lineRule="auto"/>
         <w:ind w:firstLine="24pt"/>
         <w:rPr>
-          <w:rFonts w:ascii="Times New Roman" w:eastAsia="宋体" w:hAnsi="Times New Roman" w:cs="宋体" w:hint="eastAsia"/>
+          <w:rFonts w:ascii="Times New Roman" w:eastAsia="宋体" w:hAnsi="Times New Roman" w:cs="宋体"/>
           <w:kern w:val="0"/>
           <w:sz w:val="24"/>
         </w:rPr>
@@ -3032,7 +3024,7 @@
         <w:spacing w:before="12pt" w:after="12pt" w:line="12pt" w:lineRule="auto"/>
         <w:outlineLvl w:val="1"/>
         <w:rPr>
-          <w:rFonts w:ascii="Times New Roman" w:eastAsia="黑体" w:hAnsi="Times New Roman" w:cs="黑体" w:hint="eastAsia"/>
+          <w:rFonts w:ascii="Times New Roman" w:eastAsia="黑体" w:hAnsi="Times New Roman" w:cs="黑体"/>
           <w:kern w:val="0"/>
           <w:sz w:val="28"/>
           <w:szCs w:val="28"/>
@@ -3069,7 +3061,7 @@
         <w:spacing w:after="0pt" w:line="18pt" w:lineRule="auto"/>
         <w:ind w:firstLine="24pt"/>
         <w:rPr>
-          <w:rFonts w:ascii="Times New Roman" w:eastAsia="宋体" w:hAnsi="Times New Roman" w:cs="宋体" w:hint="eastAsia"/>
+          <w:rFonts w:ascii="Times New Roman" w:eastAsia="宋体" w:hAnsi="Times New Roman" w:cs="宋体"/>
           <w:kern w:val="0"/>
           <w:sz w:val="24"/>
         </w:rPr>
@@ -3189,7 +3181,7 @@
         <w:adjustRightInd w:val="0"/>
         <w:spacing w:after="0pt" w:line="12pt" w:lineRule="auto"/>
         <w:rPr>
-          <w:rFonts w:ascii="Times New Roman" w:eastAsia="宋体" w:hAnsi="Times New Roman" w:cs="宋体" w:hint="eastAsia"/>
+          <w:rFonts w:ascii="Times New Roman" w:eastAsia="宋体" w:hAnsi="Times New Roman" w:cs="宋体"/>
           <w:kern w:val="0"/>
           <w:sz w:val="24"/>
         </w:rPr>
@@ -3204,7 +3196,7 @@
         <w:jc w:val="center"/>
         <w:outlineLvl w:val="0"/>
         <w:rPr>
-          <w:rFonts w:ascii="Times New Roman" w:eastAsia="黑体" w:hAnsi="Times New Roman" w:cs="黑体" w:hint="eastAsia"/>
+          <w:rFonts w:ascii="Times New Roman" w:eastAsia="黑体" w:hAnsi="Times New Roman" w:cs="黑体"/>
           <w:kern w:val="0"/>
           <w:sz w:val="32"/>
           <w:szCs w:val="32"/>
@@ -3250,7 +3242,7 @@
         <w:spacing w:after="0pt" w:line="18pt" w:lineRule="auto"/>
         <w:ind w:firstLine="24pt"/>
         <w:rPr>
-          <w:rFonts w:ascii="Times New Roman" w:eastAsia="宋体" w:hAnsi="Times New Roman" w:cs="宋体" w:hint="eastAsia"/>
+          <w:rFonts w:ascii="Times New Roman" w:eastAsia="宋体" w:hAnsi="Times New Roman" w:cs="宋体"/>
           <w:kern w:val="0"/>
           <w:sz w:val="24"/>
         </w:rPr>
@@ -3352,7 +3344,7 @@
         <w:spacing w:before="12pt" w:after="12pt" w:line="12pt" w:lineRule="auto"/>
         <w:outlineLvl w:val="1"/>
         <w:rPr>
-          <w:rFonts w:ascii="Times New Roman" w:eastAsia="黑体" w:hAnsi="Times New Roman" w:cs="黑体" w:hint="eastAsia"/>
+          <w:rFonts w:ascii="Times New Roman" w:eastAsia="黑体" w:hAnsi="Times New Roman" w:cs="黑体"/>
           <w:b/>
           <w:bCs/>
           <w:kern w:val="0"/>
@@ -3391,7 +3383,7 @@
         <w:spacing w:after="0pt" w:line="18pt" w:lineRule="auto"/>
         <w:ind w:firstLine="24pt"/>
         <w:rPr>
-          <w:rFonts w:ascii="Times New Roman" w:eastAsia="宋体" w:hAnsi="Times New Roman" w:cs="宋体" w:hint="eastAsia"/>
+          <w:rFonts w:ascii="Times New Roman" w:eastAsia="宋体" w:hAnsi="Times New Roman" w:cs="宋体"/>
           <w:kern w:val="0"/>
           <w:sz w:val="24"/>
         </w:rPr>
@@ -3486,7 +3478,7 @@
         <w:spacing w:before="12pt" w:after="12pt" w:line="12pt" w:lineRule="auto"/>
         <w:outlineLvl w:val="1"/>
         <w:rPr>
-          <w:rFonts w:ascii="Times New Roman" w:eastAsia="黑体" w:hAnsi="Times New Roman" w:cs="黑体" w:hint="eastAsia"/>
+          <w:rFonts w:ascii="Times New Roman" w:eastAsia="黑体" w:hAnsi="Times New Roman" w:cs="黑体"/>
           <w:b/>
           <w:bCs/>
           <w:kern w:val="0"/>
@@ -3525,7 +3517,7 @@
         <w:spacing w:after="0pt" w:line="18pt" w:lineRule="auto"/>
         <w:ind w:firstLine="24pt"/>
         <w:rPr>
-          <w:rFonts w:ascii="Times New Roman" w:eastAsia="宋体" w:hAnsi="Times New Roman" w:cs="宋体" w:hint="eastAsia"/>
+          <w:rFonts w:ascii="Times New Roman" w:eastAsia="宋体" w:hAnsi="Times New Roman" w:cs="宋体"/>
           <w:kern w:val="0"/>
           <w:sz w:val="24"/>
         </w:rPr>
@@ -3650,7 +3642,7 @@
         <w:spacing w:after="0pt" w:line="18pt" w:lineRule="auto"/>
         <w:ind w:firstLine="24pt"/>
         <w:rPr>
-          <w:rFonts w:ascii="Times New Roman" w:eastAsia="宋体" w:hAnsi="Times New Roman" w:cs="宋体" w:hint="eastAsia"/>
+          <w:rFonts w:ascii="Times New Roman" w:eastAsia="宋体" w:hAnsi="Times New Roman" w:cs="宋体"/>
           <w:kern w:val="0"/>
           <w:sz w:val="24"/>
         </w:rPr>
@@ -3867,7 +3859,7 @@
         <w:spacing w:before="12pt" w:after="12pt" w:line="12pt" w:lineRule="auto"/>
         <w:outlineLvl w:val="1"/>
         <w:rPr>
-          <w:rFonts w:ascii="Times New Roman" w:eastAsia="黑体" w:hAnsi="Times New Roman" w:cs="黑体" w:hint="eastAsia"/>
+          <w:rFonts w:ascii="Times New Roman" w:eastAsia="黑体" w:hAnsi="Times New Roman" w:cs="黑体"/>
           <w:b/>
           <w:bCs/>
           <w:kern w:val="0"/>
@@ -4024,7 +4016,7 @@
         <w:spacing w:after="0pt" w:line="18pt" w:lineRule="auto"/>
         <w:ind w:firstLine="24pt"/>
         <w:rPr>
-          <w:rFonts w:ascii="Times New Roman" w:eastAsia="宋体" w:hAnsi="Times New Roman" w:cs="宋体" w:hint="eastAsia"/>
+          <w:rFonts w:ascii="Times New Roman" w:eastAsia="宋体" w:hAnsi="Times New Roman" w:cs="宋体"/>
           <w:kern w:val="0"/>
           <w:sz w:val="24"/>
         </w:rPr>
@@ -4115,7 +4107,7 @@
         <w:spacing w:after="0pt" w:line="18pt" w:lineRule="auto"/>
         <w:ind w:firstLine="24pt"/>
         <w:rPr>
-          <w:rFonts w:ascii="Times New Roman" w:eastAsia="宋体" w:hAnsi="Times New Roman" w:cs="宋体" w:hint="eastAsia"/>
+          <w:rFonts w:ascii="Times New Roman" w:eastAsia="宋体" w:hAnsi="Times New Roman" w:cs="宋体"/>
           <w:kern w:val="0"/>
           <w:sz w:val="24"/>
         </w:rPr>
@@ -4265,7 +4257,7 @@
         <w:spacing w:after="0pt" w:line="18pt" w:lineRule="auto"/>
         <w:ind w:firstLine="24pt"/>
         <w:rPr>
-          <w:rFonts w:ascii="Times New Roman" w:eastAsia="宋体" w:hAnsi="Times New Roman" w:cs="宋体" w:hint="eastAsia"/>
+          <w:rFonts w:ascii="Times New Roman" w:eastAsia="宋体" w:hAnsi="Times New Roman" w:cs="宋体"/>
           <w:kern w:val="0"/>
           <w:sz w:val="24"/>
         </w:rPr>
@@ -4308,7 +4300,7 @@
         <w:spacing w:before="12pt" w:after="12pt" w:line="12pt" w:lineRule="auto"/>
         <w:outlineLvl w:val="1"/>
         <w:rPr>
-          <w:rFonts w:ascii="Times New Roman" w:eastAsia="黑体" w:hAnsi="Times New Roman" w:cs="黑体" w:hint="eastAsia"/>
+          <w:rFonts w:ascii="Times New Roman" w:eastAsia="黑体" w:hAnsi="Times New Roman" w:cs="黑体"/>
           <w:b/>
           <w:bCs/>
           <w:kern w:val="0"/>
@@ -4358,7 +4350,7 @@
         <w:spacing w:after="0pt" w:line="18pt" w:lineRule="auto"/>
         <w:ind w:firstLine="24pt"/>
         <w:rPr>
-          <w:rFonts w:ascii="Times New Roman" w:eastAsia="宋体" w:hAnsi="Times New Roman" w:cs="宋体" w:hint="eastAsia"/>
+          <w:rFonts w:ascii="Times New Roman" w:eastAsia="宋体" w:hAnsi="Times New Roman" w:cs="宋体"/>
           <w:kern w:val="0"/>
           <w:sz w:val="24"/>
         </w:rPr>
@@ -4573,7 +4565,7 @@
         <w:spacing w:after="0pt" w:line="18pt" w:lineRule="auto"/>
         <w:ind w:firstLine="24pt"/>
         <w:rPr>
-          <w:rFonts w:ascii="Times New Roman" w:eastAsia="宋体" w:hAnsi="Times New Roman" w:cs="宋体" w:hint="eastAsia"/>
+          <w:rFonts w:ascii="Times New Roman" w:eastAsia="宋体" w:hAnsi="Times New Roman" w:cs="宋体"/>
           <w:kern w:val="0"/>
           <w:sz w:val="24"/>
         </w:rPr>
@@ -4605,7 +4597,7 @@
         <w:spacing w:before="12pt" w:after="12pt" w:line="12pt" w:lineRule="auto"/>
         <w:outlineLvl w:val="1"/>
         <w:rPr>
-          <w:rFonts w:ascii="Times New Roman" w:eastAsia="黑体" w:hAnsi="Times New Roman" w:cs="黑体" w:hint="eastAsia"/>
+          <w:rFonts w:ascii="Times New Roman" w:eastAsia="黑体" w:hAnsi="Times New Roman" w:cs="黑体"/>
           <w:b/>
           <w:bCs/>
           <w:kern w:val="0"/>
@@ -4655,7 +4647,7 @@
         <w:spacing w:after="0pt" w:line="18pt" w:lineRule="auto"/>
         <w:ind w:firstLine="24pt"/>
         <w:rPr>
-          <w:rFonts w:ascii="Times New Roman" w:eastAsia="宋体" w:hAnsi="Times New Roman" w:cs="宋体" w:hint="eastAsia"/>
+          <w:rFonts w:ascii="Times New Roman" w:eastAsia="宋体" w:hAnsi="Times New Roman" w:cs="宋体"/>
           <w:kern w:val="0"/>
           <w:sz w:val="24"/>
         </w:rPr>
@@ -4714,7 +4706,7 @@
         <w:spacing w:after="0pt" w:line="18pt" w:lineRule="auto"/>
         <w:ind w:firstLine="24pt"/>
         <w:rPr>
-          <w:rFonts w:ascii="Times New Roman" w:eastAsia="宋体" w:hAnsi="Times New Roman" w:cs="宋体" w:hint="eastAsia"/>
+          <w:rFonts w:ascii="Times New Roman" w:eastAsia="宋体" w:hAnsi="Times New Roman" w:cs="宋体"/>
           <w:kern w:val="0"/>
           <w:sz w:val="24"/>
         </w:rPr>
@@ -4864,7 +4856,7 @@
         <w:spacing w:after="0pt" w:line="18pt" w:lineRule="auto"/>
         <w:ind w:firstLine="24pt"/>
         <w:rPr>
-          <w:rFonts w:ascii="Times New Roman" w:eastAsia="宋体" w:hAnsi="Times New Roman" w:cs="宋体" w:hint="eastAsia"/>
+          <w:rFonts w:ascii="Times New Roman" w:eastAsia="宋体" w:hAnsi="Times New Roman" w:cs="宋体"/>
           <w:kern w:val="0"/>
           <w:sz w:val="24"/>
         </w:rPr>
@@ -4943,7 +4935,7 @@
         <w:spacing w:before="12pt" w:after="12pt" w:line="12pt" w:lineRule="auto"/>
         <w:outlineLvl w:val="1"/>
         <w:rPr>
-          <w:rFonts w:ascii="Times New Roman" w:eastAsia="黑体" w:hAnsi="Times New Roman" w:cs="黑体" w:hint="eastAsia"/>
+          <w:rFonts w:ascii="Times New Roman" w:eastAsia="黑体" w:hAnsi="Times New Roman" w:cs="黑体"/>
           <w:b/>
           <w:bCs/>
           <w:kern w:val="0"/>
@@ -5015,7 +5007,7 @@
         <w:spacing w:after="0pt" w:line="18pt" w:lineRule="auto"/>
         <w:ind w:firstLine="24pt"/>
         <w:rPr>
-          <w:rFonts w:ascii="Times New Roman" w:eastAsia="宋体" w:hAnsi="Times New Roman" w:cs="宋体" w:hint="eastAsia"/>
+          <w:rFonts w:ascii="Times New Roman" w:eastAsia="宋体" w:hAnsi="Times New Roman" w:cs="宋体"/>
           <w:kern w:val="0"/>
           <w:sz w:val="24"/>
         </w:rPr>
@@ -5220,7 +5212,7 @@
         <w:spacing w:before="12pt" w:after="12pt" w:line="12pt" w:lineRule="auto"/>
         <w:outlineLvl w:val="1"/>
         <w:rPr>
-          <w:rFonts w:ascii="Times New Roman" w:eastAsia="黑体" w:hAnsi="Times New Roman" w:cs="黑体" w:hint="eastAsia"/>
+          <w:rFonts w:ascii="Times New Roman" w:eastAsia="黑体" w:hAnsi="Times New Roman" w:cs="黑体"/>
           <w:b/>
           <w:bCs/>
           <w:kern w:val="0"/>
@@ -5270,7 +5262,7 @@
         <w:spacing w:after="0pt" w:line="18pt" w:lineRule="auto"/>
         <w:ind w:firstLine="24pt"/>
         <w:rPr>
-          <w:rFonts w:ascii="Times New Roman" w:eastAsia="宋体" w:hAnsi="Times New Roman" w:cs="宋体" w:hint="eastAsia"/>
+          <w:rFonts w:ascii="Times New Roman" w:eastAsia="宋体" w:hAnsi="Times New Roman" w:cs="宋体"/>
           <w:kern w:val="0"/>
           <w:sz w:val="24"/>
         </w:rPr>
@@ -5345,7 +5337,7 @@
         <w:jc w:val="center"/>
         <w:outlineLvl w:val="0"/>
         <w:rPr>
-          <w:rFonts w:ascii="Times New Roman" w:eastAsia="黑体" w:hAnsi="Times New Roman" w:cs="黑体" w:hint="eastAsia"/>
+          <w:rFonts w:ascii="Times New Roman" w:eastAsia="黑体" w:hAnsi="Times New Roman" w:cs="黑体"/>
           <w:kern w:val="0"/>
           <w:sz w:val="32"/>
           <w:szCs w:val="32"/>
@@ -5391,7 +5383,7 @@
         <w:spacing w:before="12pt" w:after="12pt" w:line="12pt" w:lineRule="auto"/>
         <w:outlineLvl w:val="1"/>
         <w:rPr>
-          <w:rFonts w:ascii="Times New Roman" w:eastAsia="黑体" w:hAnsi="Times New Roman" w:cs="黑体" w:hint="eastAsia"/>
+          <w:rFonts w:ascii="Times New Roman" w:eastAsia="黑体" w:hAnsi="Times New Roman" w:cs="黑体"/>
           <w:b/>
           <w:bCs/>
           <w:kern w:val="0"/>
@@ -5727,7 +5719,7 @@
       <w:pPr>
         <w:jc w:val="center"/>
         <w:rPr>
-          <w:rFonts w:ascii="Times New Roman" w:hAnsi="Times New Roman" w:eastAsia="宋体"/>
+          <w:rFonts w:ascii="Times New Roman" w:eastAsia="宋体" w:hAnsi="Times New Roman"/>
           <w:b/>
           <w:sz w:val="21"/>
           <w:szCs w:val="21"/>
@@ -5735,12 +5727,30 @@
       </w:pPr>
       <w:r>
         <w:rPr>
-          <w:rFonts w:ascii="Times New Roman" w:hAnsi="Times New Roman" w:eastAsia="宋体"/>
+          <w:rFonts w:ascii="Times New Roman" w:eastAsia="宋体" w:hAnsi="Times New Roman"/>
           <w:b/>
           <w:sz w:val="21"/>
           <w:szCs w:val="21"/>
         </w:rPr>
-        <w:t xml:space="preserve">图1 系统四层架构</w:t>
+        <w:t>图</w:t>
+      </w:r>
+      <w:r>
+        <w:rPr>
+          <w:rFonts w:ascii="Times New Roman" w:eastAsia="宋体" w:hAnsi="Times New Roman"/>
+          <w:b/>
+          <w:sz w:val="21"/>
+          <w:szCs w:val="21"/>
+        </w:rPr>
+        <w:t xml:space="preserve">1 </w:t>
+      </w:r>
+      <w:r>
+        <w:rPr>
+          <w:rFonts w:ascii="Times New Roman" w:eastAsia="宋体" w:hAnsi="Times New Roman"/>
+          <w:b/>
+          <w:sz w:val="21"/>
+          <w:szCs w:val="21"/>
+        </w:rPr>
+        <w:t>系统四层架构</w:t>
       </w:r>
     </w:p>
     <w:p>
@@ -5751,7 +5761,7 @@
         <w:spacing w:after="0pt" w:line="18pt" w:lineRule="auto"/>
         <w:ind w:firstLine="24pt"/>
         <w:rPr>
-          <w:rFonts w:ascii="Times New Roman" w:eastAsia="宋体" w:hAnsi="Times New Roman" w:cs="宋体" w:hint="eastAsia"/>
+          <w:rFonts w:ascii="Times New Roman" w:eastAsia="宋体" w:hAnsi="Times New Roman" w:cs="宋体"/>
           <w:kern w:val="0"/>
           <w:sz w:val="24"/>
         </w:rPr>
@@ -6085,7 +6095,7 @@
       <w:pPr>
         <w:jc w:val="center"/>
         <w:rPr>
-          <w:rFonts w:ascii="Times New Roman" w:hAnsi="Times New Roman" w:eastAsia="宋体"/>
+          <w:rFonts w:ascii="Times New Roman" w:eastAsia="宋体" w:hAnsi="Times New Roman"/>
           <w:b/>
           <w:sz w:val="21"/>
           <w:szCs w:val="21"/>
@@ -6093,12 +6103,30 @@
       </w:pPr>
       <w:r>
         <w:rPr>
-          <w:rFonts w:ascii="Times New Roman" w:hAnsi="Times New Roman" w:eastAsia="宋体"/>
+          <w:rFonts w:ascii="Times New Roman" w:eastAsia="宋体" w:hAnsi="Times New Roman"/>
           <w:b/>
           <w:sz w:val="21"/>
           <w:szCs w:val="21"/>
         </w:rPr>
-        <w:t xml:space="preserve">图2 系统架构细节与七步闭环</w:t>
+        <w:t>图</w:t>
+      </w:r>
+      <w:r>
+        <w:rPr>
+          <w:rFonts w:ascii="Times New Roman" w:eastAsia="宋体" w:hAnsi="Times New Roman"/>
+          <w:b/>
+          <w:sz w:val="21"/>
+          <w:szCs w:val="21"/>
+        </w:rPr>
+        <w:t xml:space="preserve">2 </w:t>
+      </w:r>
+      <w:r>
+        <w:rPr>
+          <w:rFonts w:ascii="Times New Roman" w:eastAsia="宋体" w:hAnsi="Times New Roman"/>
+          <w:b/>
+          <w:sz w:val="21"/>
+          <w:szCs w:val="21"/>
+        </w:rPr>
+        <w:t>系统架构细节与七步闭环</w:t>
       </w:r>
     </w:p>
     <w:p>
@@ -6108,7 +6136,7 @@
         <w:adjustRightInd w:val="0"/>
         <w:spacing w:after="0pt" w:line="18pt" w:lineRule="auto"/>
         <w:rPr>
-          <w:rFonts w:ascii="Times New Roman" w:eastAsia="宋体" w:hAnsi="Times New Roman" w:cs="宋体" w:hint="eastAsia"/>
+          <w:rFonts w:ascii="Times New Roman" w:eastAsia="宋体" w:hAnsi="Times New Roman" w:cs="宋体"/>
           <w:kern w:val="0"/>
           <w:sz w:val="24"/>
         </w:rPr>
@@ -6122,7 +6150,7 @@
         <w:spacing w:before="12pt" w:after="12pt" w:line="12pt" w:lineRule="auto"/>
         <w:outlineLvl w:val="1"/>
         <w:rPr>
-          <w:rFonts w:ascii="Times New Roman" w:eastAsia="黑体" w:hAnsi="Times New Roman" w:cs="黑体" w:hint="eastAsia"/>
+          <w:rFonts w:ascii="Times New Roman" w:eastAsia="黑体" w:hAnsi="Times New Roman" w:cs="黑体"/>
           <w:b/>
           <w:bCs/>
           <w:kern w:val="0"/>
@@ -6161,7 +6189,7 @@
         <w:spacing w:after="0pt" w:line="18pt" w:lineRule="auto"/>
         <w:ind w:firstLine="24pt"/>
         <w:rPr>
-          <w:rFonts w:ascii="Times New Roman" w:eastAsia="宋体" w:hAnsi="Times New Roman" w:cs="宋体" w:hint="eastAsia"/>
+          <w:rFonts w:ascii="Times New Roman" w:eastAsia="宋体" w:hAnsi="Times New Roman" w:cs="宋体"/>
           <w:kern w:val="0"/>
           <w:sz w:val="24"/>
         </w:rPr>
@@ -6337,7 +6365,7 @@
     <w:tbl>
       <w:tblPr>
         <w:tblStyle w:val="a7"/>
-        <w:tblW w:w="0pt" w:type="auto"/>
+        <w:tblW w:w="0pt" w:type="dxa"/>
         <w:tblLook w:firstRow="1" w:lastRow="0" w:firstColumn="1" w:lastColumn="0" w:noHBand="0" w:noVBand="1"/>
       </w:tblPr>
       <w:tblGrid>
@@ -6355,7 +6383,7 @@
               <w:adjustRightInd w:val="0"/>
               <w:spacing w:line="18pt" w:lineRule="auto"/>
               <w:rPr>
-                <w:rFonts w:ascii="Times New Roman" w:eastAsia="宋体" w:hAnsi="Times New Roman" w:cs="宋体" w:hint="eastAsia"/>
+                <w:rFonts w:ascii="Times New Roman" w:eastAsia="宋体" w:hAnsi="Times New Roman" w:cs="宋体"/>
                 <w:kern w:val="0"/>
                 <w:sz w:val="24"/>
               </w:rPr>
@@ -6382,7 +6410,7 @@
               <w:autoSpaceDN w:val="0"/>
               <w:adjustRightInd w:val="0"/>
               <w:rPr>
-                <w:rFonts w:ascii="Times New Roman" w:eastAsia="宋体" w:hAnsi="Times New Roman" w:cs="宋体" w:hint="eastAsia"/>
+                <w:rFonts w:ascii="Times New Roman" w:eastAsia="宋体" w:hAnsi="Times New Roman" w:cs="宋体"/>
                 <w:kern w:val="0"/>
                 <w:sz w:val="24"/>
               </w:rPr>
@@ -6458,7 +6486,7 @@
               <w:autoSpaceDN w:val="0"/>
               <w:adjustRightInd w:val="0"/>
               <w:rPr>
-                <w:rFonts w:ascii="Times New Roman" w:eastAsia="宋体" w:hAnsi="Times New Roman" w:cs="宋体" w:hint="eastAsia"/>
+                <w:rFonts w:ascii="Times New Roman" w:eastAsia="宋体" w:hAnsi="Times New Roman" w:cs="宋体"/>
                 <w:kern w:val="0"/>
                 <w:sz w:val="24"/>
               </w:rPr>
@@ -6534,7 +6562,7 @@
               <w:autoSpaceDN w:val="0"/>
               <w:adjustRightInd w:val="0"/>
               <w:rPr>
-                <w:rFonts w:ascii="Times New Roman" w:eastAsia="宋体" w:hAnsi="Times New Roman" w:cs="宋体" w:hint="eastAsia"/>
+                <w:rFonts w:ascii="Times New Roman" w:eastAsia="宋体" w:hAnsi="Times New Roman" w:cs="宋体"/>
                 <w:kern w:val="0"/>
                 <w:sz w:val="24"/>
               </w:rPr>
@@ -6562,7 +6590,7 @@
               <w:autoSpaceDN w:val="0"/>
               <w:adjustRightInd w:val="0"/>
               <w:rPr>
-                <w:rFonts w:ascii="Times New Roman" w:eastAsia="宋体" w:hAnsi="Times New Roman" w:cs="宋体" w:hint="eastAsia"/>
+                <w:rFonts w:ascii="Times New Roman" w:eastAsia="宋体" w:hAnsi="Times New Roman" w:cs="宋体"/>
                 <w:kern w:val="0"/>
                 <w:sz w:val="24"/>
               </w:rPr>
@@ -6614,7 +6642,7 @@
               <w:autoSpaceDN w:val="0"/>
               <w:adjustRightInd w:val="0"/>
               <w:rPr>
-                <w:rFonts w:ascii="Times New Roman" w:eastAsia="宋体" w:hAnsi="Times New Roman" w:cs="宋体" w:hint="eastAsia"/>
+                <w:rFonts w:ascii="Times New Roman" w:eastAsia="宋体" w:hAnsi="Times New Roman" w:cs="宋体"/>
                 <w:kern w:val="0"/>
                 <w:sz w:val="24"/>
               </w:rPr>
@@ -6658,7 +6686,7 @@
               <w:autoSpaceDN w:val="0"/>
               <w:adjustRightInd w:val="0"/>
               <w:rPr>
-                <w:rFonts w:ascii="Times New Roman" w:eastAsia="宋体" w:hAnsi="Times New Roman" w:cs="宋体" w:hint="eastAsia"/>
+                <w:rFonts w:ascii="Times New Roman" w:eastAsia="宋体" w:hAnsi="Times New Roman" w:cs="宋体"/>
                 <w:kern w:val="0"/>
                 <w:sz w:val="24"/>
               </w:rPr>
@@ -6702,7 +6730,7 @@
               <w:autoSpaceDN w:val="0"/>
               <w:adjustRightInd w:val="0"/>
               <w:rPr>
-                <w:rFonts w:ascii="Times New Roman" w:eastAsia="宋体" w:hAnsi="Times New Roman" w:cs="宋体" w:hint="eastAsia"/>
+                <w:rFonts w:ascii="Times New Roman" w:eastAsia="宋体" w:hAnsi="Times New Roman" w:cs="宋体"/>
                 <w:kern w:val="0"/>
                 <w:sz w:val="24"/>
               </w:rPr>
@@ -6722,19 +6750,19 @@
               <w:autoSpaceDN w:val="0"/>
               <w:adjustRightInd w:val="0"/>
               <w:rPr>
-                <w:rFonts w:ascii="Times New Roman" w:eastAsia="宋体" w:hAnsi="Times New Roman" w:cs="宋体" w:hint="eastAsia"/>
-                <w:kern w:val="0"/>
-                <w:sz w:val="24"/>
-              </w:rPr>
-            </w:pPr>
-          </w:p>
-          <w:p>
-            <w:pPr>
-              <w:autoSpaceDE w:val="0"/>
-              <w:autoSpaceDN w:val="0"/>
-              <w:adjustRightInd w:val="0"/>
-              <w:rPr>
-                <w:rFonts w:ascii="Times New Roman" w:eastAsia="宋体" w:hAnsi="Times New Roman" w:cs="宋体" w:hint="eastAsia"/>
+                <w:rFonts w:ascii="Times New Roman" w:eastAsia="宋体" w:hAnsi="Times New Roman" w:cs="宋体"/>
+                <w:kern w:val="0"/>
+                <w:sz w:val="24"/>
+              </w:rPr>
+            </w:pPr>
+          </w:p>
+          <w:p>
+            <w:pPr>
+              <w:autoSpaceDE w:val="0"/>
+              <w:autoSpaceDN w:val="0"/>
+              <w:adjustRightInd w:val="0"/>
+              <w:rPr>
+                <w:rFonts w:ascii="Times New Roman" w:eastAsia="宋体" w:hAnsi="Times New Roman" w:cs="宋体"/>
                 <w:kern w:val="0"/>
                 <w:sz w:val="24"/>
               </w:rPr>
@@ -6762,7 +6790,7 @@
               <w:autoSpaceDN w:val="0"/>
               <w:adjustRightInd w:val="0"/>
               <w:rPr>
-                <w:rFonts w:ascii="Times New Roman" w:eastAsia="宋体" w:hAnsi="Times New Roman" w:cs="宋体" w:hint="eastAsia"/>
+                <w:rFonts w:ascii="Times New Roman" w:eastAsia="宋体" w:hAnsi="Times New Roman" w:cs="宋体"/>
                 <w:kern w:val="0"/>
                 <w:sz w:val="24"/>
               </w:rPr>
@@ -6806,7 +6834,7 @@
               <w:autoSpaceDN w:val="0"/>
               <w:adjustRightInd w:val="0"/>
               <w:rPr>
-                <w:rFonts w:ascii="Times New Roman" w:eastAsia="宋体" w:hAnsi="Times New Roman" w:cs="宋体" w:hint="eastAsia"/>
+                <w:rFonts w:ascii="Times New Roman" w:eastAsia="宋体" w:hAnsi="Times New Roman" w:cs="宋体"/>
                 <w:kern w:val="0"/>
                 <w:sz w:val="24"/>
               </w:rPr>
@@ -6834,7 +6862,7 @@
               <w:autoSpaceDN w:val="0"/>
               <w:adjustRightInd w:val="0"/>
               <w:rPr>
-                <w:rFonts w:ascii="Times New Roman" w:eastAsia="宋体" w:hAnsi="Times New Roman" w:cs="宋体" w:hint="eastAsia"/>
+                <w:rFonts w:ascii="Times New Roman" w:eastAsia="宋体" w:hAnsi="Times New Roman" w:cs="宋体"/>
                 <w:kern w:val="0"/>
                 <w:sz w:val="24"/>
               </w:rPr>
@@ -6866,7 +6894,7 @@
         <w:adjustRightInd w:val="0"/>
         <w:spacing w:after="0pt" w:line="18pt" w:lineRule="auto"/>
         <w:rPr>
-          <w:rFonts w:ascii="Times New Roman" w:eastAsia="宋体" w:hAnsi="Times New Roman" w:cs="宋体" w:hint="eastAsia"/>
+          <w:rFonts w:ascii="Times New Roman" w:eastAsia="宋体" w:hAnsi="Times New Roman" w:cs="宋体"/>
           <w:kern w:val="0"/>
           <w:sz w:val="24"/>
         </w:rPr>
@@ -6880,7 +6908,7 @@
         <w:spacing w:after="0pt" w:line="18pt" w:lineRule="auto"/>
         <w:ind w:firstLine="24pt"/>
         <w:rPr>
-          <w:rFonts w:ascii="Times New Roman" w:eastAsia="宋体" w:hAnsi="Times New Roman" w:cs="宋体" w:hint="eastAsia"/>
+          <w:rFonts w:ascii="Times New Roman" w:eastAsia="宋体" w:hAnsi="Times New Roman" w:cs="宋体"/>
           <w:kern w:val="0"/>
           <w:sz w:val="24"/>
         </w:rPr>
@@ -6902,7 +6930,7 @@
         <w:spacing w:before="12pt" w:after="12pt" w:line="12pt" w:lineRule="auto"/>
         <w:outlineLvl w:val="1"/>
         <w:rPr>
-          <w:rFonts w:ascii="Times New Roman" w:eastAsia="黑体" w:hAnsi="Times New Roman" w:cs="黑体" w:hint="eastAsia"/>
+          <w:rFonts w:ascii="Times New Roman" w:eastAsia="黑体" w:hAnsi="Times New Roman" w:cs="黑体"/>
           <w:b/>
           <w:bCs/>
           <w:kern w:val="0"/>
@@ -6941,7 +6969,7 @@
         <w:spacing w:after="0pt" w:line="18pt" w:lineRule="auto"/>
         <w:ind w:firstLine="24pt"/>
         <w:rPr>
-          <w:rFonts w:ascii="Times New Roman" w:eastAsia="宋体" w:hAnsi="Times New Roman" w:cs="宋体" w:hint="eastAsia"/>
+          <w:rFonts w:ascii="Times New Roman" w:eastAsia="宋体" w:hAnsi="Times New Roman" w:cs="宋体"/>
           <w:kern w:val="0"/>
           <w:sz w:val="24"/>
         </w:rPr>
@@ -7092,7 +7120,7 @@
     <w:tbl>
       <w:tblPr>
         <w:tblStyle w:val="a7"/>
-        <w:tblW w:w="0pt" w:type="auto"/>
+        <w:tblW w:w="0pt" w:type="dxa"/>
         <w:tblLook w:firstRow="1" w:lastRow="0" w:firstColumn="1" w:lastColumn="0" w:noHBand="0" w:noVBand="1"/>
       </w:tblPr>
       <w:tblGrid>
@@ -7110,7 +7138,7 @@
               <w:adjustRightInd w:val="0"/>
               <w:spacing w:line="18pt" w:lineRule="auto"/>
               <w:rPr>
-                <w:rFonts w:ascii="Times New Roman" w:eastAsia="宋体" w:hAnsi="Times New Roman" w:cs="宋体" w:hint="eastAsia"/>
+                <w:rFonts w:ascii="Times New Roman" w:eastAsia="宋体" w:hAnsi="Times New Roman" w:cs="宋体"/>
                 <w:kern w:val="0"/>
                 <w:sz w:val="24"/>
               </w:rPr>
@@ -7155,7 +7183,7 @@
               <w:adjustRightInd w:val="0"/>
               <w:spacing w:line="18pt" w:lineRule="auto"/>
               <w:rPr>
-                <w:rFonts w:ascii="Times New Roman" w:eastAsia="宋体" w:hAnsi="Times New Roman" w:cs="宋体" w:hint="eastAsia"/>
+                <w:rFonts w:ascii="Times New Roman" w:eastAsia="宋体" w:hAnsi="Times New Roman" w:cs="宋体"/>
                 <w:kern w:val="0"/>
                 <w:sz w:val="24"/>
               </w:rPr>
@@ -7192,7 +7220,7 @@
               <w:adjustRightInd w:val="0"/>
               <w:spacing w:line="18pt" w:lineRule="auto"/>
               <w:rPr>
-                <w:rFonts w:ascii="Times New Roman" w:eastAsia="宋体" w:hAnsi="Times New Roman" w:cs="宋体" w:hint="eastAsia"/>
+                <w:rFonts w:ascii="Times New Roman" w:eastAsia="宋体" w:hAnsi="Times New Roman" w:cs="宋体"/>
                 <w:kern w:val="0"/>
                 <w:sz w:val="24"/>
               </w:rPr>
@@ -7237,7 +7265,7 @@
               <w:adjustRightInd w:val="0"/>
               <w:spacing w:line="18pt" w:lineRule="auto"/>
               <w:rPr>
-                <w:rFonts w:ascii="Times New Roman" w:eastAsia="宋体" w:hAnsi="Times New Roman" w:cs="宋体" w:hint="eastAsia"/>
+                <w:rFonts w:ascii="Times New Roman" w:eastAsia="宋体" w:hAnsi="Times New Roman" w:cs="宋体"/>
                 <w:kern w:val="0"/>
                 <w:sz w:val="24"/>
               </w:rPr>
@@ -7274,7 +7302,7 @@
               <w:adjustRightInd w:val="0"/>
               <w:spacing w:line="18pt" w:lineRule="auto"/>
               <w:rPr>
-                <w:rFonts w:ascii="Times New Roman" w:eastAsia="宋体" w:hAnsi="Times New Roman" w:cs="宋体" w:hint="eastAsia"/>
+                <w:rFonts w:ascii="Times New Roman" w:eastAsia="宋体" w:hAnsi="Times New Roman" w:cs="宋体"/>
                 <w:kern w:val="0"/>
                 <w:sz w:val="24"/>
               </w:rPr>
@@ -7335,7 +7363,7 @@
               <w:adjustRightInd w:val="0"/>
               <w:spacing w:line="18pt" w:lineRule="auto"/>
               <w:rPr>
-                <w:rFonts w:ascii="Times New Roman" w:eastAsia="宋体" w:hAnsi="Times New Roman" w:cs="宋体" w:hint="eastAsia"/>
+                <w:rFonts w:ascii="Times New Roman" w:eastAsia="宋体" w:hAnsi="Times New Roman" w:cs="宋体"/>
                 <w:kern w:val="0"/>
                 <w:sz w:val="24"/>
               </w:rPr>
@@ -7372,7 +7400,7 @@
               <w:adjustRightInd w:val="0"/>
               <w:spacing w:line="18pt" w:lineRule="auto"/>
               <w:rPr>
-                <w:rFonts w:ascii="Times New Roman" w:eastAsia="宋体" w:hAnsi="Times New Roman" w:cs="宋体" w:hint="eastAsia"/>
+                <w:rFonts w:ascii="Times New Roman" w:eastAsia="宋体" w:hAnsi="Times New Roman" w:cs="宋体"/>
                 <w:kern w:val="0"/>
                 <w:sz w:val="24"/>
               </w:rPr>
@@ -7402,7 +7430,7 @@
               <w:adjustRightInd w:val="0"/>
               <w:spacing w:line="18pt" w:lineRule="auto"/>
               <w:rPr>
-                <w:rFonts w:ascii="Times New Roman" w:eastAsia="宋体" w:hAnsi="Times New Roman" w:cs="宋体" w:hint="eastAsia"/>
+                <w:rFonts w:ascii="Times New Roman" w:eastAsia="宋体" w:hAnsi="Times New Roman" w:cs="宋体"/>
                 <w:kern w:val="0"/>
                 <w:sz w:val="24"/>
               </w:rPr>
@@ -7427,7 +7455,7 @@
         <w:spacing w:before="12pt" w:after="12pt" w:line="12pt" w:lineRule="auto"/>
         <w:outlineLvl w:val="1"/>
         <w:rPr>
-          <w:rFonts w:ascii="Times New Roman" w:eastAsia="黑体" w:hAnsi="Times New Roman" w:cs="黑体" w:hint="eastAsia"/>
+          <w:rFonts w:ascii="Times New Roman" w:eastAsia="黑体" w:hAnsi="Times New Roman" w:cs="黑体"/>
           <w:b/>
           <w:bCs/>
           <w:kern w:val="0"/>
@@ -7467,7 +7495,7 @@
         <w:spacing w:after="0pt" w:line="18pt" w:lineRule="auto"/>
         <w:ind w:firstLine="24pt"/>
         <w:rPr>
-          <w:rFonts w:ascii="Times New Roman" w:eastAsia="宋体" w:hAnsi="Times New Roman" w:cs="宋体" w:hint="eastAsia"/>
+          <w:rFonts w:ascii="Times New Roman" w:eastAsia="宋体" w:hAnsi="Times New Roman" w:cs="宋体"/>
           <w:kern w:val="0"/>
           <w:sz w:val="24"/>
         </w:rPr>
@@ -7489,7 +7517,7 @@
         <w:spacing w:after="0pt" w:line="12pt" w:lineRule="auto"/>
         <w:ind w:start="18pt"/>
         <w:rPr>
-          <w:rFonts w:ascii="Times New Roman" w:eastAsia="宋体" w:hAnsi="Times New Roman" w:cs="Courier New" w:hint="eastAsia"/>
+          <w:rFonts w:ascii="Times New Roman" w:eastAsia="宋体" w:hAnsi="Times New Roman" w:cs="Courier New"/>
           <w:kern w:val="0"/>
           <w:sz w:val="20"/>
           <w:szCs w:val="20"/>
@@ -7782,7 +7810,7 @@
     <w:tbl>
       <w:tblPr>
         <w:tblStyle w:val="a7"/>
-        <w:tblW w:w="0pt" w:type="auto"/>
+        <w:tblW w:w="0pt" w:type="dxa"/>
         <w:tblLook w:firstRow="1" w:lastRow="0" w:firstColumn="1" w:lastColumn="0" w:noHBand="0" w:noVBand="1"/>
       </w:tblPr>
       <w:tblGrid>
@@ -7800,7 +7828,7 @@
               <w:adjustRightInd w:val="0"/>
               <w:spacing w:line="18pt" w:lineRule="auto"/>
               <w:rPr>
-                <w:rFonts w:ascii="Times New Roman" w:eastAsia="宋体" w:hAnsi="Times New Roman" w:cs="宋体" w:hint="eastAsia"/>
+                <w:rFonts w:ascii="Times New Roman" w:eastAsia="宋体" w:hAnsi="Times New Roman" w:cs="宋体"/>
                 <w:kern w:val="0"/>
                 <w:sz w:val="24"/>
               </w:rPr>
@@ -7828,7 +7856,7 @@
               <w:adjustRightInd w:val="0"/>
               <w:spacing w:line="18pt" w:lineRule="auto"/>
               <w:rPr>
-                <w:rFonts w:ascii="Times New Roman" w:eastAsia="宋体" w:hAnsi="Times New Roman" w:cs="宋体" w:hint="eastAsia"/>
+                <w:rFonts w:ascii="Times New Roman" w:eastAsia="宋体" w:hAnsi="Times New Roman" w:cs="宋体"/>
                 <w:kern w:val="0"/>
                 <w:sz w:val="24"/>
               </w:rPr>
@@ -7849,7 +7877,7 @@
               <w:adjustRightInd w:val="0"/>
               <w:spacing w:line="18pt" w:lineRule="auto"/>
               <w:rPr>
-                <w:rFonts w:ascii="Times New Roman" w:eastAsia="宋体" w:hAnsi="Times New Roman" w:cs="宋体" w:hint="eastAsia"/>
+                <w:rFonts w:ascii="Times New Roman" w:eastAsia="宋体" w:hAnsi="Times New Roman" w:cs="宋体"/>
                 <w:kern w:val="0"/>
                 <w:sz w:val="24"/>
               </w:rPr>
@@ -7878,7 +7906,7 @@
               <w:adjustRightInd w:val="0"/>
               <w:spacing w:line="18pt" w:lineRule="auto"/>
               <w:rPr>
-                <w:rFonts w:ascii="Times New Roman" w:eastAsia="宋体" w:hAnsi="Times New Roman" w:cs="宋体" w:hint="eastAsia"/>
+                <w:rFonts w:ascii="Times New Roman" w:eastAsia="宋体" w:hAnsi="Times New Roman" w:cs="宋体"/>
                 <w:kern w:val="0"/>
                 <w:sz w:val="24"/>
               </w:rPr>
@@ -7899,7 +7927,7 @@
               <w:adjustRightInd w:val="0"/>
               <w:spacing w:line="18pt" w:lineRule="auto"/>
               <w:rPr>
-                <w:rFonts w:ascii="Times New Roman" w:eastAsia="宋体" w:hAnsi="Times New Roman" w:cs="宋体" w:hint="eastAsia"/>
+                <w:rFonts w:ascii="Times New Roman" w:eastAsia="宋体" w:hAnsi="Times New Roman" w:cs="宋体"/>
                 <w:kern w:val="0"/>
                 <w:sz w:val="24"/>
               </w:rPr>
@@ -7920,7 +7948,7 @@
               <w:adjustRightInd w:val="0"/>
               <w:spacing w:line="18pt" w:lineRule="auto"/>
               <w:rPr>
-                <w:rFonts w:ascii="Times New Roman" w:eastAsia="宋体" w:hAnsi="Times New Roman" w:cs="宋体" w:hint="eastAsia"/>
+                <w:rFonts w:ascii="Times New Roman" w:eastAsia="宋体" w:hAnsi="Times New Roman" w:cs="宋体"/>
                 <w:kern w:val="0"/>
                 <w:sz w:val="24"/>
               </w:rPr>
@@ -7949,7 +7977,7 @@
               <w:adjustRightInd w:val="0"/>
               <w:spacing w:line="18pt" w:lineRule="auto"/>
               <w:rPr>
-                <w:rFonts w:ascii="Times New Roman" w:eastAsia="宋体" w:hAnsi="Times New Roman" w:cs="宋体" w:hint="eastAsia"/>
+                <w:rFonts w:ascii="Times New Roman" w:eastAsia="宋体" w:hAnsi="Times New Roman" w:cs="宋体"/>
                 <w:kern w:val="0"/>
                 <w:sz w:val="24"/>
               </w:rPr>
@@ -7986,7 +8014,7 @@
               <w:adjustRightInd w:val="0"/>
               <w:spacing w:line="18pt" w:lineRule="auto"/>
               <w:rPr>
-                <w:rFonts w:ascii="Times New Roman" w:eastAsia="宋体" w:hAnsi="Times New Roman" w:cs="宋体" w:hint="eastAsia"/>
+                <w:rFonts w:ascii="Times New Roman" w:eastAsia="宋体" w:hAnsi="Times New Roman" w:cs="宋体"/>
                 <w:kern w:val="0"/>
                 <w:sz w:val="24"/>
               </w:rPr>
@@ -8031,7 +8059,7 @@
               <w:adjustRightInd w:val="0"/>
               <w:spacing w:line="18pt" w:lineRule="auto"/>
               <w:rPr>
-                <w:rFonts w:ascii="Times New Roman" w:eastAsia="宋体" w:hAnsi="Times New Roman" w:cs="宋体" w:hint="eastAsia"/>
+                <w:rFonts w:ascii="Times New Roman" w:eastAsia="宋体" w:hAnsi="Times New Roman" w:cs="宋体"/>
                 <w:kern w:val="0"/>
                 <w:sz w:val="24"/>
               </w:rPr>
@@ -8052,7 +8080,7 @@
               <w:adjustRightInd w:val="0"/>
               <w:spacing w:line="18pt" w:lineRule="auto"/>
               <w:rPr>
-                <w:rFonts w:ascii="Times New Roman" w:eastAsia="宋体" w:hAnsi="Times New Roman" w:cs="宋体" w:hint="eastAsia"/>
+                <w:rFonts w:ascii="Times New Roman" w:eastAsia="宋体" w:hAnsi="Times New Roman" w:cs="宋体"/>
                 <w:kern w:val="0"/>
                 <w:sz w:val="24"/>
               </w:rPr>
@@ -8081,7 +8109,7 @@
               <w:adjustRightInd w:val="0"/>
               <w:spacing w:line="18pt" w:lineRule="auto"/>
               <w:rPr>
-                <w:rFonts w:ascii="Times New Roman" w:eastAsia="宋体" w:hAnsi="Times New Roman" w:cs="宋体" w:hint="eastAsia"/>
+                <w:rFonts w:ascii="Times New Roman" w:eastAsia="宋体" w:hAnsi="Times New Roman" w:cs="宋体"/>
                 <w:kern w:val="0"/>
                 <w:sz w:val="24"/>
               </w:rPr>
@@ -8110,7 +8138,7 @@
               <w:adjustRightInd w:val="0"/>
               <w:spacing w:line="18pt" w:lineRule="auto"/>
               <w:rPr>
-                <w:rFonts w:ascii="Times New Roman" w:eastAsia="宋体" w:hAnsi="Times New Roman" w:cs="宋体" w:hint="eastAsia"/>
+                <w:rFonts w:ascii="Times New Roman" w:eastAsia="宋体" w:hAnsi="Times New Roman" w:cs="宋体"/>
                 <w:kern w:val="0"/>
                 <w:sz w:val="24"/>
               </w:rPr>
@@ -8131,7 +8159,7 @@
               <w:adjustRightInd w:val="0"/>
               <w:spacing w:line="18pt" w:lineRule="auto"/>
               <w:rPr>
-                <w:rFonts w:ascii="Times New Roman" w:eastAsia="宋体" w:hAnsi="Times New Roman" w:cs="宋体" w:hint="eastAsia"/>
+                <w:rFonts w:ascii="Times New Roman" w:eastAsia="宋体" w:hAnsi="Times New Roman" w:cs="宋体"/>
                 <w:kern w:val="0"/>
                 <w:sz w:val="24"/>
               </w:rPr>
@@ -8152,7 +8180,7 @@
               <w:adjustRightInd w:val="0"/>
               <w:spacing w:line="18pt" w:lineRule="auto"/>
               <w:rPr>
-                <w:rFonts w:ascii="Times New Roman" w:eastAsia="宋体" w:hAnsi="Times New Roman" w:cs="宋体" w:hint="eastAsia"/>
+                <w:rFonts w:ascii="Times New Roman" w:eastAsia="宋体" w:hAnsi="Times New Roman" w:cs="宋体"/>
                 <w:kern w:val="0"/>
                 <w:sz w:val="24"/>
               </w:rPr>
@@ -8181,7 +8209,7 @@
               <w:adjustRightInd w:val="0"/>
               <w:spacing w:line="18pt" w:lineRule="auto"/>
               <w:rPr>
-                <w:rFonts w:ascii="Times New Roman" w:eastAsia="宋体" w:hAnsi="Times New Roman" w:cs="宋体" w:hint="eastAsia"/>
+                <w:rFonts w:ascii="Times New Roman" w:eastAsia="宋体" w:hAnsi="Times New Roman" w:cs="宋体"/>
                 <w:kern w:val="0"/>
                 <w:sz w:val="24"/>
               </w:rPr>
@@ -8205,7 +8233,7 @@
         <w:adjustRightInd w:val="0"/>
         <w:spacing w:after="0pt" w:line="18pt" w:lineRule="auto"/>
         <w:rPr>
-          <w:rFonts w:ascii="Times New Roman" w:eastAsia="宋体" w:hAnsi="Times New Roman" w:cs="宋体" w:hint="eastAsia"/>
+          <w:rFonts w:ascii="Times New Roman" w:eastAsia="宋体" w:hAnsi="Times New Roman" w:cs="宋体"/>
           <w:kern w:val="0"/>
           <w:sz w:val="24"/>
         </w:rPr>
@@ -8306,7 +8334,7 @@
         <w:spacing w:before="12pt" w:after="12pt" w:line="12pt" w:lineRule="auto"/>
         <w:outlineLvl w:val="1"/>
         <w:rPr>
-          <w:rFonts w:ascii="Times New Roman" w:eastAsia="黑体" w:hAnsi="Times New Roman" w:cs="黑体" w:hint="eastAsia"/>
+          <w:rFonts w:ascii="Times New Roman" w:eastAsia="黑体" w:hAnsi="Times New Roman" w:cs="黑体"/>
           <w:b/>
           <w:bCs/>
           <w:kern w:val="0"/>
@@ -8345,7 +8373,7 @@
         <w:spacing w:after="0pt" w:line="18pt" w:lineRule="auto"/>
         <w:ind w:firstLine="24pt"/>
         <w:rPr>
-          <w:rFonts w:ascii="Times New Roman" w:eastAsia="宋体" w:hAnsi="Times New Roman" w:cs="宋体" w:hint="eastAsia"/>
+          <w:rFonts w:ascii="Times New Roman" w:eastAsia="宋体" w:hAnsi="Times New Roman" w:cs="宋体"/>
           <w:kern w:val="0"/>
           <w:sz w:val="24"/>
         </w:rPr>
@@ -8383,7 +8411,7 @@
         <w:spacing w:after="0pt" w:line="18pt" w:lineRule="auto"/>
         <w:ind w:firstLine="24pt"/>
         <w:rPr>
-          <w:rFonts w:ascii="Times New Roman" w:eastAsia="宋体" w:hAnsi="Times New Roman" w:cs="宋体" w:hint="eastAsia"/>
+          <w:rFonts w:ascii="Times New Roman" w:eastAsia="宋体" w:hAnsi="Times New Roman" w:cs="宋体"/>
           <w:kern w:val="0"/>
           <w:sz w:val="24"/>
         </w:rPr>
@@ -8405,7 +8433,7 @@
         <w:spacing w:after="0pt" w:line="12pt" w:lineRule="auto"/>
         <w:ind w:start="24pt" w:hanging="12pt"/>
         <w:rPr>
-          <w:rFonts w:ascii="Times New Roman" w:eastAsia="宋体" w:hAnsi="Times New Roman" w:cs="宋体" w:hint="eastAsia"/>
+          <w:rFonts w:ascii="Times New Roman" w:eastAsia="宋体" w:hAnsi="Times New Roman" w:cs="宋体"/>
           <w:kern w:val="0"/>
           <w:sz w:val="24"/>
         </w:rPr>
@@ -8613,7 +8641,7 @@
         <w:spacing w:after="0pt" w:line="12pt" w:lineRule="auto"/>
         <w:ind w:start="24pt" w:hanging="12pt"/>
         <w:rPr>
-          <w:rFonts w:ascii="Times New Roman" w:eastAsia="宋体" w:hAnsi="Times New Roman" w:cs="宋体" w:hint="eastAsia"/>
+          <w:rFonts w:ascii="Times New Roman" w:eastAsia="宋体" w:hAnsi="Times New Roman" w:cs="宋体"/>
           <w:kern w:val="0"/>
           <w:sz w:val="24"/>
         </w:rPr>
@@ -8694,7 +8722,7 @@
     <w:tbl>
       <w:tblPr>
         <w:tblStyle w:val="a7"/>
-        <w:tblW w:w="0pt" w:type="auto"/>
+        <w:tblW w:w="0pt" w:type="dxa"/>
         <w:tblLook w:firstRow="1" w:lastRow="0" w:firstColumn="1" w:lastColumn="0" w:noHBand="0" w:noVBand="1"/>
       </w:tblPr>
       <w:tblGrid>
@@ -8712,7 +8740,7 @@
               <w:adjustRightInd w:val="0"/>
               <w:spacing w:line="18pt" w:lineRule="auto"/>
               <w:rPr>
-                <w:rFonts w:ascii="Times New Roman" w:eastAsia="宋体" w:hAnsi="Times New Roman" w:cs="宋体" w:hint="eastAsia"/>
+                <w:rFonts w:ascii="Times New Roman" w:eastAsia="宋体" w:hAnsi="Times New Roman" w:cs="宋体"/>
                 <w:kern w:val="0"/>
                 <w:sz w:val="24"/>
               </w:rPr>
@@ -8733,7 +8761,7 @@
               <w:adjustRightInd w:val="0"/>
               <w:spacing w:line="18pt" w:lineRule="auto"/>
               <w:rPr>
-                <w:rFonts w:ascii="Times New Roman" w:eastAsia="宋体" w:hAnsi="Times New Roman" w:cs="宋体" w:hint="eastAsia"/>
+                <w:rFonts w:ascii="Times New Roman" w:eastAsia="宋体" w:hAnsi="Times New Roman" w:cs="宋体"/>
                 <w:kern w:val="0"/>
                 <w:sz w:val="24"/>
               </w:rPr>
@@ -8778,7 +8806,7 @@
               <w:adjustRightInd w:val="0"/>
               <w:spacing w:line="18pt" w:lineRule="auto"/>
               <w:rPr>
-                <w:rFonts w:ascii="Times New Roman" w:eastAsia="宋体" w:hAnsi="Times New Roman" w:cs="宋体" w:hint="eastAsia"/>
+                <w:rFonts w:ascii="Times New Roman" w:eastAsia="宋体" w:hAnsi="Times New Roman" w:cs="宋体"/>
                 <w:kern w:val="0"/>
                 <w:sz w:val="24"/>
               </w:rPr>
@@ -8799,7 +8827,7 @@
               <w:adjustRightInd w:val="0"/>
               <w:spacing w:line="18pt" w:lineRule="auto"/>
               <w:rPr>
-                <w:rFonts w:ascii="Times New Roman" w:eastAsia="宋体" w:hAnsi="Times New Roman" w:cs="宋体" w:hint="eastAsia"/>
+                <w:rFonts w:ascii="Times New Roman" w:eastAsia="宋体" w:hAnsi="Times New Roman" w:cs="宋体"/>
                 <w:kern w:val="0"/>
                 <w:sz w:val="24"/>
               </w:rPr>
@@ -8844,7 +8872,7 @@
               <w:adjustRightInd w:val="0"/>
               <w:spacing w:line="18pt" w:lineRule="auto"/>
               <w:rPr>
-                <w:rFonts w:ascii="Times New Roman" w:eastAsia="宋体" w:hAnsi="Times New Roman" w:cs="宋体" w:hint="eastAsia"/>
+                <w:rFonts w:ascii="Times New Roman" w:eastAsia="宋体" w:hAnsi="Times New Roman" w:cs="宋体"/>
                 <w:kern w:val="0"/>
                 <w:sz w:val="24"/>
               </w:rPr>
@@ -8865,7 +8893,7 @@
               <w:adjustRightInd w:val="0"/>
               <w:spacing w:line="18pt" w:lineRule="auto"/>
               <w:rPr>
-                <w:rFonts w:ascii="Times New Roman" w:eastAsia="宋体" w:hAnsi="Times New Roman" w:cs="宋体" w:hint="eastAsia"/>
+                <w:rFonts w:ascii="Times New Roman" w:eastAsia="宋体" w:hAnsi="Times New Roman" w:cs="宋体"/>
                 <w:kern w:val="0"/>
                 <w:sz w:val="24"/>
               </w:rPr>
@@ -8934,7 +8962,7 @@
               <w:adjustRightInd w:val="0"/>
               <w:spacing w:line="18pt" w:lineRule="auto"/>
               <w:rPr>
-                <w:rFonts w:ascii="Times New Roman" w:eastAsia="宋体" w:hAnsi="Times New Roman" w:cs="宋体" w:hint="eastAsia"/>
+                <w:rFonts w:ascii="Times New Roman" w:eastAsia="宋体" w:hAnsi="Times New Roman" w:cs="宋体"/>
                 <w:kern w:val="0"/>
                 <w:sz w:val="24"/>
               </w:rPr>
@@ -8955,7 +8983,7 @@
               <w:adjustRightInd w:val="0"/>
               <w:spacing w:line="18pt" w:lineRule="auto"/>
               <w:rPr>
-                <w:rFonts w:ascii="Times New Roman" w:eastAsia="宋体" w:hAnsi="Times New Roman" w:cs="宋体" w:hint="eastAsia"/>
+                <w:rFonts w:ascii="Times New Roman" w:eastAsia="宋体" w:hAnsi="Times New Roman" w:cs="宋体"/>
                 <w:kern w:val="0"/>
                 <w:sz w:val="24"/>
               </w:rPr>
@@ -8984,7 +9012,7 @@
               <w:adjustRightInd w:val="0"/>
               <w:spacing w:line="18pt" w:lineRule="auto"/>
               <w:rPr>
-                <w:rFonts w:ascii="Times New Roman" w:eastAsia="宋体" w:hAnsi="Times New Roman" w:cs="宋体" w:hint="eastAsia"/>
+                <w:rFonts w:ascii="Times New Roman" w:eastAsia="宋体" w:hAnsi="Times New Roman" w:cs="宋体"/>
                 <w:kern w:val="0"/>
                 <w:sz w:val="24"/>
               </w:rPr>
@@ -9013,7 +9041,7 @@
               <w:adjustRightInd w:val="0"/>
               <w:spacing w:line="18pt" w:lineRule="auto"/>
               <w:rPr>
-                <w:rFonts w:ascii="Times New Roman" w:eastAsia="宋体" w:hAnsi="Times New Roman" w:cs="宋体" w:hint="eastAsia"/>
+                <w:rFonts w:ascii="Times New Roman" w:eastAsia="宋体" w:hAnsi="Times New Roman" w:cs="宋体"/>
                 <w:kern w:val="0"/>
                 <w:sz w:val="24"/>
               </w:rPr>
@@ -9034,7 +9062,7 @@
               <w:adjustRightInd w:val="0"/>
               <w:spacing w:line="18pt" w:lineRule="auto"/>
               <w:rPr>
-                <w:rFonts w:ascii="Times New Roman" w:eastAsia="宋体" w:hAnsi="Times New Roman" w:cs="宋体" w:hint="eastAsia"/>
+                <w:rFonts w:ascii="Times New Roman" w:eastAsia="宋体" w:hAnsi="Times New Roman" w:cs="宋体"/>
                 <w:kern w:val="0"/>
                 <w:sz w:val="24"/>
               </w:rPr>
@@ -9063,7 +9091,7 @@
               <w:adjustRightInd w:val="0"/>
               <w:spacing w:line="18pt" w:lineRule="auto"/>
               <w:rPr>
-                <w:rFonts w:ascii="Times New Roman" w:eastAsia="宋体" w:hAnsi="Times New Roman" w:cs="宋体" w:hint="eastAsia"/>
+                <w:rFonts w:ascii="Times New Roman" w:eastAsia="宋体" w:hAnsi="Times New Roman" w:cs="宋体"/>
                 <w:kern w:val="0"/>
                 <w:sz w:val="24"/>
               </w:rPr>
@@ -9095,7 +9123,7 @@
         <w:adjustRightInd w:val="0"/>
         <w:spacing w:after="0pt" w:line="18pt" w:lineRule="auto"/>
         <w:rPr>
-          <w:rFonts w:ascii="Times New Roman" w:eastAsia="宋体" w:hAnsi="Times New Roman" w:cs="宋体" w:hint="eastAsia"/>
+          <w:rFonts w:ascii="Times New Roman" w:eastAsia="宋体" w:hAnsi="Times New Roman" w:cs="宋体"/>
           <w:kern w:val="0"/>
           <w:sz w:val="24"/>
         </w:rPr>
@@ -9126,7 +9154,7 @@
     <w:tbl>
       <w:tblPr>
         <w:tblStyle w:val="a7"/>
-        <w:tblW w:w="0pt" w:type="auto"/>
+        <w:tblW w:w="0pt" w:type="dxa"/>
         <w:tblLook w:firstRow="1" w:lastRow="0" w:firstColumn="1" w:lastColumn="0" w:noHBand="0" w:noVBand="1"/>
       </w:tblPr>
       <w:tblGrid>
@@ -9144,7 +9172,7 @@
               <w:adjustRightInd w:val="0"/>
               <w:spacing w:line="18pt" w:lineRule="auto"/>
               <w:rPr>
-                <w:rFonts w:ascii="Times New Roman" w:eastAsia="宋体" w:hAnsi="Times New Roman" w:cs="宋体" w:hint="eastAsia"/>
+                <w:rFonts w:ascii="Times New Roman" w:eastAsia="宋体" w:hAnsi="Times New Roman" w:cs="宋体"/>
                 <w:kern w:val="0"/>
                 <w:sz w:val="24"/>
               </w:rPr>
@@ -9165,7 +9193,7 @@
               <w:adjustRightInd w:val="0"/>
               <w:spacing w:line="18pt" w:lineRule="auto"/>
               <w:rPr>
-                <w:rFonts w:ascii="Times New Roman" w:eastAsia="宋体" w:hAnsi="Times New Roman" w:cs="宋体" w:hint="eastAsia"/>
+                <w:rFonts w:ascii="Times New Roman" w:eastAsia="宋体" w:hAnsi="Times New Roman" w:cs="宋体"/>
                 <w:kern w:val="0"/>
                 <w:sz w:val="24"/>
               </w:rPr>
@@ -9195,7 +9223,7 @@
               <w:adjustRightInd w:val="0"/>
               <w:spacing w:line="18pt" w:lineRule="auto"/>
               <w:rPr>
-                <w:rFonts w:ascii="Times New Roman" w:eastAsia="宋体" w:hAnsi="Times New Roman" w:cs="宋体" w:hint="eastAsia"/>
+                <w:rFonts w:ascii="Times New Roman" w:eastAsia="宋体" w:hAnsi="Times New Roman" w:cs="宋体"/>
                 <w:kern w:val="0"/>
                 <w:sz w:val="24"/>
               </w:rPr>
@@ -9216,7 +9244,7 @@
               <w:adjustRightInd w:val="0"/>
               <w:spacing w:line="18pt" w:lineRule="auto"/>
               <w:rPr>
-                <w:rFonts w:ascii="Times New Roman" w:eastAsia="宋体" w:hAnsi="Times New Roman" w:cs="宋体" w:hint="eastAsia"/>
+                <w:rFonts w:ascii="Times New Roman" w:eastAsia="宋体" w:hAnsi="Times New Roman" w:cs="宋体"/>
                 <w:kern w:val="0"/>
                 <w:sz w:val="24"/>
               </w:rPr>
@@ -9229,7 +9257,7 @@
               <w:adjustRightInd w:val="0"/>
               <w:spacing w:line="18pt" w:lineRule="auto"/>
               <w:rPr>
-                <w:rFonts w:ascii="Times New Roman" w:eastAsia="宋体" w:hAnsi="Times New Roman" w:cs="宋体" w:hint="eastAsia"/>
+                <w:rFonts w:ascii="Times New Roman" w:eastAsia="宋体" w:hAnsi="Times New Roman" w:cs="宋体"/>
                 <w:kern w:val="0"/>
                 <w:sz w:val="24"/>
               </w:rPr>
@@ -9250,7 +9278,7 @@
               <w:adjustRightInd w:val="0"/>
               <w:spacing w:line="18pt" w:lineRule="auto"/>
               <w:rPr>
-                <w:rFonts w:ascii="Times New Roman" w:eastAsia="宋体" w:hAnsi="Times New Roman" w:cs="宋体" w:hint="eastAsia"/>
+                <w:rFonts w:ascii="Times New Roman" w:eastAsia="宋体" w:hAnsi="Times New Roman" w:cs="宋体"/>
                 <w:kern w:val="0"/>
                 <w:sz w:val="24"/>
               </w:rPr>
@@ -9271,7 +9299,7 @@
               <w:adjustRightInd w:val="0"/>
               <w:spacing w:line="18pt" w:lineRule="auto"/>
               <w:rPr>
-                <w:rFonts w:ascii="Times New Roman" w:eastAsia="宋体" w:hAnsi="Times New Roman" w:cs="宋体" w:hint="eastAsia"/>
+                <w:rFonts w:ascii="Times New Roman" w:eastAsia="宋体" w:hAnsi="Times New Roman" w:cs="宋体"/>
                 <w:kern w:val="0"/>
                 <w:sz w:val="24"/>
               </w:rPr>
@@ -9300,7 +9328,7 @@
               <w:adjustRightInd w:val="0"/>
               <w:spacing w:line="18pt" w:lineRule="auto"/>
               <w:rPr>
-                <w:rFonts w:ascii="Times New Roman" w:eastAsia="宋体" w:hAnsi="Times New Roman" w:cs="宋体" w:hint="eastAsia"/>
+                <w:rFonts w:ascii="Times New Roman" w:eastAsia="宋体" w:hAnsi="Times New Roman" w:cs="宋体"/>
                 <w:kern w:val="0"/>
                 <w:sz w:val="24"/>
               </w:rPr>
@@ -9332,7 +9360,7 @@
         <w:adjustRightInd w:val="0"/>
         <w:spacing w:after="0pt" w:line="18pt" w:lineRule="auto"/>
         <w:rPr>
-          <w:rFonts w:ascii="Times New Roman" w:eastAsia="宋体" w:hAnsi="Times New Roman" w:cs="宋体" w:hint="eastAsia"/>
+          <w:rFonts w:ascii="Times New Roman" w:eastAsia="宋体" w:hAnsi="Times New Roman" w:cs="宋体"/>
           <w:kern w:val="0"/>
           <w:sz w:val="24"/>
         </w:rPr>
@@ -9455,7 +9483,7 @@
       <w:pPr>
         <w:jc w:val="center"/>
         <w:rPr>
-          <w:rFonts w:ascii="Times New Roman" w:hAnsi="Times New Roman" w:eastAsia="宋体"/>
+          <w:rFonts w:ascii="Times New Roman" w:eastAsia="宋体" w:hAnsi="Times New Roman"/>
           <w:b/>
           <w:sz w:val="21"/>
           <w:szCs w:val="21"/>
@@ -9463,12 +9491,66 @@
       </w:pPr>
       <w:r>
         <w:rPr>
-          <w:rFonts w:ascii="Times New Roman" w:hAnsi="Times New Roman" w:eastAsia="宋体"/>
+          <w:rFonts w:ascii="Times New Roman" w:eastAsia="宋体" w:hAnsi="Times New Roman"/>
           <w:b/>
           <w:sz w:val="21"/>
           <w:szCs w:val="21"/>
         </w:rPr>
-        <w:t xml:space="preserve">图3 遗忘曲线 R=e^{-t/S}（不同 S）</w:t>
+        <w:t>图</w:t>
+      </w:r>
+      <w:r>
+        <w:rPr>
+          <w:rFonts w:ascii="Times New Roman" w:eastAsia="宋体" w:hAnsi="Times New Roman"/>
+          <w:b/>
+          <w:sz w:val="21"/>
+          <w:szCs w:val="21"/>
+        </w:rPr>
+        <w:t xml:space="preserve">3 </w:t>
+      </w:r>
+      <w:r>
+        <w:rPr>
+          <w:rFonts w:ascii="Times New Roman" w:eastAsia="宋体" w:hAnsi="Times New Roman"/>
+          <w:b/>
+          <w:sz w:val="21"/>
+          <w:szCs w:val="21"/>
+        </w:rPr>
+        <w:t>遗忘曲线</w:t>
+      </w:r>
+      <w:r>
+        <w:rPr>
+          <w:rFonts w:ascii="Times New Roman" w:eastAsia="宋体" w:hAnsi="Times New Roman"/>
+          <w:b/>
+          <w:sz w:val="21"/>
+          <w:szCs w:val="21"/>
+        </w:rPr>
+        <w:t xml:space="preserve"> R=e^{-t/S}</w:t>
+      </w:r>
+      <w:r>
+        <w:rPr>
+          <w:rFonts w:ascii="Times New Roman" w:eastAsia="宋体" w:hAnsi="Times New Roman"/>
+          <w:b/>
+          <w:sz w:val="21"/>
+          <w:szCs w:val="21"/>
+        </w:rPr>
+        <w:t>（不同</w:t>
+      </w:r>
+      <w:r>
+        <w:rPr>
+          <w:rFonts w:ascii="Times New Roman" w:eastAsia="宋体" w:hAnsi="Times New Roman"/>
+          <w:b/>
+          <w:sz w:val="21"/>
+          <w:szCs w:val="21"/>
+        </w:rPr>
+        <w:t xml:space="preserve"> S</w:t>
+      </w:r>
+      <w:r>
+        <w:rPr>
+          <w:rFonts w:ascii="Times New Roman" w:eastAsia="宋体" w:hAnsi="Times New Roman"/>
+          <w:b/>
+          <w:sz w:val="21"/>
+          <w:szCs w:val="21"/>
+        </w:rPr>
+        <w:t>）</w:t>
       </w:r>
     </w:p>
     <w:p>
@@ -9479,7 +9561,7 @@
         <w:spacing w:before="12pt" w:after="12pt" w:line="12pt" w:lineRule="auto"/>
         <w:outlineLvl w:val="1"/>
         <w:rPr>
-          <w:rFonts w:ascii="Times New Roman" w:eastAsia="黑体" w:hAnsi="Times New Roman" w:cs="黑体" w:hint="eastAsia"/>
+          <w:rFonts w:ascii="Times New Roman" w:eastAsia="黑体" w:hAnsi="Times New Roman" w:cs="黑体"/>
           <w:kern w:val="0"/>
           <w:sz w:val="28"/>
           <w:szCs w:val="28"/>
@@ -9516,7 +9598,7 @@
         <w:spacing w:after="0pt" w:line="18pt" w:lineRule="auto"/>
         <w:ind w:firstLine="24pt"/>
         <w:rPr>
-          <w:rFonts w:ascii="Times New Roman" w:eastAsia="宋体" w:hAnsi="Times New Roman" w:cs="宋体" w:hint="eastAsia"/>
+          <w:rFonts w:ascii="Times New Roman" w:eastAsia="宋体" w:hAnsi="Times New Roman" w:cs="宋体"/>
           <w:kern w:val="0"/>
           <w:sz w:val="24"/>
         </w:rPr>
@@ -9554,7 +9636,7 @@
         <w:spacing w:after="0pt" w:line="18pt" w:lineRule="auto"/>
         <w:ind w:firstLine="24pt"/>
         <w:rPr>
-          <w:rFonts w:ascii="Times New Roman" w:eastAsia="宋体" w:hAnsi="Times New Roman" w:cs="宋体" w:hint="eastAsia"/>
+          <w:rFonts w:ascii="Times New Roman" w:eastAsia="宋体" w:hAnsi="Times New Roman" w:cs="宋体"/>
           <w:kern w:val="0"/>
           <w:sz w:val="24"/>
         </w:rPr>
@@ -9609,7 +9691,7 @@
         <w:spacing w:before="12pt" w:after="12pt" w:line="12pt" w:lineRule="auto"/>
         <w:outlineLvl w:val="1"/>
         <w:rPr>
-          <w:rFonts w:ascii="Times New Roman" w:eastAsia="黑体" w:hAnsi="Times New Roman" w:cs="黑体" w:hint="eastAsia"/>
+          <w:rFonts w:ascii="Times New Roman" w:eastAsia="黑体" w:hAnsi="Times New Roman" w:cs="黑体"/>
           <w:kern w:val="0"/>
           <w:sz w:val="28"/>
           <w:szCs w:val="28"/>
@@ -9727,7 +9809,7 @@
     <w:tbl>
       <w:tblPr>
         <w:tblStyle w:val="a7"/>
-        <w:tblW w:w="0pt" w:type="auto"/>
+        <w:tblW w:w="0pt" w:type="dxa"/>
         <w:tblLook w:firstRow="1" w:lastRow="0" w:firstColumn="1" w:lastColumn="0" w:noHBand="0" w:noVBand="1"/>
       </w:tblPr>
       <w:tblGrid>
@@ -9745,7 +9827,7 @@
               <w:adjustRightInd w:val="0"/>
               <w:spacing w:line="18pt" w:lineRule="auto"/>
               <w:rPr>
-                <w:rFonts w:ascii="Times New Roman" w:eastAsia="宋体" w:hAnsi="Times New Roman" w:cs="宋体" w:hint="eastAsia"/>
+                <w:rFonts w:ascii="Times New Roman" w:eastAsia="宋体" w:hAnsi="Times New Roman" w:cs="宋体"/>
                 <w:kern w:val="0"/>
                 <w:sz w:val="24"/>
               </w:rPr>
@@ -9774,7 +9856,7 @@
               <w:adjustRightInd w:val="0"/>
               <w:spacing w:line="18pt" w:lineRule="auto"/>
               <w:rPr>
-                <w:rFonts w:ascii="Times New Roman" w:eastAsia="宋体" w:hAnsi="Times New Roman" w:cs="宋体" w:hint="eastAsia"/>
+                <w:rFonts w:ascii="Times New Roman" w:eastAsia="宋体" w:hAnsi="Times New Roman" w:cs="宋体"/>
                 <w:kern w:val="0"/>
                 <w:sz w:val="24"/>
               </w:rPr>
@@ -9795,7 +9877,7 @@
               <w:adjustRightInd w:val="0"/>
               <w:spacing w:line="18pt" w:lineRule="auto"/>
               <w:rPr>
-                <w:rFonts w:ascii="Times New Roman" w:eastAsia="宋体" w:hAnsi="Times New Roman" w:cs="宋体" w:hint="eastAsia"/>
+                <w:rFonts w:ascii="Times New Roman" w:eastAsia="宋体" w:hAnsi="Times New Roman" w:cs="宋体"/>
                 <w:kern w:val="0"/>
                 <w:sz w:val="24"/>
               </w:rPr>
@@ -9856,7 +9938,7 @@
               <w:adjustRightInd w:val="0"/>
               <w:spacing w:line="18pt" w:lineRule="auto"/>
               <w:rPr>
-                <w:rFonts w:ascii="Times New Roman" w:eastAsia="宋体" w:hAnsi="Times New Roman" w:cs="宋体" w:hint="eastAsia"/>
+                <w:rFonts w:ascii="Times New Roman" w:eastAsia="宋体" w:hAnsi="Times New Roman" w:cs="宋体"/>
                 <w:kern w:val="0"/>
                 <w:sz w:val="24"/>
               </w:rPr>
@@ -9877,7 +9959,7 @@
               <w:adjustRightInd w:val="0"/>
               <w:spacing w:line="18pt" w:lineRule="auto"/>
               <w:rPr>
-                <w:rFonts w:ascii="Times New Roman" w:eastAsia="宋体" w:hAnsi="Times New Roman" w:cs="宋体" w:hint="eastAsia"/>
+                <w:rFonts w:ascii="Times New Roman" w:eastAsia="宋体" w:hAnsi="Times New Roman" w:cs="宋体"/>
                 <w:kern w:val="0"/>
                 <w:sz w:val="24"/>
               </w:rPr>
@@ -9898,7 +9980,7 @@
               <w:adjustRightInd w:val="0"/>
               <w:spacing w:line="18pt" w:lineRule="auto"/>
               <w:rPr>
-                <w:rFonts w:ascii="Times New Roman" w:eastAsia="宋体" w:hAnsi="Times New Roman" w:cs="宋体" w:hint="eastAsia"/>
+                <w:rFonts w:ascii="Times New Roman" w:eastAsia="宋体" w:hAnsi="Times New Roman" w:cs="宋体"/>
                 <w:kern w:val="0"/>
                 <w:sz w:val="24"/>
               </w:rPr>
@@ -9951,7 +10033,7 @@
               <w:adjustRightInd w:val="0"/>
               <w:spacing w:line="18pt" w:lineRule="auto"/>
               <w:rPr>
-                <w:rFonts w:ascii="Times New Roman" w:eastAsia="宋体" w:hAnsi="Times New Roman" w:cs="宋体" w:hint="eastAsia"/>
+                <w:rFonts w:ascii="Times New Roman" w:eastAsia="宋体" w:hAnsi="Times New Roman" w:cs="宋体"/>
                 <w:kern w:val="0"/>
                 <w:sz w:val="24"/>
               </w:rPr>
@@ -9972,7 +10054,7 @@
               <w:adjustRightInd w:val="0"/>
               <w:spacing w:line="18pt" w:lineRule="auto"/>
               <w:rPr>
-                <w:rFonts w:ascii="Times New Roman" w:eastAsia="宋体" w:hAnsi="Times New Roman" w:cs="宋体" w:hint="eastAsia"/>
+                <w:rFonts w:ascii="Times New Roman" w:eastAsia="宋体" w:hAnsi="Times New Roman" w:cs="宋体"/>
                 <w:kern w:val="0"/>
                 <w:sz w:val="24"/>
               </w:rPr>
@@ -9996,7 +10078,7 @@
         <w:adjustRightInd w:val="0"/>
         <w:spacing w:after="0pt" w:line="18pt" w:lineRule="auto"/>
         <w:rPr>
-          <w:rFonts w:ascii="Times New Roman" w:eastAsia="宋体" w:hAnsi="Times New Roman" w:cs="宋体" w:hint="eastAsia"/>
+          <w:rFonts w:ascii="Times New Roman" w:eastAsia="宋体" w:hAnsi="Times New Roman" w:cs="宋体"/>
           <w:kern w:val="0"/>
           <w:sz w:val="24"/>
         </w:rPr>
@@ -10120,7 +10202,7 @@
       <w:pPr>
         <w:jc w:val="center"/>
         <w:rPr>
-          <w:rFonts w:ascii="Times New Roman" w:hAnsi="Times New Roman" w:eastAsia="宋体"/>
+          <w:rFonts w:ascii="Times New Roman" w:eastAsia="宋体" w:hAnsi="Times New Roman"/>
           <w:b/>
           <w:sz w:val="21"/>
           <w:szCs w:val="21"/>
@@ -10128,12 +10210,30 @@
       </w:pPr>
       <w:r>
         <w:rPr>
-          <w:rFonts w:ascii="Times New Roman" w:hAnsi="Times New Roman" w:eastAsia="宋体"/>
+          <w:rFonts w:ascii="Times New Roman" w:eastAsia="宋体" w:hAnsi="Times New Roman"/>
           <w:b/>
           <w:sz w:val="21"/>
           <w:szCs w:val="21"/>
         </w:rPr>
-        <w:t xml:space="preserve">图4 单场任务数据流时序</w:t>
+        <w:t>图</w:t>
+      </w:r>
+      <w:r>
+        <w:rPr>
+          <w:rFonts w:ascii="Times New Roman" w:eastAsia="宋体" w:hAnsi="Times New Roman"/>
+          <w:b/>
+          <w:sz w:val="21"/>
+          <w:szCs w:val="21"/>
+        </w:rPr>
+        <w:t xml:space="preserve">4 </w:t>
+      </w:r>
+      <w:r>
+        <w:rPr>
+          <w:rFonts w:ascii="Times New Roman" w:eastAsia="宋体" w:hAnsi="Times New Roman"/>
+          <w:b/>
+          <w:sz w:val="21"/>
+          <w:szCs w:val="21"/>
+        </w:rPr>
+        <w:t>单场任务数据流时序</w:t>
       </w:r>
     </w:p>
     <w:p>
@@ -10143,7 +10243,7 @@
         <w:adjustRightInd w:val="0"/>
         <w:spacing w:before="6pt" w:after="6pt" w:line="12pt" w:lineRule="auto"/>
         <w:rPr>
-          <w:rFonts w:ascii="Times New Roman" w:eastAsia="黑体" w:hAnsi="Times New Roman" w:cs="黑体" w:hint="eastAsia"/>
+          <w:rFonts w:ascii="Times New Roman" w:eastAsia="黑体" w:hAnsi="Times New Roman" w:cs="黑体"/>
           <w:kern w:val="0"/>
           <w:sz w:val="24"/>
         </w:rPr>
@@ -10255,7 +10355,7 @@
       <w:pPr>
         <w:jc w:val="center"/>
         <w:rPr>
-          <w:rFonts w:ascii="Times New Roman" w:hAnsi="Times New Roman" w:eastAsia="宋体"/>
+          <w:rFonts w:ascii="Times New Roman" w:eastAsia="宋体" w:hAnsi="Times New Roman"/>
           <w:b/>
           <w:sz w:val="21"/>
           <w:szCs w:val="21"/>
@@ -10263,17 +10363,35 @@
       </w:pPr>
       <w:r>
         <w:rPr>
-          <w:rFonts w:ascii="Times New Roman" w:hAnsi="Times New Roman" w:eastAsia="宋体"/>
+          <w:rFonts w:ascii="Times New Roman" w:eastAsia="宋体" w:hAnsi="Times New Roman"/>
           <w:b/>
           <w:sz w:val="21"/>
           <w:szCs w:val="21"/>
         </w:rPr>
-        <w:t xml:space="preserve">表2 伪代码与真实实现映射</w:t>
+        <w:t>表</w:t>
+      </w:r>
+      <w:r>
+        <w:rPr>
+          <w:rFonts w:ascii="Times New Roman" w:eastAsia="宋体" w:hAnsi="Times New Roman"/>
+          <w:b/>
+          <w:sz w:val="21"/>
+          <w:szCs w:val="21"/>
+        </w:rPr>
+        <w:t xml:space="preserve">2 </w:t>
+      </w:r>
+      <w:r>
+        <w:rPr>
+          <w:rFonts w:ascii="Times New Roman" w:eastAsia="宋体" w:hAnsi="Times New Roman"/>
+          <w:b/>
+          <w:sz w:val="21"/>
+          <w:szCs w:val="21"/>
+        </w:rPr>
+        <w:t>伪代码与真实实现映射</w:t>
       </w:r>
     </w:p>
     <w:tbl>
       <w:tblPr>
-        <w:tblW w:w="0pt" w:type="auto"/>
+        <w:tblW w:w="0pt" w:type="dxa"/>
         <w:jc w:val="center"/>
         <w:tblLayout w:type="fixed"/>
         <w:tblLook w:firstRow="0" w:lastRow="0" w:firstColumn="0" w:lastColumn="0" w:noHBand="0" w:noVBand="0"/>
@@ -10284,12 +10402,6 @@
         <w:gridCol w:w="2835"/>
       </w:tblGrid>
       <w:tr>
-        <w:tblPrEx>
-          <w:tblCellMar>
-            <w:top w:w="0pt" w:type="dxa"/>
-            <w:bottom w:w="0pt" w:type="dxa"/>
-          </w:tblCellMar>
-        </w:tblPrEx>
         <w:trPr>
           <w:jc w:val="center"/>
         </w:trPr>
@@ -10311,7 +10423,7 @@
               <w:spacing w:after="0pt" w:line="12pt" w:lineRule="auto"/>
               <w:jc w:val="center"/>
               <w:rPr>
-                <w:rFonts w:ascii="Times New Roman" w:eastAsia="宋体" w:hAnsi="Times New Roman" w:cs="宋体" w:hint="eastAsia"/>
+                <w:rFonts w:ascii="Times New Roman" w:eastAsia="宋体" w:hAnsi="Times New Roman" w:cs="宋体"/>
                 <w:kern w:val="0"/>
                 <w:sz w:val="24"/>
               </w:rPr>
@@ -10366,7 +10478,7 @@
               <w:spacing w:after="0pt" w:line="12pt" w:lineRule="auto"/>
               <w:jc w:val="center"/>
               <w:rPr>
-                <w:rFonts w:ascii="Times New Roman" w:eastAsia="宋体" w:hAnsi="Times New Roman" w:cs="宋体" w:hint="eastAsia"/>
+                <w:rFonts w:ascii="Times New Roman" w:eastAsia="宋体" w:hAnsi="Times New Roman" w:cs="宋体"/>
                 <w:kern w:val="0"/>
                 <w:sz w:val="24"/>
               </w:rPr>
@@ -10401,7 +10513,7 @@
               <w:spacing w:after="0pt" w:line="12pt" w:lineRule="auto"/>
               <w:jc w:val="center"/>
               <w:rPr>
-                <w:rFonts w:ascii="Times New Roman" w:eastAsia="宋体" w:hAnsi="Times New Roman" w:cs="宋体" w:hint="eastAsia"/>
+                <w:rFonts w:ascii="Times New Roman" w:eastAsia="宋体" w:hAnsi="Times New Roman" w:cs="宋体"/>
                 <w:kern w:val="0"/>
                 <w:sz w:val="24"/>
               </w:rPr>
@@ -10420,12 +10532,6 @@
         </w:tc>
       </w:tr>
       <w:tr>
-        <w:tblPrEx>
-          <w:tblCellMar>
-            <w:top w:w="0pt" w:type="dxa"/>
-            <w:bottom w:w="0pt" w:type="dxa"/>
-          </w:tblCellMar>
-        </w:tblPrEx>
         <w:trPr>
           <w:jc w:val="center"/>
         </w:trPr>
@@ -10543,12 +10649,6 @@
         </w:tc>
       </w:tr>
       <w:tr>
-        <w:tblPrEx>
-          <w:tblCellMar>
-            <w:top w:w="0pt" w:type="dxa"/>
-            <w:bottom w:w="0pt" w:type="dxa"/>
-          </w:tblCellMar>
-        </w:tblPrEx>
         <w:trPr>
           <w:jc w:val="center"/>
         </w:trPr>
@@ -10682,12 +10782,6 @@
         </w:tc>
       </w:tr>
       <w:tr>
-        <w:tblPrEx>
-          <w:tblCellMar>
-            <w:top w:w="0pt" w:type="dxa"/>
-            <w:bottom w:w="0pt" w:type="dxa"/>
-          </w:tblCellMar>
-        </w:tblPrEx>
         <w:trPr>
           <w:jc w:val="center"/>
         </w:trPr>
@@ -10813,12 +10907,6 @@
         </w:tc>
       </w:tr>
       <w:tr>
-        <w:tblPrEx>
-          <w:tblCellMar>
-            <w:top w:w="0pt" w:type="dxa"/>
-            <w:bottom w:w="0pt" w:type="dxa"/>
-          </w:tblCellMar>
-        </w:tblPrEx>
         <w:trPr>
           <w:jc w:val="center"/>
         </w:trPr>
@@ -10944,12 +11032,6 @@
         </w:tc>
       </w:tr>
       <w:tr>
-        <w:tblPrEx>
-          <w:tblCellMar>
-            <w:top w:w="0pt" w:type="dxa"/>
-            <w:bottom w:w="0pt" w:type="dxa"/>
-          </w:tblCellMar>
-        </w:tblPrEx>
         <w:trPr>
           <w:jc w:val="center"/>
         </w:trPr>
@@ -11083,12 +11165,6 @@
         </w:tc>
       </w:tr>
       <w:tr>
-        <w:tblPrEx>
-          <w:tblCellMar>
-            <w:top w:w="0pt" w:type="dxa"/>
-            <w:bottom w:w="0pt" w:type="dxa"/>
-          </w:tblCellMar>
-        </w:tblPrEx>
         <w:trPr>
           <w:jc w:val="center"/>
         </w:trPr>
@@ -11222,12 +11298,6 @@
         </w:tc>
       </w:tr>
       <w:tr>
-        <w:tblPrEx>
-          <w:tblCellMar>
-            <w:top w:w="0pt" w:type="dxa"/>
-            <w:bottom w:w="0pt" w:type="dxa"/>
-          </w:tblCellMar>
-        </w:tblPrEx>
         <w:trPr>
           <w:jc w:val="center"/>
         </w:trPr>
@@ -11259,6 +11329,7 @@
                 <w:kern w:val="0"/>
                 <w:sz w:val="24"/>
               </w:rPr>
+              <w:lastRenderedPageBreak/>
               <w:t>evolve_from_review</w:t>
             </w:r>
           </w:p>
@@ -11329,12 +11400,6 @@
         </w:tc>
       </w:tr>
       <w:tr>
-        <w:tblPrEx>
-          <w:tblCellMar>
-            <w:top w:w="0pt" w:type="dxa"/>
-            <w:bottom w:w="0pt" w:type="dxa"/>
-          </w:tblCellMar>
-        </w:tblPrEx>
         <w:trPr>
           <w:jc w:val="center"/>
         </w:trPr>
@@ -11366,7 +11431,6 @@
                 <w:kern w:val="0"/>
                 <w:sz w:val="24"/>
               </w:rPr>
-              <w:lastRenderedPageBreak/>
               <w:t>boundary.promote</w:t>
             </w:r>
           </w:p>
@@ -12103,7 +12167,7 @@
       <w:pPr>
         <w:jc w:val="center"/>
         <w:rPr>
-          <w:rFonts w:ascii="Times New Roman" w:hAnsi="Times New Roman" w:eastAsia="宋体"/>
+          <w:rFonts w:ascii="Times New Roman" w:eastAsia="宋体" w:hAnsi="Times New Roman"/>
           <w:b/>
           <w:sz w:val="21"/>
           <w:szCs w:val="21"/>
@@ -12111,12 +12175,66 @@
       </w:pPr>
       <w:r>
         <w:rPr>
-          <w:rFonts w:ascii="Times New Roman" w:hAnsi="Times New Roman" w:eastAsia="宋体"/>
+          <w:rFonts w:ascii="Times New Roman" w:eastAsia="宋体" w:hAnsi="Times New Roman"/>
           <w:b/>
           <w:sz w:val="21"/>
           <w:szCs w:val="21"/>
         </w:rPr>
-        <w:t xml:space="preserve">表3 RQ—假设—操作化—结果映射</w:t>
+        <w:t>表</w:t>
+      </w:r>
+      <w:r>
+        <w:rPr>
+          <w:rFonts w:ascii="Times New Roman" w:eastAsia="宋体" w:hAnsi="Times New Roman"/>
+          <w:b/>
+          <w:sz w:val="21"/>
+          <w:szCs w:val="21"/>
+        </w:rPr>
+        <w:t>3 RQ—</w:t>
+      </w:r>
+      <w:r>
+        <w:rPr>
+          <w:rFonts w:ascii="Times New Roman" w:eastAsia="宋体" w:hAnsi="Times New Roman"/>
+          <w:b/>
+          <w:sz w:val="21"/>
+          <w:szCs w:val="21"/>
+        </w:rPr>
+        <w:t>假设</w:t>
+      </w:r>
+      <w:r>
+        <w:rPr>
+          <w:rFonts w:ascii="Times New Roman" w:eastAsia="宋体" w:hAnsi="Times New Roman"/>
+          <w:b/>
+          <w:sz w:val="21"/>
+          <w:szCs w:val="21"/>
+        </w:rPr>
+        <w:t>—</w:t>
+      </w:r>
+      <w:r>
+        <w:rPr>
+          <w:rFonts w:ascii="Times New Roman" w:eastAsia="宋体" w:hAnsi="Times New Roman"/>
+          <w:b/>
+          <w:sz w:val="21"/>
+          <w:szCs w:val="21"/>
+        </w:rPr>
+        <w:t>操作化</w:t>
+      </w:r>
+      <w:r>
+        <w:rPr>
+          <w:rFonts w:ascii="Times New Roman" w:eastAsia="宋体" w:hAnsi="Times New Roman"/>
+          <w:b/>
+          <w:sz w:val="21"/>
+          <w:szCs w:val="21"/>
+        </w:rPr>
+        <w:t>—</w:t>
+      </w:r>
+      <w:r>
+        <w:rPr>
+          <w:rFonts w:ascii="Times New Roman" w:eastAsia="宋体" w:hAnsi="Times New Roman"/>
+          <w:b/>
+          <w:sz w:val="21"/>
+          <w:szCs w:val="21"/>
+        </w:rPr>
+        <w:t>结果映射</w:t>
       </w:r>
     </w:p>
     <w:tbl>
@@ -12133,12 +12251,6 @@
         <w:gridCol w:w="1276"/>
       </w:tblGrid>
       <w:tr>
-        <w:tblPrEx>
-          <w:tblCellMar>
-            <w:top w:w="0pt" w:type="dxa"/>
-            <w:bottom w:w="0pt" w:type="dxa"/>
-          </w:tblCellMar>
-        </w:tblPrEx>
         <w:trPr>
           <w:jc w:val="center"/>
         </w:trPr>
@@ -12304,12 +12416,6 @@
         </w:tc>
       </w:tr>
       <w:tr>
-        <w:tblPrEx>
-          <w:tblCellMar>
-            <w:top w:w="0pt" w:type="dxa"/>
-            <w:bottom w:w="0pt" w:type="dxa"/>
-          </w:tblCellMar>
-        </w:tblPrEx>
         <w:trPr>
           <w:jc w:val="center"/>
         </w:trPr>
@@ -12499,12 +12605,6 @@
         </w:tc>
       </w:tr>
       <w:tr>
-        <w:tblPrEx>
-          <w:tblCellMar>
-            <w:top w:w="0pt" w:type="dxa"/>
-            <w:bottom w:w="0pt" w:type="dxa"/>
-          </w:tblCellMar>
-        </w:tblPrEx>
         <w:trPr>
           <w:jc w:val="center"/>
         </w:trPr>
@@ -12686,12 +12786,6 @@
         </w:tc>
       </w:tr>
       <w:tr>
-        <w:tblPrEx>
-          <w:tblCellMar>
-            <w:top w:w="0pt" w:type="dxa"/>
-            <w:bottom w:w="0pt" w:type="dxa"/>
-          </w:tblCellMar>
-        </w:tblPrEx>
         <w:trPr>
           <w:jc w:val="center"/>
         </w:trPr>
@@ -12841,12 +12935,6 @@
         </w:tc>
       </w:tr>
       <w:tr>
-        <w:tblPrEx>
-          <w:tblCellMar>
-            <w:top w:w="0pt" w:type="dxa"/>
-            <w:bottom w:w="0pt" w:type="dxa"/>
-          </w:tblCellMar>
-        </w:tblPrEx>
         <w:trPr>
           <w:jc w:val="center"/>
         </w:trPr>
@@ -13028,12 +13116,6 @@
         </w:tc>
       </w:tr>
       <w:tr>
-        <w:tblPrEx>
-          <w:tblCellMar>
-            <w:top w:w="0pt" w:type="dxa"/>
-            <w:bottom w:w="0pt" w:type="dxa"/>
-          </w:tblCellMar>
-        </w:tblPrEx>
         <w:trPr>
           <w:jc w:val="center"/>
         </w:trPr>
@@ -13341,7 +13423,7 @@
       <w:pPr>
         <w:jc w:val="center"/>
         <w:rPr>
-          <w:rFonts w:ascii="Times New Roman" w:hAnsi="Times New Roman" w:eastAsia="宋体"/>
+          <w:rFonts w:ascii="Times New Roman" w:eastAsia="宋体" w:hAnsi="Times New Roman"/>
           <w:b/>
           <w:sz w:val="21"/>
           <w:szCs w:val="21"/>
@@ -13349,12 +13431,49 @@
       </w:pPr>
       <w:r>
         <w:rPr>
-          <w:rFonts w:ascii="Times New Roman" w:hAnsi="Times New Roman" w:eastAsia="宋体"/>
+          <w:rFonts w:ascii="Times New Roman" w:eastAsia="宋体" w:hAnsi="Times New Roman"/>
           <w:b/>
           <w:sz w:val="21"/>
           <w:szCs w:val="21"/>
         </w:rPr>
-        <w:t xml:space="preserve">图5 测试集 8 类结构</w:t>
+        <w:lastRenderedPageBreak/>
+        <w:t>图</w:t>
+      </w:r>
+      <w:r>
+        <w:rPr>
+          <w:rFonts w:ascii="Times New Roman" w:eastAsia="宋体" w:hAnsi="Times New Roman"/>
+          <w:b/>
+          <w:sz w:val="21"/>
+          <w:szCs w:val="21"/>
+        </w:rPr>
+        <w:t xml:space="preserve">5 </w:t>
+      </w:r>
+      <w:r>
+        <w:rPr>
+          <w:rFonts w:ascii="Times New Roman" w:eastAsia="宋体" w:hAnsi="Times New Roman"/>
+          <w:b/>
+          <w:sz w:val="21"/>
+          <w:szCs w:val="21"/>
+        </w:rPr>
+        <w:t>测试集</w:t>
+      </w:r>
+      <w:r>
+        <w:rPr>
+          <w:rFonts w:ascii="Times New Roman" w:eastAsia="宋体" w:hAnsi="Times New Roman"/>
+          <w:b/>
+          <w:sz w:val="21"/>
+          <w:szCs w:val="21"/>
+        </w:rPr>
+        <w:t xml:space="preserve"> 8 </w:t>
+      </w:r>
+      <w:r>
+        <w:rPr>
+          <w:rFonts w:ascii="Times New Roman" w:eastAsia="宋体" w:hAnsi="Times New Roman"/>
+          <w:b/>
+          <w:sz w:val="21"/>
+          <w:szCs w:val="21"/>
+        </w:rPr>
+        <w:t>类结构</w:t>
       </w:r>
     </w:p>
     <w:p>
@@ -13518,7 +13637,7 @@
       <w:pPr>
         <w:jc w:val="center"/>
         <w:rPr>
-          <w:rFonts w:ascii="Times New Roman" w:hAnsi="Times New Roman" w:eastAsia="宋体"/>
+          <w:rFonts w:ascii="Times New Roman" w:eastAsia="宋体" w:hAnsi="Times New Roman"/>
           <w:b/>
           <w:sz w:val="21"/>
           <w:szCs w:val="21"/>
@@ -13526,12 +13645,30 @@
       </w:pPr>
       <w:r>
         <w:rPr>
-          <w:rFonts w:ascii="Times New Roman" w:hAnsi="Times New Roman" w:eastAsia="宋体"/>
+          <w:rFonts w:ascii="Times New Roman" w:eastAsia="宋体" w:hAnsi="Times New Roman"/>
           <w:b/>
           <w:sz w:val="21"/>
           <w:szCs w:val="21"/>
         </w:rPr>
-        <w:t xml:space="preserve">表4 测试集用例构成与标注</w:t>
+        <w:t>表</w:t>
+      </w:r>
+      <w:r>
+        <w:rPr>
+          <w:rFonts w:ascii="Times New Roman" w:eastAsia="宋体" w:hAnsi="Times New Roman"/>
+          <w:b/>
+          <w:sz w:val="21"/>
+          <w:szCs w:val="21"/>
+        </w:rPr>
+        <w:t xml:space="preserve">4 </w:t>
+      </w:r>
+      <w:r>
+        <w:rPr>
+          <w:rFonts w:ascii="Times New Roman" w:eastAsia="宋体" w:hAnsi="Times New Roman"/>
+          <w:b/>
+          <w:sz w:val="21"/>
+          <w:szCs w:val="21"/>
+        </w:rPr>
+        <w:t>测试集用例构成与标注</w:t>
       </w:r>
     </w:p>
     <w:tbl>
@@ -13548,12 +13685,6 @@
         <w:gridCol w:w="2409"/>
       </w:tblGrid>
       <w:tr>
-        <w:tblPrEx>
-          <w:tblCellMar>
-            <w:top w:w="0pt" w:type="dxa"/>
-            <w:bottom w:w="0pt" w:type="dxa"/>
-          </w:tblCellMar>
-        </w:tblPrEx>
         <w:trPr>
           <w:jc w:val="center"/>
         </w:trPr>
@@ -13709,12 +13840,6 @@
         </w:tc>
       </w:tr>
       <w:tr>
-        <w:tblPrEx>
-          <w:tblCellMar>
-            <w:top w:w="0pt" w:type="dxa"/>
-            <w:bottom w:w="0pt" w:type="dxa"/>
-          </w:tblCellMar>
-        </w:tblPrEx>
         <w:trPr>
           <w:jc w:val="center"/>
         </w:trPr>
@@ -13896,12 +14021,6 @@
         </w:tc>
       </w:tr>
       <w:tr>
-        <w:tblPrEx>
-          <w:tblCellMar>
-            <w:top w:w="0pt" w:type="dxa"/>
-            <w:bottom w:w="0pt" w:type="dxa"/>
-          </w:tblCellMar>
-        </w:tblPrEx>
         <w:trPr>
           <w:jc w:val="center"/>
         </w:trPr>
@@ -14059,12 +14178,6 @@
         </w:tc>
       </w:tr>
       <w:tr>
-        <w:tblPrEx>
-          <w:tblCellMar>
-            <w:top w:w="0pt" w:type="dxa"/>
-            <w:bottom w:w="0pt" w:type="dxa"/>
-          </w:tblCellMar>
-        </w:tblPrEx>
         <w:trPr>
           <w:jc w:val="center"/>
         </w:trPr>
@@ -14238,12 +14351,6 @@
         </w:tc>
       </w:tr>
       <w:tr>
-        <w:tblPrEx>
-          <w:tblCellMar>
-            <w:top w:w="0pt" w:type="dxa"/>
-            <w:bottom w:w="0pt" w:type="dxa"/>
-          </w:tblCellMar>
-        </w:tblPrEx>
         <w:trPr>
           <w:jc w:val="center"/>
         </w:trPr>
@@ -14385,12 +14492,6 @@
         </w:tc>
       </w:tr>
       <w:tr>
-        <w:tblPrEx>
-          <w:tblCellMar>
-            <w:top w:w="0pt" w:type="dxa"/>
-            <w:bottom w:w="0pt" w:type="dxa"/>
-          </w:tblCellMar>
-        </w:tblPrEx>
         <w:trPr>
           <w:jc w:val="center"/>
         </w:trPr>
@@ -14532,12 +14633,6 @@
         </w:tc>
       </w:tr>
       <w:tr>
-        <w:tblPrEx>
-          <w:tblCellMar>
-            <w:top w:w="0pt" w:type="dxa"/>
-            <w:bottom w:w="0pt" w:type="dxa"/>
-          </w:tblCellMar>
-        </w:tblPrEx>
         <w:trPr>
           <w:jc w:val="center"/>
         </w:trPr>
@@ -14695,12 +14790,6 @@
         </w:tc>
       </w:tr>
       <w:tr>
-        <w:tblPrEx>
-          <w:tblCellMar>
-            <w:top w:w="0pt" w:type="dxa"/>
-            <w:bottom w:w="0pt" w:type="dxa"/>
-          </w:tblCellMar>
-        </w:tblPrEx>
         <w:trPr>
           <w:jc w:val="center"/>
         </w:trPr>
@@ -14858,12 +14947,6 @@
         </w:tc>
       </w:tr>
       <w:tr>
-        <w:tblPrEx>
-          <w:tblCellMar>
-            <w:top w:w="0pt" w:type="dxa"/>
-            <w:bottom w:w="0pt" w:type="dxa"/>
-          </w:tblCellMar>
-        </w:tblPrEx>
         <w:trPr>
           <w:jc w:val="center"/>
         </w:trPr>
@@ -15331,7 +15414,16 @@
           <w:kern w:val="0"/>
           <w:sz w:val="24"/>
         </w:rPr>
-        <w:t>与关键词定位），避免把种子记忆误当沉淀。</w:t>
+        <w:t>与关键词定位），避</w:t>
+      </w:r>
+      <w:r>
+        <w:rPr>
+          <w:rFonts w:ascii="Times New Roman" w:eastAsia="宋体" w:hAnsi="Times New Roman" w:cs="宋体" w:hint="eastAsia"/>
+          <w:kern w:val="0"/>
+          <w:sz w:val="24"/>
+        </w:rPr>
+        <w:lastRenderedPageBreak/>
+        <w:t>免把种子记忆误当沉淀。</w:t>
       </w:r>
     </w:p>
     <w:p>
@@ -15354,7 +15446,6 @@
           <w:kern w:val="0"/>
           <w:sz w:val="24"/>
         </w:rPr>
-        <w:lastRenderedPageBreak/>
         <w:t xml:space="preserve">4.2.4 </w:t>
       </w:r>
       <w:r>
@@ -15588,7 +15679,7 @@
         <w:spacing w:after="0pt" w:line="18pt" w:lineRule="auto"/>
         <w:ind w:firstLine="24pt"/>
         <w:rPr>
-          <w:rFonts w:ascii="Times New Roman" w:eastAsia="宋体" w:hAnsi="Times New Roman" w:cs="宋体" w:hint="eastAsia"/>
+          <w:rFonts w:ascii="Times New Roman" w:eastAsia="宋体" w:hAnsi="Times New Roman" w:cs="宋体"/>
           <w:kern w:val="0"/>
           <w:sz w:val="24"/>
         </w:rPr>
@@ -16204,7 +16295,7 @@
       <w:pPr>
         <w:jc w:val="center"/>
         <w:rPr>
-          <w:rFonts w:ascii="Times New Roman" w:hAnsi="Times New Roman" w:eastAsia="宋体"/>
+          <w:rFonts w:ascii="Times New Roman" w:eastAsia="宋体" w:hAnsi="Times New Roman"/>
           <w:b/>
           <w:sz w:val="21"/>
           <w:szCs w:val="21"/>
@@ -16212,17 +16303,53 @@
       </w:pPr>
       <w:r>
         <w:rPr>
-          <w:rFonts w:ascii="Times New Roman" w:hAnsi="Times New Roman" w:eastAsia="宋体"/>
+          <w:rFonts w:ascii="Times New Roman" w:eastAsia="宋体" w:hAnsi="Times New Roman"/>
           <w:b/>
           <w:sz w:val="21"/>
           <w:szCs w:val="21"/>
         </w:rPr>
-        <w:t xml:space="preserve">表5 对照组设计（G0–G6）</w:t>
+        <w:t>表</w:t>
+      </w:r>
+      <w:r>
+        <w:rPr>
+          <w:rFonts w:ascii="Times New Roman" w:eastAsia="宋体" w:hAnsi="Times New Roman"/>
+          <w:b/>
+          <w:sz w:val="21"/>
+          <w:szCs w:val="21"/>
+        </w:rPr>
+        <w:t xml:space="preserve">5 </w:t>
+      </w:r>
+      <w:r>
+        <w:rPr>
+          <w:rFonts w:ascii="Times New Roman" w:eastAsia="宋体" w:hAnsi="Times New Roman"/>
+          <w:b/>
+          <w:sz w:val="21"/>
+          <w:szCs w:val="21"/>
+        </w:rPr>
+        <w:t>对照组设计（</w:t>
+      </w:r>
+      <w:r>
+        <w:rPr>
+          <w:rFonts w:ascii="Times New Roman" w:eastAsia="宋体" w:hAnsi="Times New Roman"/>
+          <w:b/>
+          <w:sz w:val="21"/>
+          <w:szCs w:val="21"/>
+        </w:rPr>
+        <w:t>G0–G6</w:t>
+      </w:r>
+      <w:r>
+        <w:rPr>
+          <w:rFonts w:ascii="Times New Roman" w:eastAsia="宋体" w:hAnsi="Times New Roman"/>
+          <w:b/>
+          <w:sz w:val="21"/>
+          <w:szCs w:val="21"/>
+        </w:rPr>
+        <w:t>）</w:t>
       </w:r>
     </w:p>
     <w:tbl>
       <w:tblPr>
-        <w:tblW w:w="0pt" w:type="auto"/>
+        <w:tblW w:w="0pt" w:type="dxa"/>
         <w:jc w:val="center"/>
         <w:tblLayout w:type="fixed"/>
         <w:tblLook w:firstRow="0" w:lastRow="0" w:firstColumn="0" w:lastColumn="0" w:noHBand="0" w:noVBand="0"/>
@@ -16233,12 +16360,6 @@
         <w:gridCol w:w="3756"/>
       </w:tblGrid>
       <w:tr>
-        <w:tblPrEx>
-          <w:tblCellMar>
-            <w:top w:w="0pt" w:type="dxa"/>
-            <w:bottom w:w="0pt" w:type="dxa"/>
-          </w:tblCellMar>
-        </w:tblPrEx>
         <w:trPr>
           <w:jc w:val="center"/>
         </w:trPr>
@@ -16349,12 +16470,6 @@
         </w:tc>
       </w:tr>
       <w:tr>
-        <w:tblPrEx>
-          <w:tblCellMar>
-            <w:top w:w="0pt" w:type="dxa"/>
-            <w:bottom w:w="0pt" w:type="dxa"/>
-          </w:tblCellMar>
-        </w:tblPrEx>
         <w:trPr>
           <w:jc w:val="center"/>
         </w:trPr>
@@ -16488,12 +16603,6 @@
         </w:tc>
       </w:tr>
       <w:tr>
-        <w:tblPrEx>
-          <w:tblCellMar>
-            <w:top w:w="0pt" w:type="dxa"/>
-            <w:bottom w:w="0pt" w:type="dxa"/>
-          </w:tblCellMar>
-        </w:tblPrEx>
         <w:trPr>
           <w:jc w:val="center"/>
         </w:trPr>
@@ -16611,12 +16720,6 @@
         </w:tc>
       </w:tr>
       <w:tr>
-        <w:tblPrEx>
-          <w:tblCellMar>
-            <w:top w:w="0pt" w:type="dxa"/>
-            <w:bottom w:w="0pt" w:type="dxa"/>
-          </w:tblCellMar>
-        </w:tblPrEx>
         <w:trPr>
           <w:jc w:val="center"/>
         </w:trPr>
@@ -16734,12 +16837,6 @@
         </w:tc>
       </w:tr>
       <w:tr>
-        <w:tblPrEx>
-          <w:tblCellMar>
-            <w:top w:w="0pt" w:type="dxa"/>
-            <w:bottom w:w="0pt" w:type="dxa"/>
-          </w:tblCellMar>
-        </w:tblPrEx>
         <w:trPr>
           <w:jc w:val="center"/>
         </w:trPr>
@@ -16873,12 +16970,6 @@
         </w:tc>
       </w:tr>
       <w:tr>
-        <w:tblPrEx>
-          <w:tblCellMar>
-            <w:top w:w="0pt" w:type="dxa"/>
-            <w:bottom w:w="0pt" w:type="dxa"/>
-          </w:tblCellMar>
-        </w:tblPrEx>
         <w:trPr>
           <w:jc w:val="center"/>
         </w:trPr>
@@ -17020,12 +17111,6 @@
         </w:tc>
       </w:tr>
       <w:tr>
-        <w:tblPrEx>
-          <w:tblCellMar>
-            <w:top w:w="0pt" w:type="dxa"/>
-            <w:bottom w:w="0pt" w:type="dxa"/>
-          </w:tblCellMar>
-        </w:tblPrEx>
         <w:trPr>
           <w:jc w:val="center"/>
         </w:trPr>
@@ -17183,12 +17268,6 @@
         </w:tc>
       </w:tr>
       <w:tr>
-        <w:tblPrEx>
-          <w:tblCellMar>
-            <w:top w:w="0pt" w:type="dxa"/>
-            <w:bottom w:w="0pt" w:type="dxa"/>
-          </w:tblCellMar>
-        </w:tblPrEx>
         <w:trPr>
           <w:jc w:val="center"/>
         </w:trPr>
@@ -17414,6 +17493,7 @@
           <w:kern w:val="0"/>
           <w:sz w:val="24"/>
         </w:rPr>
+        <w:lastRenderedPageBreak/>
         <w:t xml:space="preserve">4.3.4 </w:t>
       </w:r>
       <w:r>
@@ -17486,16 +17566,7 @@
           <w:kern w:val="0"/>
           <w:sz w:val="24"/>
         </w:rPr>
-        <w:t>的目标与复盘进化写入经验（或对照不</w:t>
-      </w:r>
-      <w:r>
-        <w:rPr>
-          <w:rFonts w:ascii="Times New Roman" w:eastAsia="宋体" w:hAnsi="Times New Roman" w:cs="宋体" w:hint="eastAsia"/>
-          <w:kern w:val="0"/>
-          <w:sz w:val="24"/>
-        </w:rPr>
-        <w:lastRenderedPageBreak/>
-        <w:t>写），再以场次</w:t>
+        <w:t>的目标与复盘进化写入经验（或对照不写），再以场次</w:t>
       </w:r>
       <w:r>
         <w:rPr>
@@ -18344,7 +18415,7 @@
       <w:pPr>
         <w:jc w:val="center"/>
         <w:rPr>
-          <w:rFonts w:ascii="Times New Roman" w:hAnsi="Times New Roman" w:eastAsia="宋体"/>
+          <w:rFonts w:ascii="Times New Roman" w:eastAsia="宋体" w:hAnsi="Times New Roman"/>
           <w:b/>
           <w:sz w:val="21"/>
           <w:szCs w:val="21"/>
@@ -18352,12 +18423,30 @@
       </w:pPr>
       <w:r>
         <w:rPr>
-          <w:rFonts w:ascii="Times New Roman" w:hAnsi="Times New Roman" w:eastAsia="宋体"/>
+          <w:rFonts w:ascii="Times New Roman" w:eastAsia="宋体" w:hAnsi="Times New Roman"/>
           <w:b/>
           <w:sz w:val="21"/>
           <w:szCs w:val="21"/>
         </w:rPr>
-        <w:t xml:space="preserve">表6 系统配置参数</w:t>
+        <w:t>表</w:t>
+      </w:r>
+      <w:r>
+        <w:rPr>
+          <w:rFonts w:ascii="Times New Roman" w:eastAsia="宋体" w:hAnsi="Times New Roman"/>
+          <w:b/>
+          <w:sz w:val="21"/>
+          <w:szCs w:val="21"/>
+        </w:rPr>
+        <w:t xml:space="preserve">6 </w:t>
+      </w:r>
+      <w:r>
+        <w:rPr>
+          <w:rFonts w:ascii="Times New Roman" w:eastAsia="宋体" w:hAnsi="Times New Roman"/>
+          <w:b/>
+          <w:sz w:val="21"/>
+          <w:szCs w:val="21"/>
+        </w:rPr>
+        <w:t>系统配置参数</w:t>
       </w:r>
     </w:p>
     <w:tbl>
@@ -18373,12 +18462,6 @@
         <w:gridCol w:w="2410"/>
       </w:tblGrid>
       <w:tr>
-        <w:tblPrEx>
-          <w:tblCellMar>
-            <w:top w:w="0pt" w:type="dxa"/>
-            <w:bottom w:w="0pt" w:type="dxa"/>
-          </w:tblCellMar>
-        </w:tblPrEx>
         <w:trPr>
           <w:jc w:val="center"/>
         </w:trPr>
@@ -18510,12 +18593,6 @@
         </w:tc>
       </w:tr>
       <w:tr>
-        <w:tblPrEx>
-          <w:tblCellMar>
-            <w:top w:w="0pt" w:type="dxa"/>
-            <w:bottom w:w="0pt" w:type="dxa"/>
-          </w:tblCellMar>
-        </w:tblPrEx>
         <w:trPr>
           <w:jc w:val="center"/>
         </w:trPr>
@@ -18657,12 +18734,6 @@
         </w:tc>
       </w:tr>
       <w:tr>
-        <w:tblPrEx>
-          <w:tblCellMar>
-            <w:top w:w="0pt" w:type="dxa"/>
-            <w:bottom w:w="0pt" w:type="dxa"/>
-          </w:tblCellMar>
-        </w:tblPrEx>
         <w:trPr>
           <w:jc w:val="center"/>
         </w:trPr>
@@ -18788,12 +18859,6 @@
         </w:tc>
       </w:tr>
       <w:tr>
-        <w:tblPrEx>
-          <w:tblCellMar>
-            <w:top w:w="0pt" w:type="dxa"/>
-            <w:bottom w:w="0pt" w:type="dxa"/>
-          </w:tblCellMar>
-        </w:tblPrEx>
         <w:trPr>
           <w:jc w:val="center"/>
         </w:trPr>
@@ -18943,12 +19008,6 @@
         </w:tc>
       </w:tr>
       <w:tr>
-        <w:tblPrEx>
-          <w:tblCellMar>
-            <w:top w:w="0pt" w:type="dxa"/>
-            <w:bottom w:w="0pt" w:type="dxa"/>
-          </w:tblCellMar>
-        </w:tblPrEx>
         <w:trPr>
           <w:jc w:val="center"/>
         </w:trPr>
@@ -19106,12 +19165,6 @@
         </w:tc>
       </w:tr>
       <w:tr>
-        <w:tblPrEx>
-          <w:tblCellMar>
-            <w:top w:w="0pt" w:type="dxa"/>
-            <w:bottom w:w="0pt" w:type="dxa"/>
-          </w:tblCellMar>
-        </w:tblPrEx>
         <w:trPr>
           <w:jc w:val="center"/>
         </w:trPr>
@@ -19237,12 +19290,6 @@
         </w:tc>
       </w:tr>
       <w:tr>
-        <w:tblPrEx>
-          <w:tblCellMar>
-            <w:top w:w="0pt" w:type="dxa"/>
-            <w:bottom w:w="0pt" w:type="dxa"/>
-          </w:tblCellMar>
-        </w:tblPrEx>
         <w:trPr>
           <w:jc w:val="center"/>
         </w:trPr>
@@ -19360,12 +19407,6 @@
         </w:tc>
       </w:tr>
       <w:tr>
-        <w:tblPrEx>
-          <w:tblCellMar>
-            <w:top w:w="0pt" w:type="dxa"/>
-            <w:bottom w:w="0pt" w:type="dxa"/>
-          </w:tblCellMar>
-        </w:tblPrEx>
         <w:trPr>
           <w:jc w:val="center"/>
         </w:trPr>
@@ -19491,12 +19532,6 @@
         </w:tc>
       </w:tr>
       <w:tr>
-        <w:tblPrEx>
-          <w:tblCellMar>
-            <w:top w:w="0pt" w:type="dxa"/>
-            <w:bottom w:w="0pt" w:type="dxa"/>
-          </w:tblCellMar>
-        </w:tblPrEx>
         <w:trPr>
           <w:jc w:val="center"/>
         </w:trPr>
@@ -19622,12 +19657,6 @@
         </w:tc>
       </w:tr>
       <w:tr>
-        <w:tblPrEx>
-          <w:tblCellMar>
-            <w:top w:w="0pt" w:type="dxa"/>
-            <w:bottom w:w="0pt" w:type="dxa"/>
-          </w:tblCellMar>
-        </w:tblPrEx>
         <w:trPr>
           <w:jc w:val="center"/>
         </w:trPr>
@@ -19812,13 +19841,14 @@
           <w:kern w:val="0"/>
           <w:sz w:val="24"/>
         </w:rPr>
+        <w:lastRenderedPageBreak/>
         <w:t>可复现命令：</w:t>
       </w:r>
     </w:p>
     <w:tbl>
       <w:tblPr>
         <w:tblStyle w:val="a7"/>
-        <w:tblW w:w="0pt" w:type="auto"/>
+        <w:tblW w:w="0pt" w:type="dxa"/>
         <w:tblLook w:firstRow="1" w:lastRow="0" w:firstColumn="1" w:lastColumn="0" w:noHBand="0" w:noVBand="1"/>
       </w:tblPr>
       <w:tblGrid>
@@ -19836,7 +19866,7 @@
               <w:adjustRightInd w:val="0"/>
               <w:spacing w:line="18pt" w:lineRule="auto"/>
               <w:rPr>
-                <w:rFonts w:ascii="Times New Roman" w:eastAsia="宋体" w:hAnsi="Times New Roman" w:cs="宋体" w:hint="eastAsia"/>
+                <w:rFonts w:ascii="Times New Roman" w:eastAsia="宋体" w:hAnsi="Times New Roman" w:cs="宋体"/>
                 <w:kern w:val="0"/>
                 <w:sz w:val="24"/>
               </w:rPr>
@@ -19881,7 +19911,7 @@
               <w:adjustRightInd w:val="0"/>
               <w:spacing w:line="18pt" w:lineRule="auto"/>
               <w:rPr>
-                <w:rFonts w:ascii="Times New Roman" w:eastAsia="宋体" w:hAnsi="Times New Roman" w:cs="宋体" w:hint="eastAsia"/>
+                <w:rFonts w:ascii="Times New Roman" w:eastAsia="宋体" w:hAnsi="Times New Roman" w:cs="宋体"/>
                 <w:kern w:val="0"/>
                 <w:sz w:val="24"/>
               </w:rPr>
@@ -19940,16 +19970,7 @@
                 <w:kern w:val="0"/>
                 <w:sz w:val="24"/>
               </w:rPr>
-              <w:t xml:space="preserve"> </w:t>
-            </w:r>
-            <w:r>
-              <w:rPr>
-                <w:rFonts w:ascii="Times New Roman" w:eastAsia="宋体" w:hAnsi="Times New Roman" w:cs="宋体" w:hint="eastAsia"/>
-                <w:kern w:val="0"/>
-                <w:sz w:val="24"/>
-              </w:rPr>
-              <w:lastRenderedPageBreak/>
-              <w:t>ablation_report.json</w:t>
+              <w:t xml:space="preserve"> ablation_report.json</w:t>
             </w:r>
           </w:p>
           <w:p>
@@ -19959,7 +19980,7 @@
               <w:adjustRightInd w:val="0"/>
               <w:spacing w:line="18pt" w:lineRule="auto"/>
               <w:rPr>
-                <w:rFonts w:ascii="Times New Roman" w:eastAsia="宋体" w:hAnsi="Times New Roman" w:cs="宋体" w:hint="eastAsia"/>
+                <w:rFonts w:ascii="Times New Roman" w:eastAsia="宋体" w:hAnsi="Times New Roman" w:cs="宋体"/>
                 <w:kern w:val="0"/>
                 <w:sz w:val="24"/>
               </w:rPr>
@@ -19988,7 +20009,7 @@
               <w:adjustRightInd w:val="0"/>
               <w:spacing w:line="18pt" w:lineRule="auto"/>
               <w:rPr>
-                <w:rFonts w:ascii="Times New Roman" w:eastAsia="宋体" w:hAnsi="Times New Roman" w:cs="宋体" w:hint="eastAsia"/>
+                <w:rFonts w:ascii="Times New Roman" w:eastAsia="宋体" w:hAnsi="Times New Roman" w:cs="宋体"/>
                 <w:kern w:val="0"/>
                 <w:sz w:val="24"/>
               </w:rPr>
@@ -20052,7 +20073,6 @@
           <w:sz w:val="28"/>
           <w:szCs w:val="28"/>
         </w:rPr>
-        <w:lastRenderedPageBreak/>
         <w:t xml:space="preserve">4.6 </w:t>
       </w:r>
       <w:r>
@@ -20116,7 +20136,7 @@
     <w:tbl>
       <w:tblPr>
         <w:tblStyle w:val="a7"/>
-        <w:tblW w:w="0pt" w:type="auto"/>
+        <w:tblW w:w="0pt" w:type="dxa"/>
         <w:tblLook w:firstRow="1" w:lastRow="0" w:firstColumn="1" w:lastColumn="0" w:noHBand="0" w:noVBand="1"/>
       </w:tblPr>
       <w:tblGrid>
@@ -20134,7 +20154,7 @@
               <w:adjustRightInd w:val="0"/>
               <w:spacing w:line="18pt" w:lineRule="auto"/>
               <w:rPr>
-                <w:rFonts w:ascii="Times New Roman" w:eastAsia="宋体" w:hAnsi="Times New Roman" w:cs="宋体" w:hint="eastAsia"/>
+                <w:rFonts w:ascii="Times New Roman" w:eastAsia="宋体" w:hAnsi="Times New Roman" w:cs="宋体"/>
                 <w:kern w:val="0"/>
                 <w:sz w:val="24"/>
               </w:rPr>
@@ -20155,7 +20175,7 @@
               <w:adjustRightInd w:val="0"/>
               <w:spacing w:line="18pt" w:lineRule="auto"/>
               <w:rPr>
-                <w:rFonts w:ascii="Times New Roman" w:eastAsia="宋体" w:hAnsi="Times New Roman" w:cs="宋体" w:hint="eastAsia"/>
+                <w:rFonts w:ascii="Times New Roman" w:eastAsia="宋体" w:hAnsi="Times New Roman" w:cs="宋体"/>
                 <w:kern w:val="0"/>
                 <w:sz w:val="24"/>
               </w:rPr>
@@ -20184,7 +20204,7 @@
               <w:adjustRightInd w:val="0"/>
               <w:spacing w:line="18pt" w:lineRule="auto"/>
               <w:rPr>
-                <w:rFonts w:ascii="Times New Roman" w:eastAsia="宋体" w:hAnsi="Times New Roman" w:cs="宋体" w:hint="eastAsia"/>
+                <w:rFonts w:ascii="Times New Roman" w:eastAsia="宋体" w:hAnsi="Times New Roman" w:cs="宋体"/>
                 <w:kern w:val="0"/>
                 <w:sz w:val="24"/>
               </w:rPr>
@@ -20205,7 +20225,7 @@
               <w:adjustRightInd w:val="0"/>
               <w:spacing w:line="18pt" w:lineRule="auto"/>
               <w:rPr>
-                <w:rFonts w:ascii="Times New Roman" w:eastAsia="宋体" w:hAnsi="Times New Roman" w:cs="宋体" w:hint="eastAsia"/>
+                <w:rFonts w:ascii="Times New Roman" w:eastAsia="宋体" w:hAnsi="Times New Roman" w:cs="宋体"/>
                 <w:kern w:val="0"/>
                 <w:sz w:val="24"/>
               </w:rPr>
@@ -20234,7 +20254,7 @@
               <w:adjustRightInd w:val="0"/>
               <w:spacing w:line="18pt" w:lineRule="auto"/>
               <w:rPr>
-                <w:rFonts w:ascii="Times New Roman" w:eastAsia="宋体" w:hAnsi="Times New Roman" w:cs="宋体" w:hint="eastAsia"/>
+                <w:rFonts w:ascii="Times New Roman" w:eastAsia="宋体" w:hAnsi="Times New Roman" w:cs="宋体"/>
                 <w:kern w:val="0"/>
                 <w:sz w:val="24"/>
               </w:rPr>
@@ -20255,7 +20275,7 @@
               <w:adjustRightInd w:val="0"/>
               <w:spacing w:line="18pt" w:lineRule="auto"/>
               <w:rPr>
-                <w:rFonts w:ascii="Times New Roman" w:eastAsia="宋体" w:hAnsi="Times New Roman" w:cs="宋体" w:hint="eastAsia"/>
+                <w:rFonts w:ascii="Times New Roman" w:eastAsia="宋体" w:hAnsi="Times New Roman" w:cs="宋体"/>
                 <w:kern w:val="0"/>
                 <w:sz w:val="24"/>
               </w:rPr>
@@ -20284,7 +20304,7 @@
               <w:adjustRightInd w:val="0"/>
               <w:spacing w:line="18pt" w:lineRule="auto"/>
               <w:rPr>
-                <w:rFonts w:ascii="Times New Roman" w:eastAsia="宋体" w:hAnsi="Times New Roman" w:cs="宋体" w:hint="eastAsia"/>
+                <w:rFonts w:ascii="Times New Roman" w:eastAsia="宋体" w:hAnsi="Times New Roman" w:cs="宋体"/>
                 <w:kern w:val="0"/>
                 <w:sz w:val="24"/>
               </w:rPr>
@@ -20335,7 +20355,7 @@
         <w:adjustRightInd w:val="0"/>
         <w:spacing w:after="0pt" w:line="12pt" w:lineRule="auto"/>
         <w:rPr>
-          <w:rFonts w:ascii="Times New Roman" w:eastAsia="宋体" w:hAnsi="Times New Roman" w:cs="宋体" w:hint="eastAsia"/>
+          <w:rFonts w:ascii="Times New Roman" w:eastAsia="宋体" w:hAnsi="Times New Roman" w:cs="宋体"/>
           <w:kern w:val="0"/>
           <w:sz w:val="24"/>
         </w:rPr>
@@ -20451,7 +20471,7 @@
       <w:pPr>
         <w:jc w:val="center"/>
         <w:rPr>
-          <w:rFonts w:ascii="Times New Roman" w:hAnsi="Times New Roman" w:eastAsia="宋体"/>
+          <w:rFonts w:ascii="Times New Roman" w:eastAsia="宋体" w:hAnsi="Times New Roman"/>
           <w:b/>
           <w:sz w:val="21"/>
           <w:szCs w:val="21"/>
@@ -20459,12 +20479,48 @@
       </w:pPr>
       <w:r>
         <w:rPr>
-          <w:rFonts w:ascii="Times New Roman" w:hAnsi="Times New Roman" w:eastAsia="宋体"/>
+          <w:rFonts w:ascii="Times New Roman" w:eastAsia="宋体" w:hAnsi="Times New Roman"/>
           <w:b/>
           <w:sz w:val="21"/>
           <w:szCs w:val="21"/>
         </w:rPr>
-        <w:t xml:space="preserve">表7 任务层基线（G0–G3）</w:t>
+        <w:t>表</w:t>
+      </w:r>
+      <w:r>
+        <w:rPr>
+          <w:rFonts w:ascii="Times New Roman" w:eastAsia="宋体" w:hAnsi="Times New Roman"/>
+          <w:b/>
+          <w:sz w:val="21"/>
+          <w:szCs w:val="21"/>
+        </w:rPr>
+        <w:t xml:space="preserve">7 </w:t>
+      </w:r>
+      <w:r>
+        <w:rPr>
+          <w:rFonts w:ascii="Times New Roman" w:eastAsia="宋体" w:hAnsi="Times New Roman"/>
+          <w:b/>
+          <w:sz w:val="21"/>
+          <w:szCs w:val="21"/>
+        </w:rPr>
+        <w:t>任务层基线（</w:t>
+      </w:r>
+      <w:r>
+        <w:rPr>
+          <w:rFonts w:ascii="Times New Roman" w:eastAsia="宋体" w:hAnsi="Times New Roman"/>
+          <w:b/>
+          <w:sz w:val="21"/>
+          <w:szCs w:val="21"/>
+        </w:rPr>
+        <w:t>G0–G3</w:t>
+      </w:r>
+      <w:r>
+        <w:rPr>
+          <w:rFonts w:ascii="Times New Roman" w:eastAsia="宋体" w:hAnsi="Times New Roman"/>
+          <w:b/>
+          <w:sz w:val="21"/>
+          <w:szCs w:val="21"/>
+        </w:rPr>
+        <w:t>）</w:t>
       </w:r>
     </w:p>
     <w:tbl>
@@ -20481,12 +20537,6 @@
         <w:gridCol w:w="1601"/>
       </w:tblGrid>
       <w:tr>
-        <w:tblPrEx>
-          <w:tblCellMar>
-            <w:top w:w="0pt" w:type="dxa"/>
-            <w:bottom w:w="0pt" w:type="dxa"/>
-          </w:tblCellMar>
-        </w:tblPrEx>
         <w:trPr>
           <w:jc w:val="center"/>
         </w:trPr>
@@ -20632,12 +20682,6 @@
         </w:tc>
       </w:tr>
       <w:tr>
-        <w:tblPrEx>
-          <w:tblCellMar>
-            <w:top w:w="0pt" w:type="dxa"/>
-            <w:bottom w:w="0pt" w:type="dxa"/>
-          </w:tblCellMar>
-        </w:tblPrEx>
         <w:trPr>
           <w:jc w:val="center"/>
         </w:trPr>
@@ -20785,12 +20829,6 @@
         </w:tc>
       </w:tr>
       <w:tr>
-        <w:tblPrEx>
-          <w:tblCellMar>
-            <w:top w:w="0pt" w:type="dxa"/>
-            <w:bottom w:w="0pt" w:type="dxa"/>
-          </w:tblCellMar>
-        </w:tblPrEx>
         <w:trPr>
           <w:jc w:val="center"/>
         </w:trPr>
@@ -20938,12 +20976,6 @@
         </w:tc>
       </w:tr>
       <w:tr>
-        <w:tblPrEx>
-          <w:tblCellMar>
-            <w:top w:w="0pt" w:type="dxa"/>
-            <w:bottom w:w="0pt" w:type="dxa"/>
-          </w:tblCellMar>
-        </w:tblPrEx>
         <w:trPr>
           <w:jc w:val="center"/>
         </w:trPr>
@@ -21089,12 +21121,6 @@
         </w:tc>
       </w:tr>
       <w:tr>
-        <w:tblPrEx>
-          <w:tblCellMar>
-            <w:top w:w="0pt" w:type="dxa"/>
-            <w:bottom w:w="0pt" w:type="dxa"/>
-          </w:tblCellMar>
-        </w:tblPrEx>
         <w:trPr>
           <w:jc w:val="center"/>
         </w:trPr>
@@ -21412,6 +21438,7 @@
       <w:r>
         <w:rPr>
           <w:rFonts w:ascii="Times New Roman" w:eastAsia="宋体" w:hAnsi="Times New Roman" w:cs="宋体"/>
+          <w:noProof/>
           <w:kern w:val="0"/>
           <w:sz w:val="24"/>
         </w:rPr>
@@ -21462,7 +21489,7 @@
       <w:pPr>
         <w:jc w:val="center"/>
         <w:rPr>
-          <w:rFonts w:ascii="Times New Roman" w:hAnsi="Times New Roman" w:eastAsia="宋体"/>
+          <w:rFonts w:ascii="Times New Roman" w:eastAsia="宋体" w:hAnsi="Times New Roman"/>
           <w:b/>
           <w:sz w:val="21"/>
           <w:szCs w:val="21"/>
@@ -21470,12 +21497,48 @@
       </w:pPr>
       <w:r>
         <w:rPr>
-          <w:rFonts w:ascii="Times New Roman" w:hAnsi="Times New Roman" w:eastAsia="宋体"/>
+          <w:rFonts w:ascii="Times New Roman" w:eastAsia="宋体" w:hAnsi="Times New Roman"/>
           <w:b/>
           <w:sz w:val="21"/>
           <w:szCs w:val="21"/>
         </w:rPr>
-        <w:t xml:space="preserve">图6 G2 vs G3 分类别 hit@5 + 随机基线</w:t>
+        <w:t>图</w:t>
+      </w:r>
+      <w:r>
+        <w:rPr>
+          <w:rFonts w:ascii="Times New Roman" w:eastAsia="宋体" w:hAnsi="Times New Roman"/>
+          <w:b/>
+          <w:sz w:val="21"/>
+          <w:szCs w:val="21"/>
+        </w:rPr>
+        <w:t xml:space="preserve">6 G2 vs G3 </w:t>
+      </w:r>
+      <w:r>
+        <w:rPr>
+          <w:rFonts w:ascii="Times New Roman" w:eastAsia="宋体" w:hAnsi="Times New Roman"/>
+          <w:b/>
+          <w:sz w:val="21"/>
+          <w:szCs w:val="21"/>
+        </w:rPr>
+        <w:t>分类别</w:t>
+      </w:r>
+      <w:r>
+        <w:rPr>
+          <w:rFonts w:ascii="Times New Roman" w:eastAsia="宋体" w:hAnsi="Times New Roman"/>
+          <w:b/>
+          <w:sz w:val="21"/>
+          <w:szCs w:val="21"/>
+        </w:rPr>
+        <w:t xml:space="preserve"> hit@5 + </w:t>
+      </w:r>
+      <w:r>
+        <w:rPr>
+          <w:rFonts w:ascii="Times New Roman" w:eastAsia="宋体" w:hAnsi="Times New Roman"/>
+          <w:b/>
+          <w:sz w:val="21"/>
+          <w:szCs w:val="21"/>
+        </w:rPr>
+        <w:t>随机基线</w:t>
       </w:r>
     </w:p>
     <w:p>
@@ -21515,7 +21578,7 @@
       <w:pPr>
         <w:jc w:val="center"/>
         <w:rPr>
-          <w:rFonts w:ascii="Times New Roman" w:hAnsi="Times New Roman" w:eastAsia="宋体"/>
+          <w:rFonts w:ascii="Times New Roman" w:eastAsia="宋体" w:hAnsi="Times New Roman"/>
           <w:b/>
           <w:sz w:val="21"/>
           <w:szCs w:val="21"/>
@@ -21523,12 +21586,48 @@
       </w:pPr>
       <w:r>
         <w:rPr>
-          <w:rFonts w:ascii="Times New Roman" w:hAnsi="Times New Roman" w:eastAsia="宋体"/>
+          <w:rFonts w:ascii="Times New Roman" w:eastAsia="宋体" w:hAnsi="Times New Roman"/>
           <w:b/>
           <w:sz w:val="21"/>
           <w:szCs w:val="21"/>
         </w:rPr>
-        <w:t xml:space="preserve">表8 双库贡献总体指标（G2 vs G3）</w:t>
+        <w:t>表</w:t>
+      </w:r>
+      <w:r>
+        <w:rPr>
+          <w:rFonts w:ascii="Times New Roman" w:eastAsia="宋体" w:hAnsi="Times New Roman"/>
+          <w:b/>
+          <w:sz w:val="21"/>
+          <w:szCs w:val="21"/>
+        </w:rPr>
+        <w:t xml:space="preserve">8 </w:t>
+      </w:r>
+      <w:r>
+        <w:rPr>
+          <w:rFonts w:ascii="Times New Roman" w:eastAsia="宋体" w:hAnsi="Times New Roman"/>
+          <w:b/>
+          <w:sz w:val="21"/>
+          <w:szCs w:val="21"/>
+        </w:rPr>
+        <w:t>双库贡献总体指标（</w:t>
+      </w:r>
+      <w:r>
+        <w:rPr>
+          <w:rFonts w:ascii="Times New Roman" w:eastAsia="宋体" w:hAnsi="Times New Roman"/>
+          <w:b/>
+          <w:sz w:val="21"/>
+          <w:szCs w:val="21"/>
+        </w:rPr>
+        <w:t>G2 vs G3</w:t>
+      </w:r>
+      <w:r>
+        <w:rPr>
+          <w:rFonts w:ascii="Times New Roman" w:eastAsia="宋体" w:hAnsi="Times New Roman"/>
+          <w:b/>
+          <w:sz w:val="21"/>
+          <w:szCs w:val="21"/>
+        </w:rPr>
+        <w:t>）</w:t>
       </w:r>
     </w:p>
     <w:tbl>
@@ -21547,12 +21646,6 @@
         <w:gridCol w:w="1560"/>
       </w:tblGrid>
       <w:tr>
-        <w:tblPrEx>
-          <w:tblCellMar>
-            <w:top w:w="0pt" w:type="dxa"/>
-            <w:bottom w:w="0pt" w:type="dxa"/>
-          </w:tblCellMar>
-        </w:tblPrEx>
         <w:trPr>
           <w:jc w:val="center"/>
         </w:trPr>
@@ -21762,12 +21855,6 @@
         </w:tc>
       </w:tr>
       <w:tr>
-        <w:tblPrEx>
-          <w:tblCellMar>
-            <w:top w:w="0pt" w:type="dxa"/>
-            <w:bottom w:w="0pt" w:type="dxa"/>
-          </w:tblCellMar>
-        </w:tblPrEx>
         <w:trPr>
           <w:jc w:val="center"/>
         </w:trPr>
@@ -21973,12 +22060,6 @@
         </w:tc>
       </w:tr>
       <w:tr>
-        <w:tblPrEx>
-          <w:tblCellMar>
-            <w:top w:w="0pt" w:type="dxa"/>
-            <w:bottom w:w="0pt" w:type="dxa"/>
-          </w:tblCellMar>
-        </w:tblPrEx>
         <w:trPr>
           <w:jc w:val="center"/>
         </w:trPr>
@@ -22452,7 +22533,7 @@
       <w:pPr>
         <w:jc w:val="center"/>
         <w:rPr>
-          <w:rFonts w:ascii="Times New Roman" w:hAnsi="Times New Roman" w:eastAsia="宋体"/>
+          <w:rFonts w:ascii="Times New Roman" w:eastAsia="宋体" w:hAnsi="Times New Roman"/>
           <w:b/>
           <w:sz w:val="21"/>
           <w:szCs w:val="21"/>
@@ -22460,17 +22541,44 @@
       </w:pPr>
       <w:r>
         <w:rPr>
-          <w:rFonts w:ascii="Times New Roman" w:hAnsi="Times New Roman" w:eastAsia="宋体"/>
+          <w:rFonts w:ascii="Times New Roman" w:eastAsia="宋体" w:hAnsi="Times New Roman"/>
           <w:b/>
           <w:sz w:val="21"/>
           <w:szCs w:val="21"/>
         </w:rPr>
-        <w:t xml:space="preserve">表9 分类别 hit@5</w:t>
+        <w:t>表</w:t>
+      </w:r>
+      <w:r>
+        <w:rPr>
+          <w:rFonts w:ascii="Times New Roman" w:eastAsia="宋体" w:hAnsi="Times New Roman"/>
+          <w:b/>
+          <w:sz w:val="21"/>
+          <w:szCs w:val="21"/>
+        </w:rPr>
+        <w:t xml:space="preserve">9 </w:t>
+      </w:r>
+      <w:r>
+        <w:rPr>
+          <w:rFonts w:ascii="Times New Roman" w:eastAsia="宋体" w:hAnsi="Times New Roman"/>
+          <w:b/>
+          <w:sz w:val="21"/>
+          <w:szCs w:val="21"/>
+        </w:rPr>
+        <w:t>分类别</w:t>
+      </w:r>
+      <w:r>
+        <w:rPr>
+          <w:rFonts w:ascii="Times New Roman" w:eastAsia="宋体" w:hAnsi="Times New Roman"/>
+          <w:b/>
+          <w:sz w:val="21"/>
+          <w:szCs w:val="21"/>
+        </w:rPr>
+        <w:t xml:space="preserve"> hit@5</w:t>
       </w:r>
     </w:p>
     <w:tbl>
       <w:tblPr>
-        <w:tblW w:w="0pt" w:type="auto"/>
+        <w:tblW w:w="0pt" w:type="dxa"/>
         <w:jc w:val="center"/>
         <w:tblLayout w:type="fixed"/>
         <w:tblLook w:firstRow="0" w:lastRow="0" w:firstColumn="0" w:lastColumn="0" w:noHBand="0" w:noVBand="0"/>
@@ -22481,12 +22589,6 @@
         <w:gridCol w:w="1326"/>
       </w:tblGrid>
       <w:tr>
-        <w:tblPrEx>
-          <w:tblCellMar>
-            <w:top w:w="0pt" w:type="dxa"/>
-            <w:bottom w:w="0pt" w:type="dxa"/>
-          </w:tblCellMar>
-        </w:tblPrEx>
         <w:trPr>
           <w:jc w:val="center"/>
         </w:trPr>
@@ -22597,12 +22699,6 @@
         </w:tc>
       </w:tr>
       <w:tr>
-        <w:tblPrEx>
-          <w:tblCellMar>
-            <w:top w:w="0pt" w:type="dxa"/>
-            <w:bottom w:w="0pt" w:type="dxa"/>
-          </w:tblCellMar>
-        </w:tblPrEx>
         <w:trPr>
           <w:jc w:val="center"/>
         </w:trPr>
@@ -22715,12 +22811,6 @@
         </w:tc>
       </w:tr>
       <w:tr>
-        <w:tblPrEx>
-          <w:tblCellMar>
-            <w:top w:w="0pt" w:type="dxa"/>
-            <w:bottom w:w="0pt" w:type="dxa"/>
-          </w:tblCellMar>
-        </w:tblPrEx>
         <w:trPr>
           <w:jc w:val="center"/>
         </w:trPr>
@@ -22833,12 +22923,6 @@
         </w:tc>
       </w:tr>
       <w:tr>
-        <w:tblPrEx>
-          <w:tblCellMar>
-            <w:top w:w="0pt" w:type="dxa"/>
-            <w:bottom w:w="0pt" w:type="dxa"/>
-          </w:tblCellMar>
-        </w:tblPrEx>
         <w:trPr>
           <w:jc w:val="center"/>
         </w:trPr>
@@ -22951,12 +23035,6 @@
         </w:tc>
       </w:tr>
       <w:tr>
-        <w:tblPrEx>
-          <w:tblCellMar>
-            <w:top w:w="0pt" w:type="dxa"/>
-            <w:bottom w:w="0pt" w:type="dxa"/>
-          </w:tblCellMar>
-        </w:tblPrEx>
         <w:trPr>
           <w:jc w:val="center"/>
         </w:trPr>
@@ -23069,12 +23147,6 @@
         </w:tc>
       </w:tr>
       <w:tr>
-        <w:tblPrEx>
-          <w:tblCellMar>
-            <w:top w:w="0pt" w:type="dxa"/>
-            <w:bottom w:w="0pt" w:type="dxa"/>
-          </w:tblCellMar>
-        </w:tblPrEx>
         <w:trPr>
           <w:jc w:val="center"/>
         </w:trPr>
@@ -23187,12 +23259,6 @@
         </w:tc>
       </w:tr>
       <w:tr>
-        <w:tblPrEx>
-          <w:tblCellMar>
-            <w:top w:w="0pt" w:type="dxa"/>
-            <w:bottom w:w="0pt" w:type="dxa"/>
-          </w:tblCellMar>
-        </w:tblPrEx>
         <w:trPr>
           <w:jc w:val="center"/>
         </w:trPr>
@@ -23305,12 +23371,6 @@
         </w:tc>
       </w:tr>
       <w:tr>
-        <w:tblPrEx>
-          <w:tblCellMar>
-            <w:top w:w="0pt" w:type="dxa"/>
-            <w:bottom w:w="0pt" w:type="dxa"/>
-          </w:tblCellMar>
-        </w:tblPrEx>
         <w:trPr>
           <w:jc w:val="center"/>
         </w:trPr>
@@ -23812,7 +23872,7 @@
       <w:pPr>
         <w:jc w:val="center"/>
         <w:rPr>
-          <w:rFonts w:ascii="Times New Roman" w:hAnsi="Times New Roman" w:eastAsia="宋体"/>
+          <w:rFonts w:ascii="Times New Roman" w:eastAsia="宋体" w:hAnsi="Times New Roman"/>
           <w:b/>
           <w:sz w:val="21"/>
           <w:szCs w:val="21"/>
@@ -23820,12 +23880,30 @@
       </w:pPr>
       <w:r>
         <w:rPr>
-          <w:rFonts w:ascii="Times New Roman" w:hAnsi="Times New Roman" w:eastAsia="宋体"/>
+          <w:rFonts w:ascii="Times New Roman" w:eastAsia="宋体" w:hAnsi="Times New Roman"/>
           <w:b/>
           <w:sz w:val="21"/>
           <w:szCs w:val="21"/>
         </w:rPr>
-        <w:t xml:space="preserve">表10 跨场次复用结果</w:t>
+        <w:t>表</w:t>
+      </w:r>
+      <w:r>
+        <w:rPr>
+          <w:rFonts w:ascii="Times New Roman" w:eastAsia="宋体" w:hAnsi="Times New Roman"/>
+          <w:b/>
+          <w:sz w:val="21"/>
+          <w:szCs w:val="21"/>
+        </w:rPr>
+        <w:t xml:space="preserve">10 </w:t>
+      </w:r>
+      <w:r>
+        <w:rPr>
+          <w:rFonts w:ascii="Times New Roman" w:eastAsia="宋体" w:hAnsi="Times New Roman"/>
+          <w:b/>
+          <w:sz w:val="21"/>
+          <w:szCs w:val="21"/>
+        </w:rPr>
+        <w:t>跨场次复用结果</w:t>
       </w:r>
     </w:p>
     <w:tbl>
@@ -23844,12 +23922,6 @@
         <w:gridCol w:w="1417"/>
       </w:tblGrid>
       <w:tr>
-        <w:tblPrEx>
-          <w:tblCellMar>
-            <w:top w:w="0pt" w:type="dxa"/>
-            <w:bottom w:w="0pt" w:type="dxa"/>
-          </w:tblCellMar>
-        </w:tblPrEx>
         <w:trPr>
           <w:jc w:val="center"/>
         </w:trPr>
@@ -24065,12 +24137,6 @@
         </w:tc>
       </w:tr>
       <w:tr>
-        <w:tblPrEx>
-          <w:tblCellMar>
-            <w:top w:w="0pt" w:type="dxa"/>
-            <w:bottom w:w="0pt" w:type="dxa"/>
-          </w:tblCellMar>
-        </w:tblPrEx>
         <w:trPr>
           <w:jc w:val="center"/>
         </w:trPr>
@@ -24290,12 +24356,6 @@
         </w:tc>
       </w:tr>
       <w:tr>
-        <w:tblPrEx>
-          <w:tblCellMar>
-            <w:top w:w="0pt" w:type="dxa"/>
-            <w:bottom w:w="0pt" w:type="dxa"/>
-          </w:tblCellMar>
-        </w:tblPrEx>
         <w:trPr>
           <w:jc w:val="center"/>
         </w:trPr>
@@ -24352,6 +24412,7 @@
                 <w:kern w:val="0"/>
                 <w:sz w:val="24"/>
               </w:rPr>
+              <w:lastRenderedPageBreak/>
               <w:t>（不写）</w:t>
             </w:r>
           </w:p>
@@ -24385,6 +24446,7 @@
                 <w:kern w:val="0"/>
                 <w:sz w:val="24"/>
               </w:rPr>
+              <w:lastRenderedPageBreak/>
               <w:t>0.0</w:t>
             </w:r>
           </w:p>
@@ -24606,16 +24668,7 @@
           <w:kern w:val="0"/>
           <w:sz w:val="24"/>
         </w:rPr>
-        <w:t>。虽然均值</w:t>
-      </w:r>
-      <w:r>
-        <w:rPr>
-          <w:rFonts w:ascii="Times New Roman" w:eastAsia="宋体" w:hAnsi="Times New Roman" w:cs="宋体" w:hint="eastAsia"/>
-          <w:kern w:val="0"/>
-          <w:sz w:val="24"/>
-        </w:rPr>
-        <w:lastRenderedPageBreak/>
-        <w:t>对比强烈，但样本仅</w:t>
+        <w:t>。虽然均值对比强烈，但样本仅</w:t>
       </w:r>
       <w:r>
         <w:rPr>
@@ -25020,7 +25073,7 @@
       <w:pPr>
         <w:jc w:val="center"/>
         <w:rPr>
-          <w:rFonts w:ascii="Times New Roman" w:hAnsi="Times New Roman" w:eastAsia="宋体"/>
+          <w:rFonts w:ascii="Times New Roman" w:eastAsia="宋体" w:hAnsi="Times New Roman"/>
           <w:b/>
           <w:sz w:val="21"/>
           <w:szCs w:val="21"/>
@@ -25028,12 +25081,48 @@
       </w:pPr>
       <w:r>
         <w:rPr>
-          <w:rFonts w:ascii="Times New Roman" w:hAnsi="Times New Roman" w:eastAsia="宋体"/>
+          <w:rFonts w:ascii="Times New Roman" w:eastAsia="宋体" w:hAnsi="Times New Roman"/>
           <w:b/>
           <w:sz w:val="21"/>
           <w:szCs w:val="21"/>
         </w:rPr>
-        <w:t xml:space="preserve">图7 跨场次复用（第一场沉淀→第二场命中）</w:t>
+        <w:t>图</w:t>
+      </w:r>
+      <w:r>
+        <w:rPr>
+          <w:rFonts w:ascii="Times New Roman" w:eastAsia="宋体" w:hAnsi="Times New Roman"/>
+          <w:b/>
+          <w:sz w:val="21"/>
+          <w:szCs w:val="21"/>
+        </w:rPr>
+        <w:t xml:space="preserve">7 </w:t>
+      </w:r>
+      <w:r>
+        <w:rPr>
+          <w:rFonts w:ascii="Times New Roman" w:eastAsia="宋体" w:hAnsi="Times New Roman"/>
+          <w:b/>
+          <w:sz w:val="21"/>
+          <w:szCs w:val="21"/>
+        </w:rPr>
+        <w:t>跨场次复用（第一场沉淀</w:t>
+      </w:r>
+      <w:r>
+        <w:rPr>
+          <w:rFonts w:ascii="Times New Roman" w:eastAsia="宋体" w:hAnsi="Times New Roman"/>
+          <w:b/>
+          <w:sz w:val="21"/>
+          <w:szCs w:val="21"/>
+        </w:rPr>
+        <w:t>→</w:t>
+      </w:r>
+      <w:r>
+        <w:rPr>
+          <w:rFonts w:ascii="Times New Roman" w:eastAsia="宋体" w:hAnsi="Times New Roman"/>
+          <w:b/>
+          <w:sz w:val="21"/>
+          <w:szCs w:val="21"/>
+        </w:rPr>
+        <w:t>第二场命中）</w:t>
       </w:r>
     </w:p>
     <w:p>
@@ -25077,7 +25166,7 @@
       <w:pPr>
         <w:jc w:val="center"/>
         <w:rPr>
-          <w:rFonts w:ascii="Times New Roman" w:hAnsi="Times New Roman" w:eastAsia="宋体"/>
+          <w:rFonts w:ascii="Times New Roman" w:eastAsia="宋体" w:hAnsi="Times New Roman"/>
           <w:b/>
           <w:sz w:val="21"/>
           <w:szCs w:val="21"/>
@@ -25085,12 +25174,30 @@
       </w:pPr>
       <w:r>
         <w:rPr>
-          <w:rFonts w:ascii="Times New Roman" w:hAnsi="Times New Roman" w:eastAsia="宋体"/>
+          <w:rFonts w:ascii="Times New Roman" w:eastAsia="宋体" w:hAnsi="Times New Roman"/>
           <w:b/>
           <w:sz w:val="21"/>
           <w:szCs w:val="21"/>
         </w:rPr>
-        <w:t xml:space="preserve">表11 检索策略对比</w:t>
+        <w:t>表</w:t>
+      </w:r>
+      <w:r>
+        <w:rPr>
+          <w:rFonts w:ascii="Times New Roman" w:eastAsia="宋体" w:hAnsi="Times New Roman"/>
+          <w:b/>
+          <w:sz w:val="21"/>
+          <w:szCs w:val="21"/>
+        </w:rPr>
+        <w:t xml:space="preserve">11 </w:t>
+      </w:r>
+      <w:r>
+        <w:rPr>
+          <w:rFonts w:ascii="Times New Roman" w:eastAsia="宋体" w:hAnsi="Times New Roman"/>
+          <w:b/>
+          <w:sz w:val="21"/>
+          <w:szCs w:val="21"/>
+        </w:rPr>
+        <w:t>检索策略对比</w:t>
       </w:r>
     </w:p>
     <w:tbl>
@@ -25108,12 +25215,6 @@
         <w:gridCol w:w="1360"/>
       </w:tblGrid>
       <w:tr>
-        <w:tblPrEx>
-          <w:tblCellMar>
-            <w:top w:w="0pt" w:type="dxa"/>
-            <w:bottom w:w="0pt" w:type="dxa"/>
-          </w:tblCellMar>
-        </w:tblPrEx>
         <w:trPr>
           <w:jc w:val="center"/>
         </w:trPr>
@@ -25294,12 +25395,6 @@
         </w:tc>
       </w:tr>
       <w:tr>
-        <w:tblPrEx>
-          <w:tblCellMar>
-            <w:top w:w="0pt" w:type="dxa"/>
-            <w:bottom w:w="0pt" w:type="dxa"/>
-          </w:tblCellMar>
-        </w:tblPrEx>
         <w:trPr>
           <w:jc w:val="center"/>
         </w:trPr>
@@ -25470,12 +25565,6 @@
         </w:tc>
       </w:tr>
       <w:tr>
-        <w:tblPrEx>
-          <w:tblCellMar>
-            <w:top w:w="0pt" w:type="dxa"/>
-            <w:bottom w:w="0pt" w:type="dxa"/>
-          </w:tblCellMar>
-        </w:tblPrEx>
         <w:trPr>
           <w:jc w:val="center"/>
         </w:trPr>
@@ -25658,12 +25747,6 @@
         </w:tc>
       </w:tr>
       <w:tr>
-        <w:tblPrEx>
-          <w:tblCellMar>
-            <w:top w:w="0pt" w:type="dxa"/>
-            <w:bottom w:w="0pt" w:type="dxa"/>
-          </w:tblCellMar>
-        </w:tblPrEx>
         <w:trPr>
           <w:jc w:val="center"/>
         </w:trPr>
@@ -25842,12 +25925,6 @@
         </w:tc>
       </w:tr>
       <w:tr>
-        <w:tblPrEx>
-          <w:tblCellMar>
-            <w:top w:w="0pt" w:type="dxa"/>
-            <w:bottom w:w="0pt" w:type="dxa"/>
-          </w:tblCellMar>
-        </w:tblPrEx>
         <w:trPr>
           <w:jc w:val="center"/>
         </w:trPr>
@@ -26109,7 +26186,16 @@
           <w:kern w:val="0"/>
           <w:sz w:val="24"/>
         </w:rPr>
-        <w:t>零假设。另一观察是干扰压制（</w:t>
+        <w:t>零假设。另一观察是干扰</w:t>
+      </w:r>
+      <w:r>
+        <w:rPr>
+          <w:rFonts w:ascii="Times New Roman" w:eastAsia="宋体" w:hAnsi="Times New Roman" w:cs="宋体" w:hint="eastAsia"/>
+          <w:kern w:val="0"/>
+          <w:sz w:val="24"/>
+        </w:rPr>
+        <w:lastRenderedPageBreak/>
+        <w:t>压制（</w:t>
       </w:r>
       <w:r>
         <w:rPr>
@@ -26221,16 +26307,7 @@
           <w:kern w:val="0"/>
           <w:sz w:val="24"/>
         </w:rPr>
-        <w:t>，略微超过默认权重，提示在词袋环境</w:t>
-      </w:r>
-      <w:r>
-        <w:rPr>
-          <w:rFonts w:ascii="Times New Roman" w:eastAsia="宋体" w:hAnsi="Times New Roman" w:cs="宋体" w:hint="eastAsia"/>
-          <w:kern w:val="0"/>
-          <w:sz w:val="24"/>
-        </w:rPr>
-        <w:lastRenderedPageBreak/>
-        <w:t>下向量主导更有利。</w:t>
+        <w:t>，略微超过默认权重，提示在词袋环境下向量主导更有利。</w:t>
       </w:r>
     </w:p>
     <w:p>
@@ -26525,7 +26602,7 @@
       <w:pPr>
         <w:jc w:val="center"/>
         <w:rPr>
-          <w:rFonts w:ascii="Times New Roman" w:hAnsi="Times New Roman" w:eastAsia="宋体"/>
+          <w:rFonts w:ascii="Times New Roman" w:eastAsia="宋体" w:hAnsi="Times New Roman"/>
           <w:b/>
           <w:sz w:val="21"/>
           <w:szCs w:val="21"/>
@@ -26533,12 +26610,30 @@
       </w:pPr>
       <w:r>
         <w:rPr>
-          <w:rFonts w:ascii="Times New Roman" w:hAnsi="Times New Roman" w:eastAsia="宋体"/>
+          <w:rFonts w:ascii="Times New Roman" w:eastAsia="宋体" w:hAnsi="Times New Roman"/>
           <w:b/>
           <w:sz w:val="21"/>
           <w:szCs w:val="21"/>
         </w:rPr>
-        <w:t xml:space="preserve">表12 min_score 噪声研究</w:t>
+        <w:t>表</w:t>
+      </w:r>
+      <w:r>
+        <w:rPr>
+          <w:rFonts w:ascii="Times New Roman" w:eastAsia="宋体" w:hAnsi="Times New Roman"/>
+          <w:b/>
+          <w:sz w:val="21"/>
+          <w:szCs w:val="21"/>
+        </w:rPr>
+        <w:t xml:space="preserve">12 min_score </w:t>
+      </w:r>
+      <w:r>
+        <w:rPr>
+          <w:rFonts w:ascii="Times New Roman" w:eastAsia="宋体" w:hAnsi="Times New Roman"/>
+          <w:b/>
+          <w:sz w:val="21"/>
+          <w:szCs w:val="21"/>
+        </w:rPr>
+        <w:t>噪声研究</w:t>
       </w:r>
     </w:p>
     <w:tbl>
@@ -26555,12 +26650,6 @@
         <w:gridCol w:w="1502"/>
       </w:tblGrid>
       <w:tr>
-        <w:tblPrEx>
-          <w:tblCellMar>
-            <w:top w:w="0pt" w:type="dxa"/>
-            <w:bottom w:w="0pt" w:type="dxa"/>
-          </w:tblCellMar>
-        </w:tblPrEx>
         <w:trPr>
           <w:jc w:val="center"/>
         </w:trPr>
@@ -26716,12 +26805,6 @@
         </w:tc>
       </w:tr>
       <w:tr>
-        <w:tblPrEx>
-          <w:tblCellMar>
-            <w:top w:w="0pt" w:type="dxa"/>
-            <w:bottom w:w="0pt" w:type="dxa"/>
-          </w:tblCellMar>
-        </w:tblPrEx>
         <w:trPr>
           <w:jc w:val="center"/>
         </w:trPr>
@@ -26859,12 +26942,6 @@
         </w:tc>
       </w:tr>
       <w:tr>
-        <w:tblPrEx>
-          <w:tblCellMar>
-            <w:top w:w="0pt" w:type="dxa"/>
-            <w:bottom w:w="0pt" w:type="dxa"/>
-          </w:tblCellMar>
-        </w:tblPrEx>
         <w:trPr>
           <w:jc w:val="center"/>
         </w:trPr>
@@ -27002,12 +27079,6 @@
         </w:tc>
       </w:tr>
       <w:tr>
-        <w:tblPrEx>
-          <w:tblCellMar>
-            <w:top w:w="0pt" w:type="dxa"/>
-            <w:bottom w:w="0pt" w:type="dxa"/>
-          </w:tblCellMar>
-        </w:tblPrEx>
         <w:trPr>
           <w:jc w:val="center"/>
         </w:trPr>
@@ -27153,12 +27224,6 @@
         </w:tc>
       </w:tr>
       <w:tr>
-        <w:tblPrEx>
-          <w:tblCellMar>
-            <w:top w:w="0pt" w:type="dxa"/>
-            <w:bottom w:w="0pt" w:type="dxa"/>
-          </w:tblCellMar>
-        </w:tblPrEx>
         <w:trPr>
           <w:jc w:val="center"/>
         </w:trPr>
@@ -27451,7 +27516,7 @@
       <w:pPr>
         <w:jc w:val="center"/>
         <w:rPr>
-          <w:rFonts w:ascii="Times New Roman" w:hAnsi="Times New Roman" w:eastAsia="宋体"/>
+          <w:rFonts w:ascii="Times New Roman" w:eastAsia="宋体" w:hAnsi="Times New Roman"/>
           <w:b/>
           <w:sz w:val="21"/>
           <w:szCs w:val="21"/>
@@ -27459,17 +27524,35 @@
       </w:pPr>
       <w:r>
         <w:rPr>
-          <w:rFonts w:ascii="Times New Roman" w:hAnsi="Times New Roman" w:eastAsia="宋体"/>
+          <w:rFonts w:ascii="Times New Roman" w:eastAsia="宋体" w:hAnsi="Times New Roman"/>
           <w:b/>
           <w:sz w:val="21"/>
           <w:szCs w:val="21"/>
         </w:rPr>
-        <w:t xml:space="preserve">表13 遗忘保护线检查</w:t>
+        <w:t>表</w:t>
+      </w:r>
+      <w:r>
+        <w:rPr>
+          <w:rFonts w:ascii="Times New Roman" w:eastAsia="宋体" w:hAnsi="Times New Roman"/>
+          <w:b/>
+          <w:sz w:val="21"/>
+          <w:szCs w:val="21"/>
+        </w:rPr>
+        <w:t xml:space="preserve">13 </w:t>
+      </w:r>
+      <w:r>
+        <w:rPr>
+          <w:rFonts w:ascii="Times New Roman" w:eastAsia="宋体" w:hAnsi="Times New Roman"/>
+          <w:b/>
+          <w:sz w:val="21"/>
+          <w:szCs w:val="21"/>
+        </w:rPr>
+        <w:t>遗忘保护线检查</w:t>
       </w:r>
     </w:p>
     <w:tbl>
       <w:tblPr>
-        <w:tblW w:w="0pt" w:type="auto"/>
+        <w:tblW w:w="0pt" w:type="dxa"/>
         <w:jc w:val="center"/>
         <w:tblLayout w:type="fixed"/>
         <w:tblLook w:firstRow="0" w:lastRow="0" w:firstColumn="0" w:lastColumn="0" w:noHBand="0" w:noVBand="0"/>
@@ -27480,12 +27563,6 @@
         <w:gridCol w:w="878"/>
       </w:tblGrid>
       <w:tr>
-        <w:tblPrEx>
-          <w:tblCellMar>
-            <w:top w:w="0pt" w:type="dxa"/>
-            <w:bottom w:w="0pt" w:type="dxa"/>
-          </w:tblCellMar>
-        </w:tblPrEx>
         <w:trPr>
           <w:jc w:val="center"/>
         </w:trPr>
@@ -27596,12 +27673,6 @@
         </w:tc>
       </w:tr>
       <w:tr>
-        <w:tblPrEx>
-          <w:tblCellMar>
-            <w:top w:w="0pt" w:type="dxa"/>
-            <w:bottom w:w="0pt" w:type="dxa"/>
-          </w:tblCellMar>
-        </w:tblPrEx>
         <w:trPr>
           <w:jc w:val="center"/>
         </w:trPr>
@@ -27730,12 +27801,6 @@
         </w:tc>
       </w:tr>
       <w:tr>
-        <w:tblPrEx>
-          <w:tblCellMar>
-            <w:top w:w="0pt" w:type="dxa"/>
-            <w:bottom w:w="0pt" w:type="dxa"/>
-          </w:tblCellMar>
-        </w:tblPrEx>
         <w:trPr>
           <w:jc w:val="center"/>
         </w:trPr>
@@ -27864,12 +27929,6 @@
         </w:tc>
       </w:tr>
       <w:tr>
-        <w:tblPrEx>
-          <w:tblCellMar>
-            <w:top w:w="0pt" w:type="dxa"/>
-            <w:bottom w:w="0pt" w:type="dxa"/>
-          </w:tblCellMar>
-        </w:tblPrEx>
         <w:trPr>
           <w:jc w:val="center"/>
         </w:trPr>
@@ -27974,12 +28033,6 @@
         </w:tc>
       </w:tr>
       <w:tr>
-        <w:tblPrEx>
-          <w:tblCellMar>
-            <w:top w:w="0pt" w:type="dxa"/>
-            <w:bottom w:w="0pt" w:type="dxa"/>
-          </w:tblCellMar>
-        </w:tblPrEx>
         <w:trPr>
           <w:jc w:val="center"/>
         </w:trPr>
@@ -28012,6 +28065,7 @@
                 <w:kern w:val="0"/>
                 <w:sz w:val="24"/>
               </w:rPr>
+              <w:lastRenderedPageBreak/>
               <w:t>被删记忆查询命中</w:t>
             </w:r>
           </w:p>
@@ -28084,12 +28138,6 @@
         </w:tc>
       </w:tr>
       <w:tr>
-        <w:tblPrEx>
-          <w:tblCellMar>
-            <w:top w:w="0pt" w:type="dxa"/>
-            <w:bottom w:w="0pt" w:type="dxa"/>
-          </w:tblCellMar>
-        </w:tblPrEx>
         <w:trPr>
           <w:jc w:val="center"/>
         </w:trPr>
@@ -28194,12 +28242,6 @@
         </w:tc>
       </w:tr>
       <w:tr>
-        <w:tblPrEx>
-          <w:tblCellMar>
-            <w:top w:w="0pt" w:type="dxa"/>
-            <w:bottom w:w="0pt" w:type="dxa"/>
-          </w:tblCellMar>
-        </w:tblPrEx>
         <w:trPr>
           <w:jc w:val="center"/>
         </w:trPr>
@@ -28483,16 +28525,7 @@
           <w:kern w:val="0"/>
           <w:sz w:val="24"/>
         </w:rPr>
-        <w:t>）显著</w:t>
-      </w:r>
-      <w:r>
-        <w:rPr>
-          <w:rFonts w:ascii="Times New Roman" w:eastAsia="宋体" w:hAnsi="Times New Roman" w:cs="宋体" w:hint="eastAsia"/>
-          <w:kern w:val="0"/>
-          <w:sz w:val="24"/>
-        </w:rPr>
-        <w:lastRenderedPageBreak/>
-        <w:t>延长寿命”的模型语义。</w:t>
+        <w:t>）显著延长寿命”的模型语义。</w:t>
       </w:r>
     </w:p>
     <w:p>
@@ -28552,7 +28585,7 @@
       <w:pPr>
         <w:jc w:val="center"/>
         <w:rPr>
-          <w:rFonts w:ascii="Times New Roman" w:hAnsi="Times New Roman" w:eastAsia="宋体"/>
+          <w:rFonts w:ascii="Times New Roman" w:eastAsia="宋体" w:hAnsi="Times New Roman"/>
           <w:b/>
           <w:sz w:val="21"/>
           <w:szCs w:val="21"/>
@@ -28560,17 +28593,53 @@
       </w:pPr>
       <w:r>
         <w:rPr>
-          <w:rFonts w:ascii="Times New Roman" w:hAnsi="Times New Roman" w:eastAsia="宋体"/>
+          <w:rFonts w:ascii="Times New Roman" w:eastAsia="宋体" w:hAnsi="Times New Roman"/>
           <w:b/>
           <w:sz w:val="21"/>
           <w:szCs w:val="21"/>
         </w:rPr>
-        <w:t xml:space="preserve">表14 阶段亲和（G6）</w:t>
+        <w:t>表</w:t>
+      </w:r>
+      <w:r>
+        <w:rPr>
+          <w:rFonts w:ascii="Times New Roman" w:eastAsia="宋体" w:hAnsi="Times New Roman"/>
+          <w:b/>
+          <w:sz w:val="21"/>
+          <w:szCs w:val="21"/>
+        </w:rPr>
+        <w:t xml:space="preserve">14 </w:t>
+      </w:r>
+      <w:r>
+        <w:rPr>
+          <w:rFonts w:ascii="Times New Roman" w:eastAsia="宋体" w:hAnsi="Times New Roman"/>
+          <w:b/>
+          <w:sz w:val="21"/>
+          <w:szCs w:val="21"/>
+        </w:rPr>
+        <w:t>阶段亲和（</w:t>
+      </w:r>
+      <w:r>
+        <w:rPr>
+          <w:rFonts w:ascii="Times New Roman" w:eastAsia="宋体" w:hAnsi="Times New Roman"/>
+          <w:b/>
+          <w:sz w:val="21"/>
+          <w:szCs w:val="21"/>
+        </w:rPr>
+        <w:t>G6</w:t>
+      </w:r>
+      <w:r>
+        <w:rPr>
+          <w:rFonts w:ascii="Times New Roman" w:eastAsia="宋体" w:hAnsi="Times New Roman"/>
+          <w:b/>
+          <w:sz w:val="21"/>
+          <w:szCs w:val="21"/>
+        </w:rPr>
+        <w:t>）</w:t>
       </w:r>
     </w:p>
     <w:tbl>
       <w:tblPr>
-        <w:tblW w:w="0pt" w:type="auto"/>
+        <w:tblW w:w="0pt" w:type="dxa"/>
         <w:jc w:val="center"/>
         <w:tblLayout w:type="fixed"/>
         <w:tblLook w:firstRow="0" w:lastRow="0" w:firstColumn="0" w:lastColumn="0" w:noHBand="0" w:noVBand="0"/>
@@ -28581,12 +28650,6 @@
         <w:gridCol w:w="1480"/>
       </w:tblGrid>
       <w:tr>
-        <w:tblPrEx>
-          <w:tblCellMar>
-            <w:top w:w="0pt" w:type="dxa"/>
-            <w:bottom w:w="0pt" w:type="dxa"/>
-          </w:tblCellMar>
-        </w:tblPrEx>
         <w:trPr>
           <w:jc w:val="center"/>
         </w:trPr>
@@ -28718,12 +28781,6 @@
         </w:tc>
       </w:tr>
       <w:tr>
-        <w:tblPrEx>
-          <w:tblCellMar>
-            <w:top w:w="0pt" w:type="dxa"/>
-            <w:bottom w:w="0pt" w:type="dxa"/>
-          </w:tblCellMar>
-        </w:tblPrEx>
         <w:trPr>
           <w:jc w:val="center"/>
         </w:trPr>
@@ -28825,12 +28882,6 @@
         </w:tc>
       </w:tr>
       <w:tr>
-        <w:tblPrEx>
-          <w:tblCellMar>
-            <w:top w:w="0pt" w:type="dxa"/>
-            <w:bottom w:w="0pt" w:type="dxa"/>
-          </w:tblCellMar>
-        </w:tblPrEx>
         <w:trPr>
           <w:jc w:val="center"/>
         </w:trPr>
@@ -29371,7 +29422,7 @@
       <w:pPr>
         <w:jc w:val="center"/>
         <w:rPr>
-          <w:rFonts w:ascii="Times New Roman" w:hAnsi="Times New Roman" w:eastAsia="宋体"/>
+          <w:rFonts w:ascii="Times New Roman" w:eastAsia="宋体" w:hAnsi="Times New Roman"/>
           <w:b/>
           <w:sz w:val="21"/>
           <w:szCs w:val="21"/>
@@ -29379,12 +29430,48 @@
       </w:pPr>
       <w:r>
         <w:rPr>
-          <w:rFonts w:ascii="Times New Roman" w:hAnsi="Times New Roman" w:eastAsia="宋体"/>
+          <w:rFonts w:ascii="Times New Roman" w:eastAsia="宋体" w:hAnsi="Times New Roman"/>
           <w:b/>
           <w:sz w:val="21"/>
           <w:szCs w:val="21"/>
         </w:rPr>
-        <w:t xml:space="preserve">图8 min_score 噪声-召回取舍曲线</w:t>
+        <w:t>图</w:t>
+      </w:r>
+      <w:r>
+        <w:rPr>
+          <w:rFonts w:ascii="Times New Roman" w:eastAsia="宋体" w:hAnsi="Times New Roman"/>
+          <w:b/>
+          <w:sz w:val="21"/>
+          <w:szCs w:val="21"/>
+        </w:rPr>
+        <w:t xml:space="preserve">8 min_score </w:t>
+      </w:r>
+      <w:r>
+        <w:rPr>
+          <w:rFonts w:ascii="Times New Roman" w:eastAsia="宋体" w:hAnsi="Times New Roman"/>
+          <w:b/>
+          <w:sz w:val="21"/>
+          <w:szCs w:val="21"/>
+        </w:rPr>
+        <w:t>噪声</w:t>
+      </w:r>
+      <w:r>
+        <w:rPr>
+          <w:rFonts w:ascii="Times New Roman" w:eastAsia="宋体" w:hAnsi="Times New Roman"/>
+          <w:b/>
+          <w:sz w:val="21"/>
+          <w:szCs w:val="21"/>
+        </w:rPr>
+        <w:t>-</w:t>
+      </w:r>
+      <w:r>
+        <w:rPr>
+          <w:rFonts w:ascii="Times New Roman" w:eastAsia="宋体" w:hAnsi="Times New Roman"/>
+          <w:b/>
+          <w:sz w:val="21"/>
+          <w:szCs w:val="21"/>
+        </w:rPr>
+        <w:t>召回取舍曲线</w:t>
       </w:r>
     </w:p>
     <w:p>
@@ -29538,7 +29625,7 @@
       <w:pPr>
         <w:jc w:val="center"/>
         <w:rPr>
-          <w:rFonts w:ascii="Times New Roman" w:hAnsi="Times New Roman" w:eastAsia="宋体"/>
+          <w:rFonts w:ascii="Times New Roman" w:eastAsia="宋体" w:hAnsi="Times New Roman"/>
           <w:b/>
           <w:sz w:val="21"/>
           <w:szCs w:val="21"/>
@@ -29546,17 +29633,35 @@
       </w:pPr>
       <w:r>
         <w:rPr>
-          <w:rFonts w:ascii="Times New Roman" w:hAnsi="Times New Roman" w:eastAsia="宋体"/>
+          <w:rFonts w:ascii="Times New Roman" w:eastAsia="宋体" w:hAnsi="Times New Roman"/>
           <w:b/>
           <w:sz w:val="21"/>
           <w:szCs w:val="21"/>
         </w:rPr>
-        <w:t xml:space="preserve">表15 DeepSeek 真实模型验证</w:t>
+        <w:t>表</w:t>
+      </w:r>
+      <w:r>
+        <w:rPr>
+          <w:rFonts w:ascii="Times New Roman" w:eastAsia="宋体" w:hAnsi="Times New Roman"/>
+          <w:b/>
+          <w:sz w:val="21"/>
+          <w:szCs w:val="21"/>
+        </w:rPr>
+        <w:t xml:space="preserve">15 DeepSeek </w:t>
+      </w:r>
+      <w:r>
+        <w:rPr>
+          <w:rFonts w:ascii="Times New Roman" w:eastAsia="宋体" w:hAnsi="Times New Roman"/>
+          <w:b/>
+          <w:sz w:val="21"/>
+          <w:szCs w:val="21"/>
+        </w:rPr>
+        <w:t>真实模型验证</w:t>
       </w:r>
     </w:p>
     <w:tbl>
       <w:tblPr>
-        <w:tblW w:w="0pt" w:type="auto"/>
+        <w:tblW w:w="0pt" w:type="dxa"/>
         <w:jc w:val="center"/>
         <w:tblLayout w:type="fixed"/>
         <w:tblLook w:firstRow="0" w:lastRow="0" w:firstColumn="0" w:lastColumn="0" w:noHBand="0" w:noVBand="0"/>
@@ -29566,12 +29671,6 @@
         <w:gridCol w:w="5256"/>
       </w:tblGrid>
       <w:tr>
-        <w:tblPrEx>
-          <w:tblCellMar>
-            <w:top w:w="0pt" w:type="dxa"/>
-            <w:bottom w:w="0pt" w:type="dxa"/>
-          </w:tblCellMar>
-        </w:tblPrEx>
         <w:trPr>
           <w:jc w:val="center"/>
         </w:trPr>
@@ -29647,12 +29746,6 @@
         </w:tc>
       </w:tr>
       <w:tr>
-        <w:tblPrEx>
-          <w:tblCellMar>
-            <w:top w:w="0pt" w:type="dxa"/>
-            <w:bottom w:w="0pt" w:type="dxa"/>
-          </w:tblCellMar>
-        </w:tblPrEx>
         <w:trPr>
           <w:jc w:val="center"/>
         </w:trPr>
@@ -29786,12 +29879,6 @@
         </w:tc>
       </w:tr>
       <w:tr>
-        <w:tblPrEx>
-          <w:tblCellMar>
-            <w:top w:w="0pt" w:type="dxa"/>
-            <w:bottom w:w="0pt" w:type="dxa"/>
-          </w:tblCellMar>
-        </w:tblPrEx>
         <w:trPr>
           <w:jc w:val="center"/>
         </w:trPr>
@@ -29909,12 +29996,6 @@
         </w:tc>
       </w:tr>
       <w:tr>
-        <w:tblPrEx>
-          <w:tblCellMar>
-            <w:top w:w="0pt" w:type="dxa"/>
-            <w:bottom w:w="0pt" w:type="dxa"/>
-          </w:tblCellMar>
-        </w:tblPrEx>
         <w:trPr>
           <w:jc w:val="center"/>
         </w:trPr>
@@ -30000,12 +30081,6 @@
         </w:tc>
       </w:tr>
       <w:tr>
-        <w:tblPrEx>
-          <w:tblCellMar>
-            <w:top w:w="0pt" w:type="dxa"/>
-            <w:bottom w:w="0pt" w:type="dxa"/>
-          </w:tblCellMar>
-        </w:tblPrEx>
         <w:trPr>
           <w:jc w:val="center"/>
         </w:trPr>
@@ -30091,12 +30166,6 @@
         </w:tc>
       </w:tr>
       <w:tr>
-        <w:tblPrEx>
-          <w:tblCellMar>
-            <w:top w:w="0pt" w:type="dxa"/>
-            <w:bottom w:w="0pt" w:type="dxa"/>
-          </w:tblCellMar>
-        </w:tblPrEx>
         <w:trPr>
           <w:jc w:val="center"/>
         </w:trPr>
@@ -30198,12 +30267,6 @@
         </w:tc>
       </w:tr>
       <w:tr>
-        <w:tblPrEx>
-          <w:tblCellMar>
-            <w:top w:w="0pt" w:type="dxa"/>
-            <w:bottom w:w="0pt" w:type="dxa"/>
-          </w:tblCellMar>
-        </w:tblPrEx>
         <w:trPr>
           <w:jc w:val="center"/>
         </w:trPr>
@@ -30446,7 +30509,7 @@
           <w:kern w:val="0"/>
           <w:sz w:val="24"/>
         </w:rPr>
-        <w:t>项验证全部通过的意义不在“数量多”，而在链路每一环都独立可用：抽取能产出结构化候选，抽象不产生指令残留，进化能写库，最终规划输出把装载</w:t>
+        <w:t>项验证全部通过的意义不在“数量多”，而在链路每一环都独立可用：抽</w:t>
       </w:r>
       <w:r>
         <w:rPr>
@@ -30455,7 +30518,7 @@
           <w:sz w:val="24"/>
         </w:rPr>
         <w:lastRenderedPageBreak/>
-        <w:t>记忆内化成了可读的战术考虑（“东侧唯一装甲通行方向”“先遣侦察防伏击”）。引用率</w:t>
+        <w:t>取能产出结构化候选，抽象不产生指令残留，进化能写库，最终规划输出把装载记忆内化成了可读的战术考虑（“东侧唯一装甲通行方向”“先遣侦察防伏击”）。引用率</w:t>
       </w:r>
       <w:r>
         <w:rPr>
@@ -30652,7 +30715,7 @@
       <w:pPr>
         <w:jc w:val="center"/>
         <w:rPr>
-          <w:rFonts w:ascii="Times New Roman" w:hAnsi="Times New Roman" w:eastAsia="宋体"/>
+          <w:rFonts w:ascii="Times New Roman" w:eastAsia="宋体" w:hAnsi="Times New Roman"/>
           <w:b/>
           <w:sz w:val="21"/>
           <w:szCs w:val="21"/>
@@ -30660,12 +30723,30 @@
       </w:pPr>
       <w:r>
         <w:rPr>
-          <w:rFonts w:ascii="Times New Roman" w:hAnsi="Times New Roman" w:eastAsia="宋体"/>
+          <w:rFonts w:ascii="Times New Roman" w:eastAsia="宋体" w:hAnsi="Times New Roman"/>
           <w:b/>
           <w:sz w:val="21"/>
           <w:szCs w:val="21"/>
         </w:rPr>
-        <w:t xml:space="preserve">图9 DeepSeek 规划输出引用记忆</w:t>
+        <w:t>图</w:t>
+      </w:r>
+      <w:r>
+        <w:rPr>
+          <w:rFonts w:ascii="Times New Roman" w:eastAsia="宋体" w:hAnsi="Times New Roman"/>
+          <w:b/>
+          <w:sz w:val="21"/>
+          <w:szCs w:val="21"/>
+        </w:rPr>
+        <w:t xml:space="preserve">9 DeepSeek </w:t>
+      </w:r>
+      <w:r>
+        <w:rPr>
+          <w:rFonts w:ascii="Times New Roman" w:eastAsia="宋体" w:hAnsi="Times New Roman"/>
+          <w:b/>
+          <w:sz w:val="21"/>
+          <w:szCs w:val="21"/>
+        </w:rPr>
+        <w:t>规划输出引用记忆</w:t>
       </w:r>
     </w:p>
     <w:p>
@@ -30709,7 +30790,7 @@
       <w:pPr>
         <w:jc w:val="center"/>
         <w:rPr>
-          <w:rFonts w:ascii="Times New Roman" w:hAnsi="Times New Roman" w:eastAsia="宋体"/>
+          <w:rFonts w:ascii="Times New Roman" w:eastAsia="宋体" w:hAnsi="Times New Roman"/>
           <w:b/>
           <w:sz w:val="21"/>
           <w:szCs w:val="21"/>
@@ -30717,17 +30798,35 @@
       </w:pPr>
       <w:r>
         <w:rPr>
-          <w:rFonts w:ascii="Times New Roman" w:hAnsi="Times New Roman" w:eastAsia="宋体"/>
+          <w:rFonts w:ascii="Times New Roman" w:eastAsia="宋体" w:hAnsi="Times New Roman"/>
           <w:b/>
           <w:sz w:val="21"/>
           <w:szCs w:val="21"/>
         </w:rPr>
-        <w:t xml:space="preserve">表16 结果小结</w:t>
+        <w:t>表</w:t>
+      </w:r>
+      <w:r>
+        <w:rPr>
+          <w:rFonts w:ascii="Times New Roman" w:eastAsia="宋体" w:hAnsi="Times New Roman"/>
+          <w:b/>
+          <w:sz w:val="21"/>
+          <w:szCs w:val="21"/>
+        </w:rPr>
+        <w:t xml:space="preserve">16 </w:t>
+      </w:r>
+      <w:r>
+        <w:rPr>
+          <w:rFonts w:ascii="Times New Roman" w:eastAsia="宋体" w:hAnsi="Times New Roman"/>
+          <w:b/>
+          <w:sz w:val="21"/>
+          <w:szCs w:val="21"/>
+        </w:rPr>
+        <w:t>结果小结</w:t>
       </w:r>
     </w:p>
     <w:tbl>
       <w:tblPr>
-        <w:tblW w:w="0pt" w:type="auto"/>
+        <w:tblW w:w="0pt" w:type="dxa"/>
         <w:jc w:val="center"/>
         <w:tblLayout w:type="fixed"/>
         <w:tblLook w:firstRow="0" w:lastRow="0" w:firstColumn="0" w:lastColumn="0" w:noHBand="0" w:noVBand="0"/>
@@ -30738,12 +30837,6 @@
         <w:gridCol w:w="3120"/>
       </w:tblGrid>
       <w:tr>
-        <w:tblPrEx>
-          <w:tblCellMar>
-            <w:top w:w="0pt" w:type="dxa"/>
-            <w:bottom w:w="0pt" w:type="dxa"/>
-          </w:tblCellMar>
-        </w:tblPrEx>
         <w:trPr>
           <w:jc w:val="center"/>
         </w:trPr>
@@ -30851,12 +30944,6 @@
         </w:tc>
       </w:tr>
       <w:tr>
-        <w:tblPrEx>
-          <w:tblCellMar>
-            <w:top w:w="0pt" w:type="dxa"/>
-            <w:bottom w:w="0pt" w:type="dxa"/>
-          </w:tblCellMar>
-        </w:tblPrEx>
         <w:trPr>
           <w:jc w:val="center"/>
         </w:trPr>
@@ -30982,12 +31069,6 @@
         </w:tc>
       </w:tr>
       <w:tr>
-        <w:tblPrEx>
-          <w:tblCellMar>
-            <w:top w:w="0pt" w:type="dxa"/>
-            <w:bottom w:w="0pt" w:type="dxa"/>
-          </w:tblCellMar>
-        </w:tblPrEx>
         <w:trPr>
           <w:jc w:val="center"/>
         </w:trPr>
@@ -31113,12 +31194,6 @@
         </w:tc>
       </w:tr>
       <w:tr>
-        <w:tblPrEx>
-          <w:tblCellMar>
-            <w:top w:w="0pt" w:type="dxa"/>
-            <w:bottom w:w="0pt" w:type="dxa"/>
-          </w:tblCellMar>
-        </w:tblPrEx>
         <w:trPr>
           <w:jc w:val="center"/>
         </w:trPr>
@@ -31220,12 +31295,6 @@
         </w:tc>
       </w:tr>
       <w:tr>
-        <w:tblPrEx>
-          <w:tblCellMar>
-            <w:top w:w="0pt" w:type="dxa"/>
-            <w:bottom w:w="0pt" w:type="dxa"/>
-          </w:tblCellMar>
-        </w:tblPrEx>
         <w:trPr>
           <w:jc w:val="center"/>
         </w:trPr>
@@ -31343,12 +31412,6 @@
         </w:tc>
       </w:tr>
       <w:tr>
-        <w:tblPrEx>
-          <w:tblCellMar>
-            <w:top w:w="0pt" w:type="dxa"/>
-            <w:bottom w:w="0pt" w:type="dxa"/>
-          </w:tblCellMar>
-        </w:tblPrEx>
         <w:trPr>
           <w:jc w:val="center"/>
         </w:trPr>
@@ -31477,6 +31540,7 @@
           <w:kern w:val="0"/>
           <w:sz w:val="24"/>
         </w:rPr>
+        <w:lastRenderedPageBreak/>
         <w:t>综合来看，证据强度并不均匀：</w:t>
       </w:r>
       <w:r>
@@ -31573,16 +31637,7 @@
           <w:kern w:val="0"/>
           <w:sz w:val="24"/>
         </w:rPr>
-        <w:t>得到示范</w:t>
-      </w:r>
-      <w:r>
-        <w:rPr>
-          <w:rFonts w:ascii="Times New Roman" w:eastAsia="宋体" w:hAnsi="Times New Roman" w:cs="宋体" w:hint="eastAsia"/>
-          <w:kern w:val="0"/>
-          <w:sz w:val="24"/>
-        </w:rPr>
-        <w:lastRenderedPageBreak/>
-        <w:t>性证据。需要强调，这里的“稳定”仍限定在当前检索口径内。证据可迁移性的讨论见</w:t>
+        <w:t>得到示范性证据。需要强调，这里的“稳定”仍限定在当前检索口径内。证据可迁移性的讨论见</w:t>
       </w:r>
       <w:r>
         <w:rPr>
@@ -32397,50 +32452,58 @@
           <w:kern w:val="0"/>
           <w:sz w:val="24"/>
         </w:rPr>
+        <w:t>•</w:t>
+      </w:r>
+      <w:r>
+        <w:rPr>
+          <w:rFonts w:ascii="Times New Roman" w:eastAsia="宋体" w:hAnsi="Times New Roman" w:cs="宋体"/>
+          <w:kern w:val="0"/>
+          <w:sz w:val="24"/>
+        </w:rPr>
+        <w:tab/>
+      </w:r>
+      <w:r>
+        <w:rPr>
+          <w:rFonts w:ascii="Times New Roman" w:eastAsia="宋体" w:hAnsi="Times New Roman" w:cs="宋体" w:hint="eastAsia"/>
+          <w:b/>
+          <w:bCs/>
+          <w:kern w:val="0"/>
+          <w:sz w:val="24"/>
+        </w:rPr>
+        <w:t>内部效度</w:t>
+      </w:r>
+      <w:r>
+        <w:rPr>
+          <w:rFonts w:ascii="Times New Roman" w:eastAsia="宋体" w:hAnsi="Times New Roman" w:cs="宋体" w:hint="eastAsia"/>
+          <w:kern w:val="0"/>
+          <w:sz w:val="24"/>
+        </w:rPr>
+        <w:t>：对照组采用依赖注入，且每组独立</w:t>
+      </w:r>
+      <w:r>
+        <w:rPr>
+          <w:rFonts w:ascii="Times New Roman" w:eastAsia="宋体" w:hAnsi="Times New Roman" w:cs="宋体"/>
+          <w:kern w:val="0"/>
+          <w:sz w:val="24"/>
+        </w:rPr>
+        <w:t>controller</w:t>
+      </w:r>
+      <w:r>
+        <w:rPr>
+          <w:rFonts w:ascii="Times New Roman" w:eastAsia="宋体" w:hAnsi="Times New Roman" w:cs="宋体" w:hint="eastAsia"/>
+          <w:kern w:val="0"/>
+          <w:sz w:val="24"/>
+        </w:rPr>
+        <w:t>，跨组污染风险低；</w:t>
+      </w:r>
+      <w:r>
+        <w:rPr>
+          <w:rFonts w:ascii="Times New Roman" w:eastAsia="宋体" w:hAnsi="Times New Roman" w:cs="宋体" w:hint="eastAsia"/>
+          <w:kern w:val="0"/>
+          <w:sz w:val="24"/>
+        </w:rPr>
         <w:lastRenderedPageBreak/>
-        <w:t>•</w:t>
-      </w:r>
-      <w:r>
-        <w:rPr>
-          <w:rFonts w:ascii="Times New Roman" w:eastAsia="宋体" w:hAnsi="Times New Roman" w:cs="宋体"/>
-          <w:kern w:val="0"/>
-          <w:sz w:val="24"/>
-        </w:rPr>
-        <w:tab/>
-      </w:r>
-      <w:r>
-        <w:rPr>
-          <w:rFonts w:ascii="Times New Roman" w:eastAsia="宋体" w:hAnsi="Times New Roman" w:cs="宋体" w:hint="eastAsia"/>
-          <w:b/>
-          <w:bCs/>
-          <w:kern w:val="0"/>
-          <w:sz w:val="24"/>
-        </w:rPr>
-        <w:t>内部效度</w:t>
-      </w:r>
-      <w:r>
-        <w:rPr>
-          <w:rFonts w:ascii="Times New Roman" w:eastAsia="宋体" w:hAnsi="Times New Roman" w:cs="宋体" w:hint="eastAsia"/>
-          <w:kern w:val="0"/>
-          <w:sz w:val="24"/>
-        </w:rPr>
-        <w:t>：对照组采用依赖注入，且每组独立</w:t>
-      </w:r>
-      <w:r>
-        <w:rPr>
-          <w:rFonts w:ascii="Times New Roman" w:eastAsia="宋体" w:hAnsi="Times New Roman" w:cs="宋体"/>
-          <w:kern w:val="0"/>
-          <w:sz w:val="24"/>
-        </w:rPr>
-        <w:t>controller</w:t>
-      </w:r>
-      <w:r>
-        <w:rPr>
-          <w:rFonts w:ascii="Times New Roman" w:eastAsia="宋体" w:hAnsi="Times New Roman" w:cs="宋体" w:hint="eastAsia"/>
-          <w:kern w:val="0"/>
-          <w:sz w:val="24"/>
-        </w:rPr>
-        <w:t>，跨组污染风险低；但“</w:t>
+        <w:t>但“</w:t>
       </w:r>
       <w:r>
         <w:rPr>
@@ -32983,7 +33046,7 @@
       </w:r>
       <w:r>
         <w:rPr>
-          <w:rFonts w:ascii="Times New Roman" w:eastAsia="黑体" w:hAnsi="Times New Roman" w:cs="黑体"/>
+          <w:rFonts w:ascii="Times New Roman" w:eastAsia="黑体" w:hAnsi="Times New Roman" w:cs="黑体" w:hint="eastAsia"/>
           <w:b/>
           <w:bCs/>
           <w:kern w:val="0"/>
@@ -32991,7 +33054,18 @@
           <w:szCs w:val="32"/>
         </w:rPr>
         <w:lastRenderedPageBreak/>
-        <w:t xml:space="preserve">8 </w:t>
+        <w:t>7</w:t>
+      </w:r>
+      <w:r>
+        <w:rPr>
+          <w:rFonts w:ascii="Times New Roman" w:eastAsia="黑体" w:hAnsi="Times New Roman" w:cs="黑体"/>
+          <w:b/>
+          <w:bCs/>
+          <w:kern w:val="0"/>
+          <w:sz w:val="32"/>
+          <w:szCs w:val="32"/>
+        </w:rPr>
+        <w:t xml:space="preserve"> </w:t>
       </w:r>
       <w:r>
         <w:rPr>
@@ -33639,13 +33713,57 @@
     <w:lsdException w:name="HTML Sample" w:semiHidden="1" w:unhideWhenUsed="1"/>
     <w:lsdException w:name="HTML Typewriter" w:semiHidden="1" w:unhideWhenUsed="1"/>
     <w:lsdException w:name="HTML Variable" w:semiHidden="1" w:unhideWhenUsed="1"/>
+    <w:lsdException w:name="Normal Table" w:semiHidden="1" w:unhideWhenUsed="1"/>
     <w:lsdException w:name="annotation subject" w:semiHidden="1" w:unhideWhenUsed="1"/>
     <w:lsdException w:name="No List" w:semiHidden="1" w:unhideWhenUsed="1"/>
     <w:lsdException w:name="Outline List 1" w:semiHidden="1" w:unhideWhenUsed="1"/>
     <w:lsdException w:name="Outline List 2" w:semiHidden="1" w:unhideWhenUsed="1"/>
     <w:lsdException w:name="Outline List 3" w:semiHidden="1" w:unhideWhenUsed="1"/>
+    <w:lsdException w:name="Table Simple 1" w:semiHidden="1" w:unhideWhenUsed="1"/>
+    <w:lsdException w:name="Table Simple 2" w:semiHidden="1" w:unhideWhenUsed="1"/>
+    <w:lsdException w:name="Table Simple 3" w:semiHidden="1" w:unhideWhenUsed="1"/>
+    <w:lsdException w:name="Table Classic 1" w:semiHidden="1" w:unhideWhenUsed="1"/>
+    <w:lsdException w:name="Table Classic 2" w:semiHidden="1" w:unhideWhenUsed="1"/>
+    <w:lsdException w:name="Table Classic 3" w:semiHidden="1" w:unhideWhenUsed="1"/>
+    <w:lsdException w:name="Table Classic 4" w:semiHidden="1" w:unhideWhenUsed="1"/>
+    <w:lsdException w:name="Table Colorful 1" w:semiHidden="1" w:unhideWhenUsed="1"/>
+    <w:lsdException w:name="Table Colorful 2" w:semiHidden="1" w:unhideWhenUsed="1"/>
+    <w:lsdException w:name="Table Colorful 3" w:semiHidden="1" w:unhideWhenUsed="1"/>
+    <w:lsdException w:name="Table Columns 1" w:semiHidden="1" w:unhideWhenUsed="1"/>
+    <w:lsdException w:name="Table Columns 2" w:semiHidden="1" w:unhideWhenUsed="1"/>
+    <w:lsdException w:name="Table Columns 3" w:semiHidden="1" w:unhideWhenUsed="1"/>
+    <w:lsdException w:name="Table Columns 4" w:semiHidden="1" w:unhideWhenUsed="1"/>
+    <w:lsdException w:name="Table Columns 5" w:semiHidden="1" w:unhideWhenUsed="1"/>
+    <w:lsdException w:name="Table Grid 1" w:semiHidden="1" w:unhideWhenUsed="1"/>
+    <w:lsdException w:name="Table Grid 2" w:semiHidden="1" w:unhideWhenUsed="1"/>
+    <w:lsdException w:name="Table Grid 3" w:semiHidden="1" w:unhideWhenUsed="1"/>
+    <w:lsdException w:name="Table Grid 4" w:semiHidden="1" w:unhideWhenUsed="1"/>
+    <w:lsdException w:name="Table Grid 5" w:semiHidden="1" w:unhideWhenUsed="1"/>
+    <w:lsdException w:name="Table Grid 6" w:semiHidden="1" w:unhideWhenUsed="1"/>
+    <w:lsdException w:name="Table Grid 7" w:semiHidden="1" w:unhideWhenUsed="1"/>
+    <w:lsdException w:name="Table Grid 8" w:semiHidden="1" w:unhideWhenUsed="1"/>
+    <w:lsdException w:name="Table List 1" w:semiHidden="1" w:unhideWhenUsed="1"/>
+    <w:lsdException w:name="Table List 2" w:semiHidden="1" w:unhideWhenUsed="1"/>
+    <w:lsdException w:name="Table List 3" w:semiHidden="1" w:unhideWhenUsed="1"/>
+    <w:lsdException w:name="Table List 4" w:semiHidden="1" w:unhideWhenUsed="1"/>
+    <w:lsdException w:name="Table List 5" w:semiHidden="1" w:unhideWhenUsed="1"/>
+    <w:lsdException w:name="Table List 6" w:semiHidden="1" w:unhideWhenUsed="1"/>
+    <w:lsdException w:name="Table List 7" w:semiHidden="1" w:unhideWhenUsed="1"/>
+    <w:lsdException w:name="Table List 8" w:semiHidden="1" w:unhideWhenUsed="1"/>
+    <w:lsdException w:name="Table 3D effects 1" w:semiHidden="1" w:unhideWhenUsed="1"/>
+    <w:lsdException w:name="Table 3D effects 2" w:semiHidden="1" w:unhideWhenUsed="1"/>
+    <w:lsdException w:name="Table 3D effects 3" w:semiHidden="1" w:unhideWhenUsed="1"/>
+    <w:lsdException w:name="Table Contemporary" w:semiHidden="1" w:unhideWhenUsed="1"/>
+    <w:lsdException w:name="Table Elegant" w:semiHidden="1" w:unhideWhenUsed="1"/>
+    <w:lsdException w:name="Table Professional" w:semiHidden="1" w:unhideWhenUsed="1"/>
+    <w:lsdException w:name="Table Subtle 1" w:semiHidden="1" w:unhideWhenUsed="1"/>
+    <w:lsdException w:name="Table Subtle 2" w:semiHidden="1" w:unhideWhenUsed="1"/>
+    <w:lsdException w:name="Table Web 1" w:semiHidden="1" w:unhideWhenUsed="1"/>
+    <w:lsdException w:name="Table Web 2" w:semiHidden="1" w:unhideWhenUsed="1"/>
+    <w:lsdException w:name="Table Web 3" w:semiHidden="1" w:unhideWhenUsed="1"/>
     <w:lsdException w:name="Balloon Text" w:semiHidden="1" w:unhideWhenUsed="1"/>
     <w:lsdException w:name="Table Grid" w:uiPriority="39"/>
+    <w:lsdException w:name="Table Theme" w:semiHidden="1" w:unhideWhenUsed="1"/>
     <w:lsdException w:name="Placeholder Text" w:semiHidden="1"/>
     <w:lsdException w:name="No Spacing" w:uiPriority="1" w:qFormat="1"/>
     <w:lsdException w:name="Light Shading" w:uiPriority="60"/>
